--- a/downloads/teacher/ai-5-week-07.docx
+++ b/downloads/teacher/ai-5-week-07.docx
@@ -2239,6 +2239,396 @@
         <w:t>For your Image-pattern Network Investigation, save the input, procedure, observed result and limitation of this check. Label this worked example as practice; use a different, previously unreviewed case when checking independent understanding.</w:t>
       </w:r>
     </w:p>
+    <w:p>
+      <w:pPr>
+        <w:pStyle w:val="Heading1"/>
+      </w:pPr>
+      <w:r>
+        <w:t>07. Prepare, teach and assess</w:t>
+      </w:r>
+    </w:p>
+    <w:p>
+      <w:r>
+        <w:t>Teaching target: Distinguish architectural choices from parameter values</w:t>
+      </w:r>
+    </w:p>
+    <w:p>
+      <w:r>
+        <w:t>Prepare the labelled worked-case picture, the matching workbook, fictional input cards and a place for individual responses. Check a local Python 3 environment before class; have a paper-trace version ready.</w:t>
+      </w:r>
+    </w:p>
+    <w:tbl>
+      <w:tblPr>
+        <w:tblStyle w:val="LightShading-Accent1"/>
+        <w:tblW w:type="auto" w:w="0"/>
+        <w:tblLook w:firstColumn="1" w:firstRow="1" w:lastColumn="0" w:lastRow="0" w:noHBand="0" w:noVBand="1" w:val="04A0"/>
+      </w:tblPr>
+      <w:tblGrid>
+        <w:gridCol w:w="3408"/>
+        <w:gridCol w:w="3408"/>
+        <w:gridCol w:w="3408"/>
+      </w:tblGrid>
+      <w:tr>
+        <w:trPr>
+          <w:tblHeader/>
+        </w:trPr>
+        <w:tc>
+          <w:tcPr>
+            <w:tcW w:type="dxa" w:w="3408"/>
+          </w:tcPr>
+          <w:p>
+            <w:r>
+              <w:t>Session</w:t>
+            </w:r>
+          </w:p>
+        </w:tc>
+        <w:tc>
+          <w:tcPr>
+            <w:tcW w:type="dxa" w:w="3408"/>
+          </w:tcPr>
+          <w:p>
+            <w:r>
+              <w:t>Plan</w:t>
+            </w:r>
+          </w:p>
+        </w:tc>
+        <w:tc>
+          <w:tcPr>
+            <w:tcW w:type="dxa" w:w="3408"/>
+          </w:tcPr>
+          <w:p>
+            <w:r>
+              <w:t>Resources</w:t>
+            </w:r>
+          </w:p>
+        </w:tc>
+      </w:tr>
+      <w:tr>
+        <w:tc>
+          <w:tcPr>
+            <w:tcW w:type="dxa" w:w="3408"/>
+          </w:tcPr>
+          <w:p>
+            <w:r>
+              <w:t>Session 1 · Understand · 45 min</w:t>
+            </w:r>
+          </w:p>
+        </w:tc>
+        <w:tc>
+          <w:tcPr>
+            <w:tcW w:type="dxa" w:w="3408"/>
+          </w:tcPr>
+          <w:p>
+            <w:r>
+              <w:t>0–7: recall and prerequisite; 7–15: inspect the concrete case and predict; 15–30: teacher models the worked trace; 30–40: learners explain a step using the text and visual; 40–45: check the core idea.</w:t>
+            </w:r>
+          </w:p>
+        </w:tc>
+        <w:tc>
+          <w:tcPr>
+            <w:tcW w:type="dxa" w:w="3408"/>
+          </w:tcPr>
+          <w:p>
+            <w:r>
+              <w:t>Sections 1–6; record the brief recall in the workbook.</w:t>
+            </w:r>
+          </w:p>
+        </w:tc>
+      </w:tr>
+      <w:tr>
+        <w:tc>
+          <w:tcPr>
+            <w:tcW w:type="dxa" w:w="3408"/>
+          </w:tcPr>
+          <w:p>
+            <w:r>
+              <w:t>Session 2 · Practise · 45 min</w:t>
+            </w:r>
+          </w:p>
+        </w:tc>
+        <w:tc>
+          <w:tcPr>
+            <w:tcW w:type="dxa" w:w="3408"/>
+          </w:tcPr>
+          <w:p>
+            <w:r>
+              <w:t>0–5: retrieve the procedure; 5–15: W2 completion practice; 15–23: explain and check with a partner; 23–30: each learner answers the misconception check; 30–40: targeted reteaching or a harder variation; 40–45: prepare the investigation.</w:t>
+            </w:r>
+          </w:p>
+        </w:tc>
+        <w:tc>
+          <w:tcPr>
+            <w:tcW w:type="dxa" w:w="3408"/>
+          </w:tcPr>
+          <w:p>
+            <w:r>
+              <w:t>Sections 7–10; use the matching workbook W2 and misconception check.</w:t>
+            </w:r>
+          </w:p>
+        </w:tc>
+      </w:tr>
+      <w:tr>
+        <w:tc>
+          <w:tcPr>
+            <w:tcW w:type="dxa" w:w="3408"/>
+          </w:tcPr>
+          <w:p>
+            <w:r>
+              <w:t>Session 3 · Investigate and transfer · 45 min</w:t>
+            </w:r>
+          </w:p>
+        </w:tc>
+        <w:tc>
+          <w:tcPr>
+            <w:tcW w:type="dxa" w:w="3408"/>
+          </w:tcPr>
+          <w:p>
+            <w:r>
+              <w:t>0–5: retrieve the decision rule; 5–20: investigate or trace; 20–30: start the independent case; 30–38: connect the project; 38–43: act on feedback; 43–45: plan the return check.</w:t>
+            </w:r>
+          </w:p>
+        </w:tc>
+        <w:tc>
+          <w:tcPr>
+            <w:tcW w:type="dxa" w:w="3408"/>
+          </w:tcPr>
+          <w:p>
+            <w:r>
+              <w:t>Sections 9 and 11–14. Give extra time to finish the full task set; use Section 15 when the week includes a coding lab.</w:t>
+            </w:r>
+          </w:p>
+        </w:tc>
+      </w:tr>
+    </w:tbl>
+    <w:p>
+      <w:r>
+        <w:t>Before class, solve the supported practice: Classify hidden activation 0.7, weight -2, hidden width 3 and learning rate 0.1 as computed value, parameter, architecture choice or training setting.</w:t>
+      </w:r>
+    </w:p>
+    <w:p>
+      <w:r>
+        <w:t>Reasoned practice answer: Teacher explanation: Activation 0.7 is computed; weight -2 is a parameter; width 3 is an architecture choice; learning rate 0.1 is a training setting.</w:t>
+      </w:r>
+    </w:p>
+    <w:p>
+      <w:r>
+        <w:t>Check every learner before discussion: Use the worked case for Parameters and architecture. Proposed explanation: “Count one bias per input”. Decide whether this explanation is supported. Point to the step or supplied fact that decides; explain your repair if needed.</w:t>
+      </w:r>
+    </w:p>
+    <w:p>
+      <w:r>
+        <w:t>Misconception repair: Here each output unit has its own bias. A layer with m outputs has m biases.</w:t>
+      </w:r>
+    </w:p>
+    <w:p>
+      <w:r>
+        <w:t>Support: read the exact case aloud, enlarge the labelled picture, supply input cards and model only the first deciding step. Accept a spoken explanation or drawing; retain the reasoning goal.</w:t>
+      </w:r>
+    </w:p>
+    <w:p>
+      <w:r>
+        <w:t>Extension: Increase hidden width from 3 to4. Require a prediction and a reason before comparing. Expected result: First layer12 parameters; output layer5; total 17. Reason: Each new hidden unit adds2 input weights, 1 hidden bias and 1 outgoing weight.</w:t>
+      </w:r>
+    </w:p>
+    <w:p>
+      <w:r>
+        <w:t>Independent assessment: withhold the reserved answer until the learner has attempted the new case. Record support separately from correctness.</w:t>
+      </w:r>
+    </w:p>
+    <w:tbl>
+      <w:tblPr>
+        <w:tblStyle w:val="LightShading-Accent1"/>
+        <w:tblW w:type="auto" w:w="0"/>
+        <w:tblLook w:firstColumn="1" w:firstRow="1" w:lastColumn="0" w:lastRow="0" w:noHBand="0" w:noVBand="1" w:val="04A0"/>
+      </w:tblPr>
+      <w:tblGrid>
+        <w:gridCol w:w="2556"/>
+        <w:gridCol w:w="2556"/>
+        <w:gridCol w:w="2556"/>
+        <w:gridCol w:w="2556"/>
+      </w:tblGrid>
+      <w:tr>
+        <w:trPr>
+          <w:tblHeader/>
+        </w:trPr>
+        <w:tc>
+          <w:tcPr>
+            <w:tcW w:type="dxa" w:w="2556"/>
+          </w:tcPr>
+          <w:p>
+            <w:r>
+              <w:t>Criterion</w:t>
+            </w:r>
+          </w:p>
+        </w:tc>
+        <w:tc>
+          <w:tcPr>
+            <w:tcW w:type="dxa" w:w="2556"/>
+          </w:tcPr>
+          <w:p>
+            <w:r>
+              <w:t>Not yet</w:t>
+            </w:r>
+          </w:p>
+        </w:tc>
+        <w:tc>
+          <w:tcPr>
+            <w:tcW w:type="dxa" w:w="2556"/>
+          </w:tcPr>
+          <w:p>
+            <w:r>
+              <w:t>With support</w:t>
+            </w:r>
+          </w:p>
+        </w:tc>
+        <w:tc>
+          <w:tcPr>
+            <w:tcW w:type="dxa" w:w="2556"/>
+          </w:tcPr>
+          <w:p>
+            <w:r>
+              <w:t>Independent</w:t>
+            </w:r>
+          </w:p>
+        </w:tc>
+      </w:tr>
+      <w:tr>
+        <w:tc>
+          <w:tcPr>
+            <w:tcW w:type="dxa" w:w="2556"/>
+          </w:tcPr>
+          <w:p>
+            <w:r>
+              <w:t>Explanation</w:t>
+            </w:r>
+          </w:p>
+        </w:tc>
+        <w:tc>
+          <w:tcPr>
+            <w:tcW w:type="dxa" w:w="2556"/>
+          </w:tcPr>
+          <w:p>
+            <w:r>
+              <w:t>Names an answer without a deciding fact</w:t>
+            </w:r>
+          </w:p>
+        </w:tc>
+        <w:tc>
+          <w:tcPr>
+            <w:tcW w:type="dxa" w:w="2556"/>
+          </w:tcPr>
+          <w:p>
+            <w:r>
+              <w:t>Uses a hint to link fact and decision</w:t>
+            </w:r>
+          </w:p>
+        </w:tc>
+        <w:tc>
+          <w:tcPr>
+            <w:tcW w:type="dxa" w:w="2556"/>
+          </w:tcPr>
+          <w:p>
+            <w:r>
+              <w:t>Explains the deciding fact in own words</w:t>
+            </w:r>
+          </w:p>
+        </w:tc>
+      </w:tr>
+      <w:tr>
+        <w:tc>
+          <w:tcPr>
+            <w:tcW w:type="dxa" w:w="2556"/>
+          </w:tcPr>
+          <w:p>
+            <w:r>
+              <w:t>Trace or test</w:t>
+            </w:r>
+          </w:p>
+        </w:tc>
+        <w:tc>
+          <w:tcPr>
+            <w:tcW w:type="dxa" w:w="2556"/>
+          </w:tcPr>
+          <w:p>
+            <w:r>
+              <w:t>Cannot connect input and result</w:t>
+            </w:r>
+          </w:p>
+        </w:tc>
+        <w:tc>
+          <w:tcPr>
+            <w:tcW w:type="dxa" w:w="2556"/>
+          </w:tcPr>
+          <w:p>
+            <w:r>
+              <w:t>Completes steps with prompts</w:t>
+            </w:r>
+          </w:p>
+        </w:tc>
+        <w:tc>
+          <w:tcPr>
+            <w:tcW w:type="dxa" w:w="2556"/>
+          </w:tcPr>
+          <w:p>
+            <w:r>
+              <w:t>Traces or tests a changed case accurately</w:t>
+            </w:r>
+          </w:p>
+        </w:tc>
+      </w:tr>
+      <w:tr>
+        <w:tc>
+          <w:tcPr>
+            <w:tcW w:type="dxa" w:w="2556"/>
+          </w:tcPr>
+          <w:p>
+            <w:r>
+              <w:t>Limits and revision</w:t>
+            </w:r>
+          </w:p>
+        </w:tc>
+        <w:tc>
+          <w:tcPr>
+            <w:tcW w:type="dxa" w:w="2556"/>
+          </w:tcPr>
+          <w:p>
+            <w:r>
+              <w:t>Claims more than evidence supports</w:t>
+            </w:r>
+          </w:p>
+        </w:tc>
+        <w:tc>
+          <w:tcPr>
+            <w:tcW w:type="dxa" w:w="2556"/>
+          </w:tcPr>
+          <w:p>
+            <w:r>
+              <w:t>Names a limit after a prompt</w:t>
+            </w:r>
+          </w:p>
+        </w:tc>
+        <w:tc>
+          <w:tcPr>
+            <w:tcW w:type="dxa" w:w="2556"/>
+          </w:tcPr>
+          <w:p>
+            <w:r>
+              <w:t>States a defensible limit and useful next test</w:t>
+            </w:r>
+          </w:p>
+        </w:tc>
+      </w:tr>
+    </w:tbl>
+    <w:p>
+      <w:r>
+        <w:t>Project checkpoint: Make a transparent first version. Keep a trace of how one input becomes an output; explain the rule or learned component.</w:t>
+      </w:r>
+    </w:p>
+    <w:p>
+      <w:r>
+        <w:t>Use the weekly teacher answer for topic-specific reasoning. A saved progress tick is an activity record; judge mastery from the learner’s explanation and evidence.</w:t>
+      </w:r>
+    </w:p>
     <w:sectPr>
       <w:pgSz w:w="12240" w:h="15840"/>
       <w:pgMar w:top="936" w:right="1008" w:bottom="936" w:left="1008" w:header="720" w:footer="720" w:gutter="0"/>

--- a/downloads/teacher/ai-5-week-07.docx
+++ b/downloads/teacher/ai-5-week-07.docx
@@ -2629,6 +2629,39 @@
         <w:t>Use the weekly teacher answer for topic-specific reasoning. A saved progress tick is an activity record; judge mastery from the learner’s explanation and evidence.</w:t>
       </w:r>
     </w:p>
+    <w:p>
+      <w:pPr>
+        <w:pStyle w:val="Heading1"/>
+      </w:pPr>
+      <w:r>
+        <w:t>08. Use feedback, labs and repair paths</w:t>
+      </w:r>
+    </w:p>
+    <w:p>
+      <w:r>
+        <w:t>Use the two formative questions as supported practice, not as independent mastery scores. Discuss the deciding evidence rather than accepting a guessed selection.</w:t>
+      </w:r>
+    </w:p>
+    <w:p>
+      <w:r>
+        <w:t>The feedback comes from the reviewed public worked case. Do not reveal the separately reserved independent teacher answer until the learner has attempted that case.</w:t>
+      </w:r>
+    </w:p>
+    <w:p>
+      <w:r>
+        <w:t>Ask students to predict before running code. Preserve errors and actual outputs; collect a changed test and an explanation. The branch-boundary and indexing lessons deliberately include failure cases.</w:t>
+      </w:r>
+    </w:p>
+    <w:p>
+      <w:r>
+        <w:t>Use the earlier worked-explanation links to address a specific missing building block, then return to the current question. Adapt this suggestion after observing the learner; it is not an automatic diagnosis.</w:t>
+      </w:r>
+    </w:p>
+    <w:p>
+      <w:r>
+        <w:t>Collect the completed-work portfolio as evidence. Record support separately from correctness, and assess explanation, trace/test and limitations. Progress ticks and quiz selections alone do not establish mastery.</w:t>
+      </w:r>
+    </w:p>
     <w:sectPr>
       <w:pgSz w:w="12240" w:h="15840"/>
       <w:pgMar w:top="936" w:right="1008" w:bottom="936" w:left="1008" w:header="720" w:footer="720" w:gutter="0"/>

--- a/downloads/teacher/ai-5-week-07.docx
+++ b/downloads/teacher/ai-5-week-07.docx
@@ -29,16 +29,39 @@
       </w:r>
     </w:p>
     <w:p>
-      <w:pPr>
-        <w:pStyle w:val="Heading3"/>
-      </w:pPr>
-      <w:r>
-        <w:t>Teach the learning cycle</w:t>
+      <w:r>
+        <w:t>Prepare Parameters and architecture: check the target, prerequisites, resources and adaptable teaching schedule.</w:t>
       </w:r>
     </w:p>
     <w:p>
-      <w:r>
-        <w:t>Primary target: Distinguish architectural choices from parameter values</w:t>
+      <w:pPr>
+        <w:pStyle w:val="Heading3"/>
+      </w:pPr>
+      <w:r>
+        <w:t>Teach the learning cycle</w:t>
+      </w:r>
+    </w:p>
+    <w:p>
+      <w:pPr>
+        <w:spacing w:line="336" w:lineRule="auto" w:after="180"/>
+      </w:pPr>
+      <w:r>
+        <w:rPr>
+          <w:b w:val="0"/>
+        </w:rPr>
+        <w:t xml:space="preserve">Primary target: Distinguish architectural choices from </w:t>
+      </w:r>
+      <w:r>
+        <w:rPr>
+          <w:b/>
+        </w:rPr>
+        <w:t>parameter</w:t>
+      </w:r>
+      <w:r>
+        <w:rPr>
+          <w:b w:val="0"/>
+        </w:rPr>
+        <w:t xml:space="preserve"> values</w:t>
       </w:r>
     </w:p>
     <w:tbl>
@@ -185,16 +208,37 @@
       </w:tr>
     </w:tbl>
     <w:p>
-      <w:r>
-        <w:t>This is a starting allocation of 135 minutes, not a validated duration. Preserve all named topics. Schedule extra time for connected examples, the full investigation, independent cases and project building. Repeated copies of a case share one recorded attempt; they are not new evidence.</w:t>
+      <w:pPr>
+        <w:spacing w:line="336" w:lineRule="auto" w:after="180"/>
+      </w:pPr>
+      <w:r>
+        <w:rPr>
+          <w:b w:val="0"/>
+        </w:rPr>
+        <w:t>This is a starting allocation of 135 minutes, not a validated duration. Preserve all named topics. Schedule extra time for connected examples, the full investigation, independent cases and project building.</w:t>
       </w:r>
     </w:p>
     <w:p>
       <w:pPr>
-        <w:pStyle w:val="Heading3"/>
-      </w:pPr>
-      <w:r>
-        <w:t>Retrieval answer guidance</w:t>
+        <w:spacing w:line="336" w:lineRule="auto" w:after="180"/>
+      </w:pPr>
+      <w:r>
+        <w:rPr>
+          <w:b w:val="0"/>
+        </w:rPr>
+        <w:t xml:space="preserve">Repeated copies of a case share one recorded attempt; they are not new </w:t>
+      </w:r>
+      <w:r>
+        <w:rPr>
+          <w:b/>
+        </w:rPr>
+        <w:t>evidence</w:t>
+      </w:r>
+      <w:r>
+        <w:rPr>
+          <w:b w:val="0"/>
+        </w:rPr>
+        <w:t>.</w:t>
       </w:r>
     </w:p>
     <w:p>
@@ -202,132 +246,276 @@
         <w:pStyle w:val="Heading3"/>
       </w:pPr>
       <w:r>
-        <w:t>Forward passes by hand</w:t>
+        <w:t>Retrieval answer guidance</w:t>
       </w:r>
     </w:p>
     <w:p>
-      <w:r>
-        <w:t>Without opening the old lesson, explain one key idea from Forward passes by hand. Give an example and a mistake that the idea helps you avoid.</w:t>
+      <w:pPr>
+        <w:pStyle w:val="Heading3"/>
+      </w:pPr>
+      <w:r>
+        <w:t>Forward passes by hand</w:t>
       </w:r>
     </w:p>
     <w:p>
-      <w:r>
-        <w:t>Look for: Record scores and activations in dependency order</w:t>
+      <w:pPr>
+        <w:spacing w:line="336" w:lineRule="auto" w:after="180"/>
+      </w:pPr>
+      <w:r>
+        <w:rPr>
+          <w:b w:val="0"/>
+        </w:rPr>
+        <w:t>Without opening the old lesson, explain one key idea from Forward passes by hand. Give an example and a mistake that the idea helps you avoid.</w:t>
       </w:r>
     </w:p>
     <w:p>
-      <w:r>
-        <w:t>Reference example, not the only acceptable wording: Teacher explanation: z = [-3, 3], h = [0, 3], y = -5.</w:t>
+      <w:pPr>
+        <w:spacing w:line="336" w:lineRule="auto" w:after="180"/>
+      </w:pPr>
+      <w:r>
+        <w:rPr>
+          <w:b w:val="0"/>
+        </w:rPr>
+        <w:t>Look for: Record scores and activations in dependency order</w:t>
       </w:r>
     </w:p>
     <w:p>
       <w:pPr>
-        <w:pStyle w:val="Heading3"/>
-      </w:pPr>
-      <w:r>
-        <w:t>Activation functions</w:t>
+        <w:spacing w:line="336" w:lineRule="auto" w:after="180"/>
+      </w:pPr>
+      <w:r>
+        <w:rPr>
+          <w:b w:val="0"/>
+        </w:rPr>
+        <w:t>Reference example, not the only acceptable wording: Teacher explanation: z = [-3, 3], h = [0, 3], y = -5.</w:t>
       </w:r>
     </w:p>
     <w:p>
-      <w:r>
-        <w:t>Without opening the old lesson, explain one key idea from Activation functions. Give an example and a mistake that the idea helps you avoid.</w:t>
+      <w:pPr>
+        <w:pStyle w:val="Heading3"/>
+      </w:pPr>
+      <w:r>
+        <w:t>Activation functions</w:t>
       </w:r>
     </w:p>
     <w:p>
-      <w:r>
-        <w:t>Look for: Trace identity ReLU and sigmoid on a numerical score</w:t>
+      <w:pPr>
+        <w:spacing w:line="336" w:lineRule="auto" w:after="180"/>
+      </w:pPr>
+      <w:r>
+        <w:rPr>
+          <w:b w:val="0"/>
+        </w:rPr>
+        <w:t>Without opening the old lesson, explain one key idea from Activation functions. Give an example and a mistake that the idea helps you avoid.</w:t>
       </w:r>
     </w:p>
     <w:p>
-      <w:r>
-        <w:t>Reference example, not the only acceptable wording: Teacher explanation: Identity gives -2, 0, 2; ReLU gives 0, 0, 2. ReLU retains the positive score itself; it is not a step classifier.</w:t>
+      <w:pPr>
+        <w:spacing w:line="336" w:lineRule="auto" w:after="180"/>
+      </w:pPr>
+      <w:r>
+        <w:rPr>
+          <w:b w:val="0"/>
+        </w:rPr>
+        <w:t>Look for: Trace identity ReLU and sigmoid on a numerical score</w:t>
       </w:r>
     </w:p>
     <w:p>
       <w:pPr>
-        <w:pStyle w:val="Heading3"/>
-      </w:pPr>
-      <w:r>
-        <w:t>Representing inputs as vectors</w:t>
+        <w:spacing w:line="336" w:lineRule="auto" w:after="180"/>
+      </w:pPr>
+      <w:r>
+        <w:rPr>
+          <w:b w:val="0"/>
+        </w:rPr>
+        <w:t>Reference example, not the only acceptable wording: Teacher explanation: Identity gives -2, 0, 2; ReLU gives 0, 0, 2. ReLU retains the positive score itself; it is not a step classifier.</w:t>
       </w:r>
     </w:p>
     <w:p>
-      <w:r>
-        <w:t>Without opening the old lesson, explain one key idea from Representing inputs as vectors. Give an example and a mistake that the idea helps you avoid.</w:t>
+      <w:pPr>
+        <w:pStyle w:val="Heading3"/>
+      </w:pPr>
+      <w:r>
+        <w:t>Representing inputs as vectors</w:t>
       </w:r>
     </w:p>
     <w:p>
-      <w:r>
-        <w:t>Look for: Encode a record using a fixed feature order and units</w:t>
+      <w:pPr>
+        <w:spacing w:line="336" w:lineRule="auto" w:after="180"/>
+      </w:pPr>
+      <w:r>
+        <w:rPr>
+          <w:b w:val="0"/>
+        </w:rPr>
+        <w:t xml:space="preserve">Without opening the old lesson, explain one key idea from Representing </w:t>
+      </w:r>
+      <w:r>
+        <w:rPr>
+          <w:b/>
+        </w:rPr>
+        <w:t>input</w:t>
+      </w:r>
+      <w:r>
+        <w:rPr>
+          <w:b w:val="0"/>
+        </w:rPr>
+        <w:t>s as vectors. Give an example and a mistake that the idea helps you avoid.</w:t>
       </w:r>
     </w:p>
     <w:p>
-      <w:r>
-        <w:t>Reference example, not the only acceptable wording: Teacher explanation: A [4, 2], B [2, 4], C [3, 3]. Each has dimension 2. The table has 3 rows and 2 columns.</w:t>
+      <w:pPr>
+        <w:spacing w:line="336" w:lineRule="auto" w:after="180"/>
+      </w:pPr>
+      <w:r>
+        <w:rPr>
+          <w:b w:val="0"/>
+        </w:rPr>
+        <w:t>Look for: Encode a record using a fixed feature order and units</w:t>
       </w:r>
     </w:p>
     <w:p>
-      <w:r>
-        <w:t>Teach counting through one drawn unit before using a formula. Explicitly state the dense connectivity and bias assumptions. Architecture is chosen by a designer; this does not imply it can never be selected using a separate search procedure.</w:t>
+      <w:pPr>
+        <w:spacing w:line="336" w:lineRule="auto" w:after="180"/>
+      </w:pPr>
+      <w:r>
+        <w:rPr>
+          <w:b w:val="0"/>
+        </w:rPr>
+        <w:t>Reference example, not the only acceptable wording: Teacher explanation: A [4, 2], B [2, 4], C [3, 3]. Each has dimension 2. The table has 3 rows and 2 columns.</w:t>
       </w:r>
     </w:p>
     <w:p>
       <w:pPr>
-        <w:pStyle w:val="Heading3"/>
-      </w:pPr>
-      <w:r>
-        <w:t>Outcomes</w:t>
+        <w:spacing w:line="336" w:lineRule="auto" w:after="180"/>
+      </w:pPr>
+      <w:r>
+        <w:rPr>
+          <w:b w:val="0"/>
+        </w:rPr>
+        <w:t>Teach counting through one drawn unit before using a formula. Explicitly state the dense connectivity and bias assumptions.</w:t>
       </w:r>
     </w:p>
     <w:p>
-      <w:r>
-        <w:t>Distinguish architectural choices from parameter values</w:t>
+      <w:pPr>
+        <w:spacing w:line="336" w:lineRule="auto" w:after="180"/>
+      </w:pPr>
+      <w:r>
+        <w:rPr>
+          <w:b/>
+        </w:rPr>
+        <w:t>Architecture</w:t>
+      </w:r>
+      <w:r>
+        <w:rPr>
+          <w:b w:val="0"/>
+        </w:rPr>
+        <w:t xml:space="preserve"> is chosen by a designer; this does not imply it can never be selected using a separate search procedure.</w:t>
       </w:r>
     </w:p>
     <w:p>
-      <w:r>
-        <w:t>Count weights and biases in a small dense network</w:t>
+      <w:pPr>
+        <w:pStyle w:val="Heading3"/>
+      </w:pPr>
+      <w:r>
+        <w:t>Outcomes</w:t>
       </w:r>
     </w:p>
     <w:p>
-      <w:r>
-        <w:t>Explain why parameter count alone cannot establish quality</w:t>
+      <w:pPr>
+        <w:spacing w:line="336" w:lineRule="auto" w:after="180"/>
+      </w:pPr>
+      <w:r>
+        <w:rPr>
+          <w:b w:val="0"/>
+        </w:rPr>
+        <w:t xml:space="preserve">Distinguish architectural choices from </w:t>
+      </w:r>
+      <w:r>
+        <w:rPr>
+          <w:b/>
+        </w:rPr>
+        <w:t>parameter</w:t>
+      </w:r>
+      <w:r>
+        <w:rPr>
+          <w:b w:val="0"/>
+        </w:rPr>
+        <w:t xml:space="preserve"> values</w:t>
       </w:r>
     </w:p>
     <w:p>
       <w:pPr>
-        <w:pStyle w:val="Heading3"/>
-      </w:pPr>
-      <w:r>
-        <w:t>Preparation</w:t>
+        <w:spacing w:line="336" w:lineRule="auto" w:after="180"/>
+      </w:pPr>
+      <w:r>
+        <w:rPr>
+          <w:b w:val="0"/>
+        </w:rPr>
+        <w:t>Count weights and biases in a small dense network</w:t>
       </w:r>
     </w:p>
     <w:p>
-      <w:r>
-        <w:t>Printed lesson and workbook; paper and pencil</w:t>
+      <w:pPr>
+        <w:spacing w:line="336" w:lineRule="auto" w:after="180"/>
+      </w:pPr>
+      <w:r>
+        <w:rPr>
+          <w:b w:val="0"/>
+        </w:rPr>
+        <w:t xml:space="preserve">Explain why </w:t>
+      </w:r>
+      <w:r>
+        <w:rPr>
+          <w:b/>
+        </w:rPr>
+        <w:t>parameter</w:t>
+      </w:r>
+      <w:r>
+        <w:rPr>
+          <w:b w:val="0"/>
+        </w:rPr>
+        <w:t xml:space="preserve"> count alone cannot establish quality</w:t>
       </w:r>
     </w:p>
     <w:p>
-      <w:r>
-        <w:t>Calculator and optional local Python 3 editor; no packages or AI accounts needed</w:t>
+      <w:pPr>
+        <w:pStyle w:val="Heading3"/>
+      </w:pPr>
+      <w:r>
+        <w:t>Preparation</w:t>
       </w:r>
     </w:p>
     <w:p>
-      <w:r>
-        <w:t>Use the fictional examples supplied; prepare the fresh retry before class</w:t>
+      <w:pPr>
+        <w:spacing w:line="336" w:lineRule="auto" w:after="180"/>
+      </w:pPr>
+      <w:r>
+        <w:rPr>
+          <w:b w:val="0"/>
+        </w:rPr>
+        <w:t>Printed lesson and workbook; paper and pencil</w:t>
       </w:r>
     </w:p>
     <w:p>
       <w:pPr>
-        <w:pStyle w:val="Heading3"/>
-      </w:pPr>
-      <w:r>
-        <w:t>Prerequisite answer</w:t>
+        <w:spacing w:line="336" w:lineRule="auto" w:after="180"/>
+      </w:pPr>
+      <w:r>
+        <w:rPr>
+          <w:b w:val="0"/>
+        </w:rPr>
+        <w:t>Calculator and optional local Python 3 editor; no packages or AI accounts needed</w:t>
       </w:r>
     </w:p>
     <w:p>
-      <w:r>
-        <w:t>Scores, activations and outputs may change. The weights, biases, connections and activation choices stay fixed.</w:t>
+      <w:pPr>
+        <w:spacing w:line="336" w:lineRule="auto" w:after="180"/>
+      </w:pPr>
+      <w:r>
+        <w:rPr>
+          <w:b w:val="0"/>
+        </w:rPr>
+        <w:t>Use the fictional examples supplied; prepare the fresh retry before class</w:t>
       </w:r>
     </w:p>
     <w:p>
@@ -335,50 +523,376 @@
         <w:pStyle w:val="Heading3"/>
       </w:pPr>
       <w:r>
-        <w:t>End goal for the pictorial case</w:t>
+        <w:t>Prerequisite answer</w:t>
       </w:r>
     </w:p>
     <w:p>
-      <w:r>
-        <w:t>By the end, I can explain parameters and architecture using a traced example and a stated limitation.</w:t>
+      <w:pPr>
+        <w:spacing w:line="336" w:lineRule="auto" w:after="180"/>
+      </w:pPr>
+      <w:r>
+        <w:rPr>
+          <w:b w:val="0"/>
+        </w:rPr>
+        <w:t xml:space="preserve">Scores, activations and </w:t>
+      </w:r>
+      <w:r>
+        <w:rPr>
+          <w:b/>
+        </w:rPr>
+        <w:t>output</w:t>
+      </w:r>
+      <w:r>
+        <w:rPr>
+          <w:b w:val="0"/>
+        </w:rPr>
+        <w:t>s may change. The weights, biases, connections and activation choices stay fixed.</w:t>
       </w:r>
     </w:p>
     <w:p>
-      <w:r>
-        <w:t>This added worked case illustrates the week’s main idea. Retain all original and connected topics; schedule its practice within the teaching cycle.</w:t>
+      <w:pPr>
+        <w:pStyle w:val="Heading3"/>
+      </w:pPr>
+      <w:r>
+        <w:t>End goal for the pictorial case</w:t>
       </w:r>
     </w:p>
     <w:p>
       <w:pPr>
-        <w:pStyle w:val="Heading1"/>
-      </w:pPr>
-      <w:r>
-        <w:t>02. Explain and model the mechanism</w:t>
+        <w:spacing w:line="336" w:lineRule="auto" w:after="180"/>
+      </w:pPr>
+      <w:r>
+        <w:rPr>
+          <w:b w:val="0"/>
+        </w:rPr>
+        <w:t xml:space="preserve">By the end, I can explain </w:t>
+      </w:r>
+      <w:r>
+        <w:rPr>
+          <w:b/>
+        </w:rPr>
+        <w:t>parameter</w:t>
+      </w:r>
+      <w:r>
+        <w:rPr>
+          <w:b w:val="0"/>
+        </w:rPr>
+        <w:t xml:space="preserve">s and </w:t>
+      </w:r>
+      <w:r>
+        <w:rPr>
+          <w:b/>
+        </w:rPr>
+        <w:t>architecture</w:t>
+      </w:r>
+      <w:r>
+        <w:rPr>
+          <w:b w:val="0"/>
+        </w:rPr>
+        <w:t xml:space="preserve"> using a traced example and a stated limitation.</w:t>
       </w:r>
     </w:p>
     <w:p>
-      <w:r>
-        <w:t>Consider a dense network with 2 inputs, 3 hidden units using ReLU, and 1 output unit using identity. We call its widths 2 to 3 to 1. These widths, connectivity and activation choices describe its architecture. The weights and biases supply the numerical values used by that architecture.</w:t>
+      <w:pPr>
+        <w:spacing w:line="336" w:lineRule="auto" w:after="180"/>
+      </w:pPr>
+      <w:r>
+        <w:rPr>
+          <w:b w:val="0"/>
+        </w:rPr>
+        <w:t>This added worked case illustrates the week’s main idea. Retain all original and connected topics; schedule its practice within the teaching cycle.</w:t>
       </w:r>
     </w:p>
     <w:p>
-      <w:r>
-        <w:t>A fully connected hidden unit receiving 2 inputs needs 2 weights plus 1 bias. Three such units need 6 weights and 3 biases. The output receives 3 activations and needs 3 weights plus 1 bias. Total: 13 parameters. Input values and computed activations are not additional parameters.</w:t>
+      <w:pPr>
+        <w:pStyle w:val="Heading1"/>
+      </w:pPr>
+      <w:r>
+        <w:t>02. Explain and model the mechanism</w:t>
       </w:r>
     </w:p>
     <w:p>
       <w:r>
-        <w:t>This counting rule assumes one separate bias per output unit and no shared or tied weights. Other architectures can use different rules.</w:t>
+        <w:t>Model Parameters and architecture using the supplied case, labelled mechanism and reasoning. Make the scope of each conclusion explicit.</w:t>
       </w:r>
     </w:p>
     <w:p>
-      <w:r>
-        <w:t>For a dense layer with n input components and m output units, each output has n weights and one bias. The count is n times m plus m, or (n + 1) times m. Count each layer separately before adding.</w:t>
+      <w:pPr>
+        <w:pStyle w:val="Heading3"/>
+      </w:pPr>
+      <w:r>
+        <w:t>Explain Parameters and architecture · 1</w:t>
       </w:r>
     </w:p>
     <w:p>
-      <w:r>
-        <w:t>The helper assumes positive integer widths and the bias convention stated above. It is a counting aid, not a model trainer. A ReLU has no fitted numerical parameters in this example.</w:t>
+      <w:pPr>
+        <w:spacing w:line="336" w:lineRule="auto" w:after="180"/>
+      </w:pPr>
+      <w:r>
+        <w:rPr>
+          <w:b w:val="0"/>
+        </w:rPr>
+        <w:t xml:space="preserve">Consider a dense network with 2 </w:t>
+      </w:r>
+      <w:r>
+        <w:rPr>
+          <w:b/>
+        </w:rPr>
+        <w:t>input</w:t>
+      </w:r>
+      <w:r>
+        <w:rPr>
+          <w:b w:val="0"/>
+        </w:rPr>
+        <w:t xml:space="preserve">s, 3 hidden units using ReLU, and 1 </w:t>
+      </w:r>
+      <w:r>
+        <w:rPr>
+          <w:b/>
+        </w:rPr>
+        <w:t>output</w:t>
+      </w:r>
+      <w:r>
+        <w:rPr>
+          <w:b w:val="0"/>
+        </w:rPr>
+        <w:t xml:space="preserve"> unit using identity. We call its widths 2 to 3 to 1. These widths, connectivity and activation choices describe its </w:t>
+      </w:r>
+      <w:r>
+        <w:rPr>
+          <w:b/>
+        </w:rPr>
+        <w:t>architecture</w:t>
+      </w:r>
+      <w:r>
+        <w:rPr>
+          <w:b w:val="0"/>
+        </w:rPr>
+        <w:t>.</w:t>
+      </w:r>
+    </w:p>
+    <w:p>
+      <w:pPr>
+        <w:spacing w:line="336" w:lineRule="auto" w:after="180"/>
+      </w:pPr>
+      <w:r>
+        <w:rPr>
+          <w:b w:val="0"/>
+        </w:rPr>
+        <w:t xml:space="preserve">The weights and biases supply the numerical values used by that </w:t>
+      </w:r>
+      <w:r>
+        <w:rPr>
+          <w:b/>
+        </w:rPr>
+        <w:t>architecture</w:t>
+      </w:r>
+      <w:r>
+        <w:rPr>
+          <w:b w:val="0"/>
+        </w:rPr>
+        <w:t>.</w:t>
+      </w:r>
+    </w:p>
+    <w:p>
+      <w:pPr>
+        <w:pStyle w:val="Heading3"/>
+      </w:pPr>
+      <w:r>
+        <w:t>Explain Parameters and architecture · 2</w:t>
+      </w:r>
+    </w:p>
+    <w:p>
+      <w:pPr>
+        <w:spacing w:line="336" w:lineRule="auto" w:after="180"/>
+      </w:pPr>
+      <w:r>
+        <w:rPr>
+          <w:b w:val="0"/>
+        </w:rPr>
+        <w:t xml:space="preserve">A fully connected hidden unit receiving 2 </w:t>
+      </w:r>
+      <w:r>
+        <w:rPr>
+          <w:b/>
+        </w:rPr>
+        <w:t>input</w:t>
+      </w:r>
+      <w:r>
+        <w:rPr>
+          <w:b w:val="0"/>
+        </w:rPr>
+        <w:t xml:space="preserve">s needs 2 weights plus 1 bias. Three such units need 6 weights and 3 biases. The </w:t>
+      </w:r>
+      <w:r>
+        <w:rPr>
+          <w:b/>
+        </w:rPr>
+        <w:t>output</w:t>
+      </w:r>
+      <w:r>
+        <w:rPr>
+          <w:b w:val="0"/>
+        </w:rPr>
+        <w:t xml:space="preserve"> receives 3 activations and needs 3 weights plus 1 bias. Total: 13 </w:t>
+      </w:r>
+      <w:r>
+        <w:rPr>
+          <w:b/>
+        </w:rPr>
+        <w:t>parameter</w:t>
+      </w:r>
+      <w:r>
+        <w:rPr>
+          <w:b w:val="0"/>
+        </w:rPr>
+        <w:t>s.</w:t>
+      </w:r>
+    </w:p>
+    <w:p>
+      <w:pPr>
+        <w:spacing w:line="336" w:lineRule="auto" w:after="180"/>
+      </w:pPr>
+      <w:r>
+        <w:rPr>
+          <w:b/>
+        </w:rPr>
+        <w:t>Input</w:t>
+      </w:r>
+      <w:r>
+        <w:rPr>
+          <w:b w:val="0"/>
+        </w:rPr>
+        <w:t xml:space="preserve"> values and computed activations are not additional </w:t>
+      </w:r>
+      <w:r>
+        <w:rPr>
+          <w:b/>
+        </w:rPr>
+        <w:t>parameter</w:t>
+      </w:r>
+      <w:r>
+        <w:rPr>
+          <w:b w:val="0"/>
+        </w:rPr>
+        <w:t>s.</w:t>
+      </w:r>
+    </w:p>
+    <w:p>
+      <w:pPr>
+        <w:spacing w:line="336" w:lineRule="auto" w:after="180"/>
+      </w:pPr>
+      <w:r>
+        <w:rPr>
+          <w:b w:val="0"/>
+        </w:rPr>
+        <w:t xml:space="preserve">This counting rule assumes one separate bias per </w:t>
+      </w:r>
+      <w:r>
+        <w:rPr>
+          <w:b/>
+        </w:rPr>
+        <w:t>output</w:t>
+      </w:r>
+      <w:r>
+        <w:rPr>
+          <w:b w:val="0"/>
+        </w:rPr>
+        <w:t xml:space="preserve"> unit and no shared or tied weights. Other </w:t>
+      </w:r>
+      <w:r>
+        <w:rPr>
+          <w:b/>
+        </w:rPr>
+        <w:t>architecture</w:t>
+      </w:r>
+      <w:r>
+        <w:rPr>
+          <w:b w:val="0"/>
+        </w:rPr>
+        <w:t>s can use different rules.</w:t>
+      </w:r>
+    </w:p>
+    <w:p>
+      <w:pPr>
+        <w:spacing w:line="336" w:lineRule="auto" w:after="180"/>
+      </w:pPr>
+      <w:r>
+        <w:rPr>
+          <w:b w:val="0"/>
+        </w:rPr>
+        <w:t xml:space="preserve">For a </w:t>
+      </w:r>
+      <w:r>
+        <w:rPr>
+          <w:b/>
+        </w:rPr>
+        <w:t>dense layer</w:t>
+      </w:r>
+      <w:r>
+        <w:rPr>
+          <w:b w:val="0"/>
+        </w:rPr>
+        <w:t xml:space="preserve"> with n </w:t>
+      </w:r>
+      <w:r>
+        <w:rPr>
+          <w:b/>
+        </w:rPr>
+        <w:t>input</w:t>
+      </w:r>
+      <w:r>
+        <w:rPr>
+          <w:b w:val="0"/>
+        </w:rPr>
+        <w:t xml:space="preserve"> components and m </w:t>
+      </w:r>
+      <w:r>
+        <w:rPr>
+          <w:b/>
+        </w:rPr>
+        <w:t>output</w:t>
+      </w:r>
+      <w:r>
+        <w:rPr>
+          <w:b w:val="0"/>
+        </w:rPr>
+        <w:t xml:space="preserve"> units, each </w:t>
+      </w:r>
+      <w:r>
+        <w:rPr>
+          <w:b/>
+        </w:rPr>
+        <w:t>output</w:t>
+      </w:r>
+      <w:r>
+        <w:rPr>
+          <w:b w:val="0"/>
+        </w:rPr>
+        <w:t xml:space="preserve"> has n weights and one bias. The count is n times m plus m, or (n + 1) times m. Count each layer separately before adding.</w:t>
+      </w:r>
+    </w:p>
+    <w:p>
+      <w:pPr>
+        <w:spacing w:line="336" w:lineRule="auto" w:after="180"/>
+      </w:pPr>
+      <w:r>
+        <w:rPr>
+          <w:b w:val="0"/>
+        </w:rPr>
+        <w:t xml:space="preserve">The helper assumes positive integer widths and the bias convention stated above. It is a counting aid, not a model trainer. A ReLU has no fitted numerical </w:t>
+      </w:r>
+      <w:r>
+        <w:rPr>
+          <w:b/>
+        </w:rPr>
+        <w:t>parameter</w:t>
+      </w:r>
+      <w:r>
+        <w:rPr>
+          <w:b w:val="0"/>
+        </w:rPr>
+        <w:t>s in this example.</w:t>
       </w:r>
     </w:p>
     <w:tbl>
@@ -662,8 +1176,62 @@
       </w:r>
     </w:p>
     <w:p>
-      <w:r>
-        <w:t>Guided: hidden layer 12, output layer 5, total 17, four more than 13. Exit: ask for architecture, activations, ordered input schema and exact weights/biases; equal parameter counts do not establish matching computations.</w:t>
+      <w:pPr>
+        <w:spacing w:line="336" w:lineRule="auto" w:after="180"/>
+      </w:pPr>
+      <w:r>
+        <w:rPr>
+          <w:b w:val="0"/>
+        </w:rPr>
+        <w:t xml:space="preserve">Guided: hidden layer 12, </w:t>
+      </w:r>
+      <w:r>
+        <w:rPr>
+          <w:b/>
+        </w:rPr>
+        <w:t>output</w:t>
+      </w:r>
+      <w:r>
+        <w:rPr>
+          <w:b w:val="0"/>
+        </w:rPr>
+        <w:t xml:space="preserve"> layer 5, total 17, four more than 13. Exit: ask for </w:t>
+      </w:r>
+      <w:r>
+        <w:rPr>
+          <w:b/>
+        </w:rPr>
+        <w:t>architecture</w:t>
+      </w:r>
+      <w:r>
+        <w:rPr>
+          <w:b w:val="0"/>
+        </w:rPr>
+        <w:t xml:space="preserve">, activations, ordered </w:t>
+      </w:r>
+      <w:r>
+        <w:rPr>
+          <w:b/>
+        </w:rPr>
+        <w:t>input</w:t>
+      </w:r>
+      <w:r>
+        <w:rPr>
+          <w:b w:val="0"/>
+        </w:rPr>
+        <w:t xml:space="preserve"> schema and exact weights/biases; equal </w:t>
+      </w:r>
+      <w:r>
+        <w:rPr>
+          <w:b/>
+        </w:rPr>
+        <w:t>parameter</w:t>
+      </w:r>
+      <w:r>
+        <w:rPr>
+          <w:b w:val="0"/>
+        </w:rPr>
+        <w:t xml:space="preserve"> counts do not establish matching computations.</w:t>
       </w:r>
     </w:p>
     <w:p>
@@ -675,8 +1243,37 @@
       </w:r>
     </w:p>
     <w:p>
-      <w:r>
-        <w:t>Use the complete worked example below before asking learners to complete W2. Reveal a small part, invite a prediction, then explain the deciding step. These teacher notes contain solutions; do not reveal the independent case answer during modelling.</w:t>
+      <w:pPr>
+        <w:spacing w:line="336" w:lineRule="auto" w:after="180"/>
+      </w:pPr>
+      <w:r>
+        <w:rPr>
+          <w:b w:val="0"/>
+        </w:rPr>
+        <w:t xml:space="preserve">Use the complete worked example below before asking learners to complete W2. Reveal a small part, invite a </w:t>
+      </w:r>
+      <w:r>
+        <w:rPr>
+          <w:b/>
+        </w:rPr>
+        <w:t>prediction</w:t>
+      </w:r>
+      <w:r>
+        <w:rPr>
+          <w:b w:val="0"/>
+        </w:rPr>
+        <w:t>, then explain the deciding step.</w:t>
+      </w:r>
+    </w:p>
+    <w:p>
+      <w:pPr>
+        <w:spacing w:line="336" w:lineRule="auto" w:after="180"/>
+      </w:pPr>
+      <w:r>
+        <w:rPr>
+          <w:b w:val="0"/>
+        </w:rPr>
+        <w:t>These teacher notes contain solutions; do not reveal the independent case answer during modelling.</w:t>
       </w:r>
     </w:p>
     <w:p>
@@ -966,7 +1563,13 @@
       </w:tr>
     </w:tbl>
     <w:p>
-      <w:r>
+      <w:pPr>
+        <w:spacing w:line="336" w:lineRule="auto" w:after="180"/>
+      </w:pPr>
+      <w:r>
+        <w:rPr>
+          <w:b w:val="0"/>
+        </w:rPr>
         <w:t>Use the diagram and verbal explanation together. Ask learners to match a sentence to a specific visual step; do not assign learners fixed visual or auditory learning styles.</w:t>
       </w:r>
     </w:p>
@@ -979,7 +1582,13 @@
       </w:r>
     </w:p>
     <w:p>
-      <w:r>
+      <w:pPr>
+        <w:spacing w:line="336" w:lineRule="auto" w:after="180"/>
+      </w:pPr>
+      <w:r>
+        <w:rPr>
+          <w:b w:val="0"/>
+        </w:rPr>
         <w:t>Count trainable weights and biases separately from activation functions.</w:t>
       </w:r>
     </w:p>
@@ -992,13 +1601,103 @@
       </w:r>
     </w:p>
     <w:p>
-      <w:r>
-        <w:t>Dense toy architecture2 inputs→3 hidden units→1 output. Every hidden and output unit has one bias; hidden activation is ReLU.</w:t>
+      <w:pPr>
+        <w:pStyle w:val="Heading3"/>
+      </w:pPr>
+      <w:r>
+        <w:t>Supplied facts</w:t>
       </w:r>
     </w:p>
     <w:p>
-      <w:r>
-        <w:t>All inputs and outcomes in this worked example are invented classroom data; no real model run is claimed.</w:t>
+      <w:pPr>
+        <w:spacing w:line="336" w:lineRule="auto" w:after="180"/>
+        <w:shd w:fill="F1F6FC"/>
+      </w:pPr>
+      <w:r>
+        <w:rPr>
+          <w:b w:val="0"/>
+        </w:rPr>
+        <w:t xml:space="preserve">Dense toy </w:t>
+      </w:r>
+      <w:r>
+        <w:rPr>
+          <w:b/>
+        </w:rPr>
+        <w:t>architecture</w:t>
+      </w:r>
+      <w:r>
+        <w:rPr>
+          <w:b w:val="0"/>
+        </w:rPr>
+        <w:t xml:space="preserve">2 </w:t>
+      </w:r>
+      <w:r>
+        <w:rPr>
+          <w:b/>
+        </w:rPr>
+        <w:t>input</w:t>
+      </w:r>
+      <w:r>
+        <w:rPr>
+          <w:b w:val="0"/>
+        </w:rPr>
+        <w:t xml:space="preserve">s→3 hidden units→1 </w:t>
+      </w:r>
+      <w:r>
+        <w:rPr>
+          <w:b/>
+        </w:rPr>
+        <w:t>output</w:t>
+      </w:r>
+      <w:r>
+        <w:rPr>
+          <w:b w:val="0"/>
+        </w:rPr>
+        <w:t xml:space="preserve">. Every hidden and </w:t>
+      </w:r>
+      <w:r>
+        <w:rPr>
+          <w:b/>
+        </w:rPr>
+        <w:t>output</w:t>
+      </w:r>
+      <w:r>
+        <w:rPr>
+          <w:b w:val="0"/>
+        </w:rPr>
+        <w:t xml:space="preserve"> unit has one bias; hidden activation is ReLU.</w:t>
+      </w:r>
+    </w:p>
+    <w:p>
+      <w:pPr>
+        <w:pStyle w:val="Heading3"/>
+      </w:pPr>
+      <w:r>
+        <w:t>Supplied facts</w:t>
+      </w:r>
+    </w:p>
+    <w:p>
+      <w:pPr>
+        <w:spacing w:line="336" w:lineRule="auto" w:after="180"/>
+        <w:shd w:fill="F1F6FC"/>
+      </w:pPr>
+      <w:r>
+        <w:rPr>
+          <w:b w:val="0"/>
+        </w:rPr>
+        <w:t xml:space="preserve">All </w:t>
+      </w:r>
+      <w:r>
+        <w:rPr>
+          <w:b/>
+        </w:rPr>
+        <w:t>input</w:t>
+      </w:r>
+      <w:r>
+        <w:rPr>
+          <w:b w:val="0"/>
+        </w:rPr>
+        <w:t>s and outcomes in this worked example are invented classroom data; no real model run is claimed.</w:t>
       </w:r>
     </w:p>
     <w:p>
@@ -1197,44 +1896,147 @@
       </w:r>
     </w:p>
     <w:p>
-      <w:r>
-        <w:t>Count one weight for each input-to-unit connection and one bias for each receiving unit. Two inputs connecting to three hidden units make six weights. The three hidden outputs connect to one output unit through three more weights. ReLU applies a fixed function and adds no adjustable parameter here. Architecture determines the connection pattern; learned values occupy those connections.</w:t>
+      <w:pPr>
+        <w:pStyle w:val="Heading3"/>
+      </w:pPr>
+      <w:r>
+        <w:t>Why the result follows</w:t>
       </w:r>
     </w:p>
     <w:p>
       <w:pPr>
-        <w:pStyle w:val="Heading3"/>
-      </w:pPr>
-      <w:r>
-        <w:t>What this example does not establish</w:t>
+        <w:spacing w:line="336" w:lineRule="auto" w:after="180"/>
+        <w:shd w:fill="F1F6FC"/>
+      </w:pPr>
+      <w:r>
+        <w:rPr>
+          <w:b w:val="0"/>
+        </w:rPr>
+        <w:t xml:space="preserve">Count one weight for each </w:t>
+      </w:r>
+      <w:r>
+        <w:rPr>
+          <w:b/>
+        </w:rPr>
+        <w:t>input</w:t>
+      </w:r>
+      <w:r>
+        <w:rPr>
+          <w:b w:val="0"/>
+        </w:rPr>
+        <w:t xml:space="preserve">-to-unit connection and one bias for each receiving unit. Two </w:t>
+      </w:r>
+      <w:r>
+        <w:rPr>
+          <w:b/>
+        </w:rPr>
+        <w:t>input</w:t>
+      </w:r>
+      <w:r>
+        <w:rPr>
+          <w:b w:val="0"/>
+        </w:rPr>
+        <w:t>s connecting to three hidden units make six weights.</w:t>
       </w:r>
     </w:p>
     <w:p>
-      <w:r>
-        <w:t>Parameter count describes capacity and storage structure, not accuracy, intelligence or guaranteed generalisation.</w:t>
+      <w:pPr>
+        <w:spacing w:line="336" w:lineRule="auto" w:after="180"/>
+        <w:shd w:fill="F1F6FC"/>
+      </w:pPr>
+      <w:r>
+        <w:rPr>
+          <w:b w:val="0"/>
+        </w:rPr>
+        <w:t xml:space="preserve">The three hidden </w:t>
+      </w:r>
+      <w:r>
+        <w:rPr>
+          <w:b/>
+        </w:rPr>
+        <w:t>output</w:t>
+      </w:r>
+      <w:r>
+        <w:rPr>
+          <w:b w:val="0"/>
+        </w:rPr>
+        <w:t xml:space="preserve">s connect to one </w:t>
+      </w:r>
+      <w:r>
+        <w:rPr>
+          <w:b/>
+        </w:rPr>
+        <w:t>output</w:t>
+      </w:r>
+      <w:r>
+        <w:rPr>
+          <w:b w:val="0"/>
+        </w:rPr>
+        <w:t xml:space="preserve"> unit through three more weights. ReLU applies a fixed function and adds no adjustable </w:t>
+      </w:r>
+      <w:r>
+        <w:rPr>
+          <w:b/>
+        </w:rPr>
+        <w:t>parameter</w:t>
+      </w:r>
+      <w:r>
+        <w:rPr>
+          <w:b w:val="0"/>
+        </w:rPr>
+        <w:t xml:space="preserve"> here.</w:t>
       </w:r>
     </w:p>
     <w:p>
       <w:pPr>
-        <w:pStyle w:val="Heading3"/>
-      </w:pPr>
-      <w:r>
-        <w:t>Change one thing in the pictured case</w:t>
+        <w:spacing w:line="336" w:lineRule="auto" w:after="180"/>
+        <w:shd w:fill="F1F6FC"/>
+      </w:pPr>
+      <w:r>
+        <w:rPr>
+          <w:b/>
+        </w:rPr>
+        <w:t>Architecture</w:t>
+      </w:r>
+      <w:r>
+        <w:rPr>
+          <w:b w:val="0"/>
+        </w:rPr>
+        <w:t xml:space="preserve"> determines the connection pattern; learned values occupy those connections.</w:t>
       </w:r>
     </w:p>
     <w:p>
-      <w:r>
-        <w:t>Change: Increase hidden width from 3 to4.</w:t>
+      <w:pPr>
+        <w:pStyle w:val="Heading3"/>
+      </w:pPr>
+      <w:r>
+        <w:t>What this example does not establish</w:t>
       </w:r>
     </w:p>
     <w:p>
-      <w:r>
-        <w:t>Prediction: First layer12 parameters; output layer5; total 17.</w:t>
+      <w:pPr>
+        <w:pStyle w:val="Heading3"/>
+      </w:pPr>
+      <w:r>
+        <w:t>Keep the stated limit</w:t>
       </w:r>
     </w:p>
     <w:p>
-      <w:r>
-        <w:t>Reason: Each new hidden unit adds2 input weights, 1 hidden bias and 1 outgoing weight.</w:t>
+      <w:pPr>
+        <w:spacing w:line="336" w:lineRule="auto" w:after="180"/>
+        <w:shd w:fill="FFF5E6"/>
+      </w:pPr>
+      <w:r>
+        <w:rPr>
+          <w:b/>
+        </w:rPr>
+        <w:t>Parameter</w:t>
+      </w:r>
+      <w:r>
+        <w:rPr>
+          <w:b w:val="0"/>
+        </w:rPr>
+        <w:t xml:space="preserve"> count describes capacity and storage structure, not accuracy, intelligence or guaranteed generalisation.</w:t>
       </w:r>
     </w:p>
     <w:p>
@@ -1242,20 +2044,184 @@
         <w:pStyle w:val="Heading3"/>
       </w:pPr>
       <w:r>
-        <w:t>Ask while showing the picture</w:t>
+        <w:t>Change one thing in the pictured case</w:t>
       </w:r>
     </w:p>
     <w:p>
-      <w:r>
-        <w:t>Cover the result. Ask learners to name the inputs and predict the next step. Uncover one step, connect the icon to the actual procedure, and explain its evidence. Then change the supplied condition and compare. The picture is a representation; it does not document execution of a real AI model.</w:t>
+      <w:pPr>
+        <w:pStyle w:val="Heading3"/>
+      </w:pPr>
+      <w:r>
+        <w:t>Change one thing</w:t>
       </w:r>
     </w:p>
     <w:p>
       <w:pPr>
+        <w:spacing w:line="336" w:lineRule="auto" w:after="180"/>
+        <w:shd w:fill="F5F1FB"/>
+      </w:pPr>
+      <w:r>
+        <w:rPr>
+          <w:b w:val="0"/>
+        </w:rPr>
+        <w:t>Change: Increase hidden width from 3 to4.</w:t>
+      </w:r>
+    </w:p>
+    <w:p>
+      <w:pPr>
+        <w:pStyle w:val="Heading3"/>
+      </w:pPr>
+      <w:r>
+        <w:t>Predicted result</w:t>
+      </w:r>
+    </w:p>
+    <w:p>
+      <w:pPr>
+        <w:spacing w:line="336" w:lineRule="auto" w:after="180"/>
+        <w:shd w:fill="F1F6FC"/>
+      </w:pPr>
+      <w:r>
+        <w:rPr>
+          <w:b/>
+        </w:rPr>
+        <w:t>Prediction</w:t>
+      </w:r>
+      <w:r>
+        <w:rPr>
+          <w:b w:val="0"/>
+        </w:rPr>
+        <w:t xml:space="preserve">: First layer12 </w:t>
+      </w:r>
+      <w:r>
+        <w:rPr>
+          <w:b/>
+        </w:rPr>
+        <w:t>parameter</w:t>
+      </w:r>
+      <w:r>
+        <w:rPr>
+          <w:b w:val="0"/>
+        </w:rPr>
+        <w:t xml:space="preserve">s; </w:t>
+      </w:r>
+      <w:r>
+        <w:rPr>
+          <w:b/>
+        </w:rPr>
+        <w:t>output</w:t>
+      </w:r>
+      <w:r>
+        <w:rPr>
+          <w:b w:val="0"/>
+        </w:rPr>
+        <w:t xml:space="preserve"> layer5; total 17.</w:t>
+      </w:r>
+    </w:p>
+    <w:p>
+      <w:pPr>
+        <w:pStyle w:val="Heading3"/>
+      </w:pPr>
+      <w:r>
+        <w:t>Why the result follows</w:t>
+      </w:r>
+    </w:p>
+    <w:p>
+      <w:pPr>
+        <w:spacing w:line="336" w:lineRule="auto" w:after="180"/>
+        <w:shd w:fill="F1F6FC"/>
+      </w:pPr>
+      <w:r>
+        <w:rPr>
+          <w:b w:val="0"/>
+        </w:rPr>
+        <w:t xml:space="preserve">Reason: Each new hidden unit adds2 </w:t>
+      </w:r>
+      <w:r>
+        <w:rPr>
+          <w:b/>
+        </w:rPr>
+        <w:t>input</w:t>
+      </w:r>
+      <w:r>
+        <w:rPr>
+          <w:b w:val="0"/>
+        </w:rPr>
+        <w:t xml:space="preserve"> weights, 1 hidden bias and 1 outgoing weight.</w:t>
+      </w:r>
+    </w:p>
+    <w:p>
+      <w:pPr>
+        <w:pStyle w:val="Heading3"/>
+      </w:pPr>
+      <w:r>
+        <w:t>Ask while showing the picture</w:t>
+      </w:r>
+    </w:p>
+    <w:p>
+      <w:pPr>
+        <w:pStyle w:val="Heading3"/>
+      </w:pPr>
+      <w:r>
+        <w:t>Ask while showing the picture · 3</w:t>
+      </w:r>
+    </w:p>
+    <w:p>
+      <w:pPr>
+        <w:spacing w:line="336" w:lineRule="auto" w:after="180"/>
+      </w:pPr>
+      <w:r>
+        <w:rPr>
+          <w:b w:val="0"/>
+        </w:rPr>
+        <w:t xml:space="preserve">Cover the result. Ask learners to name the </w:t>
+      </w:r>
+      <w:r>
+        <w:rPr>
+          <w:b/>
+        </w:rPr>
+        <w:t>input</w:t>
+      </w:r>
+      <w:r>
+        <w:rPr>
+          <w:b w:val="0"/>
+        </w:rPr>
+        <w:t xml:space="preserve">s and predict the next step. Uncover one step, connect the icon to the actual procedure, and explain its </w:t>
+      </w:r>
+      <w:r>
+        <w:rPr>
+          <w:b/>
+        </w:rPr>
+        <w:t>evidence</w:t>
+      </w:r>
+      <w:r>
+        <w:rPr>
+          <w:b w:val="0"/>
+        </w:rPr>
+        <w:t>. Then change the supplied condition and compare.</w:t>
+      </w:r>
+    </w:p>
+    <w:p>
+      <w:pPr>
+        <w:spacing w:line="336" w:lineRule="auto" w:after="180"/>
+      </w:pPr>
+      <w:r>
+        <w:rPr>
+          <w:b w:val="0"/>
+        </w:rPr>
+        <w:t>The picture is a representation; it does not document execution of a real AI model.</w:t>
+      </w:r>
+    </w:p>
+    <w:p>
+      <w:pPr>
         <w:pStyle w:val="Heading1"/>
       </w:pPr>
       <w:r>
         <w:t>03. Demonstrate and guide practice</w:t>
+      </w:r>
+    </w:p>
+    <w:p>
+      <w:r>
+        <w:t>Demonstrate Parameters and architecture, reduce support deliberately and check individual reasoning before discussing answers.</w:t>
       </w:r>
     </w:p>
     <w:tbl>
@@ -1471,13 +2437,61 @@
       </w:tr>
     </w:tbl>
     <w:p>
-      <w:r>
-        <w:t>Use the worked example in Sections 3 and 6. Collect a prediction before revealing its result; ask the learner to point to each intermediate fact.</w:t>
+      <w:pPr>
+        <w:spacing w:line="336" w:lineRule="auto" w:after="180"/>
+      </w:pPr>
+      <w:r>
+        <w:rPr>
+          <w:b w:val="0"/>
+        </w:rPr>
+        <w:t xml:space="preserve">Use the worked example in Sections 3 and 6. Collect a </w:t>
+      </w:r>
+      <w:r>
+        <w:rPr>
+          <w:b/>
+        </w:rPr>
+        <w:t>prediction</w:t>
+      </w:r>
+      <w:r>
+        <w:rPr>
+          <w:b w:val="0"/>
+        </w:rPr>
+        <w:t xml:space="preserve"> before revealing its result; ask the learner to point to each intermediate fact.</w:t>
       </w:r>
     </w:p>
     <w:p>
-      <w:r>
-        <w:t>Use a connection grid and a separate bias box per output. Extension: for 2 to h to 1, derive 3h + h + 1 = 4h + 1; test h = 1 and h = 5. Explain why this rule is specific to the stated architecture.</w:t>
+      <w:pPr>
+        <w:spacing w:line="336" w:lineRule="auto" w:after="180"/>
+      </w:pPr>
+      <w:r>
+        <w:rPr>
+          <w:b w:val="0"/>
+        </w:rPr>
+        <w:t xml:space="preserve">Use a connection grid and a separate bias box per </w:t>
+      </w:r>
+      <w:r>
+        <w:rPr>
+          <w:b/>
+        </w:rPr>
+        <w:t>output</w:t>
+      </w:r>
+      <w:r>
+        <w:rPr>
+          <w:b w:val="0"/>
+        </w:rPr>
+        <w:t xml:space="preserve">. Extension: for 2 to h to 1, derive 3h + h + 1 = 4h + 1; test h = 1 and h = 5. Explain why this rule is specific to the stated </w:t>
+      </w:r>
+      <w:r>
+        <w:rPr>
+          <w:b/>
+        </w:rPr>
+        <w:t>architecture</w:t>
+      </w:r>
+      <w:r>
+        <w:rPr>
+          <w:b w:val="0"/>
+        </w:rPr>
+        <w:t>.</w:t>
       </w:r>
     </w:p>
     <w:p>
@@ -1489,54 +2503,215 @@
       </w:r>
     </w:p>
     <w:p>
-      <w:r>
-        <w:t>Completion task: Classify hidden activation 0.7, weight -2, hidden width 3 and learning rate 0.1 as computed value, parameter, architecture choice or training setting.</w:t>
+      <w:pPr>
+        <w:pStyle w:val="Heading3"/>
+      </w:pPr>
+      <w:r>
+        <w:t>Completion practice</w:t>
       </w:r>
     </w:p>
     <w:p>
-      <w:r>
-        <w:t>Teacher check: Teacher explanation: Activation 0.7 is computed; weight -2 is a parameter; width 3 is an architecture choice; learning rate 0.1 is a training setting.</w:t>
+      <w:pPr>
+        <w:spacing w:line="336" w:lineRule="auto" w:after="180"/>
+        <w:shd w:fill="F5F1FB"/>
+      </w:pPr>
+      <w:r>
+        <w:rPr>
+          <w:b w:val="0"/>
+        </w:rPr>
+        <w:t xml:space="preserve">Completion task: Classify hidden activation 0.7, weight -2, hidden width 3 and learning rate 0.1 as computed value, </w:t>
+      </w:r>
+      <w:r>
+        <w:rPr>
+          <w:b/>
+        </w:rPr>
+        <w:t>parameter</w:t>
+      </w:r>
+      <w:r>
+        <w:rPr>
+          <w:b w:val="0"/>
+        </w:rPr>
+        <w:t xml:space="preserve">, </w:t>
+      </w:r>
+      <w:r>
+        <w:rPr>
+          <w:b/>
+        </w:rPr>
+        <w:t>architecture</w:t>
+      </w:r>
+      <w:r>
+        <w:rPr>
+          <w:b w:val="0"/>
+        </w:rPr>
+        <w:t xml:space="preserve"> choice or </w:t>
+      </w:r>
+      <w:r>
+        <w:rPr>
+          <w:b/>
+        </w:rPr>
+        <w:t>training</w:t>
+      </w:r>
+      <w:r>
+        <w:rPr>
+          <w:b w:val="0"/>
+        </w:rPr>
+        <w:t xml:space="preserve"> setting.</w:t>
       </w:r>
     </w:p>
     <w:p>
-      <w:r>
-        <w:t>Start by identifying the given inputs together. Leave the intermediate steps blank. If needed, model one step, then withdraw that help on the next step. Move to a full trace only when the partial trace is understood. For partners, alternate explainer and checker; collect a response from every learner before discussion.</w:t>
+      <w:pPr>
+        <w:pStyle w:val="Heading3"/>
+      </w:pPr>
+      <w:r>
+        <w:t>Reasoning to listen for</w:t>
       </w:r>
     </w:p>
     <w:p>
       <w:pPr>
-        <w:pStyle w:val="Heading3"/>
-      </w:pPr>
-      <w:r>
-        <w:t>Individual reasoning check</w:t>
+        <w:spacing w:line="336" w:lineRule="auto" w:after="180"/>
+        <w:shd w:fill="F1F6FC"/>
+      </w:pPr>
+      <w:r>
+        <w:rPr>
+          <w:b w:val="0"/>
+        </w:rPr>
+        <w:t xml:space="preserve">Teacher check: Teacher explanation: Activation 0.7 is computed; weight -2 is a </w:t>
+      </w:r>
+      <w:r>
+        <w:rPr>
+          <w:b/>
+        </w:rPr>
+        <w:t>parameter</w:t>
+      </w:r>
+      <w:r>
+        <w:rPr>
+          <w:b w:val="0"/>
+        </w:rPr>
+        <w:t xml:space="preserve">; width 3 is an </w:t>
+      </w:r>
+      <w:r>
+        <w:rPr>
+          <w:b/>
+        </w:rPr>
+        <w:t>architecture</w:t>
+      </w:r>
+      <w:r>
+        <w:rPr>
+          <w:b w:val="0"/>
+        </w:rPr>
+        <w:t xml:space="preserve"> choice; learning rate 0.1 is a </w:t>
+      </w:r>
+      <w:r>
+        <w:rPr>
+          <w:b/>
+        </w:rPr>
+        <w:t>training</w:t>
+      </w:r>
+      <w:r>
+        <w:rPr>
+          <w:b w:val="0"/>
+        </w:rPr>
+        <w:t xml:space="preserve"> setting.</w:t>
       </w:r>
     </w:p>
     <w:p>
-      <w:r>
-        <w:t>Use the worked case for Parameters and architecture. Proposed explanation: “Count one bias per input”. Decide whether this explanation is supported. Point to the step or supplied fact that decides; explain your repair if needed.</w:t>
+      <w:pPr>
+        <w:spacing w:line="336" w:lineRule="auto" w:after="180"/>
+      </w:pPr>
+      <w:r>
+        <w:rPr>
+          <w:b w:val="0"/>
+        </w:rPr>
+        <w:t xml:space="preserve">Start by identifying the given </w:t>
+      </w:r>
+      <w:r>
+        <w:rPr>
+          <w:b/>
+        </w:rPr>
+        <w:t>input</w:t>
+      </w:r>
+      <w:r>
+        <w:rPr>
+          <w:b w:val="0"/>
+        </w:rPr>
+        <w:t>s together. Leave the intermediate steps blank. If needed, model one step, then withdraw that help on the next step. Move to a full trace only when the partial trace is understood.</w:t>
       </w:r>
     </w:p>
     <w:p>
-      <w:r>
-        <w:t>Expected correction: Here each output unit has its own bias. A layer with m outputs has m biases.</w:t>
+      <w:pPr>
+        <w:spacing w:line="336" w:lineRule="auto" w:after="180"/>
+      </w:pPr>
+      <w:r>
+        <w:rPr>
+          <w:b w:val="0"/>
+        </w:rPr>
+        <w:t>For partners, alternate explainer and checker; collect a response from every learner before discussion.</w:t>
       </w:r>
     </w:p>
     <w:p>
-      <w:r>
-        <w:t>Collect explanations, not only yes/no votes. If a misunderstanding is common, re-model the relevant step for the class. If it affects a few learners, give a short targeted group explanation while others solve a more demanding variation.</w:t>
+      <w:pPr>
+        <w:pStyle w:val="Heading3"/>
+      </w:pPr>
+      <w:r>
+        <w:t>Individual reasoning check</w:t>
       </w:r>
     </w:p>
     <w:p>
       <w:pPr>
-        <w:pStyle w:val="Heading3"/>
-      </w:pPr>
-      <w:r>
-        <w:t>Pictorial practice question</w:t>
+        <w:spacing w:line="336" w:lineRule="auto" w:after="180"/>
+      </w:pPr>
+      <w:r>
+        <w:rPr>
+          <w:b w:val="0"/>
+        </w:rPr>
+        <w:t xml:space="preserve">Use the worked case for </w:t>
+      </w:r>
+      <w:r>
+        <w:rPr>
+          <w:b/>
+        </w:rPr>
+        <w:t>Parameter</w:t>
+      </w:r>
+      <w:r>
+        <w:rPr>
+          <w:b w:val="0"/>
+        </w:rPr>
+        <w:t xml:space="preserve">s and </w:t>
+      </w:r>
+      <w:r>
+        <w:rPr>
+          <w:b/>
+        </w:rPr>
+        <w:t>architecture</w:t>
+      </w:r>
+      <w:r>
+        <w:rPr>
+          <w:b w:val="0"/>
+        </w:rPr>
+        <w:t xml:space="preserve">. Proposed explanation: “Count one bias per </w:t>
+      </w:r>
+      <w:r>
+        <w:rPr>
+          <w:b/>
+        </w:rPr>
+        <w:t>input</w:t>
+      </w:r>
+      <w:r>
+        <w:rPr>
+          <w:b w:val="0"/>
+        </w:rPr>
+        <w:t>”. Decide whether this explanation is supported.</w:t>
       </w:r>
     </w:p>
     <w:p>
-      <w:r>
-        <w:t>How many new parameters did that one hidden unit add? Point to the relevant step in the picture, then write the changed result and the rule or evidence that supports it.</w:t>
+      <w:pPr>
+        <w:spacing w:line="336" w:lineRule="auto" w:after="180"/>
+      </w:pPr>
+      <w:r>
+        <w:rPr>
+          <w:b w:val="0"/>
+        </w:rPr>
+        <w:t>Point to the step or supplied fact that decides; explain your repair if needed.</w:t>
       </w:r>
     </w:p>
     <w:p>
@@ -1544,50 +2719,409 @@
         <w:pStyle w:val="Heading3"/>
       </w:pPr>
       <w:r>
-        <w:t>Reasoned teacher answer</w:t>
+        <w:t>Expected repair</w:t>
       </w:r>
     </w:p>
     <w:p>
-      <w:r>
-        <w:t>Four. The total changes from 13 to17, while the single output bias is not duplicated. Changed-case check: First layer12 parameters; output layer5; total 17. Each new hidden unit adds2 input weights, 1 hidden bias and 1 outgoing weight.</w:t>
+      <w:pPr>
+        <w:spacing w:line="336" w:lineRule="auto" w:after="180"/>
+        <w:shd w:fill="F1F6FC"/>
+      </w:pPr>
+      <w:r>
+        <w:rPr>
+          <w:b w:val="0"/>
+        </w:rPr>
+        <w:t xml:space="preserve">Expected correction: Here each </w:t>
+      </w:r>
+      <w:r>
+        <w:rPr>
+          <w:b/>
+        </w:rPr>
+        <w:t>output</w:t>
+      </w:r>
+      <w:r>
+        <w:rPr>
+          <w:b w:val="0"/>
+        </w:rPr>
+        <w:t xml:space="preserve"> unit has its own bias. A layer with m </w:t>
+      </w:r>
+      <w:r>
+        <w:rPr>
+          <w:b/>
+        </w:rPr>
+        <w:t>output</w:t>
+      </w:r>
+      <w:r>
+        <w:rPr>
+          <w:b w:val="0"/>
+        </w:rPr>
+        <w:t>s has m biases.</w:t>
       </w:r>
     </w:p>
     <w:p>
-      <w:r>
-        <w:t>Changed-case reasoning: First layer12 parameters; output layer5; total 17. Each new hidden unit adds2 input weights, 1 hidden bias and 1 outgoing weight.</w:t>
+      <w:pPr>
+        <w:spacing w:line="336" w:lineRule="auto" w:after="180"/>
+      </w:pPr>
+      <w:r>
+        <w:rPr>
+          <w:b w:val="0"/>
+        </w:rPr>
+        <w:t>Collect explanations, not only yes/no votes. If a misunderstanding is common, re-model the relevant step for the class.</w:t>
       </w:r>
     </w:p>
     <w:p>
-      <w:r>
-        <w:t>Collect each learner’s explanation before discussion. Use the first missing connection between input, deciding step and result to choose support. This question is worked-case practice, not fresh mastery evidence.</w:t>
+      <w:pPr>
+        <w:spacing w:line="336" w:lineRule="auto" w:after="180"/>
+      </w:pPr>
+      <w:r>
+        <w:rPr>
+          <w:b w:val="0"/>
+        </w:rPr>
+        <w:t>If it affects a few learners, give a short targeted group explanation while others solve a more demanding variation.</w:t>
       </w:r>
     </w:p>
     <w:p>
       <w:pPr>
-        <w:pStyle w:val="Heading1"/>
-      </w:pPr>
-      <w:r>
-        <w:t>04. Run the investigation and diagnose misconceptions</w:t>
+        <w:pStyle w:val="Heading3"/>
+      </w:pPr>
+      <w:r>
+        <w:t>Pictorial practice question</w:t>
       </w:r>
     </w:p>
     <w:p>
-      <w:r>
-        <w:t>Count one bias per input: Here each output unit has its own bias. A layer with m outputs has m biases.</w:t>
+      <w:pPr>
+        <w:spacing w:line="336" w:lineRule="auto" w:after="180"/>
+      </w:pPr>
+      <w:r>
+        <w:rPr>
+          <w:b w:val="0"/>
+        </w:rPr>
+        <w:t xml:space="preserve">How many new </w:t>
+      </w:r>
+      <w:r>
+        <w:rPr>
+          <w:b/>
+        </w:rPr>
+        <w:t>parameter</w:t>
+      </w:r>
+      <w:r>
+        <w:rPr>
+          <w:b w:val="0"/>
+        </w:rPr>
+        <w:t xml:space="preserve">s did that one hidden unit add? Point to the relevant step in the picture, then write the changed result and the rule or </w:t>
+      </w:r>
+      <w:r>
+        <w:rPr>
+          <w:b/>
+        </w:rPr>
+        <w:t>evidence</w:t>
+      </w:r>
+      <w:r>
+        <w:rPr>
+          <w:b w:val="0"/>
+        </w:rPr>
+        <w:t xml:space="preserve"> that supports it.</w:t>
       </w:r>
     </w:p>
     <w:p>
-      <w:r>
-        <w:t>Count the activation values as parameters: Activations change with the input; the network computes them.</w:t>
+      <w:pPr>
+        <w:pStyle w:val="Heading3"/>
+      </w:pPr>
+      <w:r>
+        <w:t>Reasoned teacher answer</w:t>
       </w:r>
     </w:p>
     <w:p>
-      <w:r>
-        <w:t>More weights prove better learning: Capacity and performance differ. Compare measured outcomes with controlled conditions.</w:t>
+      <w:pPr>
+        <w:spacing w:line="336" w:lineRule="auto" w:after="180"/>
+      </w:pPr>
+      <w:r>
+        <w:rPr>
+          <w:b w:val="0"/>
+        </w:rPr>
+        <w:t xml:space="preserve">Four. The total changes from 13 to17, while the single </w:t>
+      </w:r>
+      <w:r>
+        <w:rPr>
+          <w:b/>
+        </w:rPr>
+        <w:t>output</w:t>
+      </w:r>
+      <w:r>
+        <w:rPr>
+          <w:b w:val="0"/>
+        </w:rPr>
+        <w:t xml:space="preserve"> bias is not duplicated. Changed-case check: First layer12 </w:t>
+      </w:r>
+      <w:r>
+        <w:rPr>
+          <w:b/>
+        </w:rPr>
+        <w:t>parameter</w:t>
+      </w:r>
+      <w:r>
+        <w:rPr>
+          <w:b w:val="0"/>
+        </w:rPr>
+        <w:t xml:space="preserve">s; </w:t>
+      </w:r>
+      <w:r>
+        <w:rPr>
+          <w:b/>
+        </w:rPr>
+        <w:t>output</w:t>
+      </w:r>
+      <w:r>
+        <w:rPr>
+          <w:b w:val="0"/>
+        </w:rPr>
+        <w:t xml:space="preserve"> layer5; total 17.</w:t>
       </w:r>
     </w:p>
     <w:p>
-      <w:r>
-        <w:t>Use Section 9 for the evidence ledger. Add a boundary or missing-input case and record the expected response before checking. More successful repeats of one case do not establish wider coverage.</w:t>
+      <w:pPr>
+        <w:spacing w:line="336" w:lineRule="auto" w:after="180"/>
+      </w:pPr>
+      <w:r>
+        <w:rPr>
+          <w:b w:val="0"/>
+        </w:rPr>
+        <w:t xml:space="preserve">Each new hidden unit adds2 </w:t>
+      </w:r>
+      <w:r>
+        <w:rPr>
+          <w:b/>
+        </w:rPr>
+        <w:t>input</w:t>
+      </w:r>
+      <w:r>
+        <w:rPr>
+          <w:b w:val="0"/>
+        </w:rPr>
+        <w:t xml:space="preserve"> weights, 1 hidden bias and 1 outgoing weight.</w:t>
+      </w:r>
+    </w:p>
+    <w:p>
+      <w:pPr>
+        <w:spacing w:line="336" w:lineRule="auto" w:after="180"/>
+      </w:pPr>
+      <w:r>
+        <w:rPr>
+          <w:b w:val="0"/>
+        </w:rPr>
+        <w:t xml:space="preserve">Changed-case reasoning: First layer12 </w:t>
+      </w:r>
+      <w:r>
+        <w:rPr>
+          <w:b/>
+        </w:rPr>
+        <w:t>parameter</w:t>
+      </w:r>
+      <w:r>
+        <w:rPr>
+          <w:b w:val="0"/>
+        </w:rPr>
+        <w:t xml:space="preserve">s; </w:t>
+      </w:r>
+      <w:r>
+        <w:rPr>
+          <w:b/>
+        </w:rPr>
+        <w:t>output</w:t>
+      </w:r>
+      <w:r>
+        <w:rPr>
+          <w:b w:val="0"/>
+        </w:rPr>
+        <w:t xml:space="preserve"> layer5; total 17. Each new hidden unit adds2 </w:t>
+      </w:r>
+      <w:r>
+        <w:rPr>
+          <w:b/>
+        </w:rPr>
+        <w:t>input</w:t>
+      </w:r>
+      <w:r>
+        <w:rPr>
+          <w:b w:val="0"/>
+        </w:rPr>
+        <w:t xml:space="preserve"> weights, 1 hidden bias and 1 outgoing weight.</w:t>
+      </w:r>
+    </w:p>
+    <w:p>
+      <w:pPr>
+        <w:spacing w:line="336" w:lineRule="auto" w:after="180"/>
+      </w:pPr>
+      <w:r>
+        <w:rPr>
+          <w:b w:val="0"/>
+        </w:rPr>
+        <w:t xml:space="preserve">Collect each learner’s explanation before discussion. Use the first missing connection between </w:t>
+      </w:r>
+      <w:r>
+        <w:rPr>
+          <w:b/>
+        </w:rPr>
+        <w:t>input</w:t>
+      </w:r>
+      <w:r>
+        <w:rPr>
+          <w:b w:val="0"/>
+        </w:rPr>
+        <w:t xml:space="preserve">, deciding step and result to choose support. This question is worked-case practice, not fresh mastery </w:t>
+      </w:r>
+      <w:r>
+        <w:rPr>
+          <w:b/>
+        </w:rPr>
+        <w:t>evidence</w:t>
+      </w:r>
+      <w:r>
+        <w:rPr>
+          <w:b w:val="0"/>
+        </w:rPr>
+        <w:t>.</w:t>
+      </w:r>
+    </w:p>
+    <w:p>
+      <w:pPr>
+        <w:pStyle w:val="Heading1"/>
+      </w:pPr>
+      <w:r>
+        <w:t>04. Run the investigation and diagnose misconceptions</w:t>
+      </w:r>
+    </w:p>
+    <w:p>
+      <w:r>
+        <w:t>Run the Parameters and architecture investigation and use the first unsupported step to choose a teaching response.</w:t>
+      </w:r>
+    </w:p>
+    <w:p>
+      <w:pPr>
+        <w:spacing w:line="336" w:lineRule="auto" w:after="180"/>
+      </w:pPr>
+      <w:r>
+        <w:rPr>
+          <w:b w:val="0"/>
+        </w:rPr>
+        <w:t xml:space="preserve">Count one bias per </w:t>
+      </w:r>
+      <w:r>
+        <w:rPr>
+          <w:b/>
+        </w:rPr>
+        <w:t>input</w:t>
+      </w:r>
+      <w:r>
+        <w:rPr>
+          <w:b w:val="0"/>
+        </w:rPr>
+        <w:t xml:space="preserve">: Here each </w:t>
+      </w:r>
+      <w:r>
+        <w:rPr>
+          <w:b/>
+        </w:rPr>
+        <w:t>output</w:t>
+      </w:r>
+      <w:r>
+        <w:rPr>
+          <w:b w:val="0"/>
+        </w:rPr>
+        <w:t xml:space="preserve"> unit has its own bias. A layer with m </w:t>
+      </w:r>
+      <w:r>
+        <w:rPr>
+          <w:b/>
+        </w:rPr>
+        <w:t>output</w:t>
+      </w:r>
+      <w:r>
+        <w:rPr>
+          <w:b w:val="0"/>
+        </w:rPr>
+        <w:t>s has m biases.</w:t>
+      </w:r>
+    </w:p>
+    <w:p>
+      <w:pPr>
+        <w:spacing w:line="336" w:lineRule="auto" w:after="180"/>
+      </w:pPr>
+      <w:r>
+        <w:rPr>
+          <w:b w:val="0"/>
+        </w:rPr>
+        <w:t xml:space="preserve">Count the activation values as </w:t>
+      </w:r>
+      <w:r>
+        <w:rPr>
+          <w:b/>
+        </w:rPr>
+        <w:t>parameter</w:t>
+      </w:r>
+      <w:r>
+        <w:rPr>
+          <w:b w:val="0"/>
+        </w:rPr>
+        <w:t xml:space="preserve">s: Activations change with the </w:t>
+      </w:r>
+      <w:r>
+        <w:rPr>
+          <w:b/>
+        </w:rPr>
+        <w:t>input</w:t>
+      </w:r>
+      <w:r>
+        <w:rPr>
+          <w:b w:val="0"/>
+        </w:rPr>
+        <w:t>; the network computes them.</w:t>
+      </w:r>
+    </w:p>
+    <w:p>
+      <w:pPr>
+        <w:spacing w:line="336" w:lineRule="auto" w:after="180"/>
+      </w:pPr>
+      <w:r>
+        <w:rPr>
+          <w:b w:val="0"/>
+        </w:rPr>
+        <w:t>More weights prove better learning: Capacity and performance differ. Compare measured outcomes with controlled conditions.</w:t>
+      </w:r>
+    </w:p>
+    <w:p>
+      <w:pPr>
+        <w:spacing w:line="336" w:lineRule="auto" w:after="180"/>
+      </w:pPr>
+      <w:r>
+        <w:rPr>
+          <w:b w:val="0"/>
+        </w:rPr>
+        <w:t xml:space="preserve">Use Section 9 for the </w:t>
+      </w:r>
+      <w:r>
+        <w:rPr>
+          <w:b/>
+        </w:rPr>
+        <w:t>evidence</w:t>
+      </w:r>
+      <w:r>
+        <w:rPr>
+          <w:b w:val="0"/>
+        </w:rPr>
+        <w:t xml:space="preserve"> ledger. Add a boundary or missing-</w:t>
+      </w:r>
+      <w:r>
+        <w:rPr>
+          <w:b/>
+        </w:rPr>
+        <w:t>input</w:t>
+      </w:r>
+      <w:r>
+        <w:rPr>
+          <w:b w:val="0"/>
+        </w:rPr>
+        <w:t xml:space="preserve"> case and record the expected response before checking. More successful repeats of one case do not establish wider coverage.</w:t>
       </w:r>
     </w:p>
     <w:p>
@@ -1745,29 +3279,38 @@
       </w:tr>
     </w:tbl>
     <w:p>
-      <w:r>
-        <w:t>Offer an oral explanation, drawing, enlarged visual or fewer examples when that removes a reading/writing barrier. Keep the same reasoning goal. Stretch secure learners by changing a boundary or assumption and asking them to defend the effect, not simply by assigning more of the same questions.</w:t>
+      <w:pPr>
+        <w:spacing w:line="336" w:lineRule="auto" w:after="180"/>
+      </w:pPr>
+      <w:r>
+        <w:rPr>
+          <w:b w:val="0"/>
+        </w:rPr>
+        <w:t>Offer an oral explanation, drawing, enlarged visual or fewer examples when that removes a reading/writing barrier. Keep the same reasoning goal.</w:t>
       </w:r>
     </w:p>
     <w:p>
       <w:pPr>
-        <w:pStyle w:val="Heading1"/>
-      </w:pPr>
-      <w:r>
-        <w:t>05. Assess and explain the answers</w:t>
+        <w:spacing w:line="336" w:lineRule="auto" w:after="180"/>
+      </w:pPr>
+      <w:r>
+        <w:rPr>
+          <w:b w:val="0"/>
+        </w:rPr>
+        <w:t>Stretch secure learners by changing a boundary or assumption and asking them to defend the effect, not simply by assigning more of the same questions.</w:t>
       </w:r>
     </w:p>
     <w:p>
       <w:pPr>
-        <w:pStyle w:val="Heading3"/>
-      </w:pPr>
-      <w:r>
-        <w:t>Guided and exit questions</w:t>
+        <w:pStyle w:val="Heading1"/>
+      </w:pPr>
+      <w:r>
+        <w:t>05. Assess and explain the answers</w:t>
       </w:r>
     </w:p>
     <w:p>
       <w:r>
-        <w:t>Guided: hidden layer 12, output layer 5, total 17, four more than 13. Exit: ask for architecture, activations, ordered input schema and exact weights/biases; equal parameter counts do not establish matching computations.</w:t>
+        <w:t>Use the Parameters and architecture questions, teacher keys and criteria after the relevant attempts. Previously discussed cases are practice; protect the separately selected independent task.</w:t>
       </w:r>
     </w:p>
     <w:p>
@@ -1775,17 +3318,74 @@
         <w:pStyle w:val="Heading3"/>
       </w:pPr>
       <w:r>
-        <w:t>W1 Count a single layer</w:t>
+        <w:t>Guided and exit questions</w:t>
       </w:r>
     </w:p>
     <w:p>
-      <w:r>
-        <w:t>A dense layer has 4 inputs and 2 outputs with one bias per output. Count weights, biases and total.</w:t>
+      <w:pPr>
+        <w:spacing w:line="336" w:lineRule="auto" w:after="180"/>
+      </w:pPr>
+      <w:r>
+        <w:rPr>
+          <w:b w:val="0"/>
+        </w:rPr>
+        <w:t xml:space="preserve">Guided: hidden layer 12, </w:t>
+      </w:r>
+      <w:r>
+        <w:rPr>
+          <w:b/>
+        </w:rPr>
+        <w:t>output</w:t>
+      </w:r>
+      <w:r>
+        <w:rPr>
+          <w:b w:val="0"/>
+        </w:rPr>
+        <w:t xml:space="preserve"> layer 5, total 17, four more than 13. Exit: ask for </w:t>
+      </w:r>
+      <w:r>
+        <w:rPr>
+          <w:b/>
+        </w:rPr>
+        <w:t>architecture</w:t>
+      </w:r>
+      <w:r>
+        <w:rPr>
+          <w:b w:val="0"/>
+        </w:rPr>
+        <w:t xml:space="preserve">, activations, ordered </w:t>
+      </w:r>
+      <w:r>
+        <w:rPr>
+          <w:b/>
+        </w:rPr>
+        <w:t>input</w:t>
+      </w:r>
+      <w:r>
+        <w:rPr>
+          <w:b w:val="0"/>
+        </w:rPr>
+        <w:t xml:space="preserve"> schema and exact weights/biases; equal </w:t>
+      </w:r>
+      <w:r>
+        <w:rPr>
+          <w:b/>
+        </w:rPr>
+        <w:t>parameter</w:t>
+      </w:r>
+      <w:r>
+        <w:rPr>
+          <w:b w:val="0"/>
+        </w:rPr>
+        <w:t xml:space="preserve"> counts do not establish matching computations.</w:t>
       </w:r>
     </w:p>
     <w:p>
-      <w:r>
-        <w:t>Teacher explanation: There are 8 weights and 2 biases, total 10.</w:t>
+      <w:pPr>
+        <w:pStyle w:val="Heading3"/>
+      </w:pPr>
+      <w:r>
+        <w:t>W1 Count a single layer</w:t>
       </w:r>
     </w:p>
     <w:p>
@@ -1793,53 +3393,207 @@
         <w:pStyle w:val="Heading3"/>
       </w:pPr>
       <w:r>
-        <w:t>W2 Sort the quantities</w:t>
+        <w:t>Workbook question · W1</w:t>
       </w:r>
     </w:p>
     <w:p>
-      <w:r>
-        <w:t>Classify hidden activation 0.7, weight -2, hidden width 3 and learning rate 0.1 as computed value, parameter, architecture choice or training setting.</w:t>
+      <w:pPr>
+        <w:spacing w:line="336" w:lineRule="auto" w:after="180"/>
+        <w:shd w:fill="F5F1FB"/>
+      </w:pPr>
+      <w:r>
+        <w:rPr>
+          <w:b w:val="0"/>
+        </w:rPr>
+        <w:t xml:space="preserve">A </w:t>
+      </w:r>
+      <w:r>
+        <w:rPr>
+          <w:b/>
+        </w:rPr>
+        <w:t>dense layer</w:t>
+      </w:r>
+      <w:r>
+        <w:rPr>
+          <w:b w:val="0"/>
+        </w:rPr>
+        <w:t xml:space="preserve"> has 4 </w:t>
+      </w:r>
+      <w:r>
+        <w:rPr>
+          <w:b/>
+        </w:rPr>
+        <w:t>input</w:t>
+      </w:r>
+      <w:r>
+        <w:rPr>
+          <w:b w:val="0"/>
+        </w:rPr>
+        <w:t xml:space="preserve">s and 2 </w:t>
+      </w:r>
+      <w:r>
+        <w:rPr>
+          <w:b/>
+        </w:rPr>
+        <w:t>output</w:t>
+      </w:r>
+      <w:r>
+        <w:rPr>
+          <w:b w:val="0"/>
+        </w:rPr>
+        <w:t xml:space="preserve">s with one bias per </w:t>
+      </w:r>
+      <w:r>
+        <w:rPr>
+          <w:b/>
+        </w:rPr>
+        <w:t>output</w:t>
+      </w:r>
+      <w:r>
+        <w:rPr>
+          <w:b w:val="0"/>
+        </w:rPr>
+        <w:t>. Count weights, biases and total.</w:t>
       </w:r>
     </w:p>
     <w:p>
-      <w:r>
-        <w:t>Teacher explanation: Activation 0.7 is computed; weight -2 is a parameter; width 3 is an architecture choice; learning rate 0.1 is a training setting.</w:t>
+      <w:pPr>
+        <w:pStyle w:val="Heading3"/>
+      </w:pPr>
+      <w:r>
+        <w:t>Teacher reasoning · W1</w:t>
       </w:r>
     </w:p>
     <w:p>
       <w:pPr>
-        <w:pStyle w:val="Heading3"/>
-      </w:pPr>
-      <w:r>
-        <w:t>W3 Change the bias convention</w:t>
+        <w:spacing w:line="336" w:lineRule="auto" w:after="180"/>
+        <w:shd w:fill="F1F6FC"/>
+      </w:pPr>
+      <w:r>
+        <w:rPr>
+          <w:b w:val="0"/>
+        </w:rPr>
+        <w:t>Teacher explanation: There are 8 weights and 2 biases, total 10.</w:t>
       </w:r>
     </w:p>
     <w:p>
-      <w:r>
-        <w:t>Recount the 2 to 3 to 1 model if every bias is omitted. State what the original count assumed.</w:t>
+      <w:pPr>
+        <w:pStyle w:val="Heading3"/>
+      </w:pPr>
+      <w:r>
+        <w:t>W2 Sort the quantities</w:t>
       </w:r>
     </w:p>
     <w:p>
-      <w:r>
-        <w:t>Teacher explanation: There are 6 + 3 = 9 weights and no biases. The original 13 assumed three hidden biases plus one output bias.</w:t>
+      <w:pPr>
+        <w:pStyle w:val="Heading3"/>
+      </w:pPr>
+      <w:r>
+        <w:t>Workbook question · W2</w:t>
       </w:r>
     </w:p>
     <w:p>
       <w:pPr>
-        <w:pStyle w:val="Heading3"/>
-      </w:pPr>
-      <w:r>
-        <w:t>W4 Count a new architecture independently</w:t>
+        <w:spacing w:line="336" w:lineRule="auto" w:after="180"/>
+        <w:shd w:fill="F5F1FB"/>
+      </w:pPr>
+      <w:r>
+        <w:rPr>
+          <w:b w:val="0"/>
+        </w:rPr>
+        <w:t xml:space="preserve">Classify hidden activation 0.7, weight -2, hidden width 3 and learning rate 0.1 as computed value, </w:t>
+      </w:r>
+      <w:r>
+        <w:rPr>
+          <w:b/>
+        </w:rPr>
+        <w:t>parameter</w:t>
+      </w:r>
+      <w:r>
+        <w:rPr>
+          <w:b w:val="0"/>
+        </w:rPr>
+        <w:t xml:space="preserve">, </w:t>
+      </w:r>
+      <w:r>
+        <w:rPr>
+          <w:b/>
+        </w:rPr>
+        <w:t>architecture</w:t>
+      </w:r>
+      <w:r>
+        <w:rPr>
+          <w:b w:val="0"/>
+        </w:rPr>
+        <w:t xml:space="preserve"> choice or </w:t>
+      </w:r>
+      <w:r>
+        <w:rPr>
+          <w:b/>
+        </w:rPr>
+        <w:t>training</w:t>
+      </w:r>
+      <w:r>
+        <w:rPr>
+          <w:b w:val="0"/>
+        </w:rPr>
+        <w:t xml:space="preserve"> setting.</w:t>
       </w:r>
     </w:p>
     <w:p>
-      <w:r>
-        <w:t>A dense 3 to 2 to 2 network uses ReLU in the hidden layer and identity in the output layer, with one bias per unit. Give each layer count and the total. If hidden width becomes 4, recount and explain why activation values are excluded.</w:t>
+      <w:pPr>
+        <w:pStyle w:val="Heading3"/>
+      </w:pPr>
+      <w:r>
+        <w:t>Teacher reasoning · W2</w:t>
       </w:r>
     </w:p>
     <w:p>
-      <w:r>
-        <w:t>Teacher explanation: Original: 3 times 2 + 2 = 8, then 2 times 2 + 2 = 6, total 14. Wider: 3 times 4 + 4 = 16, then 4 times 2 + 2 = 10, total 26. Activations are computed from inputs and parameters, not separately fitted values.</w:t>
+      <w:pPr>
+        <w:spacing w:line="336" w:lineRule="auto" w:after="180"/>
+        <w:shd w:fill="F1F6FC"/>
+      </w:pPr>
+      <w:r>
+        <w:rPr>
+          <w:b w:val="0"/>
+        </w:rPr>
+        <w:t xml:space="preserve">Teacher explanation: Activation 0.7 is computed; weight -2 is a </w:t>
+      </w:r>
+      <w:r>
+        <w:rPr>
+          <w:b/>
+        </w:rPr>
+        <w:t>parameter</w:t>
+      </w:r>
+      <w:r>
+        <w:rPr>
+          <w:b w:val="0"/>
+        </w:rPr>
+        <w:t xml:space="preserve">; width 3 is an </w:t>
+      </w:r>
+      <w:r>
+        <w:rPr>
+          <w:b/>
+        </w:rPr>
+        <w:t>architecture</w:t>
+      </w:r>
+      <w:r>
+        <w:rPr>
+          <w:b w:val="0"/>
+        </w:rPr>
+        <w:t xml:space="preserve"> choice; learning rate 0.1 is a </w:t>
+      </w:r>
+      <w:r>
+        <w:rPr>
+          <w:b/>
+        </w:rPr>
+        <w:t>training</w:t>
+      </w:r>
+      <w:r>
+        <w:rPr>
+          <w:b w:val="0"/>
+        </w:rPr>
+        <w:t xml:space="preserve"> setting.</w:t>
       </w:r>
     </w:p>
     <w:p>
@@ -1847,17 +3601,27 @@
         <w:pStyle w:val="Heading3"/>
       </w:pPr>
       <w:r>
-        <w:t>W5 Limit a size claim</w:t>
+        <w:t>W3 Change the bias convention</w:t>
       </w:r>
     </w:p>
     <w:p>
-      <w:r>
-        <w:t>A team says its 26-parameter model must outperform a 14-parameter model. Give a fair check and one reason the claim is unsupported.</w:t>
+      <w:pPr>
+        <w:pStyle w:val="Heading3"/>
+      </w:pPr>
+      <w:r>
+        <w:t>Workbook question · W3</w:t>
       </w:r>
     </w:p>
     <w:p>
-      <w:r>
-        <w:t>Teacher explanation: Compare on the same valid evaluation task and cases after a documented fitting process. Count alone does not establish suitable features, successful optimisation or generalisation.</w:t>
+      <w:pPr>
+        <w:spacing w:line="336" w:lineRule="auto" w:after="180"/>
+        <w:shd w:fill="F5F1FB"/>
+      </w:pPr>
+      <w:r>
+        <w:rPr>
+          <w:b w:val="0"/>
+        </w:rPr>
+        <w:t>Recount the 2 to 3 to 1 model if every bias is omitted. State what the original count assumed.</w:t>
       </w:r>
     </w:p>
     <w:p>
@@ -1865,12 +3629,31 @@
         <w:pStyle w:val="Heading3"/>
       </w:pPr>
       <w:r>
-        <w:t>Independent assessment and fresh retry</w:t>
+        <w:t>Teacher reasoning · W3</w:t>
       </w:r>
     </w:p>
     <w:p>
-      <w:r>
-        <w:t>W4 must show 8 + 6 = 14 and 16 + 10 = 26. Fresh retry: dense 2 to 2 to 3 with biases has 6 + 9 = 15 parameters. Without biases it has 4 + 6 = 10. Require the bias convention explicitly.</w:t>
+      <w:pPr>
+        <w:spacing w:line="336" w:lineRule="auto" w:after="180"/>
+        <w:shd w:fill="F1F6FC"/>
+      </w:pPr>
+      <w:r>
+        <w:rPr>
+          <w:b w:val="0"/>
+        </w:rPr>
+        <w:t xml:space="preserve">Teacher explanation: There are 6 + 3 = 9 weights and no biases. The original 13 assumed three hidden biases plus one </w:t>
+      </w:r>
+      <w:r>
+        <w:rPr>
+          <w:b/>
+        </w:rPr>
+        <w:t>output</w:t>
+      </w:r>
+      <w:r>
+        <w:rPr>
+          <w:b w:val="0"/>
+        </w:rPr>
+        <w:t xml:space="preserve"> bias.</w:t>
       </w:r>
     </w:p>
     <w:p>
@@ -1878,25 +3661,359 @@
         <w:pStyle w:val="Heading3"/>
       </w:pPr>
       <w:r>
-        <w:t>Assess independent transfer</w:t>
+        <w:t>W4 Count a new architecture independently</w:t>
       </w:r>
     </w:p>
     <w:p>
-      <w:r>
-        <w:t>Selected case: A dense 3 to 2 to 2 network uses ReLU in the hidden layer and identity in the output layer, with one bias per unit. Give each layer count and the total. If hidden width becomes 4, recount and explain why activation values are excluded.</w:t>
+      <w:pPr>
+        <w:pStyle w:val="Heading3"/>
+      </w:pPr>
+      <w:r>
+        <w:t>Workbook question · W4</w:t>
       </w:r>
     </w:p>
     <w:p>
       <w:pPr>
-        <w:pStyle w:val="Heading3"/>
-      </w:pPr>
-      <w:r>
-        <w:t>Selected case answer</w:t>
+        <w:spacing w:line="336" w:lineRule="auto" w:after="180"/>
+        <w:shd w:fill="F5F1FB"/>
+      </w:pPr>
+      <w:r>
+        <w:rPr>
+          <w:b w:val="0"/>
+        </w:rPr>
+        <w:t xml:space="preserve">A dense 3 to 2 to 2 network uses ReLU in the hidden layer and identity in the </w:t>
+      </w:r>
+      <w:r>
+        <w:rPr>
+          <w:b/>
+        </w:rPr>
+        <w:t>output</w:t>
+      </w:r>
+      <w:r>
+        <w:rPr>
+          <w:b w:val="0"/>
+        </w:rPr>
+        <w:t xml:space="preserve"> layer, with one bias per unit. Give each layer count and the total.</w:t>
       </w:r>
     </w:p>
     <w:p>
-      <w:r>
-        <w:t>Teacher explanation: Original: 3 times 2 + 2 = 8, then 2 times 2 + 2 = 6, total 14. Wider: 3 times 4 + 4 = 16, then 4 times 2 + 2 = 10, total 26. Activations are computed from inputs and parameters, not separately fitted values.</w:t>
+      <w:pPr>
+        <w:spacing w:line="336" w:lineRule="auto" w:after="180"/>
+        <w:shd w:fill="F5F1FB"/>
+      </w:pPr>
+      <w:r>
+        <w:rPr>
+          <w:b w:val="0"/>
+        </w:rPr>
+        <w:t>If hidden width becomes 4, recount and explain why activation values are excluded.</w:t>
+      </w:r>
+    </w:p>
+    <w:p>
+      <w:pPr>
+        <w:pStyle w:val="Heading3"/>
+      </w:pPr>
+      <w:r>
+        <w:t>Teacher reasoning · W4</w:t>
+      </w:r>
+    </w:p>
+    <w:p>
+      <w:pPr>
+        <w:spacing w:line="336" w:lineRule="auto" w:after="180"/>
+        <w:shd w:fill="F1F6FC"/>
+      </w:pPr>
+      <w:r>
+        <w:rPr>
+          <w:b w:val="0"/>
+        </w:rPr>
+        <w:t>Teacher explanation: Original: 3 times 2 + 2 = 8, then 2 times 2 + 2 = 6, total 14. Wider: 3 times 4 + 4 = 16, then 4 times 2 + 2 = 10, total 26.</w:t>
+      </w:r>
+    </w:p>
+    <w:p>
+      <w:pPr>
+        <w:spacing w:line="336" w:lineRule="auto" w:after="180"/>
+        <w:shd w:fill="F1F6FC"/>
+      </w:pPr>
+      <w:r>
+        <w:rPr>
+          <w:b w:val="0"/>
+        </w:rPr>
+        <w:t xml:space="preserve">Activations are computed from </w:t>
+      </w:r>
+      <w:r>
+        <w:rPr>
+          <w:b/>
+        </w:rPr>
+        <w:t>input</w:t>
+      </w:r>
+      <w:r>
+        <w:rPr>
+          <w:b w:val="0"/>
+        </w:rPr>
+        <w:t xml:space="preserve">s and </w:t>
+      </w:r>
+      <w:r>
+        <w:rPr>
+          <w:b/>
+        </w:rPr>
+        <w:t>parameter</w:t>
+      </w:r>
+      <w:r>
+        <w:rPr>
+          <w:b w:val="0"/>
+        </w:rPr>
+        <w:t>s, not separately fitted values.</w:t>
+      </w:r>
+    </w:p>
+    <w:p>
+      <w:pPr>
+        <w:pStyle w:val="Heading3"/>
+      </w:pPr>
+      <w:r>
+        <w:t>W5 Limit a size claim</w:t>
+      </w:r>
+    </w:p>
+    <w:p>
+      <w:pPr>
+        <w:pStyle w:val="Heading3"/>
+      </w:pPr>
+      <w:r>
+        <w:t>Workbook question · W5</w:t>
+      </w:r>
+    </w:p>
+    <w:p>
+      <w:pPr>
+        <w:spacing w:line="336" w:lineRule="auto" w:after="180"/>
+        <w:shd w:fill="F5F1FB"/>
+      </w:pPr>
+      <w:r>
+        <w:rPr>
+          <w:b w:val="0"/>
+        </w:rPr>
+        <w:t>A team says its 26-</w:t>
+      </w:r>
+      <w:r>
+        <w:rPr>
+          <w:b/>
+        </w:rPr>
+        <w:t>parameter</w:t>
+      </w:r>
+      <w:r>
+        <w:rPr>
+          <w:b w:val="0"/>
+        </w:rPr>
+        <w:t xml:space="preserve"> model must outperform a 14-</w:t>
+      </w:r>
+      <w:r>
+        <w:rPr>
+          <w:b/>
+        </w:rPr>
+        <w:t>parameter</w:t>
+      </w:r>
+      <w:r>
+        <w:rPr>
+          <w:b w:val="0"/>
+        </w:rPr>
+        <w:t xml:space="preserve"> model. Give a fair check and one reason the claim is unsupported.</w:t>
+      </w:r>
+    </w:p>
+    <w:p>
+      <w:pPr>
+        <w:pStyle w:val="Heading3"/>
+      </w:pPr>
+      <w:r>
+        <w:t>Teacher reasoning · W5</w:t>
+      </w:r>
+    </w:p>
+    <w:p>
+      <w:pPr>
+        <w:spacing w:line="336" w:lineRule="auto" w:after="180"/>
+        <w:shd w:fill="F1F6FC"/>
+      </w:pPr>
+      <w:r>
+        <w:rPr>
+          <w:b w:val="0"/>
+        </w:rPr>
+        <w:t xml:space="preserve">Teacher explanation: Compare on the same valid evaluation task and cases after a documented </w:t>
+      </w:r>
+      <w:r>
+        <w:rPr>
+          <w:b/>
+        </w:rPr>
+        <w:t>fitting</w:t>
+      </w:r>
+      <w:r>
+        <w:rPr>
+          <w:b w:val="0"/>
+        </w:rPr>
+        <w:t xml:space="preserve"> </w:t>
+      </w:r>
+      <w:r>
+        <w:rPr>
+          <w:b/>
+        </w:rPr>
+        <w:t>process</w:t>
+      </w:r>
+      <w:r>
+        <w:rPr>
+          <w:b w:val="0"/>
+        </w:rPr>
+        <w:t>. Count alone does not establish suitable features, successful optimisation or generalisation.</w:t>
+      </w:r>
+    </w:p>
+    <w:p>
+      <w:pPr>
+        <w:pStyle w:val="Heading3"/>
+      </w:pPr>
+      <w:r>
+        <w:t>Independent assessment and fresh retry</w:t>
+      </w:r>
+    </w:p>
+    <w:p>
+      <w:pPr>
+        <w:pStyle w:val="Heading3"/>
+      </w:pPr>
+      <w:r>
+        <w:t>Teacher key · Independent assessment and fresh retry</w:t>
+      </w:r>
+    </w:p>
+    <w:p>
+      <w:pPr>
+        <w:spacing w:line="336" w:lineRule="auto" w:after="180"/>
+        <w:shd w:fill="F1F6FC"/>
+      </w:pPr>
+      <w:r>
+        <w:rPr>
+          <w:b w:val="0"/>
+        </w:rPr>
+        <w:t xml:space="preserve">W4 must show 8 + 6 = 14 and 16 + 10 = 26. Fresh retry: dense 2 to 2 to 3 with biases has 6 + 9 = 15 </w:t>
+      </w:r>
+      <w:r>
+        <w:rPr>
+          <w:b/>
+        </w:rPr>
+        <w:t>parameter</w:t>
+      </w:r>
+      <w:r>
+        <w:rPr>
+          <w:b w:val="0"/>
+        </w:rPr>
+        <w:t>s. Without biases it has 4 + 6 = 10. Require the bias convention explicitly.</w:t>
+      </w:r>
+    </w:p>
+    <w:p>
+      <w:pPr>
+        <w:pStyle w:val="Heading3"/>
+      </w:pPr>
+      <w:r>
+        <w:t>Assess independent transfer</w:t>
+      </w:r>
+    </w:p>
+    <w:p>
+      <w:pPr>
+        <w:pStyle w:val="Heading3"/>
+      </w:pPr>
+      <w:r>
+        <w:t>Independent question · withhold the key</w:t>
+      </w:r>
+    </w:p>
+    <w:p>
+      <w:pPr>
+        <w:spacing w:line="336" w:lineRule="auto" w:after="180"/>
+        <w:shd w:fill="F5F1FB"/>
+      </w:pPr>
+      <w:r>
+        <w:rPr>
+          <w:b w:val="0"/>
+        </w:rPr>
+        <w:t xml:space="preserve">Selected case: A dense 3 to 2 to 2 network uses ReLU in the hidden layer and identity in the </w:t>
+      </w:r>
+      <w:r>
+        <w:rPr>
+          <w:b/>
+        </w:rPr>
+        <w:t>output</w:t>
+      </w:r>
+      <w:r>
+        <w:rPr>
+          <w:b w:val="0"/>
+        </w:rPr>
+        <w:t xml:space="preserve"> layer, with one bias per unit. Give each layer count and the total.</w:t>
+      </w:r>
+    </w:p>
+    <w:p>
+      <w:pPr>
+        <w:spacing w:line="336" w:lineRule="auto" w:after="180"/>
+        <w:shd w:fill="F5F1FB"/>
+      </w:pPr>
+      <w:r>
+        <w:rPr>
+          <w:b w:val="0"/>
+        </w:rPr>
+        <w:t>If hidden width becomes 4, recount and explain why activation values are excluded.</w:t>
+      </w:r>
+    </w:p>
+    <w:p>
+      <w:pPr>
+        <w:pStyle w:val="Heading3"/>
+      </w:pPr>
+      <w:r>
+        <w:t>Selected case answer</w:t>
+      </w:r>
+    </w:p>
+    <w:p>
+      <w:pPr>
+        <w:pStyle w:val="Heading3"/>
+      </w:pPr>
+      <w:r>
+        <w:t>Teacher key · Selected case answer</w:t>
+      </w:r>
+    </w:p>
+    <w:p>
+      <w:pPr>
+        <w:spacing w:line="336" w:lineRule="auto" w:after="180"/>
+        <w:shd w:fill="F1F6FC"/>
+      </w:pPr>
+      <w:r>
+        <w:rPr>
+          <w:b w:val="0"/>
+        </w:rPr>
+        <w:t>Teacher explanation: Original: 3 times 2 + 2 = 8, then 2 times 2 + 2 = 6, total 14. Wider: 3 times 4 + 4 = 16, then 4 times 2 + 2 = 10, total 26.</w:t>
+      </w:r>
+    </w:p>
+    <w:p>
+      <w:pPr>
+        <w:spacing w:line="336" w:lineRule="auto" w:after="180"/>
+        <w:shd w:fill="F1F6FC"/>
+      </w:pPr>
+      <w:r>
+        <w:rPr>
+          <w:b w:val="0"/>
+        </w:rPr>
+        <w:t xml:space="preserve">Activations are computed from </w:t>
+      </w:r>
+      <w:r>
+        <w:rPr>
+          <w:b/>
+        </w:rPr>
+        <w:t>input</w:t>
+      </w:r>
+      <w:r>
+        <w:rPr>
+          <w:b w:val="0"/>
+        </w:rPr>
+        <w:t xml:space="preserve">s and </w:t>
+      </w:r>
+      <w:r>
+        <w:rPr>
+          <w:b/>
+        </w:rPr>
+        <w:t>parameter</w:t>
+      </w:r>
+      <w:r>
+        <w:rPr>
+          <w:b w:val="0"/>
+        </w:rPr>
+        <w:t>s, not separately fitted values.</w:t>
       </w:r>
     </w:p>
     <w:tbl>
@@ -2002,67 +4119,294 @@
       </w:tr>
     </w:tbl>
     <w:p>
-      <w:r>
-        <w:t>Record each dimension as not yet, with support, or independent. Accept a valid alternative procedure with a defensible trace. Do not penalise an honestly recorded model failure if the learner correctly explains its evidence and limits.</w:t>
+      <w:pPr>
+        <w:pStyle w:val="Heading3"/>
+      </w:pPr>
+      <w:r>
+        <w:t>Teacher key · Selected case answer</w:t>
       </w:r>
     </w:p>
     <w:p>
       <w:pPr>
-        <w:pStyle w:val="Heading3"/>
-      </w:pPr>
-      <w:r>
-        <w:t>Feedback that the learner uses</w:t>
+        <w:spacing w:line="336" w:lineRule="auto" w:after="180"/>
+        <w:shd w:fill="F1F6FC"/>
+      </w:pPr>
+      <w:r>
+        <w:rPr>
+          <w:b w:val="0"/>
+        </w:rPr>
+        <w:t>Record each dimension as not yet, with support, or independent. Accept a valid alternative procedure with a defensible trace.</w:t>
       </w:r>
     </w:p>
     <w:p>
-      <w:r>
-        <w:t>Name the earliest unsupported step and give one action to repair it. Have the learner make that repair now and explain why. Then assess the relevant skill on a fresh, fully specified case. Confirm it was not previously practised with feedback; solve and check the new case before assigning it. A follow-up design prompt is a starting brief, not automatically an equivalent test.</w:t>
+      <w:pPr>
+        <w:spacing w:line="336" w:lineRule="auto" w:after="180"/>
+        <w:shd w:fill="F1F6FC"/>
+      </w:pPr>
+      <w:r>
+        <w:rPr>
+          <w:b w:val="0"/>
+        </w:rPr>
+        <w:t xml:space="preserve">Do not penalise an honestly recorded model failure if the learner correctly explains its </w:t>
+      </w:r>
+      <w:r>
+        <w:rPr>
+          <w:b/>
+        </w:rPr>
+        <w:t>evidence</w:t>
+      </w:r>
+      <w:r>
+        <w:rPr>
+          <w:b w:val="0"/>
+        </w:rPr>
+        <w:t xml:space="preserve"> and limits.</w:t>
       </w:r>
     </w:p>
     <w:p>
       <w:pPr>
-        <w:pStyle w:val="Heading1"/>
-      </w:pPr>
-      <w:r>
-        <w:t>06. Connect the project, support and next lesson</w:t>
+        <w:pStyle w:val="Heading3"/>
+      </w:pPr>
+      <w:r>
+        <w:t>Feedback that the learner uses</w:t>
       </w:r>
     </w:p>
     <w:p>
-      <w:r>
-        <w:t>Add a labelled parameters and architecture evidence sheet to Image-pattern Network Investigation. Show how you can distinguish architectural choices from parameter values. Use the supplied fictional case and keep its inputs, intermediate steps, calculation or prediction, and limitation. Connect this record to last week’s record; a matching answer without a trace is insufficient.</w:t>
+      <w:pPr>
+        <w:spacing w:line="336" w:lineRule="auto" w:after="180"/>
+      </w:pPr>
+      <w:r>
+        <w:rPr>
+          <w:b w:val="0"/>
+        </w:rPr>
+        <w:t>Name the earliest unsupported step and give one action to repair it. Have the learner make that repair now and explain why. Then assess the relevant skill on a fresh, fully specified case.</w:t>
       </w:r>
     </w:p>
     <w:p>
-      <w:r>
-        <w:t>Use a connection grid and a separate bias box per output. Extension: for 2 to h to 1, derive 3h + h + 1 = 4h + 1; test h = 1 and h = 5. Explain why this rule is specific to the stated architecture.</w:t>
+      <w:pPr>
+        <w:spacing w:line="336" w:lineRule="auto" w:after="180"/>
+      </w:pPr>
+      <w:r>
+        <w:rPr>
+          <w:b w:val="0"/>
+        </w:rPr>
+        <w:t>Confirm it was not previously practised with feedback; solve and check the new case before assigning it. A follow-up design prompt is a starting brief, not automatically an equivalent test.</w:t>
       </w:r>
     </w:p>
     <w:p>
-      <w:r>
-        <w:t>Week 8 introduces losses for comparing predictions with targets.</w:t>
+      <w:pPr>
+        <w:pStyle w:val="Heading1"/>
+      </w:pPr>
+      <w:r>
+        <w:t>06. Connect the project, support and next lesson</w:t>
       </w:r>
     </w:p>
     <w:p>
       <w:r>
-        <w:t>Retain the project ledger and assess a changed case after support. Check the relevant prerequisite before carrying this component forward.</w:t>
+        <w:t>Connect Parameters and architecture to Image-pattern Network Investigation, adapt support and plan a later changed-case check.</w:t>
       </w:r>
     </w:p>
     <w:p>
       <w:pPr>
-        <w:pStyle w:val="Heading3"/>
-      </w:pPr>
-      <w:r>
-        <w:t>Plan the delayed return</w:t>
+        <w:spacing w:line="336" w:lineRule="auto" w:after="180"/>
+      </w:pPr>
+      <w:r>
+        <w:rPr>
+          <w:b w:val="0"/>
+        </w:rPr>
+        <w:t xml:space="preserve">Add a labelled </w:t>
+      </w:r>
+      <w:r>
+        <w:rPr>
+          <w:b/>
+        </w:rPr>
+        <w:t>parameter</w:t>
+      </w:r>
+      <w:r>
+        <w:rPr>
+          <w:b w:val="0"/>
+        </w:rPr>
+        <w:t xml:space="preserve">s and </w:t>
+      </w:r>
+      <w:r>
+        <w:rPr>
+          <w:b/>
+        </w:rPr>
+        <w:t>architecture</w:t>
+      </w:r>
+      <w:r>
+        <w:rPr>
+          <w:b w:val="0"/>
+        </w:rPr>
+        <w:t xml:space="preserve"> </w:t>
+      </w:r>
+      <w:r>
+        <w:rPr>
+          <w:b/>
+        </w:rPr>
+        <w:t>evidence</w:t>
+      </w:r>
+      <w:r>
+        <w:rPr>
+          <w:b w:val="0"/>
+        </w:rPr>
+        <w:t xml:space="preserve"> sheet to Image-pattern Network Investigation. Show how you can distinguish architectural choices from </w:t>
+      </w:r>
+      <w:r>
+        <w:rPr>
+          <w:b/>
+        </w:rPr>
+        <w:t>parameter</w:t>
+      </w:r>
+      <w:r>
+        <w:rPr>
+          <w:b w:val="0"/>
+        </w:rPr>
+        <w:t xml:space="preserve"> values.</w:t>
       </w:r>
     </w:p>
     <w:p>
-      <w:r>
-        <w:t>Suggested return points in this level: ai-5/8, ai-5/10, ai-5/13. Use actual classroom dates, adjusting for holidays and gaps. One, three and six teaching weeks are scheduling choices, not a claimed optimal spacing.</w:t>
+      <w:pPr>
+        <w:spacing w:line="336" w:lineRule="auto" w:after="180"/>
+      </w:pPr>
+      <w:r>
+        <w:rPr>
+          <w:b w:val="0"/>
+        </w:rPr>
+        <w:t xml:space="preserve">Use the supplied fictional case and keep its </w:t>
+      </w:r>
+      <w:r>
+        <w:rPr>
+          <w:b/>
+        </w:rPr>
+        <w:t>input</w:t>
+      </w:r>
+      <w:r>
+        <w:rPr>
+          <w:b w:val="0"/>
+        </w:rPr>
+        <w:t xml:space="preserve">s, intermediate steps, calculation or </w:t>
+      </w:r>
+      <w:r>
+        <w:rPr>
+          <w:b/>
+        </w:rPr>
+        <w:t>prediction</w:t>
+      </w:r>
+      <w:r>
+        <w:rPr>
+          <w:b w:val="0"/>
+        </w:rPr>
+        <w:t>, and limitation. Connect this record to last week’s record; a matching answer without a trace is insufficient.</w:t>
       </w:r>
     </w:p>
     <w:p>
-      <w:r>
-        <w:t>At a delayed check, ask for the idea from memory and a changed application. Compare with the earlier independent response and record support used. For a new level, revisit the previous capstone before checking the new prerequisites.</w:t>
+      <w:pPr>
+        <w:spacing w:line="336" w:lineRule="auto" w:after="180"/>
+      </w:pPr>
+      <w:r>
+        <w:rPr>
+          <w:b w:val="0"/>
+        </w:rPr>
+        <w:t xml:space="preserve">Use a connection grid and a separate bias box per </w:t>
+      </w:r>
+      <w:r>
+        <w:rPr>
+          <w:b/>
+        </w:rPr>
+        <w:t>output</w:t>
+      </w:r>
+      <w:r>
+        <w:rPr>
+          <w:b w:val="0"/>
+        </w:rPr>
+        <w:t xml:space="preserve">. Extension: for 2 to h to 1, derive 3h + h + 1 = 4h + 1; test h = 1 and h = 5. Explain why this rule is specific to the stated </w:t>
+      </w:r>
+      <w:r>
+        <w:rPr>
+          <w:b/>
+        </w:rPr>
+        <w:t>architecture</w:t>
+      </w:r>
+      <w:r>
+        <w:rPr>
+          <w:b w:val="0"/>
+        </w:rPr>
+        <w:t>.</w:t>
+      </w:r>
+    </w:p>
+    <w:p>
+      <w:pPr>
+        <w:spacing w:line="336" w:lineRule="auto" w:after="180"/>
+      </w:pPr>
+      <w:r>
+        <w:rPr>
+          <w:b w:val="0"/>
+        </w:rPr>
+        <w:t xml:space="preserve">Week 8 introduces losses for comparing </w:t>
+      </w:r>
+      <w:r>
+        <w:rPr>
+          <w:b/>
+        </w:rPr>
+        <w:t>prediction</w:t>
+      </w:r>
+      <w:r>
+        <w:rPr>
+          <w:b w:val="0"/>
+        </w:rPr>
+        <w:t>s with targets.</w:t>
+      </w:r>
+    </w:p>
+    <w:p>
+      <w:pPr>
+        <w:spacing w:line="336" w:lineRule="auto" w:after="180"/>
+      </w:pPr>
+      <w:r>
+        <w:rPr>
+          <w:b w:val="0"/>
+        </w:rPr>
+        <w:t>Retain the project ledger and assess a changed case after support. Check the relevant prerequisite before carrying this component forward.</w:t>
+      </w:r>
+    </w:p>
+    <w:p>
+      <w:pPr>
+        <w:pStyle w:val="Heading3"/>
+      </w:pPr>
+      <w:r>
+        <w:t>Plan the delayed return</w:t>
+      </w:r>
+    </w:p>
+    <w:p>
+      <w:pPr>
+        <w:spacing w:line="336" w:lineRule="auto" w:after="180"/>
+      </w:pPr>
+      <w:r>
+        <w:rPr>
+          <w:b w:val="0"/>
+        </w:rPr>
+        <w:t>Suggested return points in this level: ai-5/8, ai-5/10, ai-5/13. Use actual classroom dates, adjusting for holidays and gaps. One, three and six teaching weeks are scheduling choices, not a claimed optimal spacing.</w:t>
+      </w:r>
+    </w:p>
+    <w:p>
+      <w:pPr>
+        <w:spacing w:line="336" w:lineRule="auto" w:after="180"/>
+      </w:pPr>
+      <w:r>
+        <w:rPr>
+          <w:b w:val="0"/>
+        </w:rPr>
+        <w:t>At a delayed check, ask for the idea from memory and a changed application. Compare with the earlier independent response and record support used.</w:t>
+      </w:r>
+    </w:p>
+    <w:p>
+      <w:pPr>
+        <w:spacing w:line="336" w:lineRule="auto" w:after="180"/>
+      </w:pPr>
+      <w:r>
+        <w:rPr>
+          <w:b w:val="0"/>
+        </w:rPr>
+        <w:t>For a new level, revisit the previous capstone before checking the new prerequisites.</w:t>
       </w:r>
     </w:p>
     <w:tbl>
@@ -2222,8 +4566,26 @@
       </w:tr>
     </w:tbl>
     <w:p>
-      <w:r>
-        <w:t>Use the evidence to choose reteaching or the next step. A completed page, confidence rating or attractive project does not by itself demonstrate understanding.</w:t>
+      <w:pPr>
+        <w:spacing w:line="336" w:lineRule="auto" w:after="180"/>
+      </w:pPr>
+      <w:r>
+        <w:rPr>
+          <w:b w:val="0"/>
+        </w:rPr>
+        <w:t xml:space="preserve">Use the </w:t>
+      </w:r>
+      <w:r>
+        <w:rPr>
+          <w:b/>
+        </w:rPr>
+        <w:t>evidence</w:t>
+      </w:r>
+      <w:r>
+        <w:rPr>
+          <w:b w:val="0"/>
+        </w:rPr>
+        <w:t xml:space="preserve"> to choose reteaching or the next step. A completed page, confidence rating or attractive project does not by itself demonstrate understanding.</w:t>
       </w:r>
     </w:p>
     <w:p>
@@ -2235,26 +4597,105 @@
       </w:r>
     </w:p>
     <w:p>
-      <w:r>
-        <w:t>For your Image-pattern Network Investigation, save the input, procedure, observed result and limitation of this check. Label this worked example as practice; use a different, previously unreviewed case when checking independent understanding.</w:t>
+      <w:pPr>
+        <w:spacing w:line="336" w:lineRule="auto" w:after="180"/>
+      </w:pPr>
+      <w:r>
+        <w:rPr>
+          <w:b w:val="0"/>
+        </w:rPr>
+        <w:t xml:space="preserve">For your Image-pattern Network Investigation, save the </w:t>
+      </w:r>
+      <w:r>
+        <w:rPr>
+          <w:b/>
+        </w:rPr>
+        <w:t>input</w:t>
+      </w:r>
+      <w:r>
+        <w:rPr>
+          <w:b w:val="0"/>
+        </w:rPr>
+        <w:t>, procedure, observed result and limitation of this check.</w:t>
       </w:r>
     </w:p>
     <w:p>
       <w:pPr>
-        <w:pStyle w:val="Heading1"/>
-      </w:pPr>
-      <w:r>
-        <w:t>07. Prepare, teach and assess</w:t>
+        <w:spacing w:line="336" w:lineRule="auto" w:after="180"/>
+      </w:pPr>
+      <w:r>
+        <w:rPr>
+          <w:b w:val="0"/>
+        </w:rPr>
+        <w:t>Label this worked example as practice; use a different, previously unreviewed case when checking independent understanding.</w:t>
       </w:r>
     </w:p>
     <w:p>
-      <w:r>
-        <w:t>Teaching target: Distinguish architectural choices from parameter values</w:t>
+      <w:pPr>
+        <w:pStyle w:val="Heading1"/>
+      </w:pPr>
+      <w:r>
+        <w:t>07. Prepare, teach and assess</w:t>
       </w:r>
     </w:p>
     <w:p>
       <w:r>
-        <w:t>Prepare the labelled worked-case picture, the matching workbook, fictional input cards and a place for individual responses. Check a local Python 3 environment before class; have a paper-trace version ready.</w:t>
+        <w:t>Use this preparation summary alongside the detailed Parameters and architecture lesson; it is a checklist rather than a replacement for the full sequence.</w:t>
+      </w:r>
+    </w:p>
+    <w:p>
+      <w:pPr>
+        <w:pStyle w:val="Heading3"/>
+      </w:pPr>
+      <w:r>
+        <w:t>Teaching target</w:t>
+      </w:r>
+    </w:p>
+    <w:p>
+      <w:pPr>
+        <w:spacing w:line="336" w:lineRule="auto" w:after="180"/>
+        <w:shd w:fill="EDF7F3"/>
+      </w:pPr>
+      <w:r>
+        <w:rPr>
+          <w:b w:val="0"/>
+        </w:rPr>
+        <w:t xml:space="preserve">Teaching target: Distinguish architectural choices from </w:t>
+      </w:r>
+      <w:r>
+        <w:rPr>
+          <w:b/>
+        </w:rPr>
+        <w:t>parameter</w:t>
+      </w:r>
+      <w:r>
+        <w:rPr>
+          <w:b w:val="0"/>
+        </w:rPr>
+        <w:t xml:space="preserve"> values</w:t>
+      </w:r>
+    </w:p>
+    <w:p>
+      <w:pPr>
+        <w:spacing w:line="336" w:lineRule="auto" w:after="180"/>
+      </w:pPr>
+      <w:r>
+        <w:rPr>
+          <w:b w:val="0"/>
+        </w:rPr>
+        <w:t xml:space="preserve">Prepare the labelled worked-case picture, the matching workbook, fictional </w:t>
+      </w:r>
+      <w:r>
+        <w:rPr>
+          <w:b/>
+        </w:rPr>
+        <w:t>input</w:t>
+      </w:r>
+      <w:r>
+        <w:rPr>
+          <w:b w:val="0"/>
+        </w:rPr>
+        <w:t xml:space="preserve"> cards and a place for individual responses. Check a local Python 3 environment before class; have a paper-trace version ready.</w:t>
       </w:r>
     </w:p>
     <w:tbl>
@@ -2401,37 +4842,339 @@
       </w:tr>
     </w:tbl>
     <w:p>
-      <w:r>
-        <w:t>Before class, solve the supported practice: Classify hidden activation 0.7, weight -2, hidden width 3 and learning rate 0.1 as computed value, parameter, architecture choice or training setting.</w:t>
+      <w:pPr>
+        <w:spacing w:line="336" w:lineRule="auto" w:after="180"/>
+      </w:pPr>
+      <w:r>
+        <w:rPr>
+          <w:b w:val="0"/>
+        </w:rPr>
+        <w:t xml:space="preserve">Before class, solve the supported practice: Classify hidden activation 0.7, weight -2, hidden width 3 and learning rate 0.1 as computed value, </w:t>
+      </w:r>
+      <w:r>
+        <w:rPr>
+          <w:b/>
+        </w:rPr>
+        <w:t>parameter</w:t>
+      </w:r>
+      <w:r>
+        <w:rPr>
+          <w:b w:val="0"/>
+        </w:rPr>
+        <w:t xml:space="preserve">, </w:t>
+      </w:r>
+      <w:r>
+        <w:rPr>
+          <w:b/>
+        </w:rPr>
+        <w:t>architecture</w:t>
+      </w:r>
+      <w:r>
+        <w:rPr>
+          <w:b w:val="0"/>
+        </w:rPr>
+        <w:t xml:space="preserve"> choice or </w:t>
+      </w:r>
+      <w:r>
+        <w:rPr>
+          <w:b/>
+        </w:rPr>
+        <w:t>training</w:t>
+      </w:r>
+      <w:r>
+        <w:rPr>
+          <w:b w:val="0"/>
+        </w:rPr>
+        <w:t xml:space="preserve"> setting.</w:t>
       </w:r>
     </w:p>
     <w:p>
-      <w:r>
-        <w:t>Reasoned practice answer: Teacher explanation: Activation 0.7 is computed; weight -2 is a parameter; width 3 is an architecture choice; learning rate 0.1 is a training setting.</w:t>
+      <w:pPr>
+        <w:pStyle w:val="Heading3"/>
+      </w:pPr>
+      <w:r>
+        <w:t>Supported practice answer</w:t>
       </w:r>
     </w:p>
     <w:p>
-      <w:r>
-        <w:t>Check every learner before discussion: Use the worked case for Parameters and architecture. Proposed explanation: “Count one bias per input”. Decide whether this explanation is supported. Point to the step or supplied fact that decides; explain your repair if needed.</w:t>
+      <w:pPr>
+        <w:spacing w:line="336" w:lineRule="auto" w:after="180"/>
+        <w:shd w:fill="F1F6FC"/>
+      </w:pPr>
+      <w:r>
+        <w:rPr>
+          <w:b w:val="0"/>
+        </w:rPr>
+        <w:t xml:space="preserve">Reasoned practice answer: Teacher explanation: Activation 0.7 is computed; weight -2 is a </w:t>
+      </w:r>
+      <w:r>
+        <w:rPr>
+          <w:b/>
+        </w:rPr>
+        <w:t>parameter</w:t>
+      </w:r>
+      <w:r>
+        <w:rPr>
+          <w:b w:val="0"/>
+        </w:rPr>
+        <w:t xml:space="preserve">; width 3 is an </w:t>
+      </w:r>
+      <w:r>
+        <w:rPr>
+          <w:b/>
+        </w:rPr>
+        <w:t>architecture</w:t>
+      </w:r>
+      <w:r>
+        <w:rPr>
+          <w:b w:val="0"/>
+        </w:rPr>
+        <w:t xml:space="preserve"> choice; learning rate 0.1 is a </w:t>
+      </w:r>
+      <w:r>
+        <w:rPr>
+          <w:b/>
+        </w:rPr>
+        <w:t>training</w:t>
+      </w:r>
+      <w:r>
+        <w:rPr>
+          <w:b w:val="0"/>
+        </w:rPr>
+        <w:t xml:space="preserve"> setting.</w:t>
       </w:r>
     </w:p>
     <w:p>
-      <w:r>
-        <w:t>Misconception repair: Here each output unit has its own bias. A layer with m outputs has m biases.</w:t>
+      <w:pPr>
+        <w:spacing w:line="336" w:lineRule="auto" w:after="180"/>
+      </w:pPr>
+      <w:r>
+        <w:rPr>
+          <w:b w:val="0"/>
+        </w:rPr>
+        <w:t xml:space="preserve">Check every learner before discussion: Use the worked case for </w:t>
+      </w:r>
+      <w:r>
+        <w:rPr>
+          <w:b/>
+        </w:rPr>
+        <w:t>Parameter</w:t>
+      </w:r>
+      <w:r>
+        <w:rPr>
+          <w:b w:val="0"/>
+        </w:rPr>
+        <w:t xml:space="preserve">s and </w:t>
+      </w:r>
+      <w:r>
+        <w:rPr>
+          <w:b/>
+        </w:rPr>
+        <w:t>architecture</w:t>
+      </w:r>
+      <w:r>
+        <w:rPr>
+          <w:b w:val="0"/>
+        </w:rPr>
+        <w:t xml:space="preserve">. Proposed explanation: “Count one bias per </w:t>
+      </w:r>
+      <w:r>
+        <w:rPr>
+          <w:b/>
+        </w:rPr>
+        <w:t>input</w:t>
+      </w:r>
+      <w:r>
+        <w:rPr>
+          <w:b w:val="0"/>
+        </w:rPr>
+        <w:t>”. Decide whether this explanation is supported.</w:t>
       </w:r>
     </w:p>
     <w:p>
-      <w:r>
-        <w:t>Support: read the exact case aloud, enlarge the labelled picture, supply input cards and model only the first deciding step. Accept a spoken explanation or drawing; retain the reasoning goal.</w:t>
+      <w:pPr>
+        <w:spacing w:line="336" w:lineRule="auto" w:after="180"/>
+      </w:pPr>
+      <w:r>
+        <w:rPr>
+          <w:b w:val="0"/>
+        </w:rPr>
+        <w:t>Point to the step or supplied fact that decides; explain your repair if needed.</w:t>
       </w:r>
     </w:p>
     <w:p>
-      <w:r>
-        <w:t>Extension: Increase hidden width from 3 to4. Require a prediction and a reason before comparing. Expected result: First layer12 parameters; output layer5; total 17. Reason: Each new hidden unit adds2 input weights, 1 hidden bias and 1 outgoing weight.</w:t>
+      <w:pPr>
+        <w:pStyle w:val="Heading3"/>
+      </w:pPr>
+      <w:r>
+        <w:t>Repair the misconception</w:t>
       </w:r>
     </w:p>
     <w:p>
-      <w:r>
+      <w:pPr>
+        <w:spacing w:line="336" w:lineRule="auto" w:after="180"/>
+        <w:shd w:fill="FFF5E6"/>
+      </w:pPr>
+      <w:r>
+        <w:rPr>
+          <w:b w:val="0"/>
+        </w:rPr>
+        <w:t xml:space="preserve">Misconception repair: Here each </w:t>
+      </w:r>
+      <w:r>
+        <w:rPr>
+          <w:b/>
+        </w:rPr>
+        <w:t>output</w:t>
+      </w:r>
+      <w:r>
+        <w:rPr>
+          <w:b w:val="0"/>
+        </w:rPr>
+        <w:t xml:space="preserve"> unit has its own bias. A layer with m </w:t>
+      </w:r>
+      <w:r>
+        <w:rPr>
+          <w:b/>
+        </w:rPr>
+        <w:t>output</w:t>
+      </w:r>
+      <w:r>
+        <w:rPr>
+          <w:b w:val="0"/>
+        </w:rPr>
+        <w:t>s has m biases.</w:t>
+      </w:r>
+    </w:p>
+    <w:p>
+      <w:pPr>
+        <w:pStyle w:val="Heading3"/>
+      </w:pPr>
+      <w:r>
+        <w:t>Support without giving away the answer</w:t>
+      </w:r>
+    </w:p>
+    <w:p>
+      <w:pPr>
+        <w:spacing w:line="336" w:lineRule="auto" w:after="180"/>
+        <w:shd w:fill="F1F6F8"/>
+      </w:pPr>
+      <w:r>
+        <w:rPr>
+          <w:b w:val="0"/>
+        </w:rPr>
+        <w:t xml:space="preserve">Support: read the exact case aloud, enlarge the labelled picture, supply </w:t>
+      </w:r>
+      <w:r>
+        <w:rPr>
+          <w:b/>
+        </w:rPr>
+        <w:t>input</w:t>
+      </w:r>
+      <w:r>
+        <w:rPr>
+          <w:b w:val="0"/>
+        </w:rPr>
+        <w:t xml:space="preserve"> cards and model only the first deciding step. Accept a spoken explanation or drawing; retain the reasoning goal.</w:t>
+      </w:r>
+    </w:p>
+    <w:p>
+      <w:pPr>
+        <w:pStyle w:val="Heading3"/>
+      </w:pPr>
+      <w:r>
+        <w:t>Extend the reasoning</w:t>
+      </w:r>
+    </w:p>
+    <w:p>
+      <w:pPr>
+        <w:spacing w:line="336" w:lineRule="auto" w:after="180"/>
+        <w:shd w:fill="F5F1FB"/>
+      </w:pPr>
+      <w:r>
+        <w:rPr>
+          <w:b w:val="0"/>
+        </w:rPr>
+        <w:t xml:space="preserve">Extension: Increase hidden width from 3 to4. Require a </w:t>
+      </w:r>
+      <w:r>
+        <w:rPr>
+          <w:b/>
+        </w:rPr>
+        <w:t>prediction</w:t>
+      </w:r>
+      <w:r>
+        <w:rPr>
+          <w:b w:val="0"/>
+        </w:rPr>
+        <w:t xml:space="preserve"> and a reason before comparing. Expected result: First layer12 </w:t>
+      </w:r>
+      <w:r>
+        <w:rPr>
+          <w:b/>
+        </w:rPr>
+        <w:t>parameter</w:t>
+      </w:r>
+      <w:r>
+        <w:rPr>
+          <w:b w:val="0"/>
+        </w:rPr>
+        <w:t xml:space="preserve">s; </w:t>
+      </w:r>
+      <w:r>
+        <w:rPr>
+          <w:b/>
+        </w:rPr>
+        <w:t>output</w:t>
+      </w:r>
+      <w:r>
+        <w:rPr>
+          <w:b w:val="0"/>
+        </w:rPr>
+        <w:t xml:space="preserve"> layer5; total 17.</w:t>
+      </w:r>
+    </w:p>
+    <w:p>
+      <w:pPr>
+        <w:spacing w:line="336" w:lineRule="auto" w:after="180"/>
+        <w:shd w:fill="F5F1FB"/>
+      </w:pPr>
+      <w:r>
+        <w:rPr>
+          <w:b w:val="0"/>
+        </w:rPr>
+        <w:t xml:space="preserve">Reason: Each new hidden unit adds2 </w:t>
+      </w:r>
+      <w:r>
+        <w:rPr>
+          <w:b/>
+        </w:rPr>
+        <w:t>input</w:t>
+      </w:r>
+      <w:r>
+        <w:rPr>
+          <w:b w:val="0"/>
+        </w:rPr>
+        <w:t xml:space="preserve"> weights, 1 hidden bias and 1 outgoing weight.</w:t>
+      </w:r>
+    </w:p>
+    <w:p>
+      <w:pPr>
+        <w:pStyle w:val="Heading3"/>
+      </w:pPr>
+      <w:r>
+        <w:t>Protect the independent attempt</w:t>
+      </w:r>
+    </w:p>
+    <w:p>
+      <w:pPr>
+        <w:spacing w:line="336" w:lineRule="auto" w:after="180"/>
+        <w:shd w:fill="FFF5E6"/>
+      </w:pPr>
+      <w:r>
+        <w:rPr>
+          <w:b w:val="0"/>
+        </w:rPr>
         <w:t>Independent assessment: withhold the reserved answer until the learner has attempted the new case. Record support separately from correctness.</w:t>
       </w:r>
     </w:p>
@@ -2620,46 +5363,1320 @@
       </w:tr>
     </w:tbl>
     <w:p>
-      <w:r>
-        <w:t>Project checkpoint: Make a transparent first version. Keep a trace of how one input becomes an output; explain the rule or learned component.</w:t>
+      <w:pPr>
+        <w:pStyle w:val="Heading3"/>
+      </w:pPr>
+      <w:r>
+        <w:t>Project checkpoint</w:t>
       </w:r>
     </w:p>
     <w:p>
-      <w:r>
-        <w:t>Use the weekly teacher answer for topic-specific reasoning. A saved progress tick is an activity record; judge mastery from the learner’s explanation and evidence.</w:t>
+      <w:pPr>
+        <w:spacing w:line="336" w:lineRule="auto" w:after="180"/>
+        <w:shd w:fill="EDF7F3"/>
+      </w:pPr>
+      <w:r>
+        <w:rPr>
+          <w:b w:val="0"/>
+        </w:rPr>
+        <w:t xml:space="preserve">Project checkpoint: Make a transparent first version. Keep a trace of how one </w:t>
+      </w:r>
+      <w:r>
+        <w:rPr>
+          <w:b/>
+        </w:rPr>
+        <w:t>input</w:t>
+      </w:r>
+      <w:r>
+        <w:rPr>
+          <w:b w:val="0"/>
+        </w:rPr>
+        <w:t xml:space="preserve"> becomes an </w:t>
+      </w:r>
+      <w:r>
+        <w:rPr>
+          <w:b/>
+        </w:rPr>
+        <w:t>output</w:t>
+      </w:r>
+      <w:r>
+        <w:rPr>
+          <w:b w:val="0"/>
+        </w:rPr>
+        <w:t>; explain the rule or learned component.</w:t>
       </w:r>
     </w:p>
     <w:p>
       <w:pPr>
-        <w:pStyle w:val="Heading1"/>
-      </w:pPr>
-      <w:r>
-        <w:t>08. Use feedback, labs and repair paths</w:t>
+        <w:spacing w:line="336" w:lineRule="auto" w:after="180"/>
+      </w:pPr>
+      <w:r>
+        <w:rPr>
+          <w:b w:val="0"/>
+        </w:rPr>
+        <w:t xml:space="preserve">Use the weekly teacher answer for topic-specific reasoning. A saved progress tick is an activity record; judge mastery from the learner’s explanation and </w:t>
+      </w:r>
+      <w:r>
+        <w:rPr>
+          <w:b/>
+        </w:rPr>
+        <w:t>evidence</w:t>
+      </w:r>
+      <w:r>
+        <w:rPr>
+          <w:b w:val="0"/>
+        </w:rPr>
+        <w:t>.</w:t>
       </w:r>
     </w:p>
     <w:p>
-      <w:r>
-        <w:t>Use the two formative questions as supported practice, not as independent mastery scores. Discuss the deciding evidence rather than accepting a guessed selection.</w:t>
+      <w:pPr>
+        <w:pStyle w:val="Heading1"/>
+      </w:pPr>
+      <w:r>
+        <w:t>08. Use feedback, labs and repair paths</w:t>
       </w:r>
     </w:p>
     <w:p>
       <w:r>
-        <w:t>The feedback comes from the reviewed public worked case. Do not reveal the separately reserved independent teacher answer until the learner has attempted that case.</w:t>
+        <w:t>Use feedback, earlier review and portfolios purposefully. Apply the coding routine only when this lesson has an executable lab.</w:t>
       </w:r>
     </w:p>
     <w:p>
-      <w:r>
-        <w:t>Ask students to predict before running code. Preserve errors and actual outputs; collect a changed test and an explanation. The branch-boundary and indexing lessons deliberately include failure cases.</w:t>
+      <w:pPr>
+        <w:spacing w:line="336" w:lineRule="auto" w:after="180"/>
+      </w:pPr>
+      <w:r>
+        <w:rPr>
+          <w:b w:val="0"/>
+        </w:rPr>
+        <w:t xml:space="preserve">Use the two formative questions as supported practice, not as independent mastery scores. Discuss the deciding </w:t>
+      </w:r>
+      <w:r>
+        <w:rPr>
+          <w:b/>
+        </w:rPr>
+        <w:t>evidence</w:t>
+      </w:r>
+      <w:r>
+        <w:rPr>
+          <w:b w:val="0"/>
+        </w:rPr>
+        <w:t xml:space="preserve"> rather than accepting a guessed selection.</w:t>
       </w:r>
     </w:p>
     <w:p>
-      <w:r>
-        <w:t>Use the earlier worked-explanation links to address a specific missing building block, then return to the current question. Adapt this suggestion after observing the learner; it is not an automatic diagnosis.</w:t>
+      <w:pPr>
+        <w:spacing w:line="336" w:lineRule="auto" w:after="180"/>
+      </w:pPr>
+      <w:r>
+        <w:rPr>
+          <w:b w:val="0"/>
+        </w:rPr>
+        <w:t>The feedback comes from the reviewed public worked case. Do not reveal the separately reserved independent teacher answer until the learner has attempted that case.</w:t>
       </w:r>
     </w:p>
     <w:p>
-      <w:r>
-        <w:t>Collect the completed-work portfolio as evidence. Record support separately from correctness, and assess explanation, trace/test and limitations. Progress ticks and quiz selections alone do not establish mastery.</w:t>
+      <w:pPr>
+        <w:spacing w:line="336" w:lineRule="auto" w:after="180"/>
+      </w:pPr>
+      <w:r>
+        <w:rPr>
+          <w:b w:val="0"/>
+        </w:rPr>
+        <w:t xml:space="preserve">Ask students to predict before running code. Preserve errors and actual </w:t>
+      </w:r>
+      <w:r>
+        <w:rPr>
+          <w:b/>
+        </w:rPr>
+        <w:t>output</w:t>
+      </w:r>
+      <w:r>
+        <w:rPr>
+          <w:b w:val="0"/>
+        </w:rPr>
+        <w:t>s; collect a changed test and an explanation. The branch-boundary and indexing lessons deliberately include failure cases.</w:t>
+      </w:r>
+    </w:p>
+    <w:p>
+      <w:pPr>
+        <w:spacing w:line="336" w:lineRule="auto" w:after="180"/>
+      </w:pPr>
+      <w:r>
+        <w:rPr>
+          <w:b w:val="0"/>
+        </w:rPr>
+        <w:t>Use the earlier worked-explanation links to address a specific missing building block, then return to the current question. Adapt this suggestion after observing the learner; it is not an automatic diagnosis.</w:t>
+      </w:r>
+    </w:p>
+    <w:p>
+      <w:pPr>
+        <w:spacing w:line="336" w:lineRule="auto" w:after="180"/>
+      </w:pPr>
+      <w:r>
+        <w:rPr>
+          <w:b w:val="0"/>
+        </w:rPr>
+        <w:t xml:space="preserve">Collect the completed-work portfolio as </w:t>
+      </w:r>
+      <w:r>
+        <w:rPr>
+          <w:b/>
+        </w:rPr>
+        <w:t>evidence</w:t>
+      </w:r>
+      <w:r>
+        <w:rPr>
+          <w:b w:val="0"/>
+        </w:rPr>
+        <w:t>. Record support separately from correctness, and assess explanation, trace/test and limitations. Progress ticks and quiz selections alone do not establish mastery.</w:t>
+      </w:r>
+    </w:p>
+    <w:p>
+      <w:pPr>
+        <w:pStyle w:val="Heading1"/>
+      </w:pPr>
+      <w:r>
+        <w:t>09. Visual concept journey</w:t>
+      </w:r>
+    </w:p>
+    <w:p>
+      <w:r>
+        <w:t>Show one Parameters and architecture graphic at a time, request a prediction and discuss its trace before the independent assessment.</w:t>
+      </w:r>
+    </w:p>
+    <w:p>
+      <w:pPr>
+        <w:spacing w:line="336" w:lineRule="auto" w:after="180"/>
+      </w:pPr>
+      <w:r>
+        <w:rPr>
+          <w:b w:val="0"/>
+        </w:rPr>
+        <w:t xml:space="preserve">Use one picture at a time. Hide a worked result before asking for a </w:t>
+      </w:r>
+      <w:r>
+        <w:rPr>
+          <w:b/>
+        </w:rPr>
+        <w:t>prediction</w:t>
+      </w:r>
+      <w:r>
+        <w:rPr>
+          <w:b w:val="0"/>
+        </w:rPr>
+        <w:t>, then reveal it for feedback. These are supported teaching cases; retain the separate independent assessment for a fresh first attempt.</w:t>
+      </w:r>
+    </w:p>
+    <w:p>
+      <w:pPr>
+        <w:pStyle w:val="Heading3"/>
+      </w:pPr>
+      <w:r>
+        <w:t>01. Parameters and architecture: the case</w:t>
+      </w:r>
+    </w:p>
+    <w:p>
+      <w:r>
+        <w:drawing>
+          <wp:inline xmlns:a="http://schemas.openxmlformats.org/drawingml/2006/main" xmlns:pic="http://schemas.openxmlformats.org/drawingml/2006/picture">
+            <wp:extent cx="5486400" cy="3291840"/>
+            <wp:docPr id="3" name="Picture 3" descr="Count trainable weights and biases separately from activation functions. Supplied facts: Dense toy architecture2 inputs→3 hidden units→1 output. Every hidden and output unit has one bias; hidden activation is ReLU. All inputs and outcomes in this worked example are invented classroom data; no real model run is claimed."/>
+            <wp:cNvGraphicFramePr>
+              <a:graphicFrameLocks noChangeAspect="1"/>
+            </wp:cNvGraphicFramePr>
+            <a:graphic>
+              <a:graphicData uri="http://schemas.openxmlformats.org/drawingml/2006/picture">
+                <pic:pic>
+                  <pic:nvPicPr>
+                    <pic:cNvPr id="0" name="academy-story-ai-5-7-01.png"/>
+                    <pic:cNvPicPr/>
+                  </pic:nvPicPr>
+                  <pic:blipFill>
+                    <a:blip r:embed="rId11"/>
+                    <a:stretch>
+                      <a:fillRect/>
+                    </a:stretch>
+                  </pic:blipFill>
+                  <pic:spPr>
+                    <a:xfrm>
+                      <a:off x="0" y="0"/>
+                      <a:ext cx="5486400" cy="3291840"/>
+                    </a:xfrm>
+                    <a:prstGeom prst="rect"/>
+                  </pic:spPr>
+                </pic:pic>
+              </a:graphicData>
+            </a:graphic>
+          </wp:inline>
+        </w:drawing>
+      </w:r>
+    </w:p>
+    <w:p>
+      <w:pPr>
+        <w:spacing w:line="336" w:lineRule="auto" w:after="180"/>
+      </w:pPr>
+      <w:r>
+        <w:rPr>
+          <w:b w:val="0"/>
+        </w:rPr>
+        <w:t xml:space="preserve">Count trainable weights and biases separately from activation functions. Supplied facts: Dense toy </w:t>
+      </w:r>
+      <w:r>
+        <w:rPr>
+          <w:b/>
+        </w:rPr>
+        <w:t>architecture</w:t>
+      </w:r>
+      <w:r>
+        <w:rPr>
+          <w:b w:val="0"/>
+        </w:rPr>
+        <w:t xml:space="preserve">2 </w:t>
+      </w:r>
+      <w:r>
+        <w:rPr>
+          <w:b/>
+        </w:rPr>
+        <w:t>input</w:t>
+      </w:r>
+      <w:r>
+        <w:rPr>
+          <w:b w:val="0"/>
+        </w:rPr>
+        <w:t xml:space="preserve">s→3 hidden units→1 </w:t>
+      </w:r>
+      <w:r>
+        <w:rPr>
+          <w:b/>
+        </w:rPr>
+        <w:t>output</w:t>
+      </w:r>
+      <w:r>
+        <w:rPr>
+          <w:b w:val="0"/>
+        </w:rPr>
+        <w:t xml:space="preserve">. Every hidden and </w:t>
+      </w:r>
+      <w:r>
+        <w:rPr>
+          <w:b/>
+        </w:rPr>
+        <w:t>output</w:t>
+      </w:r>
+      <w:r>
+        <w:rPr>
+          <w:b w:val="0"/>
+        </w:rPr>
+        <w:t xml:space="preserve"> unit has one bias; hidden activation is ReLU.</w:t>
+      </w:r>
+    </w:p>
+    <w:p>
+      <w:pPr>
+        <w:spacing w:line="336" w:lineRule="auto" w:after="180"/>
+      </w:pPr>
+      <w:r>
+        <w:rPr>
+          <w:b w:val="0"/>
+        </w:rPr>
+        <w:t xml:space="preserve">All </w:t>
+      </w:r>
+      <w:r>
+        <w:rPr>
+          <w:b/>
+        </w:rPr>
+        <w:t>input</w:t>
+      </w:r>
+      <w:r>
+        <w:rPr>
+          <w:b w:val="0"/>
+        </w:rPr>
+        <w:t>s and outcomes in this worked example are invented classroom data; no real model run is claimed.</w:t>
+      </w:r>
+    </w:p>
+    <w:p>
+      <w:pPr>
+        <w:spacing w:line="336" w:lineRule="auto" w:after="180"/>
+        <w:shd w:fill="F5F1FB"/>
+      </w:pPr>
+      <w:r>
+        <w:rPr>
+          <w:b w:val="0"/>
+        </w:rPr>
+        <w:t>Point to the given fact that matters most. Explain why it matters.</w:t>
+      </w:r>
+    </w:p>
+    <w:p>
+      <w:pPr>
+        <w:pStyle w:val="Heading3"/>
+      </w:pPr>
+      <w:r>
+        <w:t>Discuss while showing the picture</w:t>
+      </w:r>
+    </w:p>
+    <w:p>
+      <w:pPr>
+        <w:spacing w:line="336" w:lineRule="auto" w:after="180"/>
+        <w:shd w:fill="F1F6F8"/>
+      </w:pPr>
+      <w:r>
+        <w:rPr>
+          <w:b w:val="0"/>
+        </w:rPr>
+        <w:t>Teacher prompt: Point to the given fact that matters most. Explain why it matters. Ask learners to describe one label or arrow in ordinary words. Use the adjacent transcript if the image is difficult to see.</w:t>
+      </w:r>
+    </w:p>
+    <w:p>
+      <w:pPr>
+        <w:pStyle w:val="Heading3"/>
+      </w:pPr>
+      <w:r>
+        <w:t>02. Follow the deciding steps</w:t>
+      </w:r>
+    </w:p>
+    <w:p>
+      <w:r>
+        <w:drawing>
+          <wp:inline xmlns:a="http://schemas.openxmlformats.org/drawingml/2006/main" xmlns:pic="http://schemas.openxmlformats.org/drawingml/2006/picture">
+            <wp:extent cx="5486400" cy="3182112"/>
+            <wp:docPr id="4" name="Picture 4" descr="Count first layer: 2×3=6 weights plus3 biases gives 9 parameters. → Count output layer: 3×1=3 weights plus1 bias gives 4 parameters. → Total: Total trainable parameters=9+4=13; ReLU adds no parameters here."/>
+            <wp:cNvGraphicFramePr>
+              <a:graphicFrameLocks noChangeAspect="1"/>
+            </wp:cNvGraphicFramePr>
+            <a:graphic>
+              <a:graphicData uri="http://schemas.openxmlformats.org/drawingml/2006/picture">
+                <pic:pic>
+                  <pic:nvPicPr>
+                    <pic:cNvPr id="0" name="academy-story-ai-5-7-02.png"/>
+                    <pic:cNvPicPr/>
+                  </pic:nvPicPr>
+                  <pic:blipFill>
+                    <a:blip r:embed="rId12"/>
+                    <a:stretch>
+                      <a:fillRect/>
+                    </a:stretch>
+                  </pic:blipFill>
+                  <pic:spPr>
+                    <a:xfrm>
+                      <a:off x="0" y="0"/>
+                      <a:ext cx="5486400" cy="3182112"/>
+                    </a:xfrm>
+                    <a:prstGeom prst="rect"/>
+                  </pic:spPr>
+                </pic:pic>
+              </a:graphicData>
+            </a:graphic>
+          </wp:inline>
+        </w:drawing>
+      </w:r>
+    </w:p>
+    <w:p>
+      <w:pPr>
+        <w:spacing w:line="336" w:lineRule="auto" w:after="180"/>
+      </w:pPr>
+      <w:r>
+        <w:rPr>
+          <w:b w:val="0"/>
+        </w:rPr>
+        <w:t xml:space="preserve">Count first layer: 2×3=6 weights plus3 biases gives 9 </w:t>
+      </w:r>
+      <w:r>
+        <w:rPr>
+          <w:b/>
+        </w:rPr>
+        <w:t>parameter</w:t>
+      </w:r>
+      <w:r>
+        <w:rPr>
+          <w:b w:val="0"/>
+        </w:rPr>
+        <w:t xml:space="preserve">s. → Count </w:t>
+      </w:r>
+      <w:r>
+        <w:rPr>
+          <w:b/>
+        </w:rPr>
+        <w:t>output</w:t>
+      </w:r>
+      <w:r>
+        <w:rPr>
+          <w:b w:val="0"/>
+        </w:rPr>
+        <w:t xml:space="preserve"> layer: 3×1=3 weights plus1 bias gives 4 </w:t>
+      </w:r>
+      <w:r>
+        <w:rPr>
+          <w:b/>
+        </w:rPr>
+        <w:t>parameter</w:t>
+      </w:r>
+      <w:r>
+        <w:rPr>
+          <w:b w:val="0"/>
+        </w:rPr>
+        <w:t xml:space="preserve">s. → Total: Total trainable </w:t>
+      </w:r>
+      <w:r>
+        <w:rPr>
+          <w:b/>
+        </w:rPr>
+        <w:t>parameter</w:t>
+      </w:r>
+      <w:r>
+        <w:rPr>
+          <w:b w:val="0"/>
+        </w:rPr>
+        <w:t xml:space="preserve">s=9+4=13; ReLU adds no </w:t>
+      </w:r>
+      <w:r>
+        <w:rPr>
+          <w:b/>
+        </w:rPr>
+        <w:t>parameter</w:t>
+      </w:r>
+      <w:r>
+        <w:rPr>
+          <w:b w:val="0"/>
+        </w:rPr>
+        <w:t>s here.</w:t>
+      </w:r>
+    </w:p>
+    <w:p>
+      <w:pPr>
+        <w:spacing w:line="336" w:lineRule="auto" w:after="180"/>
+        <w:shd w:fill="F5F1FB"/>
+      </w:pPr>
+      <w:r>
+        <w:rPr>
+          <w:b w:val="0"/>
+        </w:rPr>
+        <w:t xml:space="preserve">Point to each numbered stage and explain which recorded </w:t>
+      </w:r>
+      <w:r>
+        <w:rPr>
+          <w:b/>
+        </w:rPr>
+        <w:t>input</w:t>
+      </w:r>
+      <w:r>
+        <w:rPr>
+          <w:b w:val="0"/>
+        </w:rPr>
+        <w:t xml:space="preserve"> it uses.</w:t>
+      </w:r>
+    </w:p>
+    <w:p>
+      <w:pPr>
+        <w:pStyle w:val="Heading3"/>
+      </w:pPr>
+      <w:r>
+        <w:t>Discuss while showing the picture</w:t>
+      </w:r>
+    </w:p>
+    <w:p>
+      <w:pPr>
+        <w:spacing w:line="336" w:lineRule="auto" w:after="180"/>
+        <w:shd w:fill="F1F6F8"/>
+      </w:pPr>
+      <w:r>
+        <w:rPr>
+          <w:b w:val="0"/>
+        </w:rPr>
+        <w:t xml:space="preserve">Teacher prompt: Point to each numbered stage and explain which recorded </w:t>
+      </w:r>
+      <w:r>
+        <w:rPr>
+          <w:b/>
+        </w:rPr>
+        <w:t>input</w:t>
+      </w:r>
+      <w:r>
+        <w:rPr>
+          <w:b w:val="0"/>
+        </w:rPr>
+        <w:t xml:space="preserve"> it uses. Ask learners to describe one label or arrow in ordinary words. Use the adjacent transcript if the image is difficult to see.</w:t>
+      </w:r>
+    </w:p>
+    <w:p>
+      <w:pPr>
+        <w:pStyle w:val="Heading3"/>
+      </w:pPr>
+      <w:r>
+        <w:t>03. Trainable parameter count</w:t>
+      </w:r>
+    </w:p>
+    <w:p>
+      <w:r>
+        <w:drawing>
+          <wp:inline xmlns:a="http://schemas.openxmlformats.org/drawingml/2006/main" xmlns:pic="http://schemas.openxmlformats.org/drawingml/2006/picture">
+            <wp:extent cx="5486400" cy="3096768"/>
+            <wp:docPr id="5" name="Picture 5" descr="Trainable parameter count. input to hidden: weights = 6, biases = 3, total = 9. hidden to output: weights = 3, biases = 1, total = 4."/>
+            <wp:cNvGraphicFramePr>
+              <a:graphicFrameLocks noChangeAspect="1"/>
+            </wp:cNvGraphicFramePr>
+            <a:graphic>
+              <a:graphicData uri="http://schemas.openxmlformats.org/drawingml/2006/picture">
+                <pic:pic>
+                  <pic:nvPicPr>
+                    <pic:cNvPr id="0" name="academy-story-ai-5-7-03.png"/>
+                    <pic:cNvPicPr/>
+                  </pic:nvPicPr>
+                  <pic:blipFill>
+                    <a:blip r:embed="rId13"/>
+                    <a:stretch>
+                      <a:fillRect/>
+                    </a:stretch>
+                  </pic:blipFill>
+                  <pic:spPr>
+                    <a:xfrm>
+                      <a:off x="0" y="0"/>
+                      <a:ext cx="5486400" cy="3096768"/>
+                    </a:xfrm>
+                    <a:prstGeom prst="rect"/>
+                  </pic:spPr>
+                </pic:pic>
+              </a:graphicData>
+            </a:graphic>
+          </wp:inline>
+        </w:drawing>
+      </w:r>
+    </w:p>
+    <w:p>
+      <w:pPr>
+        <w:spacing w:line="336" w:lineRule="auto" w:after="180"/>
+      </w:pPr>
+      <w:r>
+        <w:rPr>
+          <w:b w:val="0"/>
+        </w:rPr>
+        <w:t xml:space="preserve">Trainable </w:t>
+      </w:r>
+      <w:r>
+        <w:rPr>
+          <w:b/>
+        </w:rPr>
+        <w:t>parameter</w:t>
+      </w:r>
+      <w:r>
+        <w:rPr>
+          <w:b w:val="0"/>
+        </w:rPr>
+        <w:t xml:space="preserve"> count. </w:t>
+      </w:r>
+      <w:r>
+        <w:rPr>
+          <w:b/>
+        </w:rPr>
+        <w:t>input</w:t>
+      </w:r>
+      <w:r>
+        <w:rPr>
+          <w:b w:val="0"/>
+        </w:rPr>
+        <w:t xml:space="preserve"> to hidden: weights = 6, biases = 3, total = 9. hidden to </w:t>
+      </w:r>
+      <w:r>
+        <w:rPr>
+          <w:b/>
+        </w:rPr>
+        <w:t>output</w:t>
+      </w:r>
+      <w:r>
+        <w:rPr>
+          <w:b w:val="0"/>
+        </w:rPr>
+        <w:t>: weights = 3, biases = 1, total = 4.</w:t>
+      </w:r>
+    </w:p>
+    <w:p>
+      <w:pPr>
+        <w:spacing w:line="336" w:lineRule="auto" w:after="180"/>
+        <w:shd w:fill="F5F1FB"/>
+      </w:pPr>
+      <w:r>
+        <w:rPr>
+          <w:b w:val="0"/>
+        </w:rPr>
+        <w:t>Read the labels and values. Explain the relationship the model shows.</w:t>
+      </w:r>
+    </w:p>
+    <w:p>
+      <w:pPr>
+        <w:pStyle w:val="Heading3"/>
+      </w:pPr>
+      <w:r>
+        <w:t>Discuss while showing the picture</w:t>
+      </w:r>
+    </w:p>
+    <w:p>
+      <w:pPr>
+        <w:spacing w:line="336" w:lineRule="auto" w:after="180"/>
+        <w:shd w:fill="F1F6F8"/>
+      </w:pPr>
+      <w:r>
+        <w:rPr>
+          <w:b w:val="0"/>
+        </w:rPr>
+        <w:t>Teacher prompt: Read the labels and values. Explain the relationship the model shows. Ask learners to describe one label or arrow in ordinary words. Use the adjacent transcript if the image is difficult to see.</w:t>
+      </w:r>
+    </w:p>
+    <w:p>
+      <w:pPr>
+        <w:spacing w:line="336" w:lineRule="auto" w:after="180"/>
+        <w:shd w:fill="F1F6F8"/>
+      </w:pPr>
+      <w:r>
+        <w:rPr>
+          <w:b w:val="0"/>
+        </w:rPr>
+        <w:t>Check row/column meanings, units and denominators before discussing a difference. Supplied toy values are not real class or model results.</w:t>
+      </w:r>
+    </w:p>
+    <w:p>
+      <w:pPr>
+        <w:pStyle w:val="Heading3"/>
+      </w:pPr>
+      <w:r>
+        <w:t>04. Change one thing. Trace what follows.</w:t>
+      </w:r>
+    </w:p>
+    <w:p>
+      <w:r>
+        <w:drawing>
+          <wp:inline xmlns:a="http://schemas.openxmlformats.org/drawingml/2006/main" xmlns:pic="http://schemas.openxmlformats.org/drawingml/2006/picture">
+            <wp:extent cx="5486400" cy="3026664"/>
+            <wp:docPr id="6" name="Picture 6" descr="Original case: Total trainable parameters=9+4=13; ReLU adds no parameters here. Changed condition: Increase hidden width from 3 to4. Expected result: First layer12 parameters; output layer5; total 17. Reason: Each new hidden unit adds2 input weights, 1 hidden bias and 1 outgoing weight."/>
+            <wp:cNvGraphicFramePr>
+              <a:graphicFrameLocks noChangeAspect="1"/>
+            </wp:cNvGraphicFramePr>
+            <a:graphic>
+              <a:graphicData uri="http://schemas.openxmlformats.org/drawingml/2006/picture">
+                <pic:pic>
+                  <pic:nvPicPr>
+                    <pic:cNvPr id="0" name="academy-story-ai-5-7-04.png"/>
+                    <pic:cNvPicPr/>
+                  </pic:nvPicPr>
+                  <pic:blipFill>
+                    <a:blip r:embed="rId14"/>
+                    <a:stretch>
+                      <a:fillRect/>
+                    </a:stretch>
+                  </pic:blipFill>
+                  <pic:spPr>
+                    <a:xfrm>
+                      <a:off x="0" y="0"/>
+                      <a:ext cx="5486400" cy="3026664"/>
+                    </a:xfrm>
+                    <a:prstGeom prst="rect"/>
+                  </pic:spPr>
+                </pic:pic>
+              </a:graphicData>
+            </a:graphic>
+          </wp:inline>
+        </w:drawing>
+      </w:r>
+    </w:p>
+    <w:p>
+      <w:pPr>
+        <w:spacing w:line="336" w:lineRule="auto" w:after="180"/>
+      </w:pPr>
+      <w:r>
+        <w:rPr>
+          <w:b w:val="0"/>
+        </w:rPr>
+        <w:t xml:space="preserve">Original case: Total trainable </w:t>
+      </w:r>
+      <w:r>
+        <w:rPr>
+          <w:b/>
+        </w:rPr>
+        <w:t>parameter</w:t>
+      </w:r>
+      <w:r>
+        <w:rPr>
+          <w:b w:val="0"/>
+        </w:rPr>
+        <w:t xml:space="preserve">s=9+4=13; ReLU adds no </w:t>
+      </w:r>
+      <w:r>
+        <w:rPr>
+          <w:b/>
+        </w:rPr>
+        <w:t>parameter</w:t>
+      </w:r>
+      <w:r>
+        <w:rPr>
+          <w:b w:val="0"/>
+        </w:rPr>
+        <w:t xml:space="preserve">s here. Changed condition: Increase hidden width from 3 to4. Expected result: First layer12 </w:t>
+      </w:r>
+      <w:r>
+        <w:rPr>
+          <w:b/>
+        </w:rPr>
+        <w:t>parameter</w:t>
+      </w:r>
+      <w:r>
+        <w:rPr>
+          <w:b w:val="0"/>
+        </w:rPr>
+        <w:t xml:space="preserve">s; </w:t>
+      </w:r>
+      <w:r>
+        <w:rPr>
+          <w:b/>
+        </w:rPr>
+        <w:t>output</w:t>
+      </w:r>
+      <w:r>
+        <w:rPr>
+          <w:b w:val="0"/>
+        </w:rPr>
+        <w:t xml:space="preserve"> layer5; total 17.</w:t>
+      </w:r>
+    </w:p>
+    <w:p>
+      <w:pPr>
+        <w:spacing w:line="336" w:lineRule="auto" w:after="180"/>
+      </w:pPr>
+      <w:r>
+        <w:rPr>
+          <w:b w:val="0"/>
+        </w:rPr>
+        <w:t xml:space="preserve">Reason: Each new hidden unit adds2 </w:t>
+      </w:r>
+      <w:r>
+        <w:rPr>
+          <w:b/>
+        </w:rPr>
+        <w:t>input</w:t>
+      </w:r>
+      <w:r>
+        <w:rPr>
+          <w:b w:val="0"/>
+        </w:rPr>
+        <w:t xml:space="preserve"> weights, 1 hidden bias and 1 outgoing weight.</w:t>
+      </w:r>
+    </w:p>
+    <w:p>
+      <w:pPr>
+        <w:spacing w:line="336" w:lineRule="auto" w:after="180"/>
+        <w:shd w:fill="F5F1FB"/>
+      </w:pPr>
+      <w:r>
+        <w:rPr>
+          <w:b w:val="0"/>
+        </w:rPr>
+        <w:t>Predict before checking the worked changed-case result. Name what changed and what the supplied facts allow you to conclude.</w:t>
+      </w:r>
+    </w:p>
+    <w:p>
+      <w:pPr>
+        <w:pStyle w:val="Heading3"/>
+      </w:pPr>
+      <w:r>
+        <w:t>Discuss while showing the picture</w:t>
+      </w:r>
+    </w:p>
+    <w:p>
+      <w:pPr>
+        <w:spacing w:line="336" w:lineRule="auto" w:after="180"/>
+        <w:shd w:fill="F1F6F8"/>
+      </w:pPr>
+      <w:r>
+        <w:rPr>
+          <w:b w:val="0"/>
+        </w:rPr>
+        <w:t>Teacher prompt: Predict before checking the worked changed-case result. Name what changed and what the supplied facts allow you to conclude. Ask learners to describe one label or arrow in ordinary words.</w:t>
+      </w:r>
+    </w:p>
+    <w:p>
+      <w:pPr>
+        <w:spacing w:line="336" w:lineRule="auto" w:after="180"/>
+        <w:shd w:fill="F1F6F8"/>
+      </w:pPr>
+      <w:r>
+        <w:rPr>
+          <w:b w:val="0"/>
+        </w:rPr>
+        <w:t xml:space="preserve">Use the adjacent transcript if the image is difficult to see. Changed-case reasoning: Each new hidden unit adds2 </w:t>
+      </w:r>
+      <w:r>
+        <w:rPr>
+          <w:b/>
+        </w:rPr>
+        <w:t>input</w:t>
+      </w:r>
+      <w:r>
+        <w:rPr>
+          <w:b w:val="0"/>
+        </w:rPr>
+        <w:t xml:space="preserve"> weights, 1 hidden bias and 1 outgoing weight.</w:t>
+      </w:r>
+    </w:p>
+    <w:p>
+      <w:pPr>
+        <w:pStyle w:val="Heading3"/>
+      </w:pPr>
+      <w:r>
+        <w:t>05. Connect the explanation to its limit</w:t>
+      </w:r>
+    </w:p>
+    <w:p>
+      <w:r>
+        <w:drawing>
+          <wp:inline xmlns:a="http://schemas.openxmlformats.org/drawingml/2006/main" xmlns:pic="http://schemas.openxmlformats.org/drawingml/2006/picture">
+            <wp:extent cx="5486400" cy="2941320"/>
+            <wp:docPr id="7" name="Picture 7" descr="Count one weight for each input-to-unit connection and one bias for each receiving unit. Two inputs connecting to three hidden units make six weights. The three hidden outputs connect to one output unit through three more weights. ReLU applies a fixed function and adds no adjustable parameter here. Architecture determines the connection pattern; learned values occupy those connections. Limit: Parameter count describes capacity and storage structure, not accuracy, intelligence or guaranteed generalisation."/>
+            <wp:cNvGraphicFramePr>
+              <a:graphicFrameLocks noChangeAspect="1"/>
+            </wp:cNvGraphicFramePr>
+            <a:graphic>
+              <a:graphicData uri="http://schemas.openxmlformats.org/drawingml/2006/picture">
+                <pic:pic>
+                  <pic:nvPicPr>
+                    <pic:cNvPr id="0" name="academy-story-ai-5-7-05.png"/>
+                    <pic:cNvPicPr/>
+                  </pic:nvPicPr>
+                  <pic:blipFill>
+                    <a:blip r:embed="rId15"/>
+                    <a:stretch>
+                      <a:fillRect/>
+                    </a:stretch>
+                  </pic:blipFill>
+                  <pic:spPr>
+                    <a:xfrm>
+                      <a:off x="0" y="0"/>
+                      <a:ext cx="5486400" cy="2941320"/>
+                    </a:xfrm>
+                    <a:prstGeom prst="rect"/>
+                  </pic:spPr>
+                </pic:pic>
+              </a:graphicData>
+            </a:graphic>
+          </wp:inline>
+        </w:drawing>
+      </w:r>
+    </w:p>
+    <w:p>
+      <w:pPr>
+        <w:spacing w:line="336" w:lineRule="auto" w:after="180"/>
+      </w:pPr>
+      <w:r>
+        <w:rPr>
+          <w:b w:val="0"/>
+        </w:rPr>
+        <w:t xml:space="preserve">Count one weight for each </w:t>
+      </w:r>
+      <w:r>
+        <w:rPr>
+          <w:b/>
+        </w:rPr>
+        <w:t>input</w:t>
+      </w:r>
+      <w:r>
+        <w:rPr>
+          <w:b w:val="0"/>
+        </w:rPr>
+        <w:t xml:space="preserve">-to-unit connection and one bias for each receiving unit. Two </w:t>
+      </w:r>
+      <w:r>
+        <w:rPr>
+          <w:b/>
+        </w:rPr>
+        <w:t>input</w:t>
+      </w:r>
+      <w:r>
+        <w:rPr>
+          <w:b w:val="0"/>
+        </w:rPr>
+        <w:t>s connecting to three hidden units make six weights.</w:t>
+      </w:r>
+    </w:p>
+    <w:p>
+      <w:pPr>
+        <w:spacing w:line="336" w:lineRule="auto" w:after="180"/>
+      </w:pPr>
+      <w:r>
+        <w:rPr>
+          <w:b w:val="0"/>
+        </w:rPr>
+        <w:t xml:space="preserve">The three hidden </w:t>
+      </w:r>
+      <w:r>
+        <w:rPr>
+          <w:b/>
+        </w:rPr>
+        <w:t>output</w:t>
+      </w:r>
+      <w:r>
+        <w:rPr>
+          <w:b w:val="0"/>
+        </w:rPr>
+        <w:t xml:space="preserve">s connect to one </w:t>
+      </w:r>
+      <w:r>
+        <w:rPr>
+          <w:b/>
+        </w:rPr>
+        <w:t>output</w:t>
+      </w:r>
+      <w:r>
+        <w:rPr>
+          <w:b w:val="0"/>
+        </w:rPr>
+        <w:t xml:space="preserve"> unit through three more weights. ReLU applies a fixed function and adds no adjustable </w:t>
+      </w:r>
+      <w:r>
+        <w:rPr>
+          <w:b/>
+        </w:rPr>
+        <w:t>parameter</w:t>
+      </w:r>
+      <w:r>
+        <w:rPr>
+          <w:b w:val="0"/>
+        </w:rPr>
+        <w:t xml:space="preserve"> here.</w:t>
+      </w:r>
+    </w:p>
+    <w:p>
+      <w:pPr>
+        <w:spacing w:line="336" w:lineRule="auto" w:after="180"/>
+      </w:pPr>
+      <w:r>
+        <w:rPr>
+          <w:b/>
+        </w:rPr>
+        <w:t>Architecture</w:t>
+      </w:r>
+      <w:r>
+        <w:rPr>
+          <w:b w:val="0"/>
+        </w:rPr>
+        <w:t xml:space="preserve"> determines the connection pattern; learned values occupy those connections. Limit: </w:t>
+      </w:r>
+      <w:r>
+        <w:rPr>
+          <w:b/>
+        </w:rPr>
+        <w:t>Parameter</w:t>
+      </w:r>
+      <w:r>
+        <w:rPr>
+          <w:b w:val="0"/>
+        </w:rPr>
+        <w:t xml:space="preserve"> count describes capacity and storage structure, not accuracy, intelligence or guaranteed generalisation.</w:t>
+      </w:r>
+    </w:p>
+    <w:p>
+      <w:pPr>
+        <w:spacing w:line="336" w:lineRule="auto" w:after="180"/>
+        <w:shd w:fill="F5F1FB"/>
+      </w:pPr>
+      <w:r>
+        <w:rPr>
+          <w:b w:val="0"/>
+        </w:rPr>
+        <w:t>Explain the case, then point to a limit on the claim.</w:t>
+      </w:r>
+    </w:p>
+    <w:p>
+      <w:pPr>
+        <w:pStyle w:val="Heading3"/>
+      </w:pPr>
+      <w:r>
+        <w:t>Discuss while showing the picture</w:t>
+      </w:r>
+    </w:p>
+    <w:p>
+      <w:pPr>
+        <w:spacing w:line="336" w:lineRule="auto" w:after="180"/>
+        <w:shd w:fill="F1F6F8"/>
+      </w:pPr>
+      <w:r>
+        <w:rPr>
+          <w:b w:val="0"/>
+        </w:rPr>
+        <w:t>Teacher prompt: Explain the case, then point to a limit on the claim. Ask learners to describe one label or arrow in ordinary words. Use the adjacent transcript if the image is difficult to see.</w:t>
+      </w:r>
+    </w:p>
+    <w:p>
+      <w:pPr>
+        <w:spacing w:line="336" w:lineRule="auto" w:after="180"/>
+        <w:shd w:fill="F1F6F8"/>
+      </w:pPr>
+      <w:r>
+        <w:rPr>
+          <w:b w:val="0"/>
+        </w:rPr>
+        <w:t xml:space="preserve">Keep the stated scope: </w:t>
+      </w:r>
+      <w:r>
+        <w:rPr>
+          <w:b/>
+        </w:rPr>
+        <w:t>Parameter</w:t>
+      </w:r>
+      <w:r>
+        <w:rPr>
+          <w:b w:val="0"/>
+        </w:rPr>
+        <w:t xml:space="preserve"> count describes capacity and storage structure, not accuracy, intelligence or guaranteed generalisation.</w:t>
+      </w:r>
+    </w:p>
+    <w:p>
+      <w:pPr>
+        <w:pStyle w:val="Heading3"/>
+      </w:pPr>
+      <w:r>
+        <w:t>06. Make the idea visible in your project</w:t>
+      </w:r>
+    </w:p>
+    <w:p>
+      <w:r>
+        <w:drawing>
+          <wp:inline xmlns:a="http://schemas.openxmlformats.org/drawingml/2006/main" xmlns:pic="http://schemas.openxmlformats.org/drawingml/2006/picture">
+            <wp:extent cx="5486400" cy="3681984"/>
+            <wp:docPr id="8" name="Picture 8" descr="For your Image-pattern Network Investigation, save the input, procedure, observed result and limitation of this check. Label this worked example as practice; use a different, previously unreviewed case when checking independent understanding. Draw your input, deciding step, result and limit. Supported question: How many new parameters did that one hidden unit add? Point to the relevant step in the picture, then write the changed result and the rule or evidence that supports it."/>
+            <wp:cNvGraphicFramePr>
+              <a:graphicFrameLocks noChangeAspect="1"/>
+            </wp:cNvGraphicFramePr>
+            <a:graphic>
+              <a:graphicData uri="http://schemas.openxmlformats.org/drawingml/2006/picture">
+                <pic:pic>
+                  <pic:nvPicPr>
+                    <pic:cNvPr id="0" name="academy-story-ai-5-7-06.png"/>
+                    <pic:cNvPicPr/>
+                  </pic:nvPicPr>
+                  <pic:blipFill>
+                    <a:blip r:embed="rId16"/>
+                    <a:stretch>
+                      <a:fillRect/>
+                    </a:stretch>
+                  </pic:blipFill>
+                  <pic:spPr>
+                    <a:xfrm>
+                      <a:off x="0" y="0"/>
+                      <a:ext cx="5486400" cy="3681984"/>
+                    </a:xfrm>
+                    <a:prstGeom prst="rect"/>
+                  </pic:spPr>
+                </pic:pic>
+              </a:graphicData>
+            </a:graphic>
+          </wp:inline>
+        </w:drawing>
+      </w:r>
+    </w:p>
+    <w:p>
+      <w:pPr>
+        <w:spacing w:line="336" w:lineRule="auto" w:after="180"/>
+      </w:pPr>
+      <w:r>
+        <w:rPr>
+          <w:b w:val="0"/>
+        </w:rPr>
+        <w:t xml:space="preserve">For your Image-pattern Network Investigation, save the </w:t>
+      </w:r>
+      <w:r>
+        <w:rPr>
+          <w:b/>
+        </w:rPr>
+        <w:t>input</w:t>
+      </w:r>
+      <w:r>
+        <w:rPr>
+          <w:b w:val="0"/>
+        </w:rPr>
+        <w:t>, procedure, observed result and limitation of this check.</w:t>
+      </w:r>
+    </w:p>
+    <w:p>
+      <w:pPr>
+        <w:spacing w:line="336" w:lineRule="auto" w:after="180"/>
+      </w:pPr>
+      <w:r>
+        <w:rPr>
+          <w:b w:val="0"/>
+        </w:rPr>
+        <w:t xml:space="preserve">Label this worked example as practice; use a different, previously unreviewed case when checking independent understanding. Draw your </w:t>
+      </w:r>
+      <w:r>
+        <w:rPr>
+          <w:b/>
+        </w:rPr>
+        <w:t>input</w:t>
+      </w:r>
+      <w:r>
+        <w:rPr>
+          <w:b w:val="0"/>
+        </w:rPr>
+        <w:t>, deciding step, result and limit.</w:t>
+      </w:r>
+    </w:p>
+    <w:p>
+      <w:pPr>
+        <w:spacing w:line="336" w:lineRule="auto" w:after="180"/>
+      </w:pPr>
+      <w:r>
+        <w:rPr>
+          <w:b w:val="0"/>
+        </w:rPr>
+        <w:t xml:space="preserve">Supported question: How many new </w:t>
+      </w:r>
+      <w:r>
+        <w:rPr>
+          <w:b/>
+        </w:rPr>
+        <w:t>parameter</w:t>
+      </w:r>
+      <w:r>
+        <w:rPr>
+          <w:b w:val="0"/>
+        </w:rPr>
+        <w:t xml:space="preserve">s did that one hidden unit add? Point to the relevant step in the picture, then write the changed result and the rule or </w:t>
+      </w:r>
+      <w:r>
+        <w:rPr>
+          <w:b/>
+        </w:rPr>
+        <w:t>evidence</w:t>
+      </w:r>
+      <w:r>
+        <w:rPr>
+          <w:b w:val="0"/>
+        </w:rPr>
+        <w:t xml:space="preserve"> that supports it.</w:t>
+      </w:r>
+    </w:p>
+    <w:p>
+      <w:pPr>
+        <w:spacing w:line="336" w:lineRule="auto" w:after="180"/>
+        <w:shd w:fill="F5F1FB"/>
+      </w:pPr>
+      <w:r>
+        <w:rPr>
+          <w:b w:val="0"/>
+        </w:rPr>
+        <w:t xml:space="preserve">Draw your project trace and justify the deciding step using </w:t>
+      </w:r>
+      <w:r>
+        <w:rPr>
+          <w:b/>
+        </w:rPr>
+        <w:t>evidence</w:t>
+      </w:r>
+      <w:r>
+        <w:rPr>
+          <w:b w:val="0"/>
+        </w:rPr>
+        <w:t>.</w:t>
+      </w:r>
+    </w:p>
+    <w:p>
+      <w:pPr>
+        <w:pStyle w:val="Heading3"/>
+      </w:pPr>
+      <w:r>
+        <w:t>Discuss while showing the picture</w:t>
+      </w:r>
+    </w:p>
+    <w:p>
+      <w:pPr>
+        <w:spacing w:line="336" w:lineRule="auto" w:after="180"/>
+        <w:shd w:fill="F1F6F8"/>
+      </w:pPr>
+      <w:r>
+        <w:rPr>
+          <w:b w:val="0"/>
+        </w:rPr>
+        <w:t xml:space="preserve">Teacher prompt: Draw your project trace and justify the deciding step using </w:t>
+      </w:r>
+      <w:r>
+        <w:rPr>
+          <w:b/>
+        </w:rPr>
+        <w:t>evidence</w:t>
+      </w:r>
+      <w:r>
+        <w:rPr>
+          <w:b w:val="0"/>
+        </w:rPr>
+        <w:t>. Ask learners to describe one label or arrow in ordinary words. Use the adjacent transcript if the image is difficult to see.</w:t>
+      </w:r>
+    </w:p>
+    <w:p>
+      <w:pPr>
+        <w:spacing w:line="336" w:lineRule="auto" w:after="180"/>
+        <w:shd w:fill="F1F6F8"/>
+      </w:pPr>
+      <w:r>
+        <w:rPr>
+          <w:b w:val="0"/>
+        </w:rPr>
+        <w:t xml:space="preserve">Supported practice key: Four. The total changes from 13 to17, while the single </w:t>
+      </w:r>
+      <w:r>
+        <w:rPr>
+          <w:b/>
+        </w:rPr>
+        <w:t>output</w:t>
+      </w:r>
+      <w:r>
+        <w:rPr>
+          <w:b w:val="0"/>
+        </w:rPr>
+        <w:t xml:space="preserve"> bias is not duplicated. Changed-case check: First layer12 </w:t>
+      </w:r>
+      <w:r>
+        <w:rPr>
+          <w:b/>
+        </w:rPr>
+        <w:t>parameter</w:t>
+      </w:r>
+      <w:r>
+        <w:rPr>
+          <w:b w:val="0"/>
+        </w:rPr>
+        <w:t xml:space="preserve">s; </w:t>
+      </w:r>
+      <w:r>
+        <w:rPr>
+          <w:b/>
+        </w:rPr>
+        <w:t>output</w:t>
+      </w:r>
+      <w:r>
+        <w:rPr>
+          <w:b w:val="0"/>
+        </w:rPr>
+        <w:t xml:space="preserve"> layer5; total 17.</w:t>
+      </w:r>
+    </w:p>
+    <w:p>
+      <w:pPr>
+        <w:spacing w:line="336" w:lineRule="auto" w:after="180"/>
+        <w:shd w:fill="F1F6F8"/>
+      </w:pPr>
+      <w:r>
+        <w:rPr>
+          <w:b w:val="0"/>
+        </w:rPr>
+        <w:t xml:space="preserve">Each new hidden unit adds2 </w:t>
+      </w:r>
+      <w:r>
+        <w:rPr>
+          <w:b/>
+        </w:rPr>
+        <w:t>input</w:t>
+      </w:r>
+      <w:r>
+        <w:rPr>
+          <w:b w:val="0"/>
+        </w:rPr>
+        <w:t xml:space="preserve"> weights, 1 hidden bias and 1 outgoing weight.</w:t>
       </w:r>
     </w:p>
     <w:sectPr>

--- a/downloads/teacher/ai-5-week-07.docx
+++ b/downloads/teacher/ai-5-week-07.docx
@@ -137,7 +137,7 @@
           </w:tcPr>
           <w:p>
             <w:r>
-              <w:t>Sections 1–6; record the brief recall in the workbook.</w:t>
+              <w:t>Use Your mission, Notice the evidence, See how it works, Words that unlock the idea and Follow a worked example; record recall in the workbook.</w:t>
             </w:r>
           </w:p>
         </w:tc>
@@ -169,7 +169,7 @@
           </w:tcPr>
           <w:p>
             <w:r>
-              <w:t>Sections 7–10; use the matching workbook W2 and misconception check.</w:t>
+              <w:t>Use Find and repair a mistake, Practise together and Build your understanding; use the matching workbook W2 and Individual reasoning check.</w:t>
             </w:r>
           </w:p>
         </w:tc>
@@ -201,7 +201,7 @@
           </w:tcPr>
           <w:p>
             <w:r>
-              <w:t>Sections 9 and 11–14. Give extra time to finish the full task set; use Section 15 when the week includes a coding lab.</w:t>
+              <w:t>Use Run the investigation, Connect your project and Try a new case independently. Allow extra time for the full task set. When code is supplied, use the examples in See how it works or Follow a worked example and the browser lab in Supported practice, repair and portfolio.</w:t>
             </w:r>
           </w:p>
         </w:tc>
@@ -1629,7 +1629,7 @@
         <w:rPr>
           <w:b w:val="0"/>
         </w:rPr>
-        <w:t xml:space="preserve">2 </w:t>
+        <w:t xml:space="preserve"> 2 </w:t>
       </w:r>
       <w:r>
         <w:rPr>
@@ -1741,7 +1741,7 @@
         <w:drawing>
           <wp:inline xmlns:a="http://schemas.openxmlformats.org/drawingml/2006/main" xmlns:pic="http://schemas.openxmlformats.org/drawingml/2006/picture">
             <wp:extent cx="5486400" cy="5185229"/>
-            <wp:docPr id="2" name="Picture 2" descr="Parameters and architecture. Count first layer: 2×3=6 weights plus3 biases gives 9 parameters.. Count output layer: 3×1=3 weights plus1 bias gives 4 parameters.. Total: Total trainable parameters=9+4=13; ReLU adds no parameters here."/>
+            <wp:docPr id="2" name="Picture 2" descr="Parameters and architecture. Count first layer: 2×3=6 weights plus 3 biases gives 9 parameters.. Count output layer: 3×1=3 weights plus 1 bias gives 4 parameters.. Total: Total trainable parameters=9+4=13; ReLU adds no parameters here."/>
             <wp:cNvGraphicFramePr>
               <a:graphicFrameLocks noChangeAspect="1"/>
             </wp:cNvGraphicFramePr>
@@ -1832,7 +1832,7 @@
           </w:tcPr>
           <w:p>
             <w:r>
-              <w:t>2×3=6 weights plus3 biases gives 9 parameters.</w:t>
+              <w:t>2×3=6 weights plus 3 biases gives 9 parameters.</w:t>
             </w:r>
           </w:p>
         </w:tc>
@@ -1854,7 +1854,7 @@
           </w:tcPr>
           <w:p>
             <w:r>
-              <w:t>3×1=3 weights plus1 bias gives 4 parameters.</w:t>
+              <w:t>3×1=3 weights plus 1 bias gives 4 parameters.</w:t>
             </w:r>
           </w:p>
         </w:tc>
@@ -2090,7 +2090,7 @@
         <w:rPr>
           <w:b w:val="0"/>
         </w:rPr>
-        <w:t xml:space="preserve">: First layer12 </w:t>
+        <w:t xml:space="preserve">: First layer 12 </w:t>
       </w:r>
       <w:r>
         <w:rPr>
@@ -2114,7 +2114,7 @@
         <w:rPr>
           <w:b w:val="0"/>
         </w:rPr>
-        <w:t xml:space="preserve"> layer5; total 17.</w:t>
+        <w:t xml:space="preserve"> layer 5; total 17.</w:t>
       </w:r>
     </w:p>
     <w:p>
@@ -2134,7 +2134,7 @@
         <w:rPr>
           <w:b w:val="0"/>
         </w:rPr>
-        <w:t xml:space="preserve">Reason: Each new hidden unit adds2 </w:t>
+        <w:t xml:space="preserve">Reason: Each new hidden unit adds 2 </w:t>
       </w:r>
       <w:r>
         <w:rPr>
@@ -2444,7 +2444,7 @@
         <w:rPr>
           <w:b w:val="0"/>
         </w:rPr>
-        <w:t xml:space="preserve">Use the worked example in Sections 3 and 6. Collect a </w:t>
+        <w:t xml:space="preserve">Use See how it works and Follow a worked example. Collect a </w:t>
       </w:r>
       <w:r>
         <w:rPr>
@@ -2851,7 +2851,7 @@
         <w:rPr>
           <w:b w:val="0"/>
         </w:rPr>
-        <w:t xml:space="preserve"> bias is not duplicated. Changed-case check: First layer12 </w:t>
+        <w:t xml:space="preserve"> bias is not duplicated. Changed-case check: First layer 12 </w:t>
       </w:r>
       <w:r>
         <w:rPr>
@@ -2875,7 +2875,7 @@
         <w:rPr>
           <w:b w:val="0"/>
         </w:rPr>
-        <w:t xml:space="preserve"> layer5; total 17.</w:t>
+        <w:t xml:space="preserve"> layer 5; total 17.</w:t>
       </w:r>
     </w:p>
     <w:p>
@@ -2886,7 +2886,7 @@
         <w:rPr>
           <w:b w:val="0"/>
         </w:rPr>
-        <w:t xml:space="preserve">Each new hidden unit adds2 </w:t>
+        <w:t xml:space="preserve">Each new hidden unit adds 2 </w:t>
       </w:r>
       <w:r>
         <w:rPr>
@@ -2909,7 +2909,7 @@
         <w:rPr>
           <w:b w:val="0"/>
         </w:rPr>
-        <w:t xml:space="preserve">Changed-case reasoning: First layer12 </w:t>
+        <w:t xml:space="preserve">Changed-case reasoning: First layer 12 </w:t>
       </w:r>
       <w:r>
         <w:rPr>
@@ -2933,7 +2933,7 @@
         <w:rPr>
           <w:b w:val="0"/>
         </w:rPr>
-        <w:t xml:space="preserve"> layer5; total 17. Each new hidden unit adds2 </w:t>
+        <w:t xml:space="preserve"> layer 5; total 17. Each new hidden unit adds 2 </w:t>
       </w:r>
       <w:r>
         <w:rPr>
@@ -3097,7 +3097,7 @@
         <w:rPr>
           <w:b w:val="0"/>
         </w:rPr>
-        <w:t xml:space="preserve">Use Section 9 for the </w:t>
+        <w:t xml:space="preserve">Use Run the investigation for the </w:t>
       </w:r>
       <w:r>
         <w:rPr>
@@ -4771,7 +4771,7 @@
           </w:tcPr>
           <w:p>
             <w:r>
-              <w:t>Sections 1–6; record the brief recall in the workbook.</w:t>
+              <w:t>Use Your mission, Notice the evidence, See how it works, Words that unlock the idea and Follow a worked example; record recall in the workbook.</w:t>
             </w:r>
           </w:p>
         </w:tc>
@@ -4803,7 +4803,7 @@
           </w:tcPr>
           <w:p>
             <w:r>
-              <w:t>Sections 7–10; use the matching workbook W2 and misconception check.</w:t>
+              <w:t>Use Find and repair a mistake, Practise together and Build your understanding; use the matching workbook W2 and Individual reasoning check.</w:t>
             </w:r>
           </w:p>
         </w:tc>
@@ -4835,7 +4835,7 @@
           </w:tcPr>
           <w:p>
             <w:r>
-              <w:t>Sections 9 and 11–14. Give extra time to finish the full task set; use Section 15 when the week includes a coding lab.</w:t>
+              <w:t>Use Run the investigation, Connect your project and Try a new case independently. Allow extra time for the full task set. When code is supplied, use the examples in See how it works or Follow a worked example and the browser lab in Supported practice, repair and portfolio.</w:t>
             </w:r>
           </w:p>
         </w:tc>
@@ -5107,7 +5107,7 @@
         <w:rPr>
           <w:b w:val="0"/>
         </w:rPr>
-        <w:t xml:space="preserve"> and a reason before comparing. Expected result: First layer12 </w:t>
+        <w:t xml:space="preserve"> and a reason before comparing. Expected result: First layer 12 </w:t>
       </w:r>
       <w:r>
         <w:rPr>
@@ -5131,7 +5131,7 @@
         <w:rPr>
           <w:b w:val="0"/>
         </w:rPr>
-        <w:t xml:space="preserve"> layer5; total 17.</w:t>
+        <w:t xml:space="preserve"> layer 5; total 17.</w:t>
       </w:r>
     </w:p>
     <w:p>
@@ -5143,7 +5143,7 @@
         <w:rPr>
           <w:b w:val="0"/>
         </w:rPr>
-        <w:t xml:space="preserve">Reason: Each new hidden unit adds2 </w:t>
+        <w:t xml:space="preserve">Reason: Each new hidden unit adds 2 </w:t>
       </w:r>
       <w:r>
         <w:rPr>
@@ -5582,7 +5582,7 @@
         <w:drawing>
           <wp:inline xmlns:a="http://schemas.openxmlformats.org/drawingml/2006/main" xmlns:pic="http://schemas.openxmlformats.org/drawingml/2006/picture">
             <wp:extent cx="5486400" cy="3291840"/>
-            <wp:docPr id="3" name="Picture 3" descr="Count trainable weights and biases separately from activation functions. Supplied facts: Dense toy architecture2 inputs→3 hidden units→1 output. Every hidden and output unit has one bias; hidden activation is ReLU. All inputs and outcomes in this worked example are invented classroom data; no real model run is claimed."/>
+            <wp:docPr id="3" name="Picture 3" descr="Count trainable weights and biases separately from activation functions. Supplied facts: Dense toy architecture 2 inputs→3 hidden units→1 output. Every hidden and output unit has one bias; hidden activation is ReLU. All inputs and outcomes in this worked example are invented classroom data; no real model run is claimed."/>
             <wp:cNvGraphicFramePr>
               <a:graphicFrameLocks noChangeAspect="1"/>
             </wp:cNvGraphicFramePr>
@@ -5633,7 +5633,7 @@
         <w:rPr>
           <w:b w:val="0"/>
         </w:rPr>
-        <w:t xml:space="preserve">2 </w:t>
+        <w:t xml:space="preserve"> 2 </w:t>
       </w:r>
       <w:r>
         <w:rPr>
@@ -5740,7 +5740,7 @@
         <w:drawing>
           <wp:inline xmlns:a="http://schemas.openxmlformats.org/drawingml/2006/main" xmlns:pic="http://schemas.openxmlformats.org/drawingml/2006/picture">
             <wp:extent cx="5486400" cy="3182112"/>
-            <wp:docPr id="4" name="Picture 4" descr="Count first layer: 2×3=6 weights plus3 biases gives 9 parameters. → Count output layer: 3×1=3 weights plus1 bias gives 4 parameters. → Total: Total trainable parameters=9+4=13; ReLU adds no parameters here."/>
+            <wp:docPr id="4" name="Picture 4" descr="Count first layer: 2×3=6 weights plus 3 biases gives 9 parameters. → Count output layer: 3×1=3 weights plus 1 bias gives 4 parameters. → Total: Total trainable parameters=9+4=13; ReLU adds no parameters here."/>
             <wp:cNvGraphicFramePr>
               <a:graphicFrameLocks noChangeAspect="1"/>
             </wp:cNvGraphicFramePr>
@@ -5779,7 +5779,7 @@
         <w:rPr>
           <w:b w:val="0"/>
         </w:rPr>
-        <w:t xml:space="preserve">Count first layer: 2×3=6 weights plus3 biases gives 9 </w:t>
+        <w:t xml:space="preserve">Count first layer: 2×3=6 weights plus 3 biases gives 9 </w:t>
       </w:r>
       <w:r>
         <w:rPr>
@@ -5803,7 +5803,7 @@
         <w:rPr>
           <w:b w:val="0"/>
         </w:rPr>
-        <w:t xml:space="preserve"> layer: 3×1=3 weights plus1 bias gives 4 </w:t>
+        <w:t xml:space="preserve"> layer: 3×1=3 weights plus 1 bias gives 4 </w:t>
       </w:r>
       <w:r>
         <w:rPr>
@@ -6046,7 +6046,7 @@
         <w:drawing>
           <wp:inline xmlns:a="http://schemas.openxmlformats.org/drawingml/2006/main" xmlns:pic="http://schemas.openxmlformats.org/drawingml/2006/picture">
             <wp:extent cx="5486400" cy="3026664"/>
-            <wp:docPr id="6" name="Picture 6" descr="Original case: Total trainable parameters=9+4=13; ReLU adds no parameters here. Changed condition: Increase hidden width from 3 to4. Expected result: First layer12 parameters; output layer5; total 17. Reason: Each new hidden unit adds2 input weights, 1 hidden bias and 1 outgoing weight."/>
+            <wp:docPr id="6" name="Picture 6" descr="Original case: Total trainable parameters=9+4=13; ReLU adds no parameters here. Changed condition: Increase hidden width from 3 to4. Expected result: First layer 12 parameters; output layer 5; total 17. Reason: Each new hidden unit adds 2 input weights, 1 hidden bias and 1 outgoing weight."/>
             <wp:cNvGraphicFramePr>
               <a:graphicFrameLocks noChangeAspect="1"/>
             </wp:cNvGraphicFramePr>
@@ -6109,7 +6109,7 @@
         <w:rPr>
           <w:b w:val="0"/>
         </w:rPr>
-        <w:t xml:space="preserve">s here. Changed condition: Increase hidden width from 3 to4. Expected result: First layer12 </w:t>
+        <w:t xml:space="preserve">s here. Changed condition: Increase hidden width from 3 to4. Expected result: First layer 12 </w:t>
       </w:r>
       <w:r>
         <w:rPr>
@@ -6133,7 +6133,7 @@
         <w:rPr>
           <w:b w:val="0"/>
         </w:rPr>
-        <w:t xml:space="preserve"> layer5; total 17.</w:t>
+        <w:t xml:space="preserve"> layer 5; total 17.</w:t>
       </w:r>
     </w:p>
     <w:p>
@@ -6144,7 +6144,7 @@
         <w:rPr>
           <w:b w:val="0"/>
         </w:rPr>
-        <w:t xml:space="preserve">Reason: Each new hidden unit adds2 </w:t>
+        <w:t xml:space="preserve">Reason: Each new hidden unit adds 2 </w:t>
       </w:r>
       <w:r>
         <w:rPr>
@@ -6200,7 +6200,7 @@
         <w:rPr>
           <w:b w:val="0"/>
         </w:rPr>
-        <w:t xml:space="preserve">Use the adjacent transcript if the image is difficult to see. Changed-case reasoning: Each new hidden unit adds2 </w:t>
+        <w:t xml:space="preserve">Use the adjacent transcript if the image is difficult to see. Changed-case reasoning: Each new hidden unit adds 2 </w:t>
       </w:r>
       <w:r>
         <w:rPr>
@@ -6628,7 +6628,7 @@
         <w:rPr>
           <w:b w:val="0"/>
         </w:rPr>
-        <w:t xml:space="preserve"> bias is not duplicated. Changed-case check: First layer12 </w:t>
+        <w:t xml:space="preserve"> bias is not duplicated. Changed-case check: First layer 12 </w:t>
       </w:r>
       <w:r>
         <w:rPr>
@@ -6652,7 +6652,7 @@
         <w:rPr>
           <w:b w:val="0"/>
         </w:rPr>
-        <w:t xml:space="preserve"> layer5; total 17.</w:t>
+        <w:t xml:space="preserve"> layer 5; total 17.</w:t>
       </w:r>
     </w:p>
     <w:p>
@@ -6664,7 +6664,7 @@
         <w:rPr>
           <w:b w:val="0"/>
         </w:rPr>
-        <w:t xml:space="preserve">Each new hidden unit adds2 </w:t>
+        <w:t xml:space="preserve">Each new hidden unit adds 2 </w:t>
       </w:r>
       <w:r>
         <w:rPr>

--- a/downloads/teacher/ai-5-week-07.docx
+++ b/downloads/teacher/ai-5-week-07.docx
@@ -25,20 +25,38 @@
         <w:pStyle w:val="Heading1"/>
       </w:pPr>
       <w:r>
-        <w:t>01. Prepare the purpose, prerequisites and materials</w:t>
+        <w:t>Teach the count with its assumptions.</w:t>
       </w:r>
     </w:p>
     <w:p>
       <w:r>
-        <w:t>Prepare Parameters and architecture: check the target, prerequisites, resources and adaptable teaching schedule.</w:t>
+        <w:t>Show every incoming/outgoing connection and receiving bias;separate parameter values,computed activations and training settings.</w:t>
       </w:r>
     </w:p>
     <w:p>
-      <w:pPr>
-        <w:pStyle w:val="Heading3"/>
-      </w:pPr>
-      <w:r>
-        <w:t>Teach the learning cycle</w:t>
+      <w:r>
+        <w:t>Assess both layers of the independent architecture and the stated evidence limits using checked keys.</w:t>
+      </w:r>
+    </w:p>
+    <w:p>
+      <w:pPr>
+        <w:pStyle w:val="Heading1"/>
+      </w:pPr>
+      <w:r>
+        <w:t>01. Prepare the connected mathematical investigation</w:t>
+      </w:r>
+    </w:p>
+    <w:p>
+      <w:r>
+        <w:t>Keep explanation,shared practice and independent evidence distinct.</w:t>
+      </w:r>
+    </w:p>
+    <w:p>
+      <w:pPr>
+        <w:pStyle w:val="Heading2"/>
+      </w:pPr>
+      <w:r>
+        <w:t>Target and main teaching plan</w:t>
       </w:r>
     </w:p>
     <w:p>
@@ -243,18 +261,21 @@
     </w:p>
     <w:p>
       <w:pPr>
-        <w:pStyle w:val="Heading3"/>
-      </w:pPr>
-      <w:r>
-        <w:t>Retrieval answer guidance</w:t>
+        <w:pStyle w:val="Heading2"/>
+      </w:pPr>
+      <w:r>
+        <w:t>Preparation and prerequisite</w:t>
       </w:r>
     </w:p>
     <w:p>
       <w:pPr>
-        <w:pStyle w:val="Heading3"/>
-      </w:pPr>
-      <w:r>
-        <w:t>Forward passes by hand</w:t>
+        <w:spacing w:line="336" w:lineRule="auto" w:after="180"/>
+      </w:pPr>
+      <w:r>
+        <w:rPr>
+          <w:b w:val="0"/>
+        </w:rPr>
+        <w:t>Printed lesson and workbook; paper and pencil</w:t>
       </w:r>
     </w:p>
     <w:p>
@@ -265,7 +286,7 @@
         <w:rPr>
           <w:b w:val="0"/>
         </w:rPr>
-        <w:t>Without opening the old lesson, explain one key idea from Forward passes by hand. Give an example and a mistake that the idea helps you avoid.</w:t>
+        <w:t>Calculator and optional local Python 3 editor; no packages or AI accounts needed</w:t>
       </w:r>
     </w:p>
     <w:p>
@@ -276,7 +297,7 @@
         <w:rPr>
           <w:b w:val="0"/>
         </w:rPr>
-        <w:t>Look for: Record scores and activations in dependency order</w:t>
+        <w:t>Use the fictional examples supplied; prepare the fresh retry before class</w:t>
       </w:r>
     </w:p>
     <w:p>
@@ -287,15 +308,27 @@
         <w:rPr>
           <w:b w:val="0"/>
         </w:rPr>
-        <w:t>Reference example, not the only acceptable wording: Teacher explanation: z = [-3, 3], h = [0, 3], y = -5.</w:t>
+        <w:t xml:space="preserve">Scores, activations and </w:t>
+      </w:r>
+      <w:r>
+        <w:rPr>
+          <w:b/>
+        </w:rPr>
+        <w:t>output</w:t>
+      </w:r>
+      <w:r>
+        <w:rPr>
+          <w:b w:val="0"/>
+        </w:rPr>
+        <w:t>s may change. The weights, biases, connections and activation choices stay fixed.</w:t>
       </w:r>
     </w:p>
     <w:p>
       <w:pPr>
-        <w:pStyle w:val="Heading3"/>
-      </w:pPr>
-      <w:r>
-        <w:t>Activation functions</w:t>
+        <w:pStyle w:val="Heading2"/>
+      </w:pPr>
+      <w:r>
+        <w:t>Opening retrieval</w:t>
       </w:r>
     </w:p>
     <w:p>
@@ -306,7 +339,7 @@
         <w:rPr>
           <w:b w:val="0"/>
         </w:rPr>
-        <w:t>Without opening the old lesson, explain one key idea from Activation functions. Give an example and a mistake that the idea helps you avoid.</w:t>
+        <w:t>Without opening the old lesson, explain one key idea from Forward passes by hand. Give an example and a mistake that the idea helps you avoid.</w:t>
       </w:r>
     </w:p>
     <w:p>
@@ -317,7 +350,7 @@
         <w:rPr>
           <w:b w:val="0"/>
         </w:rPr>
-        <w:t>Look for: Trace identity ReLU and sigmoid on a numerical score</w:t>
+        <w:t>Look for: Record scores and activations in dependency order</w:t>
       </w:r>
     </w:p>
     <w:p>
@@ -328,15 +361,18 @@
         <w:rPr>
           <w:b w:val="0"/>
         </w:rPr>
-        <w:t>Reference example, not the only acceptable wording: Teacher explanation: Identity gives -2, 0, 2; ReLU gives 0, 0, 2. ReLU retains the positive score itself; it is not a step classifier.</w:t>
+        <w:t>Reference example, not the only acceptable wording: Teacher explanation: z = [-3, 3], h = [0, 3], y = -5.</w:t>
       </w:r>
     </w:p>
     <w:p>
       <w:pPr>
-        <w:pStyle w:val="Heading3"/>
-      </w:pPr>
-      <w:r>
-        <w:t>Representing inputs as vectors</w:t>
+        <w:spacing w:line="336" w:lineRule="auto" w:after="180"/>
+      </w:pPr>
+      <w:r>
+        <w:rPr>
+          <w:b w:val="0"/>
+        </w:rPr>
+        <w:t>Without opening the old lesson, explain one key idea from Activation functions. Give an example and a mistake that the idea helps you avoid.</w:t>
       </w:r>
     </w:p>
     <w:p>
@@ -347,19 +383,7 @@
         <w:rPr>
           <w:b w:val="0"/>
         </w:rPr>
-        <w:t xml:space="preserve">Without opening the old lesson, explain one key idea from Representing </w:t>
-      </w:r>
-      <w:r>
-        <w:rPr>
-          <w:b/>
-        </w:rPr>
-        <w:t>input</w:t>
-      </w:r>
-      <w:r>
-        <w:rPr>
-          <w:b w:val="0"/>
-        </w:rPr>
-        <w:t>s as vectors. Give an example and a mistake that the idea helps you avoid.</w:t>
+        <w:t>Look for: Trace identity ReLU and sigmoid on a numerical score</w:t>
       </w:r>
     </w:p>
     <w:p>
@@ -370,7 +394,7 @@
         <w:rPr>
           <w:b w:val="0"/>
         </w:rPr>
-        <w:t>Look for: Encode a record using a fixed feature order and units</w:t>
+        <w:t>Reference example, not the only acceptable wording: Teacher explanation: Identity gives -2, 0, 2; ReLU gives 0, 0, 2. ReLU retains the positive score itself; it is not a step classifier.</w:t>
       </w:r>
     </w:p>
     <w:p>
@@ -381,7 +405,19 @@
         <w:rPr>
           <w:b w:val="0"/>
         </w:rPr>
-        <w:t>Reference example, not the only acceptable wording: Teacher explanation: A [4, 2], B [2, 4], C [3, 3]. Each has dimension 2. The table has 3 rows and 2 columns.</w:t>
+        <w:t xml:space="preserve">Without opening the old lesson, explain one key idea from Representing </w:t>
+      </w:r>
+      <w:r>
+        <w:rPr>
+          <w:b/>
+        </w:rPr>
+        <w:t>input</w:t>
+      </w:r>
+      <w:r>
+        <w:rPr>
+          <w:b w:val="0"/>
+        </w:rPr>
+        <w:t>s as vectors. Give an example and a mistake that the idea helps you avoid.</w:t>
       </w:r>
     </w:p>
     <w:p>
@@ -392,7 +428,7 @@
         <w:rPr>
           <w:b w:val="0"/>
         </w:rPr>
-        <w:t>Teach counting through one drawn unit before using a formula. Explicitly state the dense connectivity and bias assumptions.</w:t>
+        <w:t>Look for: Encode a record using a fixed feature order and units</w:t>
       </w:r>
     </w:p>
     <w:p>
@@ -401,23 +437,17 @@
       </w:pPr>
       <w:r>
         <w:rPr>
-          <w:b/>
-        </w:rPr>
-        <w:t>Architecture</w:t>
-      </w:r>
-      <w:r>
-        <w:rPr>
-          <w:b w:val="0"/>
-        </w:rPr>
-        <w:t xml:space="preserve"> is chosen by a designer; this does not imply it can never be selected using a separate search procedure.</w:t>
+          <w:b w:val="0"/>
+        </w:rPr>
+        <w:t>Reference example, not the only acceptable wording: Teacher explanation: A [4, 2], B [2, 4], C [3, 3]. Each has dimension 2. The table has 3 rows and 2 columns.</w:t>
       </w:r>
     </w:p>
     <w:p>
       <w:pPr>
-        <w:pStyle w:val="Heading3"/>
-      </w:pPr>
-      <w:r>
-        <w:t>Outcomes</w:t>
+        <w:pStyle w:val="Heading2"/>
+      </w:pPr>
+      <w:r>
+        <w:t>Pictured end goal</w:t>
       </w:r>
     </w:p>
     <w:p>
@@ -428,7 +458,7 @@
         <w:rPr>
           <w:b w:val="0"/>
         </w:rPr>
-        <w:t xml:space="preserve">Distinguish architectural choices from </w:t>
+        <w:t xml:space="preserve">By the end, I can explain </w:t>
       </w:r>
       <w:r>
         <w:rPr>
@@ -440,41 +470,35 @@
         <w:rPr>
           <w:b w:val="0"/>
         </w:rPr>
-        <w:t xml:space="preserve"> values</w:t>
+        <w:t xml:space="preserve">s and </w:t>
+      </w:r>
+      <w:r>
+        <w:rPr>
+          <w:b/>
+        </w:rPr>
+        <w:t>architecture</w:t>
+      </w:r>
+      <w:r>
+        <w:rPr>
+          <w:b w:val="0"/>
+        </w:rPr>
+        <w:t xml:space="preserve"> using a traced example and a stated limitation.</w:t>
       </w:r>
     </w:p>
     <w:p>
       <w:pPr>
-        <w:spacing w:line="336" w:lineRule="auto" w:after="180"/>
-      </w:pPr>
-      <w:r>
-        <w:rPr>
-          <w:b w:val="0"/>
-        </w:rPr>
-        <w:t>Count weights and biases in a small dense network</w:t>
+        <w:pStyle w:val="Heading2"/>
+      </w:pPr>
+      <w:r>
+        <w:t>Earlier wording, alternatives and picture transcripts · reference / check after trying</w:t>
       </w:r>
     </w:p>
     <w:p>
       <w:pPr>
-        <w:spacing w:line="336" w:lineRule="auto" w:after="180"/>
-      </w:pPr>
-      <w:r>
-        <w:rPr>
-          <w:b w:val="0"/>
-        </w:rPr>
-        <w:t xml:space="preserve">Explain why </w:t>
-      </w:r>
-      <w:r>
-        <w:rPr>
-          <w:b/>
-        </w:rPr>
-        <w:t>parameter</w:t>
-      </w:r>
-      <w:r>
-        <w:rPr>
-          <w:b w:val="0"/>
-        </w:rPr>
-        <w:t xml:space="preserve"> count alone cannot establish quality</w:t>
+        <w:pStyle w:val="Heading3"/>
+      </w:pPr>
+      <w:r>
+        <w:t>Teach the learning cycle</w:t>
       </w:r>
     </w:p>
     <w:p>
@@ -482,48 +506,42 @@
         <w:pStyle w:val="Heading3"/>
       </w:pPr>
       <w:r>
-        <w:t>Preparation</w:t>
+        <w:t>Retrieval answer guidance</w:t>
       </w:r>
     </w:p>
     <w:p>
       <w:pPr>
-        <w:spacing w:line="336" w:lineRule="auto" w:after="180"/>
-      </w:pPr>
-      <w:r>
-        <w:rPr>
-          <w:b w:val="0"/>
-        </w:rPr>
-        <w:t>Printed lesson and workbook; paper and pencil</w:t>
+        <w:pStyle w:val="Heading3"/>
+      </w:pPr>
+      <w:r>
+        <w:t>Forward passes by hand</w:t>
       </w:r>
     </w:p>
     <w:p>
       <w:pPr>
-        <w:spacing w:line="336" w:lineRule="auto" w:after="180"/>
-      </w:pPr>
-      <w:r>
-        <w:rPr>
-          <w:b w:val="0"/>
-        </w:rPr>
-        <w:t>Calculator and optional local Python 3 editor; no packages or AI accounts needed</w:t>
+        <w:pStyle w:val="Heading3"/>
+      </w:pPr>
+      <w:r>
+        <w:t>Activation functions</w:t>
       </w:r>
     </w:p>
     <w:p>
       <w:pPr>
-        <w:spacing w:line="336" w:lineRule="auto" w:after="180"/>
-      </w:pPr>
-      <w:r>
-        <w:rPr>
-          <w:b w:val="0"/>
-        </w:rPr>
-        <w:t>Use the fictional examples supplied; prepare the fresh retry before class</w:t>
+        <w:pStyle w:val="Heading3"/>
+      </w:pPr>
+      <w:r>
+        <w:t>Representing inputs as vectors</w:t>
       </w:r>
     </w:p>
     <w:p>
       <w:pPr>
-        <w:pStyle w:val="Heading3"/>
-      </w:pPr>
-      <w:r>
-        <w:t>Prerequisite answer</w:t>
+        <w:spacing w:line="336" w:lineRule="auto" w:after="180"/>
+      </w:pPr>
+      <w:r>
+        <w:rPr>
+          <w:b w:val="0"/>
+        </w:rPr>
+        <w:t>Teach counting through one drawn unit before using a formula. Explicitly state the dense connectivity and bias assumptions.</w:t>
       </w:r>
     </w:p>
     <w:p>
@@ -532,21 +550,15 @@
       </w:pPr>
       <w:r>
         <w:rPr>
-          <w:b w:val="0"/>
-        </w:rPr>
-        <w:t xml:space="preserve">Scores, activations and </w:t>
-      </w:r>
-      <w:r>
-        <w:rPr>
           <w:b/>
         </w:rPr>
-        <w:t>output</w:t>
-      </w:r>
-      <w:r>
-        <w:rPr>
-          <w:b w:val="0"/>
-        </w:rPr>
-        <w:t>s may change. The weights, biases, connections and activation choices stay fixed.</w:t>
+        <w:t>Architecture</w:t>
+      </w:r>
+      <w:r>
+        <w:rPr>
+          <w:b w:val="0"/>
+        </w:rPr>
+        <w:t xml:space="preserve"> is chosen by a designer; this does not imply it can never be selected using a separate search procedure.</w:t>
       </w:r>
     </w:p>
     <w:p>
@@ -554,7 +566,7 @@
         <w:pStyle w:val="Heading3"/>
       </w:pPr>
       <w:r>
-        <w:t>End goal for the pictorial case</w:t>
+        <w:t>Outcomes</w:t>
       </w:r>
     </w:p>
     <w:p>
@@ -565,7 +577,7 @@
         <w:rPr>
           <w:b w:val="0"/>
         </w:rPr>
-        <w:t xml:space="preserve">By the end, I can explain </w:t>
+        <w:t xml:space="preserve">Distinguish architectural choices from </w:t>
       </w:r>
       <w:r>
         <w:rPr>
@@ -577,19 +589,7 @@
         <w:rPr>
           <w:b w:val="0"/>
         </w:rPr>
-        <w:t xml:space="preserve">s and </w:t>
-      </w:r>
-      <w:r>
-        <w:rPr>
-          <w:b/>
-        </w:rPr>
-        <w:t>architecture</w:t>
-      </w:r>
-      <w:r>
-        <w:rPr>
-          <w:b w:val="0"/>
-        </w:rPr>
-        <w:t xml:space="preserve"> using a traced example and a stated limitation.</w:t>
+        <w:t xml:space="preserve"> values</w:t>
       </w:r>
     </w:p>
     <w:p>
@@ -600,20 +600,38 @@
         <w:rPr>
           <w:b w:val="0"/>
         </w:rPr>
-        <w:t>This added worked case illustrates the week’s main idea. Retain all original and connected topics; schedule its practice within the teaching cycle.</w:t>
+        <w:t>Count weights and biases in a small dense network</w:t>
       </w:r>
     </w:p>
     <w:p>
       <w:pPr>
-        <w:pStyle w:val="Heading1"/>
-      </w:pPr>
-      <w:r>
-        <w:t>02. Explain and model the mechanism</w:t>
+        <w:spacing w:line="336" w:lineRule="auto" w:after="180"/>
+      </w:pPr>
+      <w:r>
+        <w:rPr>
+          <w:b w:val="0"/>
+        </w:rPr>
+        <w:t xml:space="preserve">Explain why </w:t>
+      </w:r>
+      <w:r>
+        <w:rPr>
+          <w:b/>
+        </w:rPr>
+        <w:t>parameter</w:t>
+      </w:r>
+      <w:r>
+        <w:rPr>
+          <w:b w:val="0"/>
+        </w:rPr>
+        <w:t xml:space="preserve"> count alone cannot establish quality</w:t>
       </w:r>
     </w:p>
     <w:p>
-      <w:r>
-        <w:t>Model Parameters and architecture using the supplied case, labelled mechanism and reasoning. Make the scope of each conclusion explicit.</w:t>
+      <w:pPr>
+        <w:pStyle w:val="Heading3"/>
+      </w:pPr>
+      <w:r>
+        <w:t>Preparation</w:t>
       </w:r>
     </w:p>
     <w:p>
@@ -621,54 +639,15 @@
         <w:pStyle w:val="Heading3"/>
       </w:pPr>
       <w:r>
-        <w:t>Explain Parameters and architecture · 1</w:t>
+        <w:t>Prerequisite answer</w:t>
       </w:r>
     </w:p>
     <w:p>
       <w:pPr>
-        <w:spacing w:line="336" w:lineRule="auto" w:after="180"/>
-      </w:pPr>
-      <w:r>
-        <w:rPr>
-          <w:b w:val="0"/>
-        </w:rPr>
-        <w:t xml:space="preserve">Consider a dense network with 2 </w:t>
-      </w:r>
-      <w:r>
-        <w:rPr>
-          <w:b/>
-        </w:rPr>
-        <w:t>input</w:t>
-      </w:r>
-      <w:r>
-        <w:rPr>
-          <w:b w:val="0"/>
-        </w:rPr>
-        <w:t xml:space="preserve">s, 3 hidden units using ReLU, and 1 </w:t>
-      </w:r>
-      <w:r>
-        <w:rPr>
-          <w:b/>
-        </w:rPr>
-        <w:t>output</w:t>
-      </w:r>
-      <w:r>
-        <w:rPr>
-          <w:b w:val="0"/>
-        </w:rPr>
-        <w:t xml:space="preserve"> unit using identity. We call its widths 2 to 3 to 1. These widths, connectivity and activation choices describe its </w:t>
-      </w:r>
-      <w:r>
-        <w:rPr>
-          <w:b/>
-        </w:rPr>
-        <w:t>architecture</w:t>
-      </w:r>
-      <w:r>
-        <w:rPr>
-          <w:b w:val="0"/>
-        </w:rPr>
-        <w:t>.</w:t>
+        <w:pStyle w:val="Heading3"/>
+      </w:pPr>
+      <w:r>
+        <w:t>End goal for the pictorial case</w:t>
       </w:r>
     </w:p>
     <w:p>
@@ -679,103 +658,28 @@
         <w:rPr>
           <w:b w:val="0"/>
         </w:rPr>
-        <w:t xml:space="preserve">The weights and biases supply the numerical values used by that </w:t>
-      </w:r>
-      <w:r>
-        <w:rPr>
-          <w:b/>
-        </w:rPr>
-        <w:t>architecture</w:t>
-      </w:r>
-      <w:r>
-        <w:rPr>
-          <w:b w:val="0"/>
-        </w:rPr>
-        <w:t>.</w:t>
+        <w:t>This added worked case illustrates the week’s main idea. Retain all original and connected topics; schedule its practice within the teaching cycle.</w:t>
       </w:r>
     </w:p>
     <w:p>
       <w:pPr>
-        <w:pStyle w:val="Heading3"/>
-      </w:pPr>
-      <w:r>
-        <w:t>Explain Parameters and architecture · 2</w:t>
+        <w:pStyle w:val="Heading1"/>
+      </w:pPr>
+      <w:r>
+        <w:t>02. Make each parameter slot and counting assumption visible</w:t>
       </w:r>
     </w:p>
     <w:p>
-      <w:pPr>
-        <w:spacing w:line="336" w:lineRule="auto" w:after="180"/>
-      </w:pPr>
-      <w:r>
-        <w:rPr>
-          <w:b w:val="0"/>
-        </w:rPr>
-        <w:t xml:space="preserve">A fully connected hidden unit receiving 2 </w:t>
-      </w:r>
-      <w:r>
-        <w:rPr>
-          <w:b/>
-        </w:rPr>
-        <w:t>input</w:t>
-      </w:r>
-      <w:r>
-        <w:rPr>
-          <w:b w:val="0"/>
-        </w:rPr>
-        <w:t xml:space="preserve">s needs 2 weights plus 1 bias. Three such units need 6 weights and 3 biases. The </w:t>
-      </w:r>
-      <w:r>
-        <w:rPr>
-          <w:b/>
-        </w:rPr>
-        <w:t>output</w:t>
-      </w:r>
-      <w:r>
-        <w:rPr>
-          <w:b w:val="0"/>
-        </w:rPr>
-        <w:t xml:space="preserve"> receives 3 activations and needs 3 weights plus 1 bias. Total: 13 </w:t>
-      </w:r>
-      <w:r>
-        <w:rPr>
-          <w:b/>
-        </w:rPr>
-        <w:t>parameter</w:t>
-      </w:r>
-      <w:r>
-        <w:rPr>
-          <w:b w:val="0"/>
-        </w:rPr>
-        <w:t>s.</w:t>
+      <w:r>
+        <w:t>Distinguish model values,architecture,computed activations and training settings.</w:t>
       </w:r>
     </w:p>
     <w:p>
       <w:pPr>
-        <w:spacing w:line="336" w:lineRule="auto" w:after="180"/>
-      </w:pPr>
-      <w:r>
-        <w:rPr>
-          <w:b/>
-        </w:rPr>
-        <w:t>Input</w:t>
-      </w:r>
-      <w:r>
-        <w:rPr>
-          <w:b w:val="0"/>
-        </w:rPr>
-        <w:t xml:space="preserve"> values and computed activations are not additional </w:t>
-      </w:r>
-      <w:r>
-        <w:rPr>
-          <w:b/>
-        </w:rPr>
-        <w:t>parameter</w:t>
-      </w:r>
-      <w:r>
-        <w:rPr>
-          <w:b w:val="0"/>
-        </w:rPr>
-        <w:t>s.</w:t>
+        <w:pStyle w:val="Heading2"/>
+      </w:pPr>
+      <w:r>
+        <w:t>Main explanation,complete slots and changed-width count</w:t>
       </w:r>
     </w:p>
     <w:p>
@@ -786,19 +690,31 @@
         <w:rPr>
           <w:b w:val="0"/>
         </w:rPr>
-        <w:t xml:space="preserve">This counting rule assumes one separate bias per </w:t>
+        <w:t xml:space="preserve">Consider a dense network with 2 </w:t>
       </w:r>
       <w:r>
         <w:rPr>
           <w:b/>
         </w:rPr>
+        <w:t>input</w:t>
+      </w:r>
+      <w:r>
+        <w:rPr>
+          <w:b w:val="0"/>
+        </w:rPr>
+        <w:t xml:space="preserve">s, 3 hidden units using ReLU, and 1 </w:t>
+      </w:r>
+      <w:r>
+        <w:rPr>
+          <w:b/>
+        </w:rPr>
         <w:t>output</w:t>
       </w:r>
       <w:r>
         <w:rPr>
           <w:b w:val="0"/>
         </w:rPr>
-        <w:t xml:space="preserve"> unit and no shared or tied weights. Other </w:t>
+        <w:t xml:space="preserve"> unit using identity. We call its widths 2 to 3 to 1. These widths, connectivity and activation choices describe its </w:t>
       </w:r>
       <w:r>
         <w:rPr>
@@ -810,7 +726,7 @@
         <w:rPr>
           <w:b w:val="0"/>
         </w:rPr>
-        <w:t>s can use different rules.</w:t>
+        <w:t>.</w:t>
       </w:r>
     </w:p>
     <w:p>
@@ -821,55 +737,19 @@
         <w:rPr>
           <w:b w:val="0"/>
         </w:rPr>
-        <w:t xml:space="preserve">For a </w:t>
+        <w:t xml:space="preserve">The weights and biases supply the numerical values used by that </w:t>
       </w:r>
       <w:r>
         <w:rPr>
           <w:b/>
         </w:rPr>
-        <w:t>dense layer</w:t>
-      </w:r>
-      <w:r>
-        <w:rPr>
-          <w:b w:val="0"/>
-        </w:rPr>
-        <w:t xml:space="preserve"> with n </w:t>
-      </w:r>
-      <w:r>
-        <w:rPr>
-          <w:b/>
-        </w:rPr>
-        <w:t>input</w:t>
-      </w:r>
-      <w:r>
-        <w:rPr>
-          <w:b w:val="0"/>
-        </w:rPr>
-        <w:t xml:space="preserve"> components and m </w:t>
-      </w:r>
-      <w:r>
-        <w:rPr>
-          <w:b/>
-        </w:rPr>
-        <w:t>output</w:t>
-      </w:r>
-      <w:r>
-        <w:rPr>
-          <w:b w:val="0"/>
-        </w:rPr>
-        <w:t xml:space="preserve"> units, each </w:t>
-      </w:r>
-      <w:r>
-        <w:rPr>
-          <w:b/>
-        </w:rPr>
-        <w:t>output</w:t>
-      </w:r>
-      <w:r>
-        <w:rPr>
-          <w:b w:val="0"/>
-        </w:rPr>
-        <w:t xml:space="preserve"> has n weights and one bias. The count is n times m plus m, or (n + 1) times m. Count each layer separately before adding.</w:t>
+        <w:t>architecture</w:t>
+      </w:r>
+      <w:r>
+        <w:rPr>
+          <w:b w:val="0"/>
+        </w:rPr>
+        <w:t>.</w:t>
       </w:r>
     </w:p>
     <w:p>
@@ -880,6 +760,176 @@
         <w:rPr>
           <w:b w:val="0"/>
         </w:rPr>
+        <w:t xml:space="preserve">A fully connected hidden unit receiving 2 </w:t>
+      </w:r>
+      <w:r>
+        <w:rPr>
+          <w:b/>
+        </w:rPr>
+        <w:t>input</w:t>
+      </w:r>
+      <w:r>
+        <w:rPr>
+          <w:b w:val="0"/>
+        </w:rPr>
+        <w:t xml:space="preserve">s needs 2 weights plus 1 bias. Three such units need 6 weights and 3 biases. The </w:t>
+      </w:r>
+      <w:r>
+        <w:rPr>
+          <w:b/>
+        </w:rPr>
+        <w:t>output</w:t>
+      </w:r>
+      <w:r>
+        <w:rPr>
+          <w:b w:val="0"/>
+        </w:rPr>
+        <w:t xml:space="preserve"> receives 3 activations and needs 3 weights plus 1 bias. Total: 13 </w:t>
+      </w:r>
+      <w:r>
+        <w:rPr>
+          <w:b/>
+        </w:rPr>
+        <w:t>parameter</w:t>
+      </w:r>
+      <w:r>
+        <w:rPr>
+          <w:b w:val="0"/>
+        </w:rPr>
+        <w:t>s.</w:t>
+      </w:r>
+    </w:p>
+    <w:p>
+      <w:pPr>
+        <w:spacing w:line="336" w:lineRule="auto" w:after="180"/>
+      </w:pPr>
+      <w:r>
+        <w:rPr>
+          <w:b/>
+        </w:rPr>
+        <w:t>Input</w:t>
+      </w:r>
+      <w:r>
+        <w:rPr>
+          <w:b w:val="0"/>
+        </w:rPr>
+        <w:t xml:space="preserve"> values and computed activations are not additional </w:t>
+      </w:r>
+      <w:r>
+        <w:rPr>
+          <w:b/>
+        </w:rPr>
+        <w:t>parameter</w:t>
+      </w:r>
+      <w:r>
+        <w:rPr>
+          <w:b w:val="0"/>
+        </w:rPr>
+        <w:t>s.</w:t>
+      </w:r>
+    </w:p>
+    <w:p>
+      <w:pPr>
+        <w:spacing w:line="336" w:lineRule="auto" w:after="180"/>
+      </w:pPr>
+      <w:r>
+        <w:rPr>
+          <w:b w:val="0"/>
+        </w:rPr>
+        <w:t xml:space="preserve">This counting rule assumes one separate bias per </w:t>
+      </w:r>
+      <w:r>
+        <w:rPr>
+          <w:b/>
+        </w:rPr>
+        <w:t>output</w:t>
+      </w:r>
+      <w:r>
+        <w:rPr>
+          <w:b w:val="0"/>
+        </w:rPr>
+        <w:t xml:space="preserve"> unit and no shared or tied weights. Other </w:t>
+      </w:r>
+      <w:r>
+        <w:rPr>
+          <w:b/>
+        </w:rPr>
+        <w:t>architecture</w:t>
+      </w:r>
+      <w:r>
+        <w:rPr>
+          <w:b w:val="0"/>
+        </w:rPr>
+        <w:t>s can use different rules.</w:t>
+      </w:r>
+    </w:p>
+    <w:p>
+      <w:pPr>
+        <w:spacing w:line="336" w:lineRule="auto" w:after="180"/>
+      </w:pPr>
+      <w:r>
+        <w:rPr>
+          <w:b w:val="0"/>
+        </w:rPr>
+        <w:t xml:space="preserve">For a </w:t>
+      </w:r>
+      <w:r>
+        <w:rPr>
+          <w:b/>
+        </w:rPr>
+        <w:t>dense layer</w:t>
+      </w:r>
+      <w:r>
+        <w:rPr>
+          <w:b w:val="0"/>
+        </w:rPr>
+        <w:t xml:space="preserve"> with n </w:t>
+      </w:r>
+      <w:r>
+        <w:rPr>
+          <w:b/>
+        </w:rPr>
+        <w:t>input</w:t>
+      </w:r>
+      <w:r>
+        <w:rPr>
+          <w:b w:val="0"/>
+        </w:rPr>
+        <w:t xml:space="preserve"> components and m </w:t>
+      </w:r>
+      <w:r>
+        <w:rPr>
+          <w:b/>
+        </w:rPr>
+        <w:t>output</w:t>
+      </w:r>
+      <w:r>
+        <w:rPr>
+          <w:b w:val="0"/>
+        </w:rPr>
+        <w:t xml:space="preserve"> units, each </w:t>
+      </w:r>
+      <w:r>
+        <w:rPr>
+          <w:b/>
+        </w:rPr>
+        <w:t>output</w:t>
+      </w:r>
+      <w:r>
+        <w:rPr>
+          <w:b w:val="0"/>
+        </w:rPr>
+        <w:t xml:space="preserve"> has n weights and one bias. The count is n times m plus m, or (n + 1) times m. Count each layer separately before adding.</w:t>
+      </w:r>
+    </w:p>
+    <w:p>
+      <w:pPr>
+        <w:spacing w:line="336" w:lineRule="auto" w:after="180"/>
+      </w:pPr>
+      <w:r>
+        <w:rPr>
+          <w:b w:val="0"/>
+        </w:rPr>
         <w:t xml:space="preserve">The helper assumes positive integer widths and the bias convention stated above. It is a counting aid, not a model trainer. A ReLU has no fitted numerical </w:t>
       </w:r>
       <w:r>
@@ -893,6 +943,958 @@
           <w:b w:val="0"/>
         </w:rPr>
         <w:t>s in this example.</w:t>
+      </w:r>
+    </w:p>
+    <w:tbl>
+      <w:tblPr>
+        <w:tblStyle w:val="LightShading-Accent1"/>
+        <w:tblW w:type="auto" w:w="0"/>
+        <w:tblLook w:firstColumn="1" w:firstRow="1" w:lastColumn="0" w:lastRow="0" w:noHBand="0" w:noVBand="1" w:val="04A0"/>
+      </w:tblPr>
+      <w:tblGrid>
+        <w:gridCol w:w="5112"/>
+        <w:gridCol w:w="5112"/>
+      </w:tblGrid>
+      <w:tr>
+        <w:trPr>
+          <w:tblHeader/>
+        </w:trPr>
+        <w:tc>
+          <w:tcPr>
+            <w:tcW w:type="dxa" w:w="5112"/>
+          </w:tcPr>
+          <w:p>
+            <w:r>
+              <w:t>Parameter slots; one value per named slot</w:t>
+            </w:r>
+          </w:p>
+        </w:tc>
+        <w:tc>
+          <w:tcPr>
+            <w:tcW w:type="dxa" w:w="5112"/>
+          </w:tcPr>
+          <w:p>
+            <w:r>
+              <w:t>Count</w:t>
+            </w:r>
+          </w:p>
+        </w:tc>
+      </w:tr>
+      <w:tr>
+        <w:tc>
+          <w:tcPr>
+            <w:tcW w:type="dxa" w:w="5112"/>
+          </w:tcPr>
+          <w:p>
+            <w:r>
+              <w:t>Hidden unit 1:w11, w12, b1</w:t>
+            </w:r>
+          </w:p>
+        </w:tc>
+        <w:tc>
+          <w:tcPr>
+            <w:tcW w:type="dxa" w:w="5112"/>
+          </w:tcPr>
+          <w:p>
+            <w:r>
+              <w:t>3</w:t>
+            </w:r>
+          </w:p>
+        </w:tc>
+      </w:tr>
+      <w:tr>
+        <w:tc>
+          <w:tcPr>
+            <w:tcW w:type="dxa" w:w="5112"/>
+          </w:tcPr>
+          <w:p>
+            <w:r>
+              <w:t>Hidden unit 2:w21, w22, b2</w:t>
+            </w:r>
+          </w:p>
+        </w:tc>
+        <w:tc>
+          <w:tcPr>
+            <w:tcW w:type="dxa" w:w="5112"/>
+          </w:tcPr>
+          <w:p>
+            <w:r>
+              <w:t>3</w:t>
+            </w:r>
+          </w:p>
+        </w:tc>
+      </w:tr>
+      <w:tr>
+        <w:tc>
+          <w:tcPr>
+            <w:tcW w:type="dxa" w:w="5112"/>
+          </w:tcPr>
+          <w:p>
+            <w:r>
+              <w:t>Hidden unit 3:w31, w32, b3</w:t>
+            </w:r>
+          </w:p>
+        </w:tc>
+        <w:tc>
+          <w:tcPr>
+            <w:tcW w:type="dxa" w:w="5112"/>
+          </w:tcPr>
+          <w:p>
+            <w:r>
+              <w:t>3</w:t>
+            </w:r>
+          </w:p>
+        </w:tc>
+      </w:tr>
+      <w:tr>
+        <w:tc>
+          <w:tcPr>
+            <w:tcW w:type="dxa" w:w="5112"/>
+          </w:tcPr>
+          <w:p>
+            <w:r>
+              <w:t>Output:v1, v2, v3, c</w:t>
+            </w:r>
+          </w:p>
+        </w:tc>
+        <w:tc>
+          <w:tcPr>
+            <w:tcW w:type="dxa" w:w="5112"/>
+          </w:tcPr>
+          <w:p>
+            <w:r>
+              <w:t>4</w:t>
+            </w:r>
+          </w:p>
+        </w:tc>
+      </w:tr>
+      <w:tr>
+        <w:tc>
+          <w:tcPr>
+            <w:tcW w:type="dxa" w:w="5112"/>
+          </w:tcPr>
+          <w:p>
+            <w:r>
+              <w:t>Total; inputs and hidden activations excluded</w:t>
+            </w:r>
+          </w:p>
+        </w:tc>
+        <w:tc>
+          <w:tcPr>
+            <w:tcW w:type="dxa" w:w="5112"/>
+          </w:tcPr>
+          <w:p>
+            <w:r>
+              <w:t>13</w:t>
+            </w:r>
+          </w:p>
+        </w:tc>
+      </w:tr>
+    </w:tbl>
+    <w:tbl>
+      <w:tblPr>
+        <w:tblStyle w:val="LightShading-Accent1"/>
+        <w:tblW w:type="auto" w:w="0"/>
+        <w:tblLook w:firstColumn="1" w:firstRow="1" w:lastColumn="0" w:lastRow="0" w:noHBand="0" w:noVBand="1" w:val="04A0"/>
+      </w:tblPr>
+      <w:tblGrid>
+        <w:gridCol w:w="1704"/>
+        <w:gridCol w:w="1704"/>
+        <w:gridCol w:w="1704"/>
+        <w:gridCol w:w="1704"/>
+        <w:gridCol w:w="1704"/>
+        <w:gridCol w:w="1704"/>
+      </w:tblGrid>
+      <w:tr>
+        <w:trPr>
+          <w:tblHeader/>
+        </w:trPr>
+        <w:tc>
+          <w:tcPr>
+            <w:tcW w:type="dxa" w:w="1704"/>
+          </w:tcPr>
+          <w:p>
+            <w:r>
+              <w:t>Same2-input/1-output dense convention</w:t>
+            </w:r>
+          </w:p>
+        </w:tc>
+        <w:tc>
+          <w:tcPr>
+            <w:tcW w:type="dxa" w:w="1704"/>
+          </w:tcPr>
+          <w:p>
+            <w:r>
+              <w:t>Hidden weights</w:t>
+            </w:r>
+          </w:p>
+        </w:tc>
+        <w:tc>
+          <w:tcPr>
+            <w:tcW w:type="dxa" w:w="1704"/>
+          </w:tcPr>
+          <w:p>
+            <w:r>
+              <w:t>Hidden biases</w:t>
+            </w:r>
+          </w:p>
+        </w:tc>
+        <w:tc>
+          <w:tcPr>
+            <w:tcW w:type="dxa" w:w="1704"/>
+          </w:tcPr>
+          <w:p>
+            <w:r>
+              <w:t>Output weights</w:t>
+            </w:r>
+          </w:p>
+        </w:tc>
+        <w:tc>
+          <w:tcPr>
+            <w:tcW w:type="dxa" w:w="1704"/>
+          </w:tcPr>
+          <w:p>
+            <w:r>
+              <w:t>Output bias</w:t>
+            </w:r>
+          </w:p>
+        </w:tc>
+        <w:tc>
+          <w:tcPr>
+            <w:tcW w:type="dxa" w:w="1704"/>
+          </w:tcPr>
+          <w:p>
+            <w:r>
+              <w:t>Total</w:t>
+            </w:r>
+          </w:p>
+        </w:tc>
+      </w:tr>
+      <w:tr>
+        <w:tc>
+          <w:tcPr>
+            <w:tcW w:type="dxa" w:w="1704"/>
+          </w:tcPr>
+          <w:p>
+            <w:r>
+              <w:t>Hidden width 3</w:t>
+            </w:r>
+          </w:p>
+        </w:tc>
+        <w:tc>
+          <w:tcPr>
+            <w:tcW w:type="dxa" w:w="1704"/>
+          </w:tcPr>
+          <w:p>
+            <w:r>
+              <w:t>6</w:t>
+            </w:r>
+          </w:p>
+        </w:tc>
+        <w:tc>
+          <w:tcPr>
+            <w:tcW w:type="dxa" w:w="1704"/>
+          </w:tcPr>
+          <w:p>
+            <w:r>
+              <w:t>3</w:t>
+            </w:r>
+          </w:p>
+        </w:tc>
+        <w:tc>
+          <w:tcPr>
+            <w:tcW w:type="dxa" w:w="1704"/>
+          </w:tcPr>
+          <w:p>
+            <w:r>
+              <w:t>3</w:t>
+            </w:r>
+          </w:p>
+        </w:tc>
+        <w:tc>
+          <w:tcPr>
+            <w:tcW w:type="dxa" w:w="1704"/>
+          </w:tcPr>
+          <w:p>
+            <w:r>
+              <w:t>1</w:t>
+            </w:r>
+          </w:p>
+        </w:tc>
+        <w:tc>
+          <w:tcPr>
+            <w:tcW w:type="dxa" w:w="1704"/>
+          </w:tcPr>
+          <w:p>
+            <w:r>
+              <w:t>13</w:t>
+            </w:r>
+          </w:p>
+        </w:tc>
+      </w:tr>
+      <w:tr>
+        <w:tc>
+          <w:tcPr>
+            <w:tcW w:type="dxa" w:w="1704"/>
+          </w:tcPr>
+          <w:p>
+            <w:r>
+              <w:t>Hidden width 4</w:t>
+            </w:r>
+          </w:p>
+        </w:tc>
+        <w:tc>
+          <w:tcPr>
+            <w:tcW w:type="dxa" w:w="1704"/>
+          </w:tcPr>
+          <w:p>
+            <w:r>
+              <w:t>8</w:t>
+            </w:r>
+          </w:p>
+        </w:tc>
+        <w:tc>
+          <w:tcPr>
+            <w:tcW w:type="dxa" w:w="1704"/>
+          </w:tcPr>
+          <w:p>
+            <w:r>
+              <w:t>4</w:t>
+            </w:r>
+          </w:p>
+        </w:tc>
+        <w:tc>
+          <w:tcPr>
+            <w:tcW w:type="dxa" w:w="1704"/>
+          </w:tcPr>
+          <w:p>
+            <w:r>
+              <w:t>4</w:t>
+            </w:r>
+          </w:p>
+        </w:tc>
+        <w:tc>
+          <w:tcPr>
+            <w:tcW w:type="dxa" w:w="1704"/>
+          </w:tcPr>
+          <w:p>
+            <w:r>
+              <w:t>1</w:t>
+            </w:r>
+          </w:p>
+        </w:tc>
+        <w:tc>
+          <w:tcPr>
+            <w:tcW w:type="dxa" w:w="1704"/>
+          </w:tcPr>
+          <w:p>
+            <w:r>
+              <w:t>17</w:t>
+            </w:r>
+          </w:p>
+        </w:tc>
+      </w:tr>
+      <w:tr>
+        <w:tc>
+          <w:tcPr>
+            <w:tcW w:type="dxa" w:w="1704"/>
+          </w:tcPr>
+          <w:p>
+            <w:r>
+              <w:t>What one added hidden unit changes</w:t>
+            </w:r>
+          </w:p>
+        </w:tc>
+        <w:tc>
+          <w:tcPr>
+            <w:tcW w:type="dxa" w:w="1704"/>
+          </w:tcPr>
+          <w:p>
+            <w:r>
+              <w:t>+2</w:t>
+            </w:r>
+          </w:p>
+        </w:tc>
+        <w:tc>
+          <w:tcPr>
+            <w:tcW w:type="dxa" w:w="1704"/>
+          </w:tcPr>
+          <w:p>
+            <w:r>
+              <w:t>+1</w:t>
+            </w:r>
+          </w:p>
+        </w:tc>
+        <w:tc>
+          <w:tcPr>
+            <w:tcW w:type="dxa" w:w="1704"/>
+          </w:tcPr>
+          <w:p>
+            <w:r>
+              <w:t>+1</w:t>
+            </w:r>
+          </w:p>
+        </w:tc>
+        <w:tc>
+          <w:tcPr>
+            <w:tcW w:type="dxa" w:w="1704"/>
+          </w:tcPr>
+          <w:p>
+            <w:r>
+              <w:t>+0</w:t>
+            </w:r>
+          </w:p>
+        </w:tc>
+        <w:tc>
+          <w:tcPr>
+            <w:tcW w:type="dxa" w:w="1704"/>
+          </w:tcPr>
+          <w:p>
+            <w:r>
+              <w:t>+4</w:t>
+            </w:r>
+          </w:p>
+        </w:tc>
+      </w:tr>
+    </w:tbl>
+    <w:p>
+      <w:pPr>
+        <w:spacing w:line="336" w:lineRule="auto" w:after="180"/>
+      </w:pPr>
+      <w:r>
+        <w:rPr>
+          <w:b w:val="0"/>
+        </w:rPr>
+        <w:t xml:space="preserve">Guided: hidden layer 12, </w:t>
+      </w:r>
+      <w:r>
+        <w:rPr>
+          <w:b/>
+        </w:rPr>
+        <w:t>output</w:t>
+      </w:r>
+      <w:r>
+        <w:rPr>
+          <w:b w:val="0"/>
+        </w:rPr>
+        <w:t xml:space="preserve"> layer 5, total 17, four more than 13. Exit: ask for </w:t>
+      </w:r>
+      <w:r>
+        <w:rPr>
+          <w:b/>
+        </w:rPr>
+        <w:t>architecture</w:t>
+      </w:r>
+      <w:r>
+        <w:rPr>
+          <w:b w:val="0"/>
+        </w:rPr>
+        <w:t xml:space="preserve">, activations, ordered </w:t>
+      </w:r>
+      <w:r>
+        <w:rPr>
+          <w:b/>
+        </w:rPr>
+        <w:t>input</w:t>
+      </w:r>
+      <w:r>
+        <w:rPr>
+          <w:b w:val="0"/>
+        </w:rPr>
+        <w:t xml:space="preserve"> schema and exact weights/biases; equal </w:t>
+      </w:r>
+      <w:r>
+        <w:rPr>
+          <w:b/>
+        </w:rPr>
+        <w:t>parameter</w:t>
+      </w:r>
+      <w:r>
+        <w:rPr>
+          <w:b w:val="0"/>
+        </w:rPr>
+        <w:t xml:space="preserve"> counts do not establish matching computations.</w:t>
+      </w:r>
+    </w:p>
+    <w:p>
+      <w:pPr>
+        <w:pStyle w:val="Heading2"/>
+      </w:pPr>
+      <w:r>
+        <w:t>Complete pictured architecture and scope</w:t>
+      </w:r>
+    </w:p>
+    <w:p>
+      <w:pPr>
+        <w:spacing w:line="336" w:lineRule="auto" w:after="180"/>
+      </w:pPr>
+      <w:r>
+        <w:rPr>
+          <w:b w:val="0"/>
+        </w:rPr>
+        <w:t>Count trainable weights and biases separately from activation functions.</w:t>
+      </w:r>
+    </w:p>
+    <w:p>
+      <w:pPr>
+        <w:spacing w:line="336" w:lineRule="auto" w:after="180"/>
+      </w:pPr>
+      <w:r>
+        <w:rPr>
+          <w:b w:val="0"/>
+        </w:rPr>
+        <w:t xml:space="preserve">Dense toy </w:t>
+      </w:r>
+      <w:r>
+        <w:rPr>
+          <w:b/>
+        </w:rPr>
+        <w:t>architecture</w:t>
+      </w:r>
+      <w:r>
+        <w:rPr>
+          <w:b w:val="0"/>
+        </w:rPr>
+        <w:t xml:space="preserve"> 2 </w:t>
+      </w:r>
+      <w:r>
+        <w:rPr>
+          <w:b/>
+        </w:rPr>
+        <w:t>input</w:t>
+      </w:r>
+      <w:r>
+        <w:rPr>
+          <w:b w:val="0"/>
+        </w:rPr>
+        <w:t xml:space="preserve">s→3 hidden units→1 </w:t>
+      </w:r>
+      <w:r>
+        <w:rPr>
+          <w:b/>
+        </w:rPr>
+        <w:t>output</w:t>
+      </w:r>
+      <w:r>
+        <w:rPr>
+          <w:b w:val="0"/>
+        </w:rPr>
+        <w:t xml:space="preserve">. Every hidden and </w:t>
+      </w:r>
+      <w:r>
+        <w:rPr>
+          <w:b/>
+        </w:rPr>
+        <w:t>output</w:t>
+      </w:r>
+      <w:r>
+        <w:rPr>
+          <w:b w:val="0"/>
+        </w:rPr>
+        <w:t xml:space="preserve"> unit has one bias; hidden activation is ReLU.</w:t>
+      </w:r>
+    </w:p>
+    <w:p>
+      <w:pPr>
+        <w:spacing w:line="336" w:lineRule="auto" w:after="180"/>
+      </w:pPr>
+      <w:r>
+        <w:rPr>
+          <w:b w:val="0"/>
+        </w:rPr>
+        <w:t xml:space="preserve">All </w:t>
+      </w:r>
+      <w:r>
+        <w:rPr>
+          <w:b/>
+        </w:rPr>
+        <w:t>input</w:t>
+      </w:r>
+      <w:r>
+        <w:rPr>
+          <w:b w:val="0"/>
+        </w:rPr>
+        <w:t>s and outcomes in this worked example are invented classroom data; no real model run is claimed.</w:t>
+      </w:r>
+    </w:p>
+    <w:p>
+      <w:pPr>
+        <w:spacing w:line="336" w:lineRule="auto" w:after="180"/>
+      </w:pPr>
+      <w:r>
+        <w:rPr>
+          <w:b w:val="0"/>
+        </w:rPr>
+        <w:t>The picture and main count use the same fully connected 2→3→1 architecture:6 hidden weights+3 hidden biases+3 output weights+1 output bias=13. ReLU contributes no fitted parameter here. Increasing only hidden width 3→4 adds2 incoming weights, 1 hidden bias and 1 outgoing weight:4 more, total 17. It changes both adjacent layers; the output bias remains one.</w:t>
+      </w:r>
+    </w:p>
+    <w:p>
+      <w:pPr>
+        <w:spacing w:line="336" w:lineRule="auto" w:after="180"/>
+      </w:pPr>
+      <w:r>
+        <w:rPr>
+          <w:b w:val="0"/>
+        </w:rPr>
+        <w:t>Parameter values, computed activations and learning rate are not additional architectural connection slots.</w:t>
+      </w:r>
+    </w:p>
+    <w:p>
+      <w:pPr>
+        <w:pStyle w:val="Heading2"/>
+      </w:pPr>
+      <w:r>
+        <w:t>Trace incoming,bias and outgoing increments</w:t>
+      </w:r>
+    </w:p>
+    <w:p>
+      <w:r>
+        <w:drawing>
+          <wp:inline xmlns:a="http://schemas.openxmlformats.org/drawingml/2006/main" xmlns:pic="http://schemas.openxmlformats.org/drawingml/2006/picture">
+            <wp:extent cx="5486400" cy="3182112"/>
+            <wp:docPr id="1" name="Picture 1" descr="Count first layer: 2×3=6 weights plus 3 biases gives 9 parameters. → Count output layer: 3×1=3 weights plus 1 bias gives 4 parameters. → Total: Total trainable parameters=9+4=13; ReLU adds no parameters here."/>
+            <wp:cNvGraphicFramePr>
+              <a:graphicFrameLocks noChangeAspect="1"/>
+            </wp:cNvGraphicFramePr>
+            <a:graphic>
+              <a:graphicData uri="http://schemas.openxmlformats.org/drawingml/2006/picture">
+                <pic:pic>
+                  <pic:nvPicPr>
+                    <pic:cNvPr id="0" name="academy-story-ai-5-7-02.png"/>
+                    <pic:cNvPicPr/>
+                  </pic:nvPicPr>
+                  <pic:blipFill>
+                    <a:blip r:embed="rId9"/>
+                    <a:stretch>
+                      <a:fillRect/>
+                    </a:stretch>
+                  </pic:blipFill>
+                  <pic:spPr>
+                    <a:xfrm>
+                      <a:off x="0" y="0"/>
+                      <a:ext cx="5486400" cy="3182112"/>
+                    </a:xfrm>
+                    <a:prstGeom prst="rect"/>
+                  </pic:spPr>
+                </pic:pic>
+              </a:graphicData>
+            </a:graphic>
+          </wp:inline>
+        </w:drawing>
+      </w:r>
+    </w:p>
+    <w:p>
+      <w:pPr>
+        <w:pStyle w:val="Heading3"/>
+      </w:pPr>
+      <w:r>
+        <w:t>Read the picture one step at a time</w:t>
+      </w:r>
+    </w:p>
+    <w:tbl>
+      <w:tblPr>
+        <w:tblStyle w:val="LightShading-Accent1"/>
+        <w:tblW w:type="auto" w:w="0"/>
+        <w:tblLook w:firstColumn="1" w:firstRow="1" w:lastColumn="0" w:lastRow="0" w:noHBand="0" w:noVBand="1" w:val="04A0"/>
+      </w:tblPr>
+      <w:tblGrid>
+        <w:gridCol w:w="5112"/>
+        <w:gridCol w:w="5112"/>
+      </w:tblGrid>
+      <w:tr>
+        <w:trPr>
+          <w:tblHeader/>
+        </w:trPr>
+        <w:tc>
+          <w:tcPr>
+            <w:tcW w:type="dxa" w:w="5112"/>
+          </w:tcPr>
+          <w:p>
+            <w:r>
+              <w:t>Step</w:t>
+            </w:r>
+          </w:p>
+        </w:tc>
+        <w:tc>
+          <w:tcPr>
+            <w:tcW w:type="dxa" w:w="5112"/>
+          </w:tcPr>
+          <w:p>
+            <w:r>
+              <w:t>What happens and why</w:t>
+            </w:r>
+          </w:p>
+        </w:tc>
+      </w:tr>
+      <w:tr>
+        <w:tc>
+          <w:tcPr>
+            <w:tcW w:type="dxa" w:w="5112"/>
+          </w:tcPr>
+          <w:p>
+            <w:r>
+              <w:t>1. Count first layer</w:t>
+            </w:r>
+          </w:p>
+        </w:tc>
+        <w:tc>
+          <w:tcPr>
+            <w:tcW w:type="dxa" w:w="5112"/>
+          </w:tcPr>
+          <w:p>
+            <w:r>
+              <w:t>2×3=6 weights plus 3 biases gives 9 parameters.</w:t>
+            </w:r>
+          </w:p>
+        </w:tc>
+      </w:tr>
+      <w:tr>
+        <w:tc>
+          <w:tcPr>
+            <w:tcW w:type="dxa" w:w="5112"/>
+          </w:tcPr>
+          <w:p>
+            <w:r>
+              <w:t>2. Count output layer</w:t>
+            </w:r>
+          </w:p>
+        </w:tc>
+        <w:tc>
+          <w:tcPr>
+            <w:tcW w:type="dxa" w:w="5112"/>
+          </w:tcPr>
+          <w:p>
+            <w:r>
+              <w:t>3×1=3 weights plus 1 bias gives 4 parameters.</w:t>
+            </w:r>
+          </w:p>
+        </w:tc>
+      </w:tr>
+      <w:tr>
+        <w:tc>
+          <w:tcPr>
+            <w:tcW w:type="dxa" w:w="5112"/>
+          </w:tcPr>
+          <w:p>
+            <w:r>
+              <w:t>3. Total</w:t>
+            </w:r>
+          </w:p>
+        </w:tc>
+        <w:tc>
+          <w:tcPr>
+            <w:tcW w:type="dxa" w:w="5112"/>
+          </w:tcPr>
+          <w:p>
+            <w:r>
+              <w:t>Total trainable parameters=9+4=13; ReLU adds no parameters here.</w:t>
+            </w:r>
+          </w:p>
+        </w:tc>
+      </w:tr>
+    </w:tbl>
+    <w:p>
+      <w:r>
+        <w:t>Match each pictured step to the supplied facts. This is a worked teaching case, not an independent assessment.</w:t>
+      </w:r>
+    </w:p>
+    <w:p>
+      <w:pPr>
+        <w:spacing w:line="336" w:lineRule="auto" w:after="180"/>
+      </w:pPr>
+      <w:r>
+        <w:rPr>
+          <w:b w:val="0"/>
+        </w:rPr>
+        <w:t xml:space="preserve">Count one weight for each </w:t>
+      </w:r>
+      <w:r>
+        <w:rPr>
+          <w:b/>
+        </w:rPr>
+        <w:t>input</w:t>
+      </w:r>
+      <w:r>
+        <w:rPr>
+          <w:b w:val="0"/>
+        </w:rPr>
+        <w:t xml:space="preserve">-to-unit connection and one bias for each receiving unit. Two </w:t>
+      </w:r>
+      <w:r>
+        <w:rPr>
+          <w:b/>
+        </w:rPr>
+        <w:t>input</w:t>
+      </w:r>
+      <w:r>
+        <w:rPr>
+          <w:b w:val="0"/>
+        </w:rPr>
+        <w:t>s connecting to three hidden units make six weights.</w:t>
+      </w:r>
+    </w:p>
+    <w:p>
+      <w:pPr>
+        <w:spacing w:line="336" w:lineRule="auto" w:after="180"/>
+      </w:pPr>
+      <w:r>
+        <w:rPr>
+          <w:b w:val="0"/>
+        </w:rPr>
+        <w:t xml:space="preserve">The three hidden </w:t>
+      </w:r>
+      <w:r>
+        <w:rPr>
+          <w:b/>
+        </w:rPr>
+        <w:t>output</w:t>
+      </w:r>
+      <w:r>
+        <w:rPr>
+          <w:b w:val="0"/>
+        </w:rPr>
+        <w:t xml:space="preserve">s connect to one </w:t>
+      </w:r>
+      <w:r>
+        <w:rPr>
+          <w:b/>
+        </w:rPr>
+        <w:t>output</w:t>
+      </w:r>
+      <w:r>
+        <w:rPr>
+          <w:b w:val="0"/>
+        </w:rPr>
+        <w:t xml:space="preserve"> unit through three more weights. ReLU applies a fixed function and adds no adjustable </w:t>
+      </w:r>
+      <w:r>
+        <w:rPr>
+          <w:b/>
+        </w:rPr>
+        <w:t>parameter</w:t>
+      </w:r>
+      <w:r>
+        <w:rPr>
+          <w:b w:val="0"/>
+        </w:rPr>
+        <w:t xml:space="preserve"> here.</w:t>
+      </w:r>
+    </w:p>
+    <w:p>
+      <w:pPr>
+        <w:spacing w:line="336" w:lineRule="auto" w:after="180"/>
+      </w:pPr>
+      <w:r>
+        <w:rPr>
+          <w:b/>
+        </w:rPr>
+        <w:t>Architecture</w:t>
+      </w:r>
+      <w:r>
+        <w:rPr>
+          <w:b w:val="0"/>
+        </w:rPr>
+        <w:t xml:space="preserve"> determines the connection pattern; learned values occupy those connections.</w:t>
+      </w:r>
+    </w:p>
+    <w:p>
+      <w:pPr>
+        <w:spacing w:line="336" w:lineRule="auto" w:after="180"/>
+      </w:pPr>
+      <w:r>
+        <w:rPr>
+          <w:b/>
+        </w:rPr>
+        <w:t>Parameter</w:t>
+      </w:r>
+      <w:r>
+        <w:rPr>
+          <w:b w:val="0"/>
+        </w:rPr>
+        <w:t xml:space="preserve"> count describes capacity and storage structure, not accuracy, intelligence or guaranteed generalisation.</w:t>
+      </w:r>
+    </w:p>
+    <w:p>
+      <w:pPr>
+        <w:spacing w:line="336" w:lineRule="auto" w:after="180"/>
+      </w:pPr>
+      <w:r>
+        <w:rPr>
+          <w:b w:val="0"/>
+        </w:rPr>
+        <w:t>Change: Increase hidden width from 3 to4.</w:t>
+      </w:r>
+    </w:p>
+    <w:p>
+      <w:pPr>
+        <w:spacing w:line="336" w:lineRule="auto" w:after="180"/>
+      </w:pPr>
+      <w:r>
+        <w:rPr>
+          <w:b/>
+        </w:rPr>
+        <w:t>Prediction</w:t>
+      </w:r>
+      <w:r>
+        <w:rPr>
+          <w:b w:val="0"/>
+        </w:rPr>
+        <w:t xml:space="preserve">: First layer 12 </w:t>
+      </w:r>
+      <w:r>
+        <w:rPr>
+          <w:b/>
+        </w:rPr>
+        <w:t>parameter</w:t>
+      </w:r>
+      <w:r>
+        <w:rPr>
+          <w:b w:val="0"/>
+        </w:rPr>
+        <w:t xml:space="preserve">s; </w:t>
+      </w:r>
+      <w:r>
+        <w:rPr>
+          <w:b/>
+        </w:rPr>
+        <w:t>output</w:t>
+      </w:r>
+      <w:r>
+        <w:rPr>
+          <w:b w:val="0"/>
+        </w:rPr>
+        <w:t xml:space="preserve"> layer 5; total 17.</w:t>
+      </w:r>
+    </w:p>
+    <w:p>
+      <w:pPr>
+        <w:spacing w:line="336" w:lineRule="auto" w:after="180"/>
+      </w:pPr>
+      <w:r>
+        <w:rPr>
+          <w:b w:val="0"/>
+        </w:rPr>
+        <w:t xml:space="preserve">Reason: Each new hidden unit adds 2 </w:t>
+      </w:r>
+      <w:r>
+        <w:rPr>
+          <w:b/>
+        </w:rPr>
+        <w:t>input</w:t>
+      </w:r>
+      <w:r>
+        <w:rPr>
+          <w:b w:val="0"/>
+        </w:rPr>
+        <w:t xml:space="preserve"> weights, 1 hidden bias and 1 outgoing weight.</w:t>
+      </w:r>
+    </w:p>
+    <w:p>
+      <w:pPr>
+        <w:pStyle w:val="Heading2"/>
+      </w:pPr>
+      <w:r>
+        <w:t>Earlier wording, alternatives and picture transcripts · reference / check after trying</w:t>
       </w:r>
     </w:p>
     <w:tbl>
@@ -1177,65 +2179,6 @@
     </w:p>
     <w:p>
       <w:pPr>
-        <w:spacing w:line="336" w:lineRule="auto" w:after="180"/>
-      </w:pPr>
-      <w:r>
-        <w:rPr>
-          <w:b w:val="0"/>
-        </w:rPr>
-        <w:t xml:space="preserve">Guided: hidden layer 12, </w:t>
-      </w:r>
-      <w:r>
-        <w:rPr>
-          <w:b/>
-        </w:rPr>
-        <w:t>output</w:t>
-      </w:r>
-      <w:r>
-        <w:rPr>
-          <w:b w:val="0"/>
-        </w:rPr>
-        <w:t xml:space="preserve"> layer 5, total 17, four more than 13. Exit: ask for </w:t>
-      </w:r>
-      <w:r>
-        <w:rPr>
-          <w:b/>
-        </w:rPr>
-        <w:t>architecture</w:t>
-      </w:r>
-      <w:r>
-        <w:rPr>
-          <w:b w:val="0"/>
-        </w:rPr>
-        <w:t xml:space="preserve">, activations, ordered </w:t>
-      </w:r>
-      <w:r>
-        <w:rPr>
-          <w:b/>
-        </w:rPr>
-        <w:t>input</w:t>
-      </w:r>
-      <w:r>
-        <w:rPr>
-          <w:b w:val="0"/>
-        </w:rPr>
-        <w:t xml:space="preserve"> schema and exact weights/biases; equal </w:t>
-      </w:r>
-      <w:r>
-        <w:rPr>
-          <w:b/>
-        </w:rPr>
-        <w:t>parameter</w:t>
-      </w:r>
-      <w:r>
-        <w:rPr>
-          <w:b w:val="0"/>
-        </w:rPr>
-        <w:t xml:space="preserve"> counts do not establish matching computations.</w:t>
-      </w:r>
-    </w:p>
-    <w:p>
-      <w:pPr>
         <w:pStyle w:val="Heading3"/>
       </w:pPr>
       <w:r>
@@ -1583,121 +2526,10 @@
     </w:p>
     <w:p>
       <w:pPr>
-        <w:spacing w:line="336" w:lineRule="auto" w:after="180"/>
-      </w:pPr>
-      <w:r>
-        <w:rPr>
-          <w:b w:val="0"/>
-        </w:rPr>
-        <w:t>Count trainable weights and biases separately from activation functions.</w:t>
-      </w:r>
-    </w:p>
-    <w:p>
-      <w:pPr>
         <w:pStyle w:val="Heading3"/>
       </w:pPr>
       <w:r>
         <w:t>The facts we will use</w:t>
-      </w:r>
-    </w:p>
-    <w:p>
-      <w:pPr>
-        <w:pStyle w:val="Heading3"/>
-      </w:pPr>
-      <w:r>
-        <w:t>Supplied facts</w:t>
-      </w:r>
-    </w:p>
-    <w:p>
-      <w:pPr>
-        <w:spacing w:line="336" w:lineRule="auto" w:after="180"/>
-        <w:shd w:fill="F1F6FC"/>
-      </w:pPr>
-      <w:r>
-        <w:rPr>
-          <w:b w:val="0"/>
-        </w:rPr>
-        <w:t xml:space="preserve">Dense toy </w:t>
-      </w:r>
-      <w:r>
-        <w:rPr>
-          <w:b/>
-        </w:rPr>
-        <w:t>architecture</w:t>
-      </w:r>
-      <w:r>
-        <w:rPr>
-          <w:b w:val="0"/>
-        </w:rPr>
-        <w:t xml:space="preserve"> 2 </w:t>
-      </w:r>
-      <w:r>
-        <w:rPr>
-          <w:b/>
-        </w:rPr>
-        <w:t>input</w:t>
-      </w:r>
-      <w:r>
-        <w:rPr>
-          <w:b w:val="0"/>
-        </w:rPr>
-        <w:t xml:space="preserve">s→3 hidden units→1 </w:t>
-      </w:r>
-      <w:r>
-        <w:rPr>
-          <w:b/>
-        </w:rPr>
-        <w:t>output</w:t>
-      </w:r>
-      <w:r>
-        <w:rPr>
-          <w:b w:val="0"/>
-        </w:rPr>
-        <w:t xml:space="preserve">. Every hidden and </w:t>
-      </w:r>
-      <w:r>
-        <w:rPr>
-          <w:b/>
-        </w:rPr>
-        <w:t>output</w:t>
-      </w:r>
-      <w:r>
-        <w:rPr>
-          <w:b w:val="0"/>
-        </w:rPr>
-        <w:t xml:space="preserve"> unit has one bias; hidden activation is ReLU.</w:t>
-      </w:r>
-    </w:p>
-    <w:p>
-      <w:pPr>
-        <w:pStyle w:val="Heading3"/>
-      </w:pPr>
-      <w:r>
-        <w:t>Supplied facts</w:t>
-      </w:r>
-    </w:p>
-    <w:p>
-      <w:pPr>
-        <w:spacing w:line="336" w:lineRule="auto" w:after="180"/>
-        <w:shd w:fill="F1F6FC"/>
-      </w:pPr>
-      <w:r>
-        <w:rPr>
-          <w:b w:val="0"/>
-        </w:rPr>
-        <w:t xml:space="preserve">All </w:t>
-      </w:r>
-      <w:r>
-        <w:rPr>
-          <w:b/>
-        </w:rPr>
-        <w:t>input</w:t>
-      </w:r>
-      <w:r>
-        <w:rPr>
-          <w:b w:val="0"/>
-        </w:rPr>
-        <w:t>s and outcomes in this worked example are invented classroom data; no real model run is claimed.</w:t>
       </w:r>
     </w:p>
     <w:p>
@@ -1705,7 +2537,7 @@
         <w:drawing>
           <wp:inline xmlns:a="http://schemas.openxmlformats.org/drawingml/2006/main" xmlns:pic="http://schemas.openxmlformats.org/drawingml/2006/picture">
             <wp:extent cx="5486400" cy="3077029"/>
-            <wp:docPr id="1" name="Picture 1" descr="Trainable parameter count"/>
+            <wp:docPr id="2" name="Picture 2" descr="Trainable parameter count"/>
             <wp:cNvGraphicFramePr>
               <a:graphicFrameLocks noChangeAspect="1"/>
             </wp:cNvGraphicFramePr>
@@ -1717,7 +2549,7 @@
                     <pic:cNvPicPr/>
                   </pic:nvPicPr>
                   <pic:blipFill>
-                    <a:blip r:embed="rId9"/>
+                    <a:blip r:embed="rId10"/>
                     <a:stretch>
                       <a:fillRect/>
                     </a:stretch>
@@ -1741,7 +2573,7 @@
         <w:drawing>
           <wp:inline xmlns:a="http://schemas.openxmlformats.org/drawingml/2006/main" xmlns:pic="http://schemas.openxmlformats.org/drawingml/2006/picture">
             <wp:extent cx="5486400" cy="5185229"/>
-            <wp:docPr id="2" name="Picture 2" descr="Parameters and architecture. Count first layer: 2×3=6 weights plus 3 biases gives 9 parameters.. Count output layer: 3×1=3 weights plus 1 bias gives 4 parameters.. Total: Total trainable parameters=9+4=13; ReLU adds no parameters here."/>
+            <wp:docPr id="3" name="Picture 3" descr="Parameters and architecture. Count first layer: 2×3=6 weights plus 3 biases gives 9 parameters.. Count output layer: 3×1=3 weights plus 1 bias gives 4 parameters.. Total: Total trainable parameters=9+4=13; ReLU adds no parameters here."/>
             <wp:cNvGraphicFramePr>
               <a:graphicFrameLocks noChangeAspect="1"/>
             </wp:cNvGraphicFramePr>
@@ -1753,7 +2585,7 @@
                     <pic:cNvPicPr/>
                   </pic:nvPicPr>
                   <pic:blipFill>
-                    <a:blip r:embed="rId10"/>
+                    <a:blip r:embed="rId11"/>
                     <a:stretch>
                       <a:fillRect/>
                     </a:stretch>
@@ -1777,114 +2609,7 @@
         <w:pStyle w:val="Heading3"/>
       </w:pPr>
       <w:r>
-        <w:t>Read the picture one step at a time</w:t>
-      </w:r>
-    </w:p>
-    <w:tbl>
-      <w:tblPr>
-        <w:tblStyle w:val="LightShading-Accent1"/>
-        <w:tblW w:type="auto" w:w="0"/>
-        <w:tblLook w:firstColumn="1" w:firstRow="1" w:lastColumn="0" w:lastRow="0" w:noHBand="0" w:noVBand="1" w:val="04A0"/>
-      </w:tblPr>
-      <w:tblGrid>
-        <w:gridCol w:w="5112"/>
-        <w:gridCol w:w="5112"/>
-      </w:tblGrid>
-      <w:tr>
-        <w:trPr>
-          <w:tblHeader/>
-        </w:trPr>
-        <w:tc>
-          <w:tcPr>
-            <w:tcW w:type="dxa" w:w="5112"/>
-          </w:tcPr>
-          <w:p>
-            <w:r>
-              <w:t>Step</w:t>
-            </w:r>
-          </w:p>
-        </w:tc>
-        <w:tc>
-          <w:tcPr>
-            <w:tcW w:type="dxa" w:w="5112"/>
-          </w:tcPr>
-          <w:p>
-            <w:r>
-              <w:t>What happens and why</w:t>
-            </w:r>
-          </w:p>
-        </w:tc>
-      </w:tr>
-      <w:tr>
-        <w:tc>
-          <w:tcPr>
-            <w:tcW w:type="dxa" w:w="5112"/>
-          </w:tcPr>
-          <w:p>
-            <w:r>
-              <w:t>1. Count first layer</w:t>
-            </w:r>
-          </w:p>
-        </w:tc>
-        <w:tc>
-          <w:tcPr>
-            <w:tcW w:type="dxa" w:w="5112"/>
-          </w:tcPr>
-          <w:p>
-            <w:r>
-              <w:t>2×3=6 weights plus 3 biases gives 9 parameters.</w:t>
-            </w:r>
-          </w:p>
-        </w:tc>
-      </w:tr>
-      <w:tr>
-        <w:tc>
-          <w:tcPr>
-            <w:tcW w:type="dxa" w:w="5112"/>
-          </w:tcPr>
-          <w:p>
-            <w:r>
-              <w:t>2. Count output layer</w:t>
-            </w:r>
-          </w:p>
-        </w:tc>
-        <w:tc>
-          <w:tcPr>
-            <w:tcW w:type="dxa" w:w="5112"/>
-          </w:tcPr>
-          <w:p>
-            <w:r>
-              <w:t>3×1=3 weights plus 1 bias gives 4 parameters.</w:t>
-            </w:r>
-          </w:p>
-        </w:tc>
-      </w:tr>
-      <w:tr>
-        <w:tc>
-          <w:tcPr>
-            <w:tcW w:type="dxa" w:w="5112"/>
-          </w:tcPr>
-          <w:p>
-            <w:r>
-              <w:t>3. Total</w:t>
-            </w:r>
-          </w:p>
-        </w:tc>
-        <w:tc>
-          <w:tcPr>
-            <w:tcW w:type="dxa" w:w="5112"/>
-          </w:tcPr>
-          <w:p>
-            <w:r>
-              <w:t>Total trainable parameters=9+4=13; ReLU adds no parameters here.</w:t>
-            </w:r>
-          </w:p>
-        </w:tc>
-      </w:tr>
-    </w:tbl>
-    <w:p>
-      <w:r>
-        <w:t>Match each pictured step to the supplied facts. This is a worked teaching case, not an independent assessment.</w:t>
+        <w:t>Why this result follows</w:t>
       </w:r>
     </w:p>
     <w:p>
@@ -1892,7 +2617,7 @@
         <w:pStyle w:val="Heading3"/>
       </w:pPr>
       <w:r>
-        <w:t>Why this result follows</w:t>
+        <w:t>What this example does not establish</w:t>
       </w:r>
     </w:p>
     <w:p>
@@ -1900,269 +2625,322 @@
         <w:pStyle w:val="Heading3"/>
       </w:pPr>
       <w:r>
-        <w:t>Why the result follows</w:t>
+        <w:t>Change one thing in the pictured case</w:t>
       </w:r>
     </w:p>
     <w:p>
       <w:pPr>
-        <w:spacing w:line="336" w:lineRule="auto" w:after="180"/>
-        <w:shd w:fill="F1F6FC"/>
-      </w:pPr>
-      <w:r>
-        <w:rPr>
-          <w:b w:val="0"/>
-        </w:rPr>
-        <w:t xml:space="preserve">Count one weight for each </w:t>
-      </w:r>
-      <w:r>
-        <w:rPr>
-          <w:b/>
-        </w:rPr>
-        <w:t>input</w:t>
-      </w:r>
-      <w:r>
-        <w:rPr>
-          <w:b w:val="0"/>
-        </w:rPr>
-        <w:t xml:space="preserve">-to-unit connection and one bias for each receiving unit. Two </w:t>
-      </w:r>
-      <w:r>
-        <w:rPr>
-          <w:b/>
-        </w:rPr>
-        <w:t>input</w:t>
-      </w:r>
-      <w:r>
-        <w:rPr>
-          <w:b w:val="0"/>
-        </w:rPr>
-        <w:t>s connecting to three hidden units make six weights.</w:t>
+        <w:pStyle w:val="Heading3"/>
+      </w:pPr>
+      <w:r>
+        <w:t>Ask while showing the picture</w:t>
       </w:r>
     </w:p>
     <w:p>
       <w:pPr>
         <w:spacing w:line="336" w:lineRule="auto" w:after="180"/>
-        <w:shd w:fill="F1F6FC"/>
-      </w:pPr>
-      <w:r>
-        <w:rPr>
-          <w:b w:val="0"/>
-        </w:rPr>
-        <w:t xml:space="preserve">The three hidden </w:t>
+      </w:pPr>
+      <w:r>
+        <w:rPr>
+          <w:b w:val="0"/>
+        </w:rPr>
+        <w:t xml:space="preserve">Cover the result. Ask learners to name the </w:t>
       </w:r>
       <w:r>
         <w:rPr>
           <w:b/>
         </w:rPr>
-        <w:t>output</w:t>
-      </w:r>
-      <w:r>
-        <w:rPr>
-          <w:b w:val="0"/>
-        </w:rPr>
-        <w:t xml:space="preserve">s connect to one </w:t>
+        <w:t>input</w:t>
+      </w:r>
+      <w:r>
+        <w:rPr>
+          <w:b w:val="0"/>
+        </w:rPr>
+        <w:t xml:space="preserve">s and predict the next step. Uncover one step, connect the icon to the actual procedure, and explain its </w:t>
       </w:r>
       <w:r>
         <w:rPr>
           <w:b/>
         </w:rPr>
-        <w:t>output</w:t>
-      </w:r>
-      <w:r>
-        <w:rPr>
-          <w:b w:val="0"/>
-        </w:rPr>
-        <w:t xml:space="preserve"> unit through three more weights. ReLU applies a fixed function and adds no adjustable </w:t>
-      </w:r>
-      <w:r>
-        <w:rPr>
-          <w:b/>
-        </w:rPr>
-        <w:t>parameter</w:t>
-      </w:r>
-      <w:r>
-        <w:rPr>
-          <w:b w:val="0"/>
-        </w:rPr>
-        <w:t xml:space="preserve"> here.</w:t>
+        <w:t>evidence</w:t>
+      </w:r>
+      <w:r>
+        <w:rPr>
+          <w:b w:val="0"/>
+        </w:rPr>
+        <w:t>. Then change the supplied condition and compare.</w:t>
       </w:r>
     </w:p>
     <w:p>
       <w:pPr>
         <w:spacing w:line="336" w:lineRule="auto" w:after="180"/>
-        <w:shd w:fill="F1F6FC"/>
-      </w:pPr>
-      <w:r>
-        <w:rPr>
-          <w:b/>
-        </w:rPr>
-        <w:t>Architecture</w:t>
-      </w:r>
-      <w:r>
-        <w:rPr>
-          <w:b w:val="0"/>
-        </w:rPr>
-        <w:t xml:space="preserve"> determines the connection pattern; learned values occupy those connections.</w:t>
+      </w:pPr>
+      <w:r>
+        <w:rPr>
+          <w:b w:val="0"/>
+        </w:rPr>
+        <w:t>The picture is a representation; it does not document execution of a real AI model.</w:t>
       </w:r>
     </w:p>
     <w:p>
       <w:pPr>
-        <w:pStyle w:val="Heading3"/>
-      </w:pPr>
-      <w:r>
-        <w:t>What this example does not establish</w:t>
+        <w:pStyle w:val="Heading1"/>
+      </w:pPr>
+      <w:r>
+        <w:t>03. Model a step,then remove help</w:t>
       </w:r>
     </w:p>
     <w:p>
-      <w:pPr>
-        <w:pStyle w:val="Heading3"/>
-      </w:pPr>
-      <w:r>
-        <w:t>Keep the stated limit</w:t>
+      <w:r>
+        <w:t>Collect each learner’s reasoning before showing a key.</w:t>
       </w:r>
     </w:p>
     <w:p>
       <w:pPr>
-        <w:spacing w:line="336" w:lineRule="auto" w:after="180"/>
-        <w:shd w:fill="FFF5E6"/>
-      </w:pPr>
-      <w:r>
-        <w:rPr>
-          <w:b/>
-        </w:rPr>
-        <w:t>Parameter</w:t>
-      </w:r>
-      <w:r>
-        <w:rPr>
-          <w:b w:val="0"/>
-        </w:rPr>
-        <w:t xml:space="preserve"> count describes capacity and storage structure, not accuracy, intelligence or guaranteed generalisation.</w:t>
+        <w:pStyle w:val="Heading2"/>
+      </w:pPr>
+      <w:r>
+        <w:t>Current completion task and checked reasoning</w:t>
       </w:r>
     </w:p>
     <w:p>
       <w:pPr>
-        <w:pStyle w:val="Heading3"/>
-      </w:pPr>
-      <w:r>
-        <w:t>Change one thing in the pictured case</w:t>
+        <w:spacing w:line="336" w:lineRule="auto" w:after="180"/>
+      </w:pPr>
+      <w:r>
+        <w:rPr>
+          <w:b w:val="0"/>
+        </w:rPr>
+        <w:t xml:space="preserve">Completion task: Classify hidden activation 0.7, weight -2, hidden width 3 and learning rate 0.1 as computed value, </w:t>
+      </w:r>
+      <w:r>
+        <w:rPr>
+          <w:b/>
+        </w:rPr>
+        <w:t>parameter</w:t>
+      </w:r>
+      <w:r>
+        <w:rPr>
+          <w:b w:val="0"/>
+        </w:rPr>
+        <w:t xml:space="preserve">, </w:t>
+      </w:r>
+      <w:r>
+        <w:rPr>
+          <w:b/>
+        </w:rPr>
+        <w:t>architecture</w:t>
+      </w:r>
+      <w:r>
+        <w:rPr>
+          <w:b w:val="0"/>
+        </w:rPr>
+        <w:t xml:space="preserve"> choice or </w:t>
+      </w:r>
+      <w:r>
+        <w:rPr>
+          <w:b/>
+        </w:rPr>
+        <w:t>training</w:t>
+      </w:r>
+      <w:r>
+        <w:rPr>
+          <w:b w:val="0"/>
+        </w:rPr>
+        <w:t xml:space="preserve"> setting.</w:t>
       </w:r>
     </w:p>
     <w:p>
       <w:pPr>
-        <w:pStyle w:val="Heading3"/>
-      </w:pPr>
-      <w:r>
-        <w:t>Change one thing</w:t>
+        <w:spacing w:line="336" w:lineRule="auto" w:after="180"/>
+      </w:pPr>
+      <w:r>
+        <w:rPr>
+          <w:b w:val="0"/>
+        </w:rPr>
+        <w:t xml:space="preserve">Teacher check: Teacher explanation: Activation 0.7 is computed; weight -2 is a </w:t>
+      </w:r>
+      <w:r>
+        <w:rPr>
+          <w:b/>
+        </w:rPr>
+        <w:t>parameter</w:t>
+      </w:r>
+      <w:r>
+        <w:rPr>
+          <w:b w:val="0"/>
+        </w:rPr>
+        <w:t xml:space="preserve">; width 3 is an </w:t>
+      </w:r>
+      <w:r>
+        <w:rPr>
+          <w:b/>
+        </w:rPr>
+        <w:t>architecture</w:t>
+      </w:r>
+      <w:r>
+        <w:rPr>
+          <w:b w:val="0"/>
+        </w:rPr>
+        <w:t xml:space="preserve"> choice; learning rate 0.1 is a </w:t>
+      </w:r>
+      <w:r>
+        <w:rPr>
+          <w:b/>
+        </w:rPr>
+        <w:t>training</w:t>
+      </w:r>
+      <w:r>
+        <w:rPr>
+          <w:b w:val="0"/>
+        </w:rPr>
+        <w:t xml:space="preserve"> setting.</w:t>
       </w:r>
     </w:p>
     <w:p>
       <w:pPr>
         <w:spacing w:line="336" w:lineRule="auto" w:after="180"/>
-        <w:shd w:fill="F5F1FB"/>
-      </w:pPr>
-      <w:r>
-        <w:rPr>
-          <w:b w:val="0"/>
-        </w:rPr>
-        <w:t>Change: Increase hidden width from 3 to4.</w:t>
+      </w:pPr>
+      <w:r>
+        <w:rPr>
+          <w:b w:val="0"/>
+        </w:rPr>
+        <w:t xml:space="preserve">Start by identifying the given </w:t>
+      </w:r>
+      <w:r>
+        <w:rPr>
+          <w:b/>
+        </w:rPr>
+        <w:t>input</w:t>
+      </w:r>
+      <w:r>
+        <w:rPr>
+          <w:b w:val="0"/>
+        </w:rPr>
+        <w:t>s together. Leave the intermediate steps blank. If needed, model one step, then withdraw that help on the next step. Move to a full trace only when the partial trace is understood.</w:t>
       </w:r>
     </w:p>
     <w:p>
       <w:pPr>
-        <w:pStyle w:val="Heading3"/>
-      </w:pPr>
-      <w:r>
-        <w:t>Predicted result</w:t>
+        <w:spacing w:line="336" w:lineRule="auto" w:after="180"/>
+      </w:pPr>
+      <w:r>
+        <w:rPr>
+          <w:b w:val="0"/>
+        </w:rPr>
+        <w:t>For partners, alternate explainer and checker; collect a response from every learner before discussion.</w:t>
       </w:r>
     </w:p>
     <w:p>
       <w:pPr>
-        <w:spacing w:line="336" w:lineRule="auto" w:after="180"/>
-        <w:shd w:fill="F1F6FC"/>
-      </w:pPr>
-      <w:r>
-        <w:rPr>
-          <w:b/>
-        </w:rPr>
-        <w:t>Prediction</w:t>
-      </w:r>
-      <w:r>
-        <w:rPr>
-          <w:b w:val="0"/>
-        </w:rPr>
-        <w:t xml:space="preserve">: First layer 12 </w:t>
-      </w:r>
-      <w:r>
-        <w:rPr>
-          <w:b/>
-        </w:rPr>
-        <w:t>parameter</w:t>
-      </w:r>
-      <w:r>
-        <w:rPr>
-          <w:b w:val="0"/>
-        </w:rPr>
-        <w:t xml:space="preserve">s; </w:t>
-      </w:r>
-      <w:r>
-        <w:rPr>
-          <w:b/>
-        </w:rPr>
-        <w:t>output</w:t>
-      </w:r>
-      <w:r>
-        <w:rPr>
-          <w:b w:val="0"/>
-        </w:rPr>
-        <w:t xml:space="preserve"> layer 5; total 17.</w:t>
+        <w:pStyle w:val="Heading2"/>
+      </w:pPr>
+      <w:r>
+        <w:t>Individual misconception check</w:t>
       </w:r>
     </w:p>
     <w:p>
       <w:pPr>
-        <w:pStyle w:val="Heading3"/>
-      </w:pPr>
-      <w:r>
-        <w:t>Why the result follows</w:t>
+        <w:spacing w:line="336" w:lineRule="auto" w:after="180"/>
+      </w:pPr>
+      <w:r>
+        <w:rPr>
+          <w:b w:val="0"/>
+        </w:rPr>
+        <w:t xml:space="preserve">Use the worked case for </w:t>
+      </w:r>
+      <w:r>
+        <w:rPr>
+          <w:b/>
+        </w:rPr>
+        <w:t>Parameter</w:t>
+      </w:r>
+      <w:r>
+        <w:rPr>
+          <w:b w:val="0"/>
+        </w:rPr>
+        <w:t xml:space="preserve">s and </w:t>
+      </w:r>
+      <w:r>
+        <w:rPr>
+          <w:b/>
+        </w:rPr>
+        <w:t>architecture</w:t>
+      </w:r>
+      <w:r>
+        <w:rPr>
+          <w:b w:val="0"/>
+        </w:rPr>
+        <w:t xml:space="preserve">. Proposed explanation: “Count one bias per </w:t>
+      </w:r>
+      <w:r>
+        <w:rPr>
+          <w:b/>
+        </w:rPr>
+        <w:t>input</w:t>
+      </w:r>
+      <w:r>
+        <w:rPr>
+          <w:b w:val="0"/>
+        </w:rPr>
+        <w:t>”. Decide whether this explanation is supported.</w:t>
       </w:r>
     </w:p>
     <w:p>
       <w:pPr>
         <w:spacing w:line="336" w:lineRule="auto" w:after="180"/>
-        <w:shd w:fill="F1F6FC"/>
-      </w:pPr>
-      <w:r>
-        <w:rPr>
-          <w:b w:val="0"/>
-        </w:rPr>
-        <w:t xml:space="preserve">Reason: Each new hidden unit adds 2 </w:t>
-      </w:r>
-      <w:r>
-        <w:rPr>
-          <w:b/>
-        </w:rPr>
-        <w:t>input</w:t>
-      </w:r>
-      <w:r>
-        <w:rPr>
-          <w:b w:val="0"/>
-        </w:rPr>
-        <w:t xml:space="preserve"> weights, 1 hidden bias and 1 outgoing weight.</w:t>
+      </w:pPr>
+      <w:r>
+        <w:rPr>
+          <w:b w:val="0"/>
+        </w:rPr>
+        <w:t>Point to the step or supplied fact that decides; explain your repair if needed.</w:t>
       </w:r>
     </w:p>
     <w:p>
       <w:pPr>
-        <w:pStyle w:val="Heading3"/>
-      </w:pPr>
-      <w:r>
-        <w:t>Ask while showing the picture</w:t>
+        <w:spacing w:line="336" w:lineRule="auto" w:after="180"/>
+      </w:pPr>
+      <w:r>
+        <w:rPr>
+          <w:b w:val="0"/>
+        </w:rPr>
+        <w:t xml:space="preserve">Expected correction: Here each </w:t>
+      </w:r>
+      <w:r>
+        <w:rPr>
+          <w:b/>
+        </w:rPr>
+        <w:t>output</w:t>
+      </w:r>
+      <w:r>
+        <w:rPr>
+          <w:b w:val="0"/>
+        </w:rPr>
+        <w:t xml:space="preserve"> unit has its own bias. A layer with m </w:t>
+      </w:r>
+      <w:r>
+        <w:rPr>
+          <w:b/>
+        </w:rPr>
+        <w:t>output</w:t>
+      </w:r>
+      <w:r>
+        <w:rPr>
+          <w:b w:val="0"/>
+        </w:rPr>
+        <w:t>s has m biases.</w:t>
       </w:r>
     </w:p>
     <w:p>
       <w:pPr>
-        <w:pStyle w:val="Heading3"/>
-      </w:pPr>
-      <w:r>
-        <w:t>Ask while showing the picture · 3</w:t>
+        <w:spacing w:line="336" w:lineRule="auto" w:after="180"/>
+      </w:pPr>
+      <w:r>
+        <w:rPr>
+          <w:b w:val="0"/>
+        </w:rPr>
+        <w:t>Collect explanations, not only yes/no votes. If a misunderstanding is common, re-model the relevant step for the class.</w:t>
       </w:r>
     </w:p>
     <w:p>
@@ -2173,55 +2951,276 @@
         <w:rPr>
           <w:b w:val="0"/>
         </w:rPr>
-        <w:t xml:space="preserve">Cover the result. Ask learners to name the </w:t>
-      </w:r>
-      <w:r>
-        <w:rPr>
-          <w:b/>
-        </w:rPr>
-        <w:t>input</w:t>
-      </w:r>
-      <w:r>
-        <w:rPr>
-          <w:b w:val="0"/>
-        </w:rPr>
-        <w:t xml:space="preserve">s and predict the next step. Uncover one step, connect the icon to the actual procedure, and explain its </w:t>
-      </w:r>
-      <w:r>
-        <w:rPr>
-          <w:b/>
-        </w:rPr>
-        <w:t>evidence</w:t>
-      </w:r>
-      <w:r>
-        <w:rPr>
-          <w:b w:val="0"/>
-        </w:rPr>
-        <w:t>. Then change the supplied condition and compare.</w:t>
+        <w:t>If it affects a few learners, give a short targeted group explanation while others solve a more demanding variation.</w:t>
       </w:r>
     </w:p>
     <w:p>
       <w:pPr>
-        <w:spacing w:line="336" w:lineRule="auto" w:after="180"/>
-      </w:pPr>
-      <w:r>
-        <w:rPr>
-          <w:b w:val="0"/>
-        </w:rPr>
-        <w:t>The picture is a representation; it does not document execution of a real AI model.</w:t>
+        <w:pStyle w:val="Heading2"/>
+      </w:pPr>
+      <w:r>
+        <w:t>Pictured reasoning and changed case</w:t>
       </w:r>
     </w:p>
     <w:p>
       <w:pPr>
-        <w:pStyle w:val="Heading1"/>
-      </w:pPr>
-      <w:r>
-        <w:t>03. Demonstrate and guide practice</w:t>
+        <w:spacing w:line="336" w:lineRule="auto" w:after="180"/>
+      </w:pPr>
+      <w:r>
+        <w:rPr>
+          <w:b w:val="0"/>
+        </w:rPr>
+        <w:t xml:space="preserve">How many new </w:t>
+      </w:r>
+      <w:r>
+        <w:rPr>
+          <w:b/>
+        </w:rPr>
+        <w:t>parameter</w:t>
+      </w:r>
+      <w:r>
+        <w:rPr>
+          <w:b w:val="0"/>
+        </w:rPr>
+        <w:t xml:space="preserve">s did that one hidden unit add? Point to the relevant step in the picture, then write the changed result and the rule or </w:t>
+      </w:r>
+      <w:r>
+        <w:rPr>
+          <w:b/>
+        </w:rPr>
+        <w:t>evidence</w:t>
+      </w:r>
+      <w:r>
+        <w:rPr>
+          <w:b w:val="0"/>
+        </w:rPr>
+        <w:t xml:space="preserve"> that supports it.</w:t>
       </w:r>
     </w:p>
     <w:p>
-      <w:r>
-        <w:t>Demonstrate Parameters and architecture, reduce support deliberately and check individual reasoning before discussing answers.</w:t>
+      <w:pPr>
+        <w:spacing w:line="336" w:lineRule="auto" w:after="180"/>
+      </w:pPr>
+      <w:r>
+        <w:rPr>
+          <w:b w:val="0"/>
+        </w:rPr>
+        <w:t xml:space="preserve">Four. The total changes from 13 to17, while the single </w:t>
+      </w:r>
+      <w:r>
+        <w:rPr>
+          <w:b/>
+        </w:rPr>
+        <w:t>output</w:t>
+      </w:r>
+      <w:r>
+        <w:rPr>
+          <w:b w:val="0"/>
+        </w:rPr>
+        <w:t xml:space="preserve"> bias is not duplicated. Changed-case check: First layer 12 </w:t>
+      </w:r>
+      <w:r>
+        <w:rPr>
+          <w:b/>
+        </w:rPr>
+        <w:t>parameter</w:t>
+      </w:r>
+      <w:r>
+        <w:rPr>
+          <w:b w:val="0"/>
+        </w:rPr>
+        <w:t xml:space="preserve">s; </w:t>
+      </w:r>
+      <w:r>
+        <w:rPr>
+          <w:b/>
+        </w:rPr>
+        <w:t>output</w:t>
+      </w:r>
+      <w:r>
+        <w:rPr>
+          <w:b w:val="0"/>
+        </w:rPr>
+        <w:t xml:space="preserve"> layer 5; total 17.</w:t>
+      </w:r>
+    </w:p>
+    <w:p>
+      <w:pPr>
+        <w:spacing w:line="336" w:lineRule="auto" w:after="180"/>
+      </w:pPr>
+      <w:r>
+        <w:rPr>
+          <w:b w:val="0"/>
+        </w:rPr>
+        <w:t xml:space="preserve">Each new hidden unit adds 2 </w:t>
+      </w:r>
+      <w:r>
+        <w:rPr>
+          <w:b/>
+        </w:rPr>
+        <w:t>input</w:t>
+      </w:r>
+      <w:r>
+        <w:rPr>
+          <w:b w:val="0"/>
+        </w:rPr>
+        <w:t xml:space="preserve"> weights, 1 hidden bias and 1 outgoing weight.</w:t>
+      </w:r>
+    </w:p>
+    <w:p>
+      <w:pPr>
+        <w:spacing w:line="336" w:lineRule="auto" w:after="180"/>
+      </w:pPr>
+      <w:r>
+        <w:rPr>
+          <w:b w:val="0"/>
+        </w:rPr>
+        <w:t xml:space="preserve">Changed-case reasoning: First layer 12 </w:t>
+      </w:r>
+      <w:r>
+        <w:rPr>
+          <w:b/>
+        </w:rPr>
+        <w:t>parameter</w:t>
+      </w:r>
+      <w:r>
+        <w:rPr>
+          <w:b w:val="0"/>
+        </w:rPr>
+        <w:t xml:space="preserve">s; </w:t>
+      </w:r>
+      <w:r>
+        <w:rPr>
+          <w:b/>
+        </w:rPr>
+        <w:t>output</w:t>
+      </w:r>
+      <w:r>
+        <w:rPr>
+          <w:b w:val="0"/>
+        </w:rPr>
+        <w:t xml:space="preserve"> layer 5; total 17. Each new hidden unit adds 2 </w:t>
+      </w:r>
+      <w:r>
+        <w:rPr>
+          <w:b/>
+        </w:rPr>
+        <w:t>input</w:t>
+      </w:r>
+      <w:r>
+        <w:rPr>
+          <w:b w:val="0"/>
+        </w:rPr>
+        <w:t xml:space="preserve"> weights, 1 hidden bias and 1 outgoing weight.</w:t>
+      </w:r>
+    </w:p>
+    <w:p>
+      <w:pPr>
+        <w:spacing w:line="336" w:lineRule="auto" w:after="180"/>
+      </w:pPr>
+      <w:r>
+        <w:rPr>
+          <w:b w:val="0"/>
+        </w:rPr>
+        <w:t xml:space="preserve">Collect each learner’s explanation before discussion. Use the first missing connection between </w:t>
+      </w:r>
+      <w:r>
+        <w:rPr>
+          <w:b/>
+        </w:rPr>
+        <w:t>input</w:t>
+      </w:r>
+      <w:r>
+        <w:rPr>
+          <w:b w:val="0"/>
+        </w:rPr>
+        <w:t xml:space="preserve">, deciding step and result to choose support. This question is worked-case practice, not fresh mastery </w:t>
+      </w:r>
+      <w:r>
+        <w:rPr>
+          <w:b/>
+        </w:rPr>
+        <w:t>evidence</w:t>
+      </w:r>
+      <w:r>
+        <w:rPr>
+          <w:b w:val="0"/>
+        </w:rPr>
+        <w:t>.</w:t>
+      </w:r>
+    </w:p>
+    <w:p>
+      <w:pPr>
+        <w:pStyle w:val="Heading2"/>
+      </w:pPr>
+      <w:r>
+        <w:t>Accessible support and extension</w:t>
+      </w:r>
+    </w:p>
+    <w:p>
+      <w:pPr>
+        <w:spacing w:line="336" w:lineRule="auto" w:after="180"/>
+      </w:pPr>
+      <w:r>
+        <w:rPr>
+          <w:b w:val="0"/>
+        </w:rPr>
+        <w:t xml:space="preserve">Use See how it works and Follow a worked example. Collect a </w:t>
+      </w:r>
+      <w:r>
+        <w:rPr>
+          <w:b/>
+        </w:rPr>
+        <w:t>prediction</w:t>
+      </w:r>
+      <w:r>
+        <w:rPr>
+          <w:b w:val="0"/>
+        </w:rPr>
+        <w:t xml:space="preserve"> before revealing its result; ask the learner to point to each intermediate fact.</w:t>
+      </w:r>
+    </w:p>
+    <w:p>
+      <w:pPr>
+        <w:spacing w:line="336" w:lineRule="auto" w:after="180"/>
+      </w:pPr>
+      <w:r>
+        <w:rPr>
+          <w:b w:val="0"/>
+        </w:rPr>
+        <w:t xml:space="preserve">Use a connection grid and a separate bias box per </w:t>
+      </w:r>
+      <w:r>
+        <w:rPr>
+          <w:b/>
+        </w:rPr>
+        <w:t>output</w:t>
+      </w:r>
+      <w:r>
+        <w:rPr>
+          <w:b w:val="0"/>
+        </w:rPr>
+        <w:t xml:space="preserve">. Extension: for 2 to h to 1, derive 3h + h + 1 = 4h + 1; test h = 1 and h = 5. Explain why this rule is specific to the stated </w:t>
+      </w:r>
+      <w:r>
+        <w:rPr>
+          <w:b/>
+        </w:rPr>
+        <w:t>architecture</w:t>
+      </w:r>
+      <w:r>
+        <w:rPr>
+          <w:b w:val="0"/>
+        </w:rPr>
+        <w:t>.</w:t>
+      </w:r>
+    </w:p>
+    <w:p>
+      <w:pPr>
+        <w:pStyle w:val="Heading2"/>
+      </w:pPr>
+      <w:r>
+        <w:t>Earlier wording, alternatives and picture transcripts · reference / check after trying</w:t>
       </w:r>
     </w:p>
     <w:tbl>
@@ -2438,60 +3437,18 @@
     </w:tbl>
     <w:p>
       <w:pPr>
-        <w:spacing w:line="336" w:lineRule="auto" w:after="180"/>
-      </w:pPr>
-      <w:r>
-        <w:rPr>
-          <w:b w:val="0"/>
-        </w:rPr>
-        <w:t xml:space="preserve">Use See how it works and Follow a worked example. Collect a </w:t>
-      </w:r>
-      <w:r>
-        <w:rPr>
-          <w:b/>
-        </w:rPr>
-        <w:t>prediction</w:t>
-      </w:r>
-      <w:r>
-        <w:rPr>
-          <w:b w:val="0"/>
-        </w:rPr>
-        <w:t xml:space="preserve"> before revealing its result; ask the learner to point to each intermediate fact.</w:t>
+        <w:pStyle w:val="Heading3"/>
+      </w:pPr>
+      <w:r>
+        <w:t>Reduce help deliberately</w:t>
       </w:r>
     </w:p>
     <w:p>
       <w:pPr>
-        <w:spacing w:line="336" w:lineRule="auto" w:after="180"/>
-      </w:pPr>
-      <w:r>
-        <w:rPr>
-          <w:b w:val="0"/>
-        </w:rPr>
-        <w:t xml:space="preserve">Use a connection grid and a separate bias box per </w:t>
-      </w:r>
-      <w:r>
-        <w:rPr>
-          <w:b/>
-        </w:rPr>
-        <w:t>output</w:t>
-      </w:r>
-      <w:r>
-        <w:rPr>
-          <w:b w:val="0"/>
-        </w:rPr>
-        <w:t xml:space="preserve">. Extension: for 2 to h to 1, derive 3h + h + 1 = 4h + 1; test h = 1 and h = 5. Explain why this rule is specific to the stated </w:t>
-      </w:r>
-      <w:r>
-        <w:rPr>
-          <w:b/>
-        </w:rPr>
-        <w:t>architecture</w:t>
-      </w:r>
-      <w:r>
-        <w:rPr>
-          <w:b w:val="0"/>
-        </w:rPr>
-        <w:t>.</w:t>
+        <w:pStyle w:val="Heading3"/>
+      </w:pPr>
+      <w:r>
+        <w:t>Individual reasoning check</w:t>
       </w:r>
     </w:p>
     <w:p>
@@ -2499,7 +3456,7 @@
         <w:pStyle w:val="Heading3"/>
       </w:pPr>
       <w:r>
-        <w:t>Reduce help deliberately</w:t>
+        <w:t>Pictorial practice question</w:t>
       </w:r>
     </w:p>
     <w:p>
@@ -2507,111 +3464,28 @@
         <w:pStyle w:val="Heading3"/>
       </w:pPr>
       <w:r>
-        <w:t>Completion practice</w:t>
+        <w:t>Reasoned teacher answer</w:t>
       </w:r>
     </w:p>
     <w:p>
       <w:pPr>
-        <w:spacing w:line="336" w:lineRule="auto" w:after="180"/>
-        <w:shd w:fill="F5F1FB"/>
-      </w:pPr>
-      <w:r>
-        <w:rPr>
-          <w:b w:val="0"/>
-        </w:rPr>
-        <w:t xml:space="preserve">Completion task: Classify hidden activation 0.7, weight -2, hidden width 3 and learning rate 0.1 as computed value, </w:t>
-      </w:r>
-      <w:r>
-        <w:rPr>
-          <w:b/>
-        </w:rPr>
-        <w:t>parameter</w:t>
-      </w:r>
-      <w:r>
-        <w:rPr>
-          <w:b w:val="0"/>
-        </w:rPr>
-        <w:t xml:space="preserve">, </w:t>
-      </w:r>
-      <w:r>
-        <w:rPr>
-          <w:b/>
-        </w:rPr>
-        <w:t>architecture</w:t>
-      </w:r>
-      <w:r>
-        <w:rPr>
-          <w:b w:val="0"/>
-        </w:rPr>
-        <w:t xml:space="preserve"> choice or </w:t>
-      </w:r>
-      <w:r>
-        <w:rPr>
-          <w:b/>
-        </w:rPr>
-        <w:t>training</w:t>
-      </w:r>
-      <w:r>
-        <w:rPr>
-          <w:b w:val="0"/>
-        </w:rPr>
-        <w:t xml:space="preserve"> setting.</w:t>
+        <w:pStyle w:val="Heading1"/>
+      </w:pPr>
+      <w:r>
+        <w:t>04. Run the complete supplied investigation</w:t>
       </w:r>
     </w:p>
     <w:p>
-      <w:pPr>
-        <w:pStyle w:val="Heading3"/>
-      </w:pPr>
-      <w:r>
-        <w:t>Reasoning to listen for</w:t>
+      <w:r>
+        <w:t>Separate predictions,actual runs and paper traces.</w:t>
       </w:r>
     </w:p>
     <w:p>
       <w:pPr>
-        <w:spacing w:line="336" w:lineRule="auto" w:after="180"/>
-        <w:shd w:fill="F1F6FC"/>
-      </w:pPr>
-      <w:r>
-        <w:rPr>
-          <w:b w:val="0"/>
-        </w:rPr>
-        <w:t xml:space="preserve">Teacher check: Teacher explanation: Activation 0.7 is computed; weight -2 is a </w:t>
-      </w:r>
-      <w:r>
-        <w:rPr>
-          <w:b/>
-        </w:rPr>
-        <w:t>parameter</w:t>
-      </w:r>
-      <w:r>
-        <w:rPr>
-          <w:b w:val="0"/>
-        </w:rPr>
-        <w:t xml:space="preserve">; width 3 is an </w:t>
-      </w:r>
-      <w:r>
-        <w:rPr>
-          <w:b/>
-        </w:rPr>
-        <w:t>architecture</w:t>
-      </w:r>
-      <w:r>
-        <w:rPr>
-          <w:b w:val="0"/>
-        </w:rPr>
-        <w:t xml:space="preserve"> choice; learning rate 0.1 is a </w:t>
-      </w:r>
-      <w:r>
-        <w:rPr>
-          <w:b/>
-        </w:rPr>
-        <w:t>training</w:t>
-      </w:r>
-      <w:r>
-        <w:rPr>
-          <w:b w:val="0"/>
-        </w:rPr>
-        <w:t xml:space="preserve"> setting.</w:t>
+        <w:pStyle w:val="Heading2"/>
+      </w:pPr>
+      <w:r>
+        <w:t>Complete inputs,expected results and limits</w:t>
       </w:r>
     </w:p>
     <w:p>
@@ -2622,38 +3496,62 @@
         <w:rPr>
           <w:b w:val="0"/>
         </w:rPr>
-        <w:t xml:space="preserve">Start by identifying the given </w:t>
-      </w:r>
-      <w:r>
-        <w:rPr>
-          <w:b/>
-        </w:rPr>
-        <w:t>input</w:t>
-      </w:r>
-      <w:r>
-        <w:rPr>
-          <w:b w:val="0"/>
-        </w:rPr>
-        <w:t>s together. Leave the intermediate steps blank. If needed, model one step, then withdraw that help on the next step. Move to a full trace only when the partial trace is understood.</w:t>
+        <w:t>Main13, wider 17, no-bias 9. Quantity sorting as supplied; architecture width is also a design hyperparameter but not a numerical model weight. Independent3→2→2:8+6=14; hiddenwidth 4 gives16+10=26. Activations are computed, not independently fitted slots. Fair quality check fixes task/schema/data/splits/evaluation and records training settings/budget/seeds; do not infer benefit from 26 versus14 alone.</w:t>
       </w:r>
     </w:p>
     <w:p>
       <w:pPr>
-        <w:spacing w:line="336" w:lineRule="auto" w:after="180"/>
-      </w:pPr>
-      <w:r>
-        <w:rPr>
-          <w:b w:val="0"/>
-        </w:rPr>
-        <w:t>For partners, alternate explainer and checker; collect a response from every learner before discussion.</w:t>
+        <w:pStyle w:val="Heading2"/>
+      </w:pPr>
+      <w:r>
+        <w:t>Diagnose the current misconceptions</w:t>
       </w:r>
     </w:p>
     <w:p>
       <w:pPr>
-        <w:pStyle w:val="Heading3"/>
-      </w:pPr>
-      <w:r>
-        <w:t>Individual reasoning check</w:t>
+        <w:spacing w:line="336" w:lineRule="auto" w:after="180"/>
+      </w:pPr>
+      <w:r>
+        <w:rPr>
+          <w:b w:val="0"/>
+        </w:rPr>
+        <w:t xml:space="preserve">Count one bias per </w:t>
+      </w:r>
+      <w:r>
+        <w:rPr>
+          <w:b/>
+        </w:rPr>
+        <w:t>input</w:t>
+      </w:r>
+      <w:r>
+        <w:rPr>
+          <w:b w:val="0"/>
+        </w:rPr>
+        <w:t xml:space="preserve">: Here each </w:t>
+      </w:r>
+      <w:r>
+        <w:rPr>
+          <w:b/>
+        </w:rPr>
+        <w:t>output</w:t>
+      </w:r>
+      <w:r>
+        <w:rPr>
+          <w:b w:val="0"/>
+        </w:rPr>
+        <w:t xml:space="preserve"> unit has its own bias. A layer with m </w:t>
+      </w:r>
+      <w:r>
+        <w:rPr>
+          <w:b/>
+        </w:rPr>
+        <w:t>output</w:t>
+      </w:r>
+      <w:r>
+        <w:rPr>
+          <w:b w:val="0"/>
+        </w:rPr>
+        <w:t>s has m biases.</w:t>
       </w:r>
     </w:p>
     <w:p>
@@ -2664,43 +3562,31 @@
         <w:rPr>
           <w:b w:val="0"/>
         </w:rPr>
-        <w:t xml:space="preserve">Use the worked case for </w:t>
+        <w:t xml:space="preserve">Count the activation values as </w:t>
       </w:r>
       <w:r>
         <w:rPr>
           <w:b/>
         </w:rPr>
-        <w:t>Parameter</w:t>
-      </w:r>
-      <w:r>
-        <w:rPr>
-          <w:b w:val="0"/>
-        </w:rPr>
-        <w:t xml:space="preserve">s and </w:t>
+        <w:t>parameter</w:t>
+      </w:r>
+      <w:r>
+        <w:rPr>
+          <w:b w:val="0"/>
+        </w:rPr>
+        <w:t xml:space="preserve">s: Activations change with the </w:t>
       </w:r>
       <w:r>
         <w:rPr>
           <w:b/>
         </w:rPr>
-        <w:t>architecture</w:t>
-      </w:r>
-      <w:r>
-        <w:rPr>
-          <w:b w:val="0"/>
-        </w:rPr>
-        <w:t xml:space="preserve">. Proposed explanation: “Count one bias per </w:t>
-      </w:r>
-      <w:r>
-        <w:rPr>
-          <w:b/>
-        </w:rPr>
         <w:t>input</w:t>
       </w:r>
       <w:r>
         <w:rPr>
           <w:b w:val="0"/>
         </w:rPr>
-        <w:t>”. Decide whether this explanation is supported.</w:t>
+        <w:t>; the network computes them.</w:t>
       </w:r>
     </w:p>
     <w:p>
@@ -2711,425 +3597,50 @@
         <w:rPr>
           <w:b w:val="0"/>
         </w:rPr>
-        <w:t>Point to the step or supplied fact that decides; explain your repair if needed.</w:t>
+        <w:t>More weights prove better learning: Capacity and performance differ. Compare measured outcomes with controlled conditions.</w:t>
       </w:r>
     </w:p>
     <w:p>
       <w:pPr>
-        <w:pStyle w:val="Heading3"/>
-      </w:pPr>
-      <w:r>
-        <w:t>Expected repair</w:t>
+        <w:spacing w:line="336" w:lineRule="auto" w:after="180"/>
+      </w:pPr>
+      <w:r>
+        <w:rPr>
+          <w:b w:val="0"/>
+        </w:rPr>
+        <w:t xml:space="preserve">Use Run the investigation for the </w:t>
+      </w:r>
+      <w:r>
+        <w:rPr>
+          <w:b/>
+        </w:rPr>
+        <w:t>evidence</w:t>
+      </w:r>
+      <w:r>
+        <w:rPr>
+          <w:b w:val="0"/>
+        </w:rPr>
+        <w:t xml:space="preserve"> ledger. Add a boundary or missing-</w:t>
+      </w:r>
+      <w:r>
+        <w:rPr>
+          <w:b/>
+        </w:rPr>
+        <w:t>input</w:t>
+      </w:r>
+      <w:r>
+        <w:rPr>
+          <w:b w:val="0"/>
+        </w:rPr>
+        <w:t xml:space="preserve"> case and record the expected response before checking. More successful repeats of one case do not establish wider coverage.</w:t>
       </w:r>
     </w:p>
     <w:p>
       <w:pPr>
-        <w:spacing w:line="336" w:lineRule="auto" w:after="180"/>
-        <w:shd w:fill="F1F6FC"/>
-      </w:pPr>
-      <w:r>
-        <w:rPr>
-          <w:b w:val="0"/>
-        </w:rPr>
-        <w:t xml:space="preserve">Expected correction: Here each </w:t>
-      </w:r>
-      <w:r>
-        <w:rPr>
-          <w:b/>
-        </w:rPr>
-        <w:t>output</w:t>
-      </w:r>
-      <w:r>
-        <w:rPr>
-          <w:b w:val="0"/>
-        </w:rPr>
-        <w:t xml:space="preserve"> unit has its own bias. A layer with m </w:t>
-      </w:r>
-      <w:r>
-        <w:rPr>
-          <w:b/>
-        </w:rPr>
-        <w:t>output</w:t>
-      </w:r>
-      <w:r>
-        <w:rPr>
-          <w:b w:val="0"/>
-        </w:rPr>
-        <w:t>s has m biases.</w:t>
-      </w:r>
-    </w:p>
-    <w:p>
-      <w:pPr>
-        <w:spacing w:line="336" w:lineRule="auto" w:after="180"/>
-      </w:pPr>
-      <w:r>
-        <w:rPr>
-          <w:b w:val="0"/>
-        </w:rPr>
-        <w:t>Collect explanations, not only yes/no votes. If a misunderstanding is common, re-model the relevant step for the class.</w:t>
-      </w:r>
-    </w:p>
-    <w:p>
-      <w:pPr>
-        <w:spacing w:line="336" w:lineRule="auto" w:after="180"/>
-      </w:pPr>
-      <w:r>
-        <w:rPr>
-          <w:b w:val="0"/>
-        </w:rPr>
-        <w:t>If it affects a few learners, give a short targeted group explanation while others solve a more demanding variation.</w:t>
-      </w:r>
-    </w:p>
-    <w:p>
-      <w:pPr>
-        <w:pStyle w:val="Heading3"/>
-      </w:pPr>
-      <w:r>
-        <w:t>Pictorial practice question</w:t>
-      </w:r>
-    </w:p>
-    <w:p>
-      <w:pPr>
-        <w:spacing w:line="336" w:lineRule="auto" w:after="180"/>
-      </w:pPr>
-      <w:r>
-        <w:rPr>
-          <w:b w:val="0"/>
-        </w:rPr>
-        <w:t xml:space="preserve">How many new </w:t>
-      </w:r>
-      <w:r>
-        <w:rPr>
-          <w:b/>
-        </w:rPr>
-        <w:t>parameter</w:t>
-      </w:r>
-      <w:r>
-        <w:rPr>
-          <w:b w:val="0"/>
-        </w:rPr>
-        <w:t xml:space="preserve">s did that one hidden unit add? Point to the relevant step in the picture, then write the changed result and the rule or </w:t>
-      </w:r>
-      <w:r>
-        <w:rPr>
-          <w:b/>
-        </w:rPr>
-        <w:t>evidence</w:t>
-      </w:r>
-      <w:r>
-        <w:rPr>
-          <w:b w:val="0"/>
-        </w:rPr>
-        <w:t xml:space="preserve"> that supports it.</w:t>
-      </w:r>
-    </w:p>
-    <w:p>
-      <w:pPr>
-        <w:pStyle w:val="Heading3"/>
-      </w:pPr>
-      <w:r>
-        <w:t>Reasoned teacher answer</w:t>
-      </w:r>
-    </w:p>
-    <w:p>
-      <w:pPr>
-        <w:spacing w:line="336" w:lineRule="auto" w:after="180"/>
-      </w:pPr>
-      <w:r>
-        <w:rPr>
-          <w:b w:val="0"/>
-        </w:rPr>
-        <w:t xml:space="preserve">Four. The total changes from 13 to17, while the single </w:t>
-      </w:r>
-      <w:r>
-        <w:rPr>
-          <w:b/>
-        </w:rPr>
-        <w:t>output</w:t>
-      </w:r>
-      <w:r>
-        <w:rPr>
-          <w:b w:val="0"/>
-        </w:rPr>
-        <w:t xml:space="preserve"> bias is not duplicated. Changed-case check: First layer 12 </w:t>
-      </w:r>
-      <w:r>
-        <w:rPr>
-          <w:b/>
-        </w:rPr>
-        <w:t>parameter</w:t>
-      </w:r>
-      <w:r>
-        <w:rPr>
-          <w:b w:val="0"/>
-        </w:rPr>
-        <w:t xml:space="preserve">s; </w:t>
-      </w:r>
-      <w:r>
-        <w:rPr>
-          <w:b/>
-        </w:rPr>
-        <w:t>output</w:t>
-      </w:r>
-      <w:r>
-        <w:rPr>
-          <w:b w:val="0"/>
-        </w:rPr>
-        <w:t xml:space="preserve"> layer 5; total 17.</w:t>
-      </w:r>
-    </w:p>
-    <w:p>
-      <w:pPr>
-        <w:spacing w:line="336" w:lineRule="auto" w:after="180"/>
-      </w:pPr>
-      <w:r>
-        <w:rPr>
-          <w:b w:val="0"/>
-        </w:rPr>
-        <w:t xml:space="preserve">Each new hidden unit adds 2 </w:t>
-      </w:r>
-      <w:r>
-        <w:rPr>
-          <w:b/>
-        </w:rPr>
-        <w:t>input</w:t>
-      </w:r>
-      <w:r>
-        <w:rPr>
-          <w:b w:val="0"/>
-        </w:rPr>
-        <w:t xml:space="preserve"> weights, 1 hidden bias and 1 outgoing weight.</w:t>
-      </w:r>
-    </w:p>
-    <w:p>
-      <w:pPr>
-        <w:spacing w:line="336" w:lineRule="auto" w:after="180"/>
-      </w:pPr>
-      <w:r>
-        <w:rPr>
-          <w:b w:val="0"/>
-        </w:rPr>
-        <w:t xml:space="preserve">Changed-case reasoning: First layer 12 </w:t>
-      </w:r>
-      <w:r>
-        <w:rPr>
-          <w:b/>
-        </w:rPr>
-        <w:t>parameter</w:t>
-      </w:r>
-      <w:r>
-        <w:rPr>
-          <w:b w:val="0"/>
-        </w:rPr>
-        <w:t xml:space="preserve">s; </w:t>
-      </w:r>
-      <w:r>
-        <w:rPr>
-          <w:b/>
-        </w:rPr>
-        <w:t>output</w:t>
-      </w:r>
-      <w:r>
-        <w:rPr>
-          <w:b w:val="0"/>
-        </w:rPr>
-        <w:t xml:space="preserve"> layer 5; total 17. Each new hidden unit adds 2 </w:t>
-      </w:r>
-      <w:r>
-        <w:rPr>
-          <w:b/>
-        </w:rPr>
-        <w:t>input</w:t>
-      </w:r>
-      <w:r>
-        <w:rPr>
-          <w:b w:val="0"/>
-        </w:rPr>
-        <w:t xml:space="preserve"> weights, 1 hidden bias and 1 outgoing weight.</w:t>
-      </w:r>
-    </w:p>
-    <w:p>
-      <w:pPr>
-        <w:spacing w:line="336" w:lineRule="auto" w:after="180"/>
-      </w:pPr>
-      <w:r>
-        <w:rPr>
-          <w:b w:val="0"/>
-        </w:rPr>
-        <w:t xml:space="preserve">Collect each learner’s explanation before discussion. Use the first missing connection between </w:t>
-      </w:r>
-      <w:r>
-        <w:rPr>
-          <w:b/>
-        </w:rPr>
-        <w:t>input</w:t>
-      </w:r>
-      <w:r>
-        <w:rPr>
-          <w:b w:val="0"/>
-        </w:rPr>
-        <w:t xml:space="preserve">, deciding step and result to choose support. This question is worked-case practice, not fresh mastery </w:t>
-      </w:r>
-      <w:r>
-        <w:rPr>
-          <w:b/>
-        </w:rPr>
-        <w:t>evidence</w:t>
-      </w:r>
-      <w:r>
-        <w:rPr>
-          <w:b w:val="0"/>
-        </w:rPr>
-        <w:t>.</w:t>
-      </w:r>
-    </w:p>
-    <w:p>
-      <w:pPr>
-        <w:pStyle w:val="Heading1"/>
-      </w:pPr>
-      <w:r>
-        <w:t>04. Run the investigation and diagnose misconceptions</w:t>
-      </w:r>
-    </w:p>
-    <w:p>
-      <w:r>
-        <w:t>Run the Parameters and architecture investigation and use the first unsupported step to choose a teaching response.</w:t>
-      </w:r>
-    </w:p>
-    <w:p>
-      <w:pPr>
-        <w:spacing w:line="336" w:lineRule="auto" w:after="180"/>
-      </w:pPr>
-      <w:r>
-        <w:rPr>
-          <w:b w:val="0"/>
-        </w:rPr>
-        <w:t xml:space="preserve">Count one bias per </w:t>
-      </w:r>
-      <w:r>
-        <w:rPr>
-          <w:b/>
-        </w:rPr>
-        <w:t>input</w:t>
-      </w:r>
-      <w:r>
-        <w:rPr>
-          <w:b w:val="0"/>
-        </w:rPr>
-        <w:t xml:space="preserve">: Here each </w:t>
-      </w:r>
-      <w:r>
-        <w:rPr>
-          <w:b/>
-        </w:rPr>
-        <w:t>output</w:t>
-      </w:r>
-      <w:r>
-        <w:rPr>
-          <w:b w:val="0"/>
-        </w:rPr>
-        <w:t xml:space="preserve"> unit has its own bias. A layer with m </w:t>
-      </w:r>
-      <w:r>
-        <w:rPr>
-          <w:b/>
-        </w:rPr>
-        <w:t>output</w:t>
-      </w:r>
-      <w:r>
-        <w:rPr>
-          <w:b w:val="0"/>
-        </w:rPr>
-        <w:t>s has m biases.</w:t>
-      </w:r>
-    </w:p>
-    <w:p>
-      <w:pPr>
-        <w:spacing w:line="336" w:lineRule="auto" w:after="180"/>
-      </w:pPr>
-      <w:r>
-        <w:rPr>
-          <w:b w:val="0"/>
-        </w:rPr>
-        <w:t xml:space="preserve">Count the activation values as </w:t>
-      </w:r>
-      <w:r>
-        <w:rPr>
-          <w:b/>
-        </w:rPr>
-        <w:t>parameter</w:t>
-      </w:r>
-      <w:r>
-        <w:rPr>
-          <w:b w:val="0"/>
-        </w:rPr>
-        <w:t xml:space="preserve">s: Activations change with the </w:t>
-      </w:r>
-      <w:r>
-        <w:rPr>
-          <w:b/>
-        </w:rPr>
-        <w:t>input</w:t>
-      </w:r>
-      <w:r>
-        <w:rPr>
-          <w:b w:val="0"/>
-        </w:rPr>
-        <w:t>; the network computes them.</w:t>
-      </w:r>
-    </w:p>
-    <w:p>
-      <w:pPr>
-        <w:spacing w:line="336" w:lineRule="auto" w:after="180"/>
-      </w:pPr>
-      <w:r>
-        <w:rPr>
-          <w:b w:val="0"/>
-        </w:rPr>
-        <w:t>More weights prove better learning: Capacity and performance differ. Compare measured outcomes with controlled conditions.</w:t>
-      </w:r>
-    </w:p>
-    <w:p>
-      <w:pPr>
-        <w:spacing w:line="336" w:lineRule="auto" w:after="180"/>
-      </w:pPr>
-      <w:r>
-        <w:rPr>
-          <w:b w:val="0"/>
-        </w:rPr>
-        <w:t xml:space="preserve">Use Run the investigation for the </w:t>
-      </w:r>
-      <w:r>
-        <w:rPr>
-          <w:b/>
-        </w:rPr>
-        <w:t>evidence</w:t>
-      </w:r>
-      <w:r>
-        <w:rPr>
-          <w:b w:val="0"/>
-        </w:rPr>
-        <w:t xml:space="preserve"> ledger. Add a boundary or missing-</w:t>
-      </w:r>
-      <w:r>
-        <w:rPr>
-          <w:b/>
-        </w:rPr>
-        <w:t>input</w:t>
-      </w:r>
-      <w:r>
-        <w:rPr>
-          <w:b w:val="0"/>
-        </w:rPr>
-        <w:t xml:space="preserve"> case and record the expected response before checking. More successful repeats of one case do not establish wider coverage.</w:t>
-      </w:r>
-    </w:p>
-    <w:p>
-      <w:pPr>
-        <w:pStyle w:val="Heading3"/>
-      </w:pPr>
-      <w:r>
-        <w:t>Match the support to the first error</w:t>
+        <w:pStyle w:val="Heading2"/>
+      </w:pPr>
+      <w:r>
+        <w:t>Choose accessible support</w:t>
       </w:r>
     </w:p>
     <w:tbl>
@@ -3302,718 +3813,127 @@
     </w:p>
     <w:p>
       <w:pPr>
-        <w:pStyle w:val="Heading1"/>
-      </w:pPr>
-      <w:r>
-        <w:t>05. Assess and explain the answers</w:t>
+        <w:pStyle w:val="Heading2"/>
+      </w:pPr>
+      <w:r>
+        <w:t>Earlier wording, alternatives and picture transcripts · reference / check after trying</w:t>
       </w:r>
     </w:p>
     <w:p>
-      <w:r>
-        <w:t>Use the Parameters and architecture questions, teacher keys and criteria after the relevant attempts. Previously discussed cases are practice; protect the separately selected independent task.</w:t>
+      <w:pPr>
+        <w:pStyle w:val="Heading3"/>
+      </w:pPr>
+      <w:r>
+        <w:t>Match the support to the first error</w:t>
       </w:r>
     </w:p>
     <w:p>
       <w:pPr>
-        <w:pStyle w:val="Heading3"/>
-      </w:pPr>
-      <w:r>
-        <w:t>Guided and exit questions</w:t>
+        <w:pStyle w:val="Heading1"/>
+      </w:pPr>
+      <w:r>
+        <w:t>05. Assess the new schema or calculation transfer</w:t>
       </w:r>
     </w:p>
     <w:p>
-      <w:pPr>
-        <w:spacing w:line="336" w:lineRule="auto" w:after="180"/>
-      </w:pPr>
-      <w:r>
-        <w:rPr>
-          <w:b w:val="0"/>
-        </w:rPr>
-        <w:t xml:space="preserve">Guided: hidden layer 12, </w:t>
-      </w:r>
-      <w:r>
-        <w:rPr>
-          <w:b/>
-        </w:rPr>
-        <w:t>output</w:t>
-      </w:r>
-      <w:r>
-        <w:rPr>
-          <w:b w:val="0"/>
-        </w:rPr>
-        <w:t xml:space="preserve"> layer 5, total 17, four more than 13. Exit: ask for </w:t>
-      </w:r>
-      <w:r>
-        <w:rPr>
-          <w:b/>
-        </w:rPr>
-        <w:t>architecture</w:t>
-      </w:r>
-      <w:r>
-        <w:rPr>
-          <w:b w:val="0"/>
-        </w:rPr>
-        <w:t xml:space="preserve">, activations, ordered </w:t>
-      </w:r>
-      <w:r>
-        <w:rPr>
-          <w:b/>
-        </w:rPr>
-        <w:t>input</w:t>
-      </w:r>
-      <w:r>
-        <w:rPr>
-          <w:b w:val="0"/>
-        </w:rPr>
-        <w:t xml:space="preserve"> schema and exact weights/biases; equal </w:t>
-      </w:r>
-      <w:r>
-        <w:rPr>
-          <w:b/>
-        </w:rPr>
-        <w:t>parameter</w:t>
-      </w:r>
-      <w:r>
-        <w:rPr>
-          <w:b w:val="0"/>
-        </w:rPr>
-        <w:t xml:space="preserve"> counts do not establish matching computations.</w:t>
+      <w:r>
+        <w:t>Keep the selected answer private until after a first attempt.</w:t>
       </w:r>
     </w:p>
     <w:p>
       <w:pPr>
-        <w:pStyle w:val="Heading3"/>
-      </w:pPr>
-      <w:r>
-        <w:t>W1 Count a single layer</w:t>
+        <w:pStyle w:val="Heading2"/>
+      </w:pPr>
+      <w:r>
+        <w:t>Selected independent task and checked answer</w:t>
       </w:r>
     </w:p>
     <w:p>
       <w:pPr>
-        <w:pStyle w:val="Heading3"/>
-      </w:pPr>
-      <w:r>
-        <w:t>Workbook question · W1</w:t>
+        <w:spacing w:line="336" w:lineRule="auto" w:after="180"/>
+      </w:pPr>
+      <w:r>
+        <w:rPr>
+          <w:b w:val="0"/>
+        </w:rPr>
+        <w:t xml:space="preserve">Selected case: A dense 3 to 2 to 2 network uses ReLU in the hidden layer and identity in the </w:t>
+      </w:r>
+      <w:r>
+        <w:rPr>
+          <w:b/>
+        </w:rPr>
+        <w:t>output</w:t>
+      </w:r>
+      <w:r>
+        <w:rPr>
+          <w:b w:val="0"/>
+        </w:rPr>
+        <w:t xml:space="preserve"> layer, with one bias per unit. Give each layer count and the total.</w:t>
       </w:r>
     </w:p>
     <w:p>
       <w:pPr>
         <w:spacing w:line="336" w:lineRule="auto" w:after="180"/>
-        <w:shd w:fill="F5F1FB"/>
-      </w:pPr>
-      <w:r>
-        <w:rPr>
-          <w:b w:val="0"/>
-        </w:rPr>
-        <w:t xml:space="preserve">A </w:t>
-      </w:r>
-      <w:r>
-        <w:rPr>
-          <w:b/>
-        </w:rPr>
-        <w:t>dense layer</w:t>
-      </w:r>
-      <w:r>
-        <w:rPr>
-          <w:b w:val="0"/>
-        </w:rPr>
-        <w:t xml:space="preserve"> has 4 </w:t>
-      </w:r>
-      <w:r>
-        <w:rPr>
-          <w:b/>
-        </w:rPr>
-        <w:t>input</w:t>
-      </w:r>
-      <w:r>
-        <w:rPr>
-          <w:b w:val="0"/>
-        </w:rPr>
-        <w:t xml:space="preserve">s and 2 </w:t>
-      </w:r>
-      <w:r>
-        <w:rPr>
-          <w:b/>
-        </w:rPr>
-        <w:t>output</w:t>
-      </w:r>
-      <w:r>
-        <w:rPr>
-          <w:b w:val="0"/>
-        </w:rPr>
-        <w:t xml:space="preserve">s with one bias per </w:t>
-      </w:r>
-      <w:r>
-        <w:rPr>
-          <w:b/>
-        </w:rPr>
-        <w:t>output</w:t>
-      </w:r>
-      <w:r>
-        <w:rPr>
-          <w:b w:val="0"/>
-        </w:rPr>
-        <w:t>. Count weights, biases and total.</w:t>
+      </w:pPr>
+      <w:r>
+        <w:rPr>
+          <w:b w:val="0"/>
+        </w:rPr>
+        <w:t>If hidden width becomes 4, recount and explain why activation values are excluded.</w:t>
       </w:r>
     </w:p>
     <w:p>
       <w:pPr>
-        <w:pStyle w:val="Heading3"/>
-      </w:pPr>
-      <w:r>
-        <w:t>Teacher reasoning · W1</w:t>
+        <w:spacing w:line="336" w:lineRule="auto" w:after="180"/>
+      </w:pPr>
+      <w:r>
+        <w:rPr>
+          <w:b w:val="0"/>
+        </w:rPr>
+        <w:t>Teacher explanation: Original: 3 times 2 + 2 = 8, then 2 times 2 + 2 = 6, total 14. Wider: 3 times 4 + 4 = 16, then 4 times 2 + 2 = 10, total 26.</w:t>
       </w:r>
     </w:p>
     <w:p>
       <w:pPr>
         <w:spacing w:line="336" w:lineRule="auto" w:after="180"/>
-        <w:shd w:fill="F1F6FC"/>
-      </w:pPr>
-      <w:r>
-        <w:rPr>
-          <w:b w:val="0"/>
-        </w:rPr>
-        <w:t>Teacher explanation: There are 8 weights and 2 biases, total 10.</w:t>
+      </w:pPr>
+      <w:r>
+        <w:rPr>
+          <w:b w:val="0"/>
+        </w:rPr>
+        <w:t xml:space="preserve">Activations are computed from </w:t>
+      </w:r>
+      <w:r>
+        <w:rPr>
+          <w:b/>
+        </w:rPr>
+        <w:t>input</w:t>
+      </w:r>
+      <w:r>
+        <w:rPr>
+          <w:b w:val="0"/>
+        </w:rPr>
+        <w:t xml:space="preserve">s and </w:t>
+      </w:r>
+      <w:r>
+        <w:rPr>
+          <w:b/>
+        </w:rPr>
+        <w:t>parameter</w:t>
+      </w:r>
+      <w:r>
+        <w:rPr>
+          <w:b w:val="0"/>
+        </w:rPr>
+        <w:t>s, not separately fitted values.</w:t>
       </w:r>
     </w:p>
     <w:p>
       <w:pPr>
-        <w:pStyle w:val="Heading3"/>
-      </w:pPr>
-      <w:r>
-        <w:t>W2 Sort the quantities</w:t>
-      </w:r>
-    </w:p>
-    <w:p>
-      <w:pPr>
-        <w:pStyle w:val="Heading3"/>
-      </w:pPr>
-      <w:r>
-        <w:t>Workbook question · W2</w:t>
-      </w:r>
-    </w:p>
-    <w:p>
-      <w:pPr>
-        <w:spacing w:line="336" w:lineRule="auto" w:after="180"/>
-        <w:shd w:fill="F5F1FB"/>
-      </w:pPr>
-      <w:r>
-        <w:rPr>
-          <w:b w:val="0"/>
-        </w:rPr>
-        <w:t xml:space="preserve">Classify hidden activation 0.7, weight -2, hidden width 3 and learning rate 0.1 as computed value, </w:t>
-      </w:r>
-      <w:r>
-        <w:rPr>
-          <w:b/>
-        </w:rPr>
-        <w:t>parameter</w:t>
-      </w:r>
-      <w:r>
-        <w:rPr>
-          <w:b w:val="0"/>
-        </w:rPr>
-        <w:t xml:space="preserve">, </w:t>
-      </w:r>
-      <w:r>
-        <w:rPr>
-          <w:b/>
-        </w:rPr>
-        <w:t>architecture</w:t>
-      </w:r>
-      <w:r>
-        <w:rPr>
-          <w:b w:val="0"/>
-        </w:rPr>
-        <w:t xml:space="preserve"> choice or </w:t>
-      </w:r>
-      <w:r>
-        <w:rPr>
-          <w:b/>
-        </w:rPr>
-        <w:t>training</w:t>
-      </w:r>
-      <w:r>
-        <w:rPr>
-          <w:b w:val="0"/>
-        </w:rPr>
-        <w:t xml:space="preserve"> setting.</w:t>
-      </w:r>
-    </w:p>
-    <w:p>
-      <w:pPr>
-        <w:pStyle w:val="Heading3"/>
-      </w:pPr>
-      <w:r>
-        <w:t>Teacher reasoning · W2</w:t>
-      </w:r>
-    </w:p>
-    <w:p>
-      <w:pPr>
-        <w:spacing w:line="336" w:lineRule="auto" w:after="180"/>
-        <w:shd w:fill="F1F6FC"/>
-      </w:pPr>
-      <w:r>
-        <w:rPr>
-          <w:b w:val="0"/>
-        </w:rPr>
-        <w:t xml:space="preserve">Teacher explanation: Activation 0.7 is computed; weight -2 is a </w:t>
-      </w:r>
-      <w:r>
-        <w:rPr>
-          <w:b/>
-        </w:rPr>
-        <w:t>parameter</w:t>
-      </w:r>
-      <w:r>
-        <w:rPr>
-          <w:b w:val="0"/>
-        </w:rPr>
-        <w:t xml:space="preserve">; width 3 is an </w:t>
-      </w:r>
-      <w:r>
-        <w:rPr>
-          <w:b/>
-        </w:rPr>
-        <w:t>architecture</w:t>
-      </w:r>
-      <w:r>
-        <w:rPr>
-          <w:b w:val="0"/>
-        </w:rPr>
-        <w:t xml:space="preserve"> choice; learning rate 0.1 is a </w:t>
-      </w:r>
-      <w:r>
-        <w:rPr>
-          <w:b/>
-        </w:rPr>
-        <w:t>training</w:t>
-      </w:r>
-      <w:r>
-        <w:rPr>
-          <w:b w:val="0"/>
-        </w:rPr>
-        <w:t xml:space="preserve"> setting.</w:t>
-      </w:r>
-    </w:p>
-    <w:p>
-      <w:pPr>
-        <w:pStyle w:val="Heading3"/>
-      </w:pPr>
-      <w:r>
-        <w:t>W3 Change the bias convention</w:t>
-      </w:r>
-    </w:p>
-    <w:p>
-      <w:pPr>
-        <w:pStyle w:val="Heading3"/>
-      </w:pPr>
-      <w:r>
-        <w:t>Workbook question · W3</w:t>
-      </w:r>
-    </w:p>
-    <w:p>
-      <w:pPr>
-        <w:spacing w:line="336" w:lineRule="auto" w:after="180"/>
-        <w:shd w:fill="F5F1FB"/>
-      </w:pPr>
-      <w:r>
-        <w:rPr>
-          <w:b w:val="0"/>
-        </w:rPr>
-        <w:t>Recount the 2 to 3 to 1 model if every bias is omitted. State what the original count assumed.</w:t>
-      </w:r>
-    </w:p>
-    <w:p>
-      <w:pPr>
-        <w:pStyle w:val="Heading3"/>
-      </w:pPr>
-      <w:r>
-        <w:t>Teacher reasoning · W3</w:t>
-      </w:r>
-    </w:p>
-    <w:p>
-      <w:pPr>
-        <w:spacing w:line="336" w:lineRule="auto" w:after="180"/>
-        <w:shd w:fill="F1F6FC"/>
-      </w:pPr>
-      <w:r>
-        <w:rPr>
-          <w:b w:val="0"/>
-        </w:rPr>
-        <w:t xml:space="preserve">Teacher explanation: There are 6 + 3 = 9 weights and no biases. The original 13 assumed three hidden biases plus one </w:t>
-      </w:r>
-      <w:r>
-        <w:rPr>
-          <w:b/>
-        </w:rPr>
-        <w:t>output</w:t>
-      </w:r>
-      <w:r>
-        <w:rPr>
-          <w:b w:val="0"/>
-        </w:rPr>
-        <w:t xml:space="preserve"> bias.</w:t>
-      </w:r>
-    </w:p>
-    <w:p>
-      <w:pPr>
-        <w:pStyle w:val="Heading3"/>
-      </w:pPr>
-      <w:r>
-        <w:t>W4 Count a new architecture independently</w:t>
-      </w:r>
-    </w:p>
-    <w:p>
-      <w:pPr>
-        <w:pStyle w:val="Heading3"/>
-      </w:pPr>
-      <w:r>
-        <w:t>Workbook question · W4</w:t>
-      </w:r>
-    </w:p>
-    <w:p>
-      <w:pPr>
-        <w:spacing w:line="336" w:lineRule="auto" w:after="180"/>
-        <w:shd w:fill="F5F1FB"/>
-      </w:pPr>
-      <w:r>
-        <w:rPr>
-          <w:b w:val="0"/>
-        </w:rPr>
-        <w:t xml:space="preserve">A dense 3 to 2 to 2 network uses ReLU in the hidden layer and identity in the </w:t>
-      </w:r>
-      <w:r>
-        <w:rPr>
-          <w:b/>
-        </w:rPr>
-        <w:t>output</w:t>
-      </w:r>
-      <w:r>
-        <w:rPr>
-          <w:b w:val="0"/>
-        </w:rPr>
-        <w:t xml:space="preserve"> layer, with one bias per unit. Give each layer count and the total.</w:t>
-      </w:r>
-    </w:p>
-    <w:p>
-      <w:pPr>
-        <w:spacing w:line="336" w:lineRule="auto" w:after="180"/>
-        <w:shd w:fill="F5F1FB"/>
-      </w:pPr>
-      <w:r>
-        <w:rPr>
-          <w:b w:val="0"/>
-        </w:rPr>
-        <w:t>If hidden width becomes 4, recount and explain why activation values are excluded.</w:t>
-      </w:r>
-    </w:p>
-    <w:p>
-      <w:pPr>
-        <w:pStyle w:val="Heading3"/>
-      </w:pPr>
-      <w:r>
-        <w:t>Teacher reasoning · W4</w:t>
-      </w:r>
-    </w:p>
-    <w:p>
-      <w:pPr>
-        <w:spacing w:line="336" w:lineRule="auto" w:after="180"/>
-        <w:shd w:fill="F1F6FC"/>
-      </w:pPr>
-      <w:r>
-        <w:rPr>
-          <w:b w:val="0"/>
-        </w:rPr>
-        <w:t>Teacher explanation: Original: 3 times 2 + 2 = 8, then 2 times 2 + 2 = 6, total 14. Wider: 3 times 4 + 4 = 16, then 4 times 2 + 2 = 10, total 26.</w:t>
-      </w:r>
-    </w:p>
-    <w:p>
-      <w:pPr>
-        <w:spacing w:line="336" w:lineRule="auto" w:after="180"/>
-        <w:shd w:fill="F1F6FC"/>
-      </w:pPr>
-      <w:r>
-        <w:rPr>
-          <w:b w:val="0"/>
-        </w:rPr>
-        <w:t xml:space="preserve">Activations are computed from </w:t>
-      </w:r>
-      <w:r>
-        <w:rPr>
-          <w:b/>
-        </w:rPr>
-        <w:t>input</w:t>
-      </w:r>
-      <w:r>
-        <w:rPr>
-          <w:b w:val="0"/>
-        </w:rPr>
-        <w:t xml:space="preserve">s and </w:t>
-      </w:r>
-      <w:r>
-        <w:rPr>
-          <w:b/>
-        </w:rPr>
-        <w:t>parameter</w:t>
-      </w:r>
-      <w:r>
-        <w:rPr>
-          <w:b w:val="0"/>
-        </w:rPr>
-        <w:t>s, not separately fitted values.</w:t>
-      </w:r>
-    </w:p>
-    <w:p>
-      <w:pPr>
-        <w:pStyle w:val="Heading3"/>
-      </w:pPr>
-      <w:r>
-        <w:t>W5 Limit a size claim</w:t>
-      </w:r>
-    </w:p>
-    <w:p>
-      <w:pPr>
-        <w:pStyle w:val="Heading3"/>
-      </w:pPr>
-      <w:r>
-        <w:t>Workbook question · W5</w:t>
-      </w:r>
-    </w:p>
-    <w:p>
-      <w:pPr>
-        <w:spacing w:line="336" w:lineRule="auto" w:after="180"/>
-        <w:shd w:fill="F5F1FB"/>
-      </w:pPr>
-      <w:r>
-        <w:rPr>
-          <w:b w:val="0"/>
-        </w:rPr>
-        <w:t>A team says its 26-</w:t>
-      </w:r>
-      <w:r>
-        <w:rPr>
-          <w:b/>
-        </w:rPr>
-        <w:t>parameter</w:t>
-      </w:r>
-      <w:r>
-        <w:rPr>
-          <w:b w:val="0"/>
-        </w:rPr>
-        <w:t xml:space="preserve"> model must outperform a 14-</w:t>
-      </w:r>
-      <w:r>
-        <w:rPr>
-          <w:b/>
-        </w:rPr>
-        <w:t>parameter</w:t>
-      </w:r>
-      <w:r>
-        <w:rPr>
-          <w:b w:val="0"/>
-        </w:rPr>
-        <w:t xml:space="preserve"> model. Give a fair check and one reason the claim is unsupported.</w:t>
-      </w:r>
-    </w:p>
-    <w:p>
-      <w:pPr>
-        <w:pStyle w:val="Heading3"/>
-      </w:pPr>
-      <w:r>
-        <w:t>Teacher reasoning · W5</w:t>
-      </w:r>
-    </w:p>
-    <w:p>
-      <w:pPr>
-        <w:spacing w:line="336" w:lineRule="auto" w:after="180"/>
-        <w:shd w:fill="F1F6FC"/>
-      </w:pPr>
-      <w:r>
-        <w:rPr>
-          <w:b w:val="0"/>
-        </w:rPr>
-        <w:t xml:space="preserve">Teacher explanation: Compare on the same valid evaluation task and cases after a documented </w:t>
-      </w:r>
-      <w:r>
-        <w:rPr>
-          <w:b/>
-        </w:rPr>
-        <w:t>fitting</w:t>
-      </w:r>
-      <w:r>
-        <w:rPr>
-          <w:b w:val="0"/>
-        </w:rPr>
-        <w:t xml:space="preserve"> </w:t>
-      </w:r>
-      <w:r>
-        <w:rPr>
-          <w:b/>
-        </w:rPr>
-        <w:t>process</w:t>
-      </w:r>
-      <w:r>
-        <w:rPr>
-          <w:b w:val="0"/>
-        </w:rPr>
-        <w:t>. Count alone does not establish suitable features, successful optimisation or generalisation.</w:t>
-      </w:r>
-    </w:p>
-    <w:p>
-      <w:pPr>
-        <w:pStyle w:val="Heading3"/>
-      </w:pPr>
-      <w:r>
-        <w:t>Independent assessment and fresh retry</w:t>
-      </w:r>
-    </w:p>
-    <w:p>
-      <w:pPr>
-        <w:pStyle w:val="Heading3"/>
-      </w:pPr>
-      <w:r>
-        <w:t>Teacher key · Independent assessment and fresh retry</w:t>
-      </w:r>
-    </w:p>
-    <w:p>
-      <w:pPr>
-        <w:spacing w:line="336" w:lineRule="auto" w:after="180"/>
-        <w:shd w:fill="F1F6FC"/>
-      </w:pPr>
-      <w:r>
-        <w:rPr>
-          <w:b w:val="0"/>
-        </w:rPr>
-        <w:t xml:space="preserve">W4 must show 8 + 6 = 14 and 16 + 10 = 26. Fresh retry: dense 2 to 2 to 3 with biases has 6 + 9 = 15 </w:t>
-      </w:r>
-      <w:r>
-        <w:rPr>
-          <w:b/>
-        </w:rPr>
-        <w:t>parameter</w:t>
-      </w:r>
-      <w:r>
-        <w:rPr>
-          <w:b w:val="0"/>
-        </w:rPr>
-        <w:t>s. Without biases it has 4 + 6 = 10. Require the bias convention explicitly.</w:t>
-      </w:r>
-    </w:p>
-    <w:p>
-      <w:pPr>
-        <w:pStyle w:val="Heading3"/>
-      </w:pPr>
-      <w:r>
-        <w:t>Assess independent transfer</w:t>
-      </w:r>
-    </w:p>
-    <w:p>
-      <w:pPr>
-        <w:pStyle w:val="Heading3"/>
-      </w:pPr>
-      <w:r>
-        <w:t>Independent question · withhold the key</w:t>
-      </w:r>
-    </w:p>
-    <w:p>
-      <w:pPr>
-        <w:spacing w:line="336" w:lineRule="auto" w:after="180"/>
-        <w:shd w:fill="F5F1FB"/>
-      </w:pPr>
-      <w:r>
-        <w:rPr>
-          <w:b w:val="0"/>
-        </w:rPr>
-        <w:t xml:space="preserve">Selected case: A dense 3 to 2 to 2 network uses ReLU in the hidden layer and identity in the </w:t>
-      </w:r>
-      <w:r>
-        <w:rPr>
-          <w:b/>
-        </w:rPr>
-        <w:t>output</w:t>
-      </w:r>
-      <w:r>
-        <w:rPr>
-          <w:b w:val="0"/>
-        </w:rPr>
-        <w:t xml:space="preserve"> layer, with one bias per unit. Give each layer count and the total.</w:t>
-      </w:r>
-    </w:p>
-    <w:p>
-      <w:pPr>
-        <w:spacing w:line="336" w:lineRule="auto" w:after="180"/>
-        <w:shd w:fill="F5F1FB"/>
-      </w:pPr>
-      <w:r>
-        <w:rPr>
-          <w:b w:val="0"/>
-        </w:rPr>
-        <w:t>If hidden width becomes 4, recount and explain why activation values are excluded.</w:t>
-      </w:r>
-    </w:p>
-    <w:p>
-      <w:pPr>
-        <w:pStyle w:val="Heading3"/>
-      </w:pPr>
-      <w:r>
-        <w:t>Selected case answer</w:t>
-      </w:r>
-    </w:p>
-    <w:p>
-      <w:pPr>
-        <w:pStyle w:val="Heading3"/>
-      </w:pPr>
-      <w:r>
-        <w:t>Teacher key · Selected case answer</w:t>
-      </w:r>
-    </w:p>
-    <w:p>
-      <w:pPr>
-        <w:spacing w:line="336" w:lineRule="auto" w:after="180"/>
-        <w:shd w:fill="F1F6FC"/>
-      </w:pPr>
-      <w:r>
-        <w:rPr>
-          <w:b w:val="0"/>
-        </w:rPr>
-        <w:t>Teacher explanation: Original: 3 times 2 + 2 = 8, then 2 times 2 + 2 = 6, total 14. Wider: 3 times 4 + 4 = 16, then 4 times 2 + 2 = 10, total 26.</w:t>
-      </w:r>
-    </w:p>
-    <w:p>
-      <w:pPr>
-        <w:spacing w:line="336" w:lineRule="auto" w:after="180"/>
-        <w:shd w:fill="F1F6FC"/>
-      </w:pPr>
-      <w:r>
-        <w:rPr>
-          <w:b w:val="0"/>
-        </w:rPr>
-        <w:t xml:space="preserve">Activations are computed from </w:t>
-      </w:r>
-      <w:r>
-        <w:rPr>
-          <w:b/>
-        </w:rPr>
-        <w:t>input</w:t>
-      </w:r>
-      <w:r>
-        <w:rPr>
-          <w:b w:val="0"/>
-        </w:rPr>
-        <w:t xml:space="preserve">s and </w:t>
-      </w:r>
-      <w:r>
-        <w:rPr>
-          <w:b/>
-        </w:rPr>
-        <w:t>parameter</w:t>
-      </w:r>
-      <w:r>
-        <w:rPr>
-          <w:b w:val="0"/>
-        </w:rPr>
-        <w:t>s, not separately fitted values.</w:t>
+        <w:pStyle w:val="Heading2"/>
+      </w:pPr>
+      <w:r>
+        <w:t>Judge explanation,trace and limits</w:t>
       </w:r>
     </w:p>
     <w:tbl>
@@ -4120,54 +4040,55 @@
     </w:tbl>
     <w:p>
       <w:pPr>
-        <w:pStyle w:val="Heading3"/>
-      </w:pPr>
-      <w:r>
-        <w:t>Teacher key · Selected case answer</w:t>
+        <w:spacing w:line="336" w:lineRule="auto" w:after="180"/>
+      </w:pPr>
+      <w:r>
+        <w:rPr>
+          <w:b w:val="0"/>
+        </w:rPr>
+        <w:t>Record each dimension as not yet, with support, or independent. Accept a valid alternative procedure with a defensible trace.</w:t>
       </w:r>
     </w:p>
     <w:p>
       <w:pPr>
         <w:spacing w:line="336" w:lineRule="auto" w:after="180"/>
-        <w:shd w:fill="F1F6FC"/>
-      </w:pPr>
-      <w:r>
-        <w:rPr>
-          <w:b w:val="0"/>
-        </w:rPr>
-        <w:t>Record each dimension as not yet, with support, or independent. Accept a valid alternative procedure with a defensible trace.</w:t>
+      </w:pPr>
+      <w:r>
+        <w:rPr>
+          <w:b w:val="0"/>
+        </w:rPr>
+        <w:t xml:space="preserve">Do not penalise an honestly recorded model failure if the learner correctly explains its </w:t>
+      </w:r>
+      <w:r>
+        <w:rPr>
+          <w:b/>
+        </w:rPr>
+        <w:t>evidence</w:t>
+      </w:r>
+      <w:r>
+        <w:rPr>
+          <w:b w:val="0"/>
+        </w:rPr>
+        <w:t xml:space="preserve"> and limits.</w:t>
       </w:r>
     </w:p>
     <w:p>
       <w:pPr>
-        <w:spacing w:line="336" w:lineRule="auto" w:after="180"/>
-        <w:shd w:fill="F1F6FC"/>
-      </w:pPr>
-      <w:r>
-        <w:rPr>
-          <w:b w:val="0"/>
-        </w:rPr>
-        <w:t xml:space="preserve">Do not penalise an honestly recorded model failure if the learner correctly explains its </w:t>
-      </w:r>
-      <w:r>
-        <w:rPr>
-          <w:b/>
-        </w:rPr>
-        <w:t>evidence</w:t>
-      </w:r>
-      <w:r>
-        <w:rPr>
-          <w:b w:val="0"/>
-        </w:rPr>
-        <w:t xml:space="preserve"> and limits.</w:t>
+        <w:pStyle w:val="Heading2"/>
+      </w:pPr>
+      <w:r>
+        <w:t>Give one usable repair</w:t>
       </w:r>
     </w:p>
     <w:p>
       <w:pPr>
-        <w:pStyle w:val="Heading3"/>
-      </w:pPr>
-      <w:r>
-        <w:t>Feedback that the learner uses</w:t>
+        <w:spacing w:line="336" w:lineRule="auto" w:after="180"/>
+      </w:pPr>
+      <w:r>
+        <w:rPr>
+          <w:b w:val="0"/>
+        </w:rPr>
+        <w:t>Name the earliest unsupported step and give one action to repair it. Have the learner make that repair now and explain why. Then assess the relevant skill on a fresh, fully specified case.</w:t>
       </w:r>
     </w:p>
     <w:p>
@@ -4178,90 +4099,93 @@
         <w:rPr>
           <w:b w:val="0"/>
         </w:rPr>
-        <w:t>Name the earliest unsupported step and give one action to repair it. Have the learner make that repair now and explain why. Then assess the relevant skill on a fresh, fully specified case.</w:t>
+        <w:t>Confirm it was not previously practised with feedback; solve and check the new case before assigning it. A follow-up design prompt is a starting brief, not automatically an equivalent test.</w:t>
       </w:r>
     </w:p>
     <w:p>
       <w:pPr>
-        <w:spacing w:line="336" w:lineRule="auto" w:after="180"/>
-      </w:pPr>
-      <w:r>
-        <w:rPr>
-          <w:b w:val="0"/>
-        </w:rPr>
-        <w:t>Confirm it was not previously practised with feedback; solve and check the new case before assigning it. A follow-up design prompt is a starting brief, not automatically an equivalent test.</w:t>
+        <w:pStyle w:val="Heading2"/>
+      </w:pPr>
+      <w:r>
+        <w:t>W1 Count a single layer</w:t>
       </w:r>
     </w:p>
     <w:p>
       <w:pPr>
-        <w:pStyle w:val="Heading1"/>
-      </w:pPr>
-      <w:r>
-        <w:t>06. Connect the project, support and next lesson</w:t>
+        <w:spacing w:line="336" w:lineRule="auto" w:after="180"/>
+      </w:pPr>
+      <w:r>
+        <w:rPr>
+          <w:b w:val="0"/>
+        </w:rPr>
+        <w:t xml:space="preserve">A </w:t>
+      </w:r>
+      <w:r>
+        <w:rPr>
+          <w:b/>
+        </w:rPr>
+        <w:t>dense layer</w:t>
+      </w:r>
+      <w:r>
+        <w:rPr>
+          <w:b w:val="0"/>
+        </w:rPr>
+        <w:t xml:space="preserve"> has 4 </w:t>
+      </w:r>
+      <w:r>
+        <w:rPr>
+          <w:b/>
+        </w:rPr>
+        <w:t>input</w:t>
+      </w:r>
+      <w:r>
+        <w:rPr>
+          <w:b w:val="0"/>
+        </w:rPr>
+        <w:t xml:space="preserve">s and 2 </w:t>
+      </w:r>
+      <w:r>
+        <w:rPr>
+          <w:b/>
+        </w:rPr>
+        <w:t>output</w:t>
+      </w:r>
+      <w:r>
+        <w:rPr>
+          <w:b w:val="0"/>
+        </w:rPr>
+        <w:t xml:space="preserve">s with one bias per </w:t>
+      </w:r>
+      <w:r>
+        <w:rPr>
+          <w:b/>
+        </w:rPr>
+        <w:t>output</w:t>
+      </w:r>
+      <w:r>
+        <w:rPr>
+          <w:b w:val="0"/>
+        </w:rPr>
+        <w:t>. Count weights, biases and total.</w:t>
       </w:r>
     </w:p>
     <w:p>
-      <w:r>
-        <w:t>Connect Parameters and architecture to Image-pattern Network Investigation, adapt support and plan a later changed-case check.</w:t>
+      <w:pPr>
+        <w:spacing w:line="336" w:lineRule="auto" w:after="180"/>
+      </w:pPr>
+      <w:r>
+        <w:rPr>
+          <w:b w:val="0"/>
+        </w:rPr>
+        <w:t>Teacher explanation: There are 8 weights and 2 biases, total 10.</w:t>
       </w:r>
     </w:p>
     <w:p>
       <w:pPr>
-        <w:spacing w:line="336" w:lineRule="auto" w:after="180"/>
-      </w:pPr>
-      <w:r>
-        <w:rPr>
-          <w:b w:val="0"/>
-        </w:rPr>
-        <w:t xml:space="preserve">Add a labelled </w:t>
-      </w:r>
-      <w:r>
-        <w:rPr>
-          <w:b/>
-        </w:rPr>
-        <w:t>parameter</w:t>
-      </w:r>
-      <w:r>
-        <w:rPr>
-          <w:b w:val="0"/>
-        </w:rPr>
-        <w:t xml:space="preserve">s and </w:t>
-      </w:r>
-      <w:r>
-        <w:rPr>
-          <w:b/>
-        </w:rPr>
-        <w:t>architecture</w:t>
-      </w:r>
-      <w:r>
-        <w:rPr>
-          <w:b w:val="0"/>
-        </w:rPr>
-        <w:t xml:space="preserve"> </w:t>
-      </w:r>
-      <w:r>
-        <w:rPr>
-          <w:b/>
-        </w:rPr>
-        <w:t>evidence</w:t>
-      </w:r>
-      <w:r>
-        <w:rPr>
-          <w:b w:val="0"/>
-        </w:rPr>
-        <w:t xml:space="preserve"> sheet to Image-pattern Network Investigation. Show how you can distinguish architectural choices from </w:t>
-      </w:r>
-      <w:r>
-        <w:rPr>
-          <w:b/>
-        </w:rPr>
-        <w:t>parameter</w:t>
-      </w:r>
-      <w:r>
-        <w:rPr>
-          <w:b w:val="0"/>
-        </w:rPr>
-        <w:t xml:space="preserve"> values.</w:t>
+        <w:pStyle w:val="Heading2"/>
+      </w:pPr>
+      <w:r>
+        <w:t>W2 Sort the quantities</w:t>
       </w:r>
     </w:p>
     <w:p>
@@ -4272,31 +4196,43 @@
         <w:rPr>
           <w:b w:val="0"/>
         </w:rPr>
-        <w:t xml:space="preserve">Use the supplied fictional case and keep its </w:t>
+        <w:t xml:space="preserve">Classify hidden activation 0.7, weight -2, hidden width 3 and learning rate 0.1 as computed value, </w:t>
       </w:r>
       <w:r>
         <w:rPr>
           <w:b/>
         </w:rPr>
-        <w:t>input</w:t>
-      </w:r>
-      <w:r>
-        <w:rPr>
-          <w:b w:val="0"/>
-        </w:rPr>
-        <w:t xml:space="preserve">s, intermediate steps, calculation or </w:t>
+        <w:t>parameter</w:t>
+      </w:r>
+      <w:r>
+        <w:rPr>
+          <w:b w:val="0"/>
+        </w:rPr>
+        <w:t xml:space="preserve">, </w:t>
       </w:r>
       <w:r>
         <w:rPr>
           <w:b/>
         </w:rPr>
-        <w:t>prediction</w:t>
-      </w:r>
-      <w:r>
-        <w:rPr>
-          <w:b w:val="0"/>
-        </w:rPr>
-        <w:t>, and limitation. Connect this record to last week’s record; a matching answer without a trace is insufficient.</w:t>
+        <w:t>architecture</w:t>
+      </w:r>
+      <w:r>
+        <w:rPr>
+          <w:b w:val="0"/>
+        </w:rPr>
+        <w:t xml:space="preserve"> choice or </w:t>
+      </w:r>
+      <w:r>
+        <w:rPr>
+          <w:b/>
+        </w:rPr>
+        <w:t>training</w:t>
+      </w:r>
+      <w:r>
+        <w:rPr>
+          <w:b w:val="0"/>
+        </w:rPr>
+        <w:t xml:space="preserve"> setting.</w:t>
       </w:r>
     </w:p>
     <w:p>
@@ -4307,19 +4243,19 @@
         <w:rPr>
           <w:b w:val="0"/>
         </w:rPr>
-        <w:t xml:space="preserve">Use a connection grid and a separate bias box per </w:t>
+        <w:t xml:space="preserve">Teacher explanation: Activation 0.7 is computed; weight -2 is a </w:t>
       </w:r>
       <w:r>
         <w:rPr>
           <w:b/>
         </w:rPr>
-        <w:t>output</w:t>
-      </w:r>
-      <w:r>
-        <w:rPr>
-          <w:b w:val="0"/>
-        </w:rPr>
-        <w:t xml:space="preserve">. Extension: for 2 to h to 1, derive 3h + h + 1 = 4h + 1; test h = 1 and h = 5. Explain why this rule is specific to the stated </w:t>
+        <w:t>parameter</w:t>
+      </w:r>
+      <w:r>
+        <w:rPr>
+          <w:b w:val="0"/>
+        </w:rPr>
+        <w:t xml:space="preserve">; width 3 is an </w:t>
       </w:r>
       <w:r>
         <w:rPr>
@@ -4331,30 +4267,27 @@
         <w:rPr>
           <w:b w:val="0"/>
         </w:rPr>
-        <w:t>.</w:t>
+        <w:t xml:space="preserve"> choice; learning rate 0.1 is a </w:t>
+      </w:r>
+      <w:r>
+        <w:rPr>
+          <w:b/>
+        </w:rPr>
+        <w:t>training</w:t>
+      </w:r>
+      <w:r>
+        <w:rPr>
+          <w:b w:val="0"/>
+        </w:rPr>
+        <w:t xml:space="preserve"> setting.</w:t>
       </w:r>
     </w:p>
     <w:p>
       <w:pPr>
-        <w:spacing w:line="336" w:lineRule="auto" w:after="180"/>
-      </w:pPr>
-      <w:r>
-        <w:rPr>
-          <w:b w:val="0"/>
-        </w:rPr>
-        <w:t xml:space="preserve">Week 8 introduces losses for comparing </w:t>
-      </w:r>
-      <w:r>
-        <w:rPr>
-          <w:b/>
-        </w:rPr>
-        <w:t>prediction</w:t>
-      </w:r>
-      <w:r>
-        <w:rPr>
-          <w:b w:val="0"/>
-        </w:rPr>
-        <w:t>s with targets.</w:t>
+        <w:pStyle w:val="Heading2"/>
+      </w:pPr>
+      <w:r>
+        <w:t>W3 Change the bias convention</w:t>
       </w:r>
     </w:p>
     <w:p>
@@ -4365,15 +4298,584 @@
         <w:rPr>
           <w:b w:val="0"/>
         </w:rPr>
-        <w:t>Retain the project ledger and assess a changed case after support. Check the relevant prerequisite before carrying this component forward.</w:t>
+        <w:t>Recount the 2 to 3 to 1 model if every bias is omitted. State what the original count assumed.</w:t>
       </w:r>
     </w:p>
     <w:p>
       <w:pPr>
+        <w:spacing w:line="336" w:lineRule="auto" w:after="180"/>
+      </w:pPr>
+      <w:r>
+        <w:rPr>
+          <w:b w:val="0"/>
+        </w:rPr>
+        <w:t xml:space="preserve">Teacher explanation: There are 6 + 3 = 9 weights and no biases. The original 13 assumed three hidden biases plus one </w:t>
+      </w:r>
+      <w:r>
+        <w:rPr>
+          <w:b/>
+        </w:rPr>
+        <w:t>output</w:t>
+      </w:r>
+      <w:r>
+        <w:rPr>
+          <w:b w:val="0"/>
+        </w:rPr>
+        <w:t xml:space="preserve"> bias.</w:t>
+      </w:r>
+    </w:p>
+    <w:p>
+      <w:pPr>
+        <w:pStyle w:val="Heading2"/>
+      </w:pPr>
+      <w:r>
+        <w:t>W5 Limit a size claim</w:t>
+      </w:r>
+    </w:p>
+    <w:p>
+      <w:pPr>
+        <w:spacing w:line="336" w:lineRule="auto" w:after="180"/>
+      </w:pPr>
+      <w:r>
+        <w:rPr>
+          <w:b w:val="0"/>
+        </w:rPr>
+        <w:t>A team says its 26-</w:t>
+      </w:r>
+      <w:r>
+        <w:rPr>
+          <w:b/>
+        </w:rPr>
+        <w:t>parameter</w:t>
+      </w:r>
+      <w:r>
+        <w:rPr>
+          <w:b w:val="0"/>
+        </w:rPr>
+        <w:t xml:space="preserve"> model must outperform a 14-</w:t>
+      </w:r>
+      <w:r>
+        <w:rPr>
+          <w:b/>
+        </w:rPr>
+        <w:t>parameter</w:t>
+      </w:r>
+      <w:r>
+        <w:rPr>
+          <w:b w:val="0"/>
+        </w:rPr>
+        <w:t xml:space="preserve"> model. Give a fair check and one reason the claim is unsupported.</w:t>
+      </w:r>
+    </w:p>
+    <w:p>
+      <w:pPr>
+        <w:spacing w:line="336" w:lineRule="auto" w:after="180"/>
+      </w:pPr>
+      <w:r>
+        <w:rPr>
+          <w:b w:val="0"/>
+        </w:rPr>
+        <w:t xml:space="preserve">Teacher explanation: Compare on the same valid evaluation task and cases after a documented </w:t>
+      </w:r>
+      <w:r>
+        <w:rPr>
+          <w:b/>
+        </w:rPr>
+        <w:t>fitting</w:t>
+      </w:r>
+      <w:r>
+        <w:rPr>
+          <w:b w:val="0"/>
+        </w:rPr>
+        <w:t xml:space="preserve"> </w:t>
+      </w:r>
+      <w:r>
+        <w:rPr>
+          <w:b/>
+        </w:rPr>
+        <w:t>process</w:t>
+      </w:r>
+      <w:r>
+        <w:rPr>
+          <w:b w:val="0"/>
+        </w:rPr>
+        <w:t>. Count alone does not establish suitable features, successful optimisation or generalisation.</w:t>
+      </w:r>
+    </w:p>
+    <w:p>
+      <w:pPr>
+        <w:pStyle w:val="Heading2"/>
+      </w:pPr>
+      <w:r>
+        <w:t>Earlier wording, alternatives and picture transcripts · reference / check after trying</w:t>
+      </w:r>
+    </w:p>
+    <w:p>
+      <w:pPr>
         <w:pStyle w:val="Heading3"/>
       </w:pPr>
       <w:r>
-        <w:t>Plan the delayed return</w:t>
+        <w:t>Guided and exit questions</w:t>
+      </w:r>
+    </w:p>
+    <w:p>
+      <w:pPr>
+        <w:spacing w:line="336" w:lineRule="auto" w:after="180"/>
+      </w:pPr>
+      <w:r>
+        <w:rPr>
+          <w:b w:val="0"/>
+        </w:rPr>
+        <w:t xml:space="preserve">Guided: hidden layer 12, </w:t>
+      </w:r>
+      <w:r>
+        <w:rPr>
+          <w:b/>
+        </w:rPr>
+        <w:t>output</w:t>
+      </w:r>
+      <w:r>
+        <w:rPr>
+          <w:b w:val="0"/>
+        </w:rPr>
+        <w:t xml:space="preserve"> layer 5, total 17, four more than 13. Exit: ask for </w:t>
+      </w:r>
+      <w:r>
+        <w:rPr>
+          <w:b/>
+        </w:rPr>
+        <w:t>architecture</w:t>
+      </w:r>
+      <w:r>
+        <w:rPr>
+          <w:b w:val="0"/>
+        </w:rPr>
+        <w:t xml:space="preserve">, activations, ordered </w:t>
+      </w:r>
+      <w:r>
+        <w:rPr>
+          <w:b/>
+        </w:rPr>
+        <w:t>input</w:t>
+      </w:r>
+      <w:r>
+        <w:rPr>
+          <w:b w:val="0"/>
+        </w:rPr>
+        <w:t xml:space="preserve"> schema and exact weights/biases; equal </w:t>
+      </w:r>
+      <w:r>
+        <w:rPr>
+          <w:b/>
+        </w:rPr>
+        <w:t>parameter</w:t>
+      </w:r>
+      <w:r>
+        <w:rPr>
+          <w:b w:val="0"/>
+        </w:rPr>
+        <w:t xml:space="preserve"> counts do not establish matching computations.</w:t>
+      </w:r>
+    </w:p>
+    <w:p>
+      <w:pPr>
+        <w:pStyle w:val="Heading3"/>
+      </w:pPr>
+      <w:r>
+        <w:t>W1 Count a single layer</w:t>
+      </w:r>
+    </w:p>
+    <w:p>
+      <w:pPr>
+        <w:pStyle w:val="Heading3"/>
+      </w:pPr>
+      <w:r>
+        <w:t>W2 Sort the quantities</w:t>
+      </w:r>
+    </w:p>
+    <w:p>
+      <w:pPr>
+        <w:pStyle w:val="Heading3"/>
+      </w:pPr>
+      <w:r>
+        <w:t>W3 Change the bias convention</w:t>
+      </w:r>
+    </w:p>
+    <w:p>
+      <w:pPr>
+        <w:pStyle w:val="Heading3"/>
+      </w:pPr>
+      <w:r>
+        <w:t>W4 Count a new architecture independently</w:t>
+      </w:r>
+    </w:p>
+    <w:p>
+      <w:pPr>
+        <w:spacing w:line="336" w:lineRule="auto" w:after="180"/>
+      </w:pPr>
+      <w:r>
+        <w:rPr>
+          <w:b w:val="0"/>
+        </w:rPr>
+        <w:t xml:space="preserve">A dense 3 to 2 to 2 network uses ReLU in the hidden layer and identity in the </w:t>
+      </w:r>
+      <w:r>
+        <w:rPr>
+          <w:b/>
+        </w:rPr>
+        <w:t>output</w:t>
+      </w:r>
+      <w:r>
+        <w:rPr>
+          <w:b w:val="0"/>
+        </w:rPr>
+        <w:t xml:space="preserve"> layer, with one bias per unit. Give each layer count and the total.</w:t>
+      </w:r>
+    </w:p>
+    <w:p>
+      <w:pPr>
+        <w:spacing w:line="336" w:lineRule="auto" w:after="180"/>
+      </w:pPr>
+      <w:r>
+        <w:rPr>
+          <w:b w:val="0"/>
+        </w:rPr>
+        <w:t>If hidden width becomes 4, recount and explain why activation values are excluded.</w:t>
+      </w:r>
+    </w:p>
+    <w:p>
+      <w:pPr>
+        <w:spacing w:line="336" w:lineRule="auto" w:after="180"/>
+      </w:pPr>
+      <w:r>
+        <w:rPr>
+          <w:b w:val="0"/>
+        </w:rPr>
+        <w:t>Teacher explanation: Original: 3 times 2 + 2 = 8, then 2 times 2 + 2 = 6, total 14. Wider: 3 times 4 + 4 = 16, then 4 times 2 + 2 = 10, total 26.</w:t>
+      </w:r>
+    </w:p>
+    <w:p>
+      <w:pPr>
+        <w:spacing w:line="336" w:lineRule="auto" w:after="180"/>
+      </w:pPr>
+      <w:r>
+        <w:rPr>
+          <w:b w:val="0"/>
+        </w:rPr>
+        <w:t xml:space="preserve">Activations are computed from </w:t>
+      </w:r>
+      <w:r>
+        <w:rPr>
+          <w:b/>
+        </w:rPr>
+        <w:t>input</w:t>
+      </w:r>
+      <w:r>
+        <w:rPr>
+          <w:b w:val="0"/>
+        </w:rPr>
+        <w:t xml:space="preserve">s and </w:t>
+      </w:r>
+      <w:r>
+        <w:rPr>
+          <w:b/>
+        </w:rPr>
+        <w:t>parameter</w:t>
+      </w:r>
+      <w:r>
+        <w:rPr>
+          <w:b w:val="0"/>
+        </w:rPr>
+        <w:t>s, not separately fitted values.</w:t>
+      </w:r>
+    </w:p>
+    <w:p>
+      <w:pPr>
+        <w:pStyle w:val="Heading3"/>
+      </w:pPr>
+      <w:r>
+        <w:t>W5 Limit a size claim</w:t>
+      </w:r>
+    </w:p>
+    <w:p>
+      <w:pPr>
+        <w:pStyle w:val="Heading3"/>
+      </w:pPr>
+      <w:r>
+        <w:t>Independent assessment and fresh retry</w:t>
+      </w:r>
+    </w:p>
+    <w:p>
+      <w:pPr>
+        <w:spacing w:line="336" w:lineRule="auto" w:after="180"/>
+      </w:pPr>
+      <w:r>
+        <w:rPr>
+          <w:b w:val="0"/>
+        </w:rPr>
+        <w:t xml:space="preserve">W4 must show 8 + 6 = 14 and 16 + 10 = 26. Fresh retry: dense 2 to 2 to 3 with biases has 6 + 9 = 15 </w:t>
+      </w:r>
+      <w:r>
+        <w:rPr>
+          <w:b/>
+        </w:rPr>
+        <w:t>parameter</w:t>
+      </w:r>
+      <w:r>
+        <w:rPr>
+          <w:b w:val="0"/>
+        </w:rPr>
+        <w:t>s. Without biases it has 4 + 6 = 10. Require the bias convention explicitly.</w:t>
+      </w:r>
+    </w:p>
+    <w:p>
+      <w:pPr>
+        <w:pStyle w:val="Heading3"/>
+      </w:pPr>
+      <w:r>
+        <w:t>Assess independent transfer</w:t>
+      </w:r>
+    </w:p>
+    <w:p>
+      <w:pPr>
+        <w:pStyle w:val="Heading3"/>
+      </w:pPr>
+      <w:r>
+        <w:t>Selected case answer</w:t>
+      </w:r>
+    </w:p>
+    <w:p>
+      <w:pPr>
+        <w:pStyle w:val="Heading3"/>
+      </w:pPr>
+      <w:r>
+        <w:t>Feedback that the learner uses</w:t>
+      </w:r>
+    </w:p>
+    <w:p>
+      <w:pPr>
+        <w:pStyle w:val="Heading1"/>
+      </w:pPr>
+      <w:r>
+        <w:t>06. Connect,support and revisit the mathematics</w:t>
+      </w:r>
+    </w:p>
+    <w:p>
+      <w:r>
+        <w:t>Use the saved evidence to choose the next step.</w:t>
+      </w:r>
+    </w:p>
+    <w:p>
+      <w:pPr>
+        <w:pStyle w:val="Heading2"/>
+      </w:pPr>
+      <w:r>
+        <w:t>Project and next-week bridge</w:t>
+      </w:r>
+    </w:p>
+    <w:p>
+      <w:pPr>
+        <w:spacing w:line="336" w:lineRule="auto" w:after="180"/>
+      </w:pPr>
+      <w:r>
+        <w:rPr>
+          <w:b w:val="0"/>
+        </w:rPr>
+        <w:t xml:space="preserve">Add a labelled </w:t>
+      </w:r>
+      <w:r>
+        <w:rPr>
+          <w:b/>
+        </w:rPr>
+        <w:t>parameter</w:t>
+      </w:r>
+      <w:r>
+        <w:rPr>
+          <w:b w:val="0"/>
+        </w:rPr>
+        <w:t xml:space="preserve">s and </w:t>
+      </w:r>
+      <w:r>
+        <w:rPr>
+          <w:b/>
+        </w:rPr>
+        <w:t>architecture</w:t>
+      </w:r>
+      <w:r>
+        <w:rPr>
+          <w:b w:val="0"/>
+        </w:rPr>
+        <w:t xml:space="preserve"> </w:t>
+      </w:r>
+      <w:r>
+        <w:rPr>
+          <w:b/>
+        </w:rPr>
+        <w:t>evidence</w:t>
+      </w:r>
+      <w:r>
+        <w:rPr>
+          <w:b w:val="0"/>
+        </w:rPr>
+        <w:t xml:space="preserve"> sheet to Image-pattern Network Investigation. Show how you can distinguish architectural choices from </w:t>
+      </w:r>
+      <w:r>
+        <w:rPr>
+          <w:b/>
+        </w:rPr>
+        <w:t>parameter</w:t>
+      </w:r>
+      <w:r>
+        <w:rPr>
+          <w:b w:val="0"/>
+        </w:rPr>
+        <w:t xml:space="preserve"> values.</w:t>
+      </w:r>
+    </w:p>
+    <w:p>
+      <w:pPr>
+        <w:spacing w:line="336" w:lineRule="auto" w:after="180"/>
+      </w:pPr>
+      <w:r>
+        <w:rPr>
+          <w:b w:val="0"/>
+        </w:rPr>
+        <w:t xml:space="preserve">Use the supplied fictional case and keep its </w:t>
+      </w:r>
+      <w:r>
+        <w:rPr>
+          <w:b/>
+        </w:rPr>
+        <w:t>input</w:t>
+      </w:r>
+      <w:r>
+        <w:rPr>
+          <w:b w:val="0"/>
+        </w:rPr>
+        <w:t xml:space="preserve">s, intermediate steps, calculation or </w:t>
+      </w:r>
+      <w:r>
+        <w:rPr>
+          <w:b/>
+        </w:rPr>
+        <w:t>prediction</w:t>
+      </w:r>
+      <w:r>
+        <w:rPr>
+          <w:b w:val="0"/>
+        </w:rPr>
+        <w:t>, and limitation. Connect this record to last week’s record; a matching answer without a trace is insufficient.</w:t>
+      </w:r>
+    </w:p>
+    <w:p>
+      <w:pPr>
+        <w:spacing w:line="336" w:lineRule="auto" w:after="180"/>
+      </w:pPr>
+      <w:r>
+        <w:rPr>
+          <w:b w:val="0"/>
+        </w:rPr>
+        <w:t xml:space="preserve">Use a connection grid and a separate bias box per </w:t>
+      </w:r>
+      <w:r>
+        <w:rPr>
+          <w:b/>
+        </w:rPr>
+        <w:t>output</w:t>
+      </w:r>
+      <w:r>
+        <w:rPr>
+          <w:b w:val="0"/>
+        </w:rPr>
+        <w:t xml:space="preserve">. Extension: for 2 to h to 1, derive 3h + h + 1 = 4h + 1; test h = 1 and h = 5. Explain why this rule is specific to the stated </w:t>
+      </w:r>
+      <w:r>
+        <w:rPr>
+          <w:b/>
+        </w:rPr>
+        <w:t>architecture</w:t>
+      </w:r>
+      <w:r>
+        <w:rPr>
+          <w:b w:val="0"/>
+        </w:rPr>
+        <w:t>.</w:t>
+      </w:r>
+    </w:p>
+    <w:p>
+      <w:pPr>
+        <w:spacing w:line="336" w:lineRule="auto" w:after="180"/>
+      </w:pPr>
+      <w:r>
+        <w:rPr>
+          <w:b w:val="0"/>
+        </w:rPr>
+        <w:t xml:space="preserve">Week 8 introduces losses for comparing </w:t>
+      </w:r>
+      <w:r>
+        <w:rPr>
+          <w:b/>
+        </w:rPr>
+        <w:t>prediction</w:t>
+      </w:r>
+      <w:r>
+        <w:rPr>
+          <w:b w:val="0"/>
+        </w:rPr>
+        <w:t>s with targets.</w:t>
+      </w:r>
+    </w:p>
+    <w:p>
+      <w:pPr>
+        <w:spacing w:line="336" w:lineRule="auto" w:after="180"/>
+      </w:pPr>
+      <w:r>
+        <w:rPr>
+          <w:b w:val="0"/>
+        </w:rPr>
+        <w:t>Retain the project ledger and assess a changed case after support. Check the relevant prerequisite before carrying this component forward.</w:t>
+      </w:r>
+    </w:p>
+    <w:p>
+      <w:pPr>
+        <w:spacing w:line="336" w:lineRule="auto" w:after="180"/>
+      </w:pPr>
+      <w:r>
+        <w:rPr>
+          <w:b w:val="0"/>
+        </w:rPr>
+        <w:t xml:space="preserve">For your Image-pattern Network Investigation, save the </w:t>
+      </w:r>
+      <w:r>
+        <w:rPr>
+          <w:b/>
+        </w:rPr>
+        <w:t>input</w:t>
+      </w:r>
+      <w:r>
+        <w:rPr>
+          <w:b w:val="0"/>
+        </w:rPr>
+        <w:t>, procedure, observed result and limitation of this check.</w:t>
+      </w:r>
+    </w:p>
+    <w:p>
+      <w:pPr>
+        <w:spacing w:line="336" w:lineRule="auto" w:after="180"/>
+      </w:pPr>
+      <w:r>
+        <w:rPr>
+          <w:b w:val="0"/>
+        </w:rPr>
+        <w:t>Label this worked example as practice; use a different, previously unreviewed case when checking independent understanding.</w:t>
+      </w:r>
+    </w:p>
+    <w:p>
+      <w:pPr>
+        <w:pStyle w:val="Heading2"/>
+      </w:pPr>
+      <w:r>
+        <w:t>Delayed return and support record</w:t>
       </w:r>
     </w:p>
     <w:p>
@@ -4590,44 +5092,26 @@
     </w:p>
     <w:p>
       <w:pPr>
-        <w:pStyle w:val="Heading3"/>
-      </w:pPr>
-      <w:r>
-        <w:t>Project evidence from this case</w:t>
+        <w:pStyle w:val="Heading2"/>
+      </w:pPr>
+      <w:r>
+        <w:t>Earlier wording, alternatives and picture transcripts · reference / check after trying</w:t>
       </w:r>
     </w:p>
     <w:p>
       <w:pPr>
-        <w:spacing w:line="336" w:lineRule="auto" w:after="180"/>
-      </w:pPr>
-      <w:r>
-        <w:rPr>
-          <w:b w:val="0"/>
-        </w:rPr>
-        <w:t xml:space="preserve">For your Image-pattern Network Investigation, save the </w:t>
-      </w:r>
-      <w:r>
-        <w:rPr>
-          <w:b/>
-        </w:rPr>
-        <w:t>input</w:t>
-      </w:r>
-      <w:r>
-        <w:rPr>
-          <w:b w:val="0"/>
-        </w:rPr>
-        <w:t>, procedure, observed result and limitation of this check.</w:t>
+        <w:pStyle w:val="Heading3"/>
+      </w:pPr>
+      <w:r>
+        <w:t>Plan the delayed return</w:t>
       </w:r>
     </w:p>
     <w:p>
       <w:pPr>
-        <w:spacing w:line="336" w:lineRule="auto" w:after="180"/>
-      </w:pPr>
-      <w:r>
-        <w:rPr>
-          <w:b w:val="0"/>
-        </w:rPr>
-        <w:t>Label this worked example as practice; use a different, previously unreviewed case when checking independent understanding.</w:t>
+        <w:pStyle w:val="Heading3"/>
+      </w:pPr>
+      <w:r>
+        <w:t>Project evidence from this case</w:t>
       </w:r>
     </w:p>
     <w:p>
@@ -4635,26 +5119,33 @@
         <w:pStyle w:val="Heading1"/>
       </w:pPr>
       <w:r>
-        <w:t>07. Prepare, teach and assess</w:t>
+        <w:t>Reference bank and extra practice</w:t>
       </w:r>
     </w:p>
     <w:p>
-      <w:r>
-        <w:t>Use this preparation summary alongside the detailed Parameters and architecture lesson; it is a checklist rather than a replacement for the full sequence.</w:t>
+      <w:pPr>
+        <w:pStyle w:val="Heading1"/>
+      </w:pPr>
+      <w:r>
+        <w:t>07. Reference · Alternative planning checklist</w:t>
       </w:r>
     </w:p>
     <w:p>
-      <w:pPr>
-        <w:pStyle w:val="Heading3"/>
-      </w:pPr>
-      <w:r>
-        <w:t>Teaching target</w:t>
+      <w:r>
+        <w:t>Use alongside the main route when helpful.</w:t>
       </w:r>
     </w:p>
     <w:p>
       <w:pPr>
+        <w:pStyle w:val="Heading2"/>
+      </w:pPr>
+      <w:r>
+        <w:t>Planning,assessment and project reminders</w:t>
+      </w:r>
+    </w:p>
+    <w:p>
+      <w:pPr>
         <w:spacing w:line="336" w:lineRule="auto" w:after="180"/>
-        <w:shd w:fill="EDF7F3"/>
       </w:pPr>
       <w:r>
         <w:rPr>
@@ -4890,34 +5381,72 @@
     </w:p>
     <w:p>
       <w:pPr>
-        <w:pStyle w:val="Heading3"/>
-      </w:pPr>
-      <w:r>
-        <w:t>Supported practice answer</w:t>
+        <w:spacing w:line="336" w:lineRule="auto" w:after="180"/>
+      </w:pPr>
+      <w:r>
+        <w:rPr>
+          <w:b w:val="0"/>
+        </w:rPr>
+        <w:t xml:space="preserve">Reasoned practice answer: Teacher explanation: Activation 0.7 is computed; weight -2 is a </w:t>
+      </w:r>
+      <w:r>
+        <w:rPr>
+          <w:b/>
+        </w:rPr>
+        <w:t>parameter</w:t>
+      </w:r>
+      <w:r>
+        <w:rPr>
+          <w:b w:val="0"/>
+        </w:rPr>
+        <w:t xml:space="preserve">; width 3 is an </w:t>
+      </w:r>
+      <w:r>
+        <w:rPr>
+          <w:b/>
+        </w:rPr>
+        <w:t>architecture</w:t>
+      </w:r>
+      <w:r>
+        <w:rPr>
+          <w:b w:val="0"/>
+        </w:rPr>
+        <w:t xml:space="preserve"> choice; learning rate 0.1 is a </w:t>
+      </w:r>
+      <w:r>
+        <w:rPr>
+          <w:b/>
+        </w:rPr>
+        <w:t>training</w:t>
+      </w:r>
+      <w:r>
+        <w:rPr>
+          <w:b w:val="0"/>
+        </w:rPr>
+        <w:t xml:space="preserve"> setting.</w:t>
       </w:r>
     </w:p>
     <w:p>
       <w:pPr>
         <w:spacing w:line="336" w:lineRule="auto" w:after="180"/>
-        <w:shd w:fill="F1F6FC"/>
-      </w:pPr>
-      <w:r>
-        <w:rPr>
-          <w:b w:val="0"/>
-        </w:rPr>
-        <w:t xml:space="preserve">Reasoned practice answer: Teacher explanation: Activation 0.7 is computed; weight -2 is a </w:t>
+      </w:pPr>
+      <w:r>
+        <w:rPr>
+          <w:b w:val="0"/>
+        </w:rPr>
+        <w:t xml:space="preserve">Check every learner before discussion: Use the worked case for </w:t>
       </w:r>
       <w:r>
         <w:rPr>
           <w:b/>
         </w:rPr>
-        <w:t>parameter</w:t>
-      </w:r>
-      <w:r>
-        <w:rPr>
-          <w:b w:val="0"/>
-        </w:rPr>
-        <w:t xml:space="preserve">; width 3 is an </w:t>
+        <w:t>Parameter</w:t>
+      </w:r>
+      <w:r>
+        <w:rPr>
+          <w:b w:val="0"/>
+        </w:rPr>
+        <w:t xml:space="preserve">s and </w:t>
       </w:r>
       <w:r>
         <w:rPr>
@@ -4929,19 +5458,19 @@
         <w:rPr>
           <w:b w:val="0"/>
         </w:rPr>
-        <w:t xml:space="preserve"> choice; learning rate 0.1 is a </w:t>
+        <w:t xml:space="preserve">. Proposed explanation: “Count one bias per </w:t>
       </w:r>
       <w:r>
         <w:rPr>
           <w:b/>
         </w:rPr>
-        <w:t>training</w:t>
-      </w:r>
-      <w:r>
-        <w:rPr>
-          <w:b w:val="0"/>
-        </w:rPr>
-        <w:t xml:space="preserve"> setting.</w:t>
+        <w:t>input</w:t>
+      </w:r>
+      <w:r>
+        <w:rPr>
+          <w:b w:val="0"/>
+        </w:rPr>
+        <w:t>”. Decide whether this explanation is supported.</w:t>
       </w:r>
     </w:p>
     <w:p>
@@ -4952,43 +5481,7 @@
         <w:rPr>
           <w:b w:val="0"/>
         </w:rPr>
-        <w:t xml:space="preserve">Check every learner before discussion: Use the worked case for </w:t>
-      </w:r>
-      <w:r>
-        <w:rPr>
-          <w:b/>
-        </w:rPr>
-        <w:t>Parameter</w:t>
-      </w:r>
-      <w:r>
-        <w:rPr>
-          <w:b w:val="0"/>
-        </w:rPr>
-        <w:t xml:space="preserve">s and </w:t>
-      </w:r>
-      <w:r>
-        <w:rPr>
-          <w:b/>
-        </w:rPr>
-        <w:t>architecture</w:t>
-      </w:r>
-      <w:r>
-        <w:rPr>
-          <w:b w:val="0"/>
-        </w:rPr>
-        <w:t xml:space="preserve">. Proposed explanation: “Count one bias per </w:t>
-      </w:r>
-      <w:r>
-        <w:rPr>
-          <w:b/>
-        </w:rPr>
-        <w:t>input</w:t>
-      </w:r>
-      <w:r>
-        <w:rPr>
-          <w:b w:val="0"/>
-        </w:rPr>
-        <w:t>”. Decide whether this explanation is supported.</w:t>
+        <w:t>Point to the step or supplied fact that decides; explain your repair if needed.</w:t>
       </w:r>
     </w:p>
     <w:p>
@@ -4999,177 +5492,129 @@
         <w:rPr>
           <w:b w:val="0"/>
         </w:rPr>
-        <w:t>Point to the step or supplied fact that decides; explain your repair if needed.</w:t>
+        <w:t xml:space="preserve">Misconception repair: Here each </w:t>
+      </w:r>
+      <w:r>
+        <w:rPr>
+          <w:b/>
+        </w:rPr>
+        <w:t>output</w:t>
+      </w:r>
+      <w:r>
+        <w:rPr>
+          <w:b w:val="0"/>
+        </w:rPr>
+        <w:t xml:space="preserve"> unit has its own bias. A layer with m </w:t>
+      </w:r>
+      <w:r>
+        <w:rPr>
+          <w:b/>
+        </w:rPr>
+        <w:t>output</w:t>
+      </w:r>
+      <w:r>
+        <w:rPr>
+          <w:b w:val="0"/>
+        </w:rPr>
+        <w:t>s has m biases.</w:t>
       </w:r>
     </w:p>
     <w:p>
       <w:pPr>
-        <w:pStyle w:val="Heading3"/>
-      </w:pPr>
-      <w:r>
-        <w:t>Repair the misconception</w:t>
+        <w:spacing w:line="336" w:lineRule="auto" w:after="180"/>
+      </w:pPr>
+      <w:r>
+        <w:rPr>
+          <w:b w:val="0"/>
+        </w:rPr>
+        <w:t xml:space="preserve">Support: read the exact case aloud, enlarge the labelled picture, supply </w:t>
+      </w:r>
+      <w:r>
+        <w:rPr>
+          <w:b/>
+        </w:rPr>
+        <w:t>input</w:t>
+      </w:r>
+      <w:r>
+        <w:rPr>
+          <w:b w:val="0"/>
+        </w:rPr>
+        <w:t xml:space="preserve"> cards and model only the first deciding step. Accept a spoken explanation or drawing; retain the reasoning goal.</w:t>
       </w:r>
     </w:p>
     <w:p>
       <w:pPr>
         <w:spacing w:line="336" w:lineRule="auto" w:after="180"/>
-        <w:shd w:fill="FFF5E6"/>
-      </w:pPr>
-      <w:r>
-        <w:rPr>
-          <w:b w:val="0"/>
-        </w:rPr>
-        <w:t xml:space="preserve">Misconception repair: Here each </w:t>
+      </w:pPr>
+      <w:r>
+        <w:rPr>
+          <w:b w:val="0"/>
+        </w:rPr>
+        <w:t xml:space="preserve">Extension: Increase hidden width from 3 to4. Require a </w:t>
       </w:r>
       <w:r>
         <w:rPr>
           <w:b/>
         </w:rPr>
+        <w:t>prediction</w:t>
+      </w:r>
+      <w:r>
+        <w:rPr>
+          <w:b w:val="0"/>
+        </w:rPr>
+        <w:t xml:space="preserve"> and a reason before comparing. Expected result: First layer 12 </w:t>
+      </w:r>
+      <w:r>
+        <w:rPr>
+          <w:b/>
+        </w:rPr>
+        <w:t>parameter</w:t>
+      </w:r>
+      <w:r>
+        <w:rPr>
+          <w:b w:val="0"/>
+        </w:rPr>
+        <w:t xml:space="preserve">s; </w:t>
+      </w:r>
+      <w:r>
+        <w:rPr>
+          <w:b/>
+        </w:rPr>
         <w:t>output</w:t>
       </w:r>
       <w:r>
         <w:rPr>
           <w:b w:val="0"/>
         </w:rPr>
-        <w:t xml:space="preserve"> unit has its own bias. A layer with m </w:t>
-      </w:r>
-      <w:r>
-        <w:rPr>
-          <w:b/>
-        </w:rPr>
-        <w:t>output</w:t>
-      </w:r>
-      <w:r>
-        <w:rPr>
-          <w:b w:val="0"/>
-        </w:rPr>
-        <w:t>s has m biases.</w:t>
+        <w:t xml:space="preserve"> layer 5; total 17.</w:t>
       </w:r>
     </w:p>
     <w:p>
       <w:pPr>
-        <w:pStyle w:val="Heading3"/>
-      </w:pPr>
-      <w:r>
-        <w:t>Support without giving away the answer</w:t>
+        <w:spacing w:line="336" w:lineRule="auto" w:after="180"/>
+      </w:pPr>
+      <w:r>
+        <w:rPr>
+          <w:b w:val="0"/>
+        </w:rPr>
+        <w:t xml:space="preserve">Reason: Each new hidden unit adds 2 </w:t>
+      </w:r>
+      <w:r>
+        <w:rPr>
+          <w:b/>
+        </w:rPr>
+        <w:t>input</w:t>
+      </w:r>
+      <w:r>
+        <w:rPr>
+          <w:b w:val="0"/>
+        </w:rPr>
+        <w:t xml:space="preserve"> weights, 1 hidden bias and 1 outgoing weight.</w:t>
       </w:r>
     </w:p>
     <w:p>
       <w:pPr>
         <w:spacing w:line="336" w:lineRule="auto" w:after="180"/>
-        <w:shd w:fill="F1F6F8"/>
-      </w:pPr>
-      <w:r>
-        <w:rPr>
-          <w:b w:val="0"/>
-        </w:rPr>
-        <w:t xml:space="preserve">Support: read the exact case aloud, enlarge the labelled picture, supply </w:t>
-      </w:r>
-      <w:r>
-        <w:rPr>
-          <w:b/>
-        </w:rPr>
-        <w:t>input</w:t>
-      </w:r>
-      <w:r>
-        <w:rPr>
-          <w:b w:val="0"/>
-        </w:rPr>
-        <w:t xml:space="preserve"> cards and model only the first deciding step. Accept a spoken explanation or drawing; retain the reasoning goal.</w:t>
-      </w:r>
-    </w:p>
-    <w:p>
-      <w:pPr>
-        <w:pStyle w:val="Heading3"/>
-      </w:pPr>
-      <w:r>
-        <w:t>Extend the reasoning</w:t>
-      </w:r>
-    </w:p>
-    <w:p>
-      <w:pPr>
-        <w:spacing w:line="336" w:lineRule="auto" w:after="180"/>
-        <w:shd w:fill="F5F1FB"/>
-      </w:pPr>
-      <w:r>
-        <w:rPr>
-          <w:b w:val="0"/>
-        </w:rPr>
-        <w:t xml:space="preserve">Extension: Increase hidden width from 3 to4. Require a </w:t>
-      </w:r>
-      <w:r>
-        <w:rPr>
-          <w:b/>
-        </w:rPr>
-        <w:t>prediction</w:t>
-      </w:r>
-      <w:r>
-        <w:rPr>
-          <w:b w:val="0"/>
-        </w:rPr>
-        <w:t xml:space="preserve"> and a reason before comparing. Expected result: First layer 12 </w:t>
-      </w:r>
-      <w:r>
-        <w:rPr>
-          <w:b/>
-        </w:rPr>
-        <w:t>parameter</w:t>
-      </w:r>
-      <w:r>
-        <w:rPr>
-          <w:b w:val="0"/>
-        </w:rPr>
-        <w:t xml:space="preserve">s; </w:t>
-      </w:r>
-      <w:r>
-        <w:rPr>
-          <w:b/>
-        </w:rPr>
-        <w:t>output</w:t>
-      </w:r>
-      <w:r>
-        <w:rPr>
-          <w:b w:val="0"/>
-        </w:rPr>
-        <w:t xml:space="preserve"> layer 5; total 17.</w:t>
-      </w:r>
-    </w:p>
-    <w:p>
-      <w:pPr>
-        <w:spacing w:line="336" w:lineRule="auto" w:after="180"/>
-        <w:shd w:fill="F5F1FB"/>
-      </w:pPr>
-      <w:r>
-        <w:rPr>
-          <w:b w:val="0"/>
-        </w:rPr>
-        <w:t xml:space="preserve">Reason: Each new hidden unit adds 2 </w:t>
-      </w:r>
-      <w:r>
-        <w:rPr>
-          <w:b/>
-        </w:rPr>
-        <w:t>input</w:t>
-      </w:r>
-      <w:r>
-        <w:rPr>
-          <w:b w:val="0"/>
-        </w:rPr>
-        <w:t xml:space="preserve"> weights, 1 hidden bias and 1 outgoing weight.</w:t>
-      </w:r>
-    </w:p>
-    <w:p>
-      <w:pPr>
-        <w:pStyle w:val="Heading3"/>
-      </w:pPr>
-      <w:r>
-        <w:t>Protect the independent attempt</w:t>
-      </w:r>
-    </w:p>
-    <w:p>
-      <w:pPr>
-        <w:spacing w:line="336" w:lineRule="auto" w:after="180"/>
-        <w:shd w:fill="FFF5E6"/>
       </w:pPr>
       <w:r>
         <w:rPr>
@@ -5364,82 +5809,81 @@
     </w:tbl>
     <w:p>
       <w:pPr>
-        <w:pStyle w:val="Heading3"/>
-      </w:pPr>
-      <w:r>
-        <w:t>Project checkpoint</w:t>
+        <w:spacing w:line="336" w:lineRule="auto" w:after="180"/>
+      </w:pPr>
+      <w:r>
+        <w:rPr>
+          <w:b w:val="0"/>
+        </w:rPr>
+        <w:t xml:space="preserve">Project checkpoint: Make a transparent first version. Keep a trace of how one </w:t>
+      </w:r>
+      <w:r>
+        <w:rPr>
+          <w:b/>
+        </w:rPr>
+        <w:t>input</w:t>
+      </w:r>
+      <w:r>
+        <w:rPr>
+          <w:b w:val="0"/>
+        </w:rPr>
+        <w:t xml:space="preserve"> becomes an </w:t>
+      </w:r>
+      <w:r>
+        <w:rPr>
+          <w:b/>
+        </w:rPr>
+        <w:t>output</w:t>
+      </w:r>
+      <w:r>
+        <w:rPr>
+          <w:b w:val="0"/>
+        </w:rPr>
+        <w:t>; explain the rule or learned component.</w:t>
       </w:r>
     </w:p>
     <w:p>
       <w:pPr>
         <w:spacing w:line="336" w:lineRule="auto" w:after="180"/>
-        <w:shd w:fill="EDF7F3"/>
-      </w:pPr>
-      <w:r>
-        <w:rPr>
-          <w:b w:val="0"/>
-        </w:rPr>
-        <w:t xml:space="preserve">Project checkpoint: Make a transparent first version. Keep a trace of how one </w:t>
+      </w:pPr>
+      <w:r>
+        <w:rPr>
+          <w:b w:val="0"/>
+        </w:rPr>
+        <w:t xml:space="preserve">Use the weekly teacher answer for topic-specific reasoning. A saved progress tick is an activity record; judge mastery from the learner’s explanation and </w:t>
       </w:r>
       <w:r>
         <w:rPr>
           <w:b/>
         </w:rPr>
-        <w:t>input</w:t>
-      </w:r>
-      <w:r>
-        <w:rPr>
-          <w:b w:val="0"/>
-        </w:rPr>
-        <w:t xml:space="preserve"> becomes an </w:t>
-      </w:r>
-      <w:r>
-        <w:rPr>
-          <w:b/>
-        </w:rPr>
-        <w:t>output</w:t>
-      </w:r>
-      <w:r>
-        <w:rPr>
-          <w:b w:val="0"/>
-        </w:rPr>
-        <w:t>; explain the rule or learned component.</w:t>
+        <w:t>evidence</w:t>
+      </w:r>
+      <w:r>
+        <w:rPr>
+          <w:b w:val="0"/>
+        </w:rPr>
+        <w:t>.</w:t>
       </w:r>
     </w:p>
     <w:p>
       <w:pPr>
-        <w:spacing w:line="336" w:lineRule="auto" w:after="180"/>
-      </w:pPr>
-      <w:r>
-        <w:rPr>
-          <w:b w:val="0"/>
-        </w:rPr>
-        <w:t xml:space="preserve">Use the weekly teacher answer for topic-specific reasoning. A saved progress tick is an activity record; judge mastery from the learner’s explanation and </w:t>
-      </w:r>
-      <w:r>
-        <w:rPr>
-          <w:b/>
-        </w:rPr>
-        <w:t>evidence</w:t>
-      </w:r>
-      <w:r>
-        <w:rPr>
-          <w:b w:val="0"/>
-        </w:rPr>
-        <w:t>.</w:t>
+        <w:pStyle w:val="Heading1"/>
+      </w:pPr>
+      <w:r>
+        <w:t>08. Reference · Feedback,labs and repair paths</w:t>
       </w:r>
     </w:p>
     <w:p>
-      <w:pPr>
-        <w:pStyle w:val="Heading1"/>
-      </w:pPr>
-      <w:r>
-        <w:t>08. Use feedback, labs and repair paths</w:t>
+      <w:r>
+        <w:t>Retain the first attempt and the evidence used for a repair.</w:t>
       </w:r>
     </w:p>
     <w:p>
-      <w:r>
-        <w:t>Use feedback, earlier review and portfolios purposefully. Apply the coding routine only when this lesson has an executable lab.</w:t>
+      <w:pPr>
+        <w:pStyle w:val="Heading2"/>
+      </w:pPr>
+      <w:r>
+        <w:t>Feedback and record guidance</w:t>
       </w:r>
     </w:p>
     <w:p>
@@ -5538,40 +5982,17 @@
         <w:pStyle w:val="Heading1"/>
       </w:pPr>
       <w:r>
-        <w:t>09. Visual concept journey</w:t>
+        <w:t>09. Reference · Teach with the six pictures</w:t>
       </w:r>
     </w:p>
     <w:p>
       <w:r>
-        <w:t>Show one Parameters and architecture graphic at a time, request a prediction and discuss its trace before the independent assessment.</w:t>
+        <w:t>Choose one picture for a particular reasoning move.</w:t>
       </w:r>
     </w:p>
     <w:p>
       <w:pPr>
-        <w:spacing w:line="336" w:lineRule="auto" w:after="180"/>
-      </w:pPr>
-      <w:r>
-        <w:rPr>
-          <w:b w:val="0"/>
-        </w:rPr>
-        <w:t xml:space="preserve">Use one picture at a time. Hide a worked result before asking for a </w:t>
-      </w:r>
-      <w:r>
-        <w:rPr>
-          <w:b/>
-        </w:rPr>
-        <w:t>prediction</w:t>
-      </w:r>
-      <w:r>
-        <w:rPr>
-          <w:b w:val="0"/>
-        </w:rPr>
-        <w:t>, then reveal it for feedback. These are supported teaching cases; retain the separate independent assessment for a fresh first attempt.</w:t>
-      </w:r>
-    </w:p>
-    <w:p>
-      <w:pPr>
-        <w:pStyle w:val="Heading3"/>
+        <w:pStyle w:val="Heading2"/>
       </w:pPr>
       <w:r>
         <w:t>01. Parameters and architecture: the case</w:t>
@@ -5582,7 +6003,7 @@
         <w:drawing>
           <wp:inline xmlns:a="http://schemas.openxmlformats.org/drawingml/2006/main" xmlns:pic="http://schemas.openxmlformats.org/drawingml/2006/picture">
             <wp:extent cx="5486400" cy="3291840"/>
-            <wp:docPr id="3" name="Picture 3" descr="Count trainable weights and biases separately from activation functions. Supplied facts: Dense toy architecture 2 inputs→3 hidden units→1 output. Every hidden and output unit has one bias; hidden activation is ReLU. All inputs and outcomes in this worked example are invented classroom data; no real model run is claimed."/>
+            <wp:docPr id="4" name="Picture 4" descr="Count trainable weights and biases separately from activation functions. Supplied facts: Dense toy architecture 2 inputs→3 hidden units→1 output. Every hidden and output unit has one bias; hidden activation is ReLU. All inputs and outcomes in this worked example are invented classroom data; no real model run is claimed."/>
             <wp:cNvGraphicFramePr>
               <a:graphicFrameLocks noChangeAspect="1"/>
             </wp:cNvGraphicFramePr>
@@ -5594,7 +6015,7 @@
                     <pic:cNvPicPr/>
                   </pic:nvPicPr>
                   <pic:blipFill>
-                    <a:blip r:embed="rId11"/>
+                    <a:blip r:embed="rId12"/>
                     <a:stretch>
                       <a:fillRect/>
                     </a:stretch>
@@ -5698,7 +6119,6 @@
     <w:p>
       <w:pPr>
         <w:spacing w:line="336" w:lineRule="auto" w:after="180"/>
-        <w:shd w:fill="F5F1FB"/>
       </w:pPr>
       <w:r>
         <w:rPr>
@@ -5709,27 +6129,18 @@
     </w:p>
     <w:p>
       <w:pPr>
-        <w:pStyle w:val="Heading3"/>
-      </w:pPr>
-      <w:r>
-        <w:t>Discuss while showing the picture</w:t>
+        <w:spacing w:line="336" w:lineRule="auto" w:after="180"/>
+      </w:pPr>
+      <w:r>
+        <w:rPr>
+          <w:b w:val="0"/>
+        </w:rPr>
+        <w:t>Teacher prompt: Point to the given fact that matters most. Explain why it matters. Ask learners to describe one label or arrow in ordinary words. Use the adjacent transcript if the image is difficult to see.</w:t>
       </w:r>
     </w:p>
     <w:p>
       <w:pPr>
-        <w:spacing w:line="336" w:lineRule="auto" w:after="180"/>
-        <w:shd w:fill="F1F6F8"/>
-      </w:pPr>
-      <w:r>
-        <w:rPr>
-          <w:b w:val="0"/>
-        </w:rPr>
-        <w:t>Teacher prompt: Point to the given fact that matters most. Explain why it matters. Ask learners to describe one label or arrow in ordinary words. Use the adjacent transcript if the image is difficult to see.</w:t>
-      </w:r>
-    </w:p>
-    <w:p>
-      <w:pPr>
-        <w:pStyle w:val="Heading3"/>
+        <w:pStyle w:val="Heading2"/>
       </w:pPr>
       <w:r>
         <w:t>02. Follow the deciding steps</w:t>
@@ -5740,7 +6151,7 @@
         <w:drawing>
           <wp:inline xmlns:a="http://schemas.openxmlformats.org/drawingml/2006/main" xmlns:pic="http://schemas.openxmlformats.org/drawingml/2006/picture">
             <wp:extent cx="5486400" cy="3182112"/>
-            <wp:docPr id="4" name="Picture 4" descr="Count first layer: 2×3=6 weights plus 3 biases gives 9 parameters. → Count output layer: 3×1=3 weights plus 1 bias gives 4 parameters. → Total: Total trainable parameters=9+4=13; ReLU adds no parameters here."/>
+            <wp:docPr id="5" name="Picture 5" descr="Count first layer: 2×3=6 weights plus 3 biases gives 9 parameters. → Count output layer: 3×1=3 weights plus 1 bias gives 4 parameters. → Total: Total trainable parameters=9+4=13; ReLU adds no parameters here."/>
             <wp:cNvGraphicFramePr>
               <a:graphicFrameLocks noChangeAspect="1"/>
             </wp:cNvGraphicFramePr>
@@ -5752,7 +6163,7 @@
                     <pic:cNvPicPr/>
                   </pic:nvPicPr>
                   <pic:blipFill>
-                    <a:blip r:embed="rId12"/>
+                    <a:blip r:embed="rId9"/>
                     <a:stretch>
                       <a:fillRect/>
                     </a:stretch>
@@ -5845,7 +6256,6 @@
     <w:p>
       <w:pPr>
         <w:spacing w:line="336" w:lineRule="auto" w:after="180"/>
-        <w:shd w:fill="F5F1FB"/>
       </w:pPr>
       <w:r>
         <w:rPr>
@@ -5868,39 +6278,30 @@
     </w:p>
     <w:p>
       <w:pPr>
-        <w:pStyle w:val="Heading3"/>
-      </w:pPr>
-      <w:r>
-        <w:t>Discuss while showing the picture</w:t>
+        <w:spacing w:line="336" w:lineRule="auto" w:after="180"/>
+      </w:pPr>
+      <w:r>
+        <w:rPr>
+          <w:b w:val="0"/>
+        </w:rPr>
+        <w:t xml:space="preserve">Teacher prompt: Point to each numbered stage and explain which recorded </w:t>
+      </w:r>
+      <w:r>
+        <w:rPr>
+          <w:b/>
+        </w:rPr>
+        <w:t>input</w:t>
+      </w:r>
+      <w:r>
+        <w:rPr>
+          <w:b w:val="0"/>
+        </w:rPr>
+        <w:t xml:space="preserve"> it uses. Ask learners to describe one label or arrow in ordinary words. Use the adjacent transcript if the image is difficult to see.</w:t>
       </w:r>
     </w:p>
     <w:p>
       <w:pPr>
-        <w:spacing w:line="336" w:lineRule="auto" w:after="180"/>
-        <w:shd w:fill="F1F6F8"/>
-      </w:pPr>
-      <w:r>
-        <w:rPr>
-          <w:b w:val="0"/>
-        </w:rPr>
-        <w:t xml:space="preserve">Teacher prompt: Point to each numbered stage and explain which recorded </w:t>
-      </w:r>
-      <w:r>
-        <w:rPr>
-          <w:b/>
-        </w:rPr>
-        <w:t>input</w:t>
-      </w:r>
-      <w:r>
-        <w:rPr>
-          <w:b w:val="0"/>
-        </w:rPr>
-        <w:t xml:space="preserve"> it uses. Ask learners to describe one label or arrow in ordinary words. Use the adjacent transcript if the image is difficult to see.</w:t>
-      </w:r>
-    </w:p>
-    <w:p>
-      <w:pPr>
-        <w:pStyle w:val="Heading3"/>
+        <w:pStyle w:val="Heading2"/>
       </w:pPr>
       <w:r>
         <w:t>03. Trainable parameter count</w:t>
@@ -5911,7 +6312,7 @@
         <w:drawing>
           <wp:inline xmlns:a="http://schemas.openxmlformats.org/drawingml/2006/main" xmlns:pic="http://schemas.openxmlformats.org/drawingml/2006/picture">
             <wp:extent cx="5486400" cy="3096768"/>
-            <wp:docPr id="5" name="Picture 5" descr="Trainable parameter count. input to hidden: weights = 6, biases = 3, total = 9. hidden to output: weights = 3, biases = 1, total = 4."/>
+            <wp:docPr id="6" name="Picture 6" descr="Trainable parameter count. input to hidden: weights = 6, biases = 3, total = 9. hidden to output: weights = 3, biases = 1, total = 4."/>
             <wp:cNvGraphicFramePr>
               <a:graphicFrameLocks noChangeAspect="1"/>
             </wp:cNvGraphicFramePr>
@@ -5992,7 +6393,6 @@
     <w:p>
       <w:pPr>
         <w:spacing w:line="336" w:lineRule="auto" w:after="180"/>
-        <w:shd w:fill="F5F1FB"/>
       </w:pPr>
       <w:r>
         <w:rPr>
@@ -6003,39 +6403,29 @@
     </w:p>
     <w:p>
       <w:pPr>
-        <w:pStyle w:val="Heading3"/>
-      </w:pPr>
-      <w:r>
-        <w:t>Discuss while showing the picture</w:t>
+        <w:spacing w:line="336" w:lineRule="auto" w:after="180"/>
+      </w:pPr>
+      <w:r>
+        <w:rPr>
+          <w:b w:val="0"/>
+        </w:rPr>
+        <w:t>Teacher prompt: Read the labels and values. Explain the relationship the model shows. Ask learners to describe one label or arrow in ordinary words. Use the adjacent transcript if the image is difficult to see.</w:t>
       </w:r>
     </w:p>
     <w:p>
       <w:pPr>
         <w:spacing w:line="336" w:lineRule="auto" w:after="180"/>
-        <w:shd w:fill="F1F6F8"/>
-      </w:pPr>
-      <w:r>
-        <w:rPr>
-          <w:b w:val="0"/>
-        </w:rPr>
-        <w:t>Teacher prompt: Read the labels and values. Explain the relationship the model shows. Ask learners to describe one label or arrow in ordinary words. Use the adjacent transcript if the image is difficult to see.</w:t>
+      </w:pPr>
+      <w:r>
+        <w:rPr>
+          <w:b w:val="0"/>
+        </w:rPr>
+        <w:t>Check row/column meanings, units and denominators before discussing a difference. Supplied toy values are not real class or model results.</w:t>
       </w:r>
     </w:p>
     <w:p>
       <w:pPr>
-        <w:spacing w:line="336" w:lineRule="auto" w:after="180"/>
-        <w:shd w:fill="F1F6F8"/>
-      </w:pPr>
-      <w:r>
-        <w:rPr>
-          <w:b w:val="0"/>
-        </w:rPr>
-        <w:t>Check row/column meanings, units and denominators before discussing a difference. Supplied toy values are not real class or model results.</w:t>
-      </w:r>
-    </w:p>
-    <w:p>
-      <w:pPr>
-        <w:pStyle w:val="Heading3"/>
+        <w:pStyle w:val="Heading2"/>
       </w:pPr>
       <w:r>
         <w:t>04. Change one thing. Trace what follows.</w:t>
@@ -6046,7 +6436,7 @@
         <w:drawing>
           <wp:inline xmlns:a="http://schemas.openxmlformats.org/drawingml/2006/main" xmlns:pic="http://schemas.openxmlformats.org/drawingml/2006/picture">
             <wp:extent cx="5486400" cy="3026664"/>
-            <wp:docPr id="6" name="Picture 6" descr="Original case: Total trainable parameters=9+4=13; ReLU adds no parameters here. Changed condition: Increase hidden width from 3 to4. Expected result: First layer 12 parameters; output layer 5; total 17. Reason: Each new hidden unit adds 2 input weights, 1 hidden bias and 1 outgoing weight."/>
+            <wp:docPr id="7" name="Picture 7" descr="Original case: Total trainable parameters=9+4=13; ReLU adds no parameters here. Changed condition: Increase hidden width from 3 to4. Expected result: First layer 12 parameters; output layer 5; total 17. Reason: Each new hidden unit adds 2 input weights, 1 hidden bias and 1 outgoing weight."/>
             <wp:cNvGraphicFramePr>
               <a:graphicFrameLocks noChangeAspect="1"/>
             </wp:cNvGraphicFramePr>
@@ -6162,7 +6552,6 @@
     <w:p>
       <w:pPr>
         <w:spacing w:line="336" w:lineRule="auto" w:after="180"/>
-        <w:shd w:fill="F5F1FB"/>
       </w:pPr>
       <w:r>
         <w:rPr>
@@ -6173,51 +6562,41 @@
     </w:p>
     <w:p>
       <w:pPr>
-        <w:pStyle w:val="Heading3"/>
-      </w:pPr>
-      <w:r>
-        <w:t>Discuss while showing the picture</w:t>
+        <w:spacing w:line="336" w:lineRule="auto" w:after="180"/>
+      </w:pPr>
+      <w:r>
+        <w:rPr>
+          <w:b w:val="0"/>
+        </w:rPr>
+        <w:t>Teacher prompt: Predict before checking the worked changed-case result. Name what changed and what the supplied facts allow you to conclude. Ask learners to describe one label or arrow in ordinary words.</w:t>
       </w:r>
     </w:p>
     <w:p>
       <w:pPr>
         <w:spacing w:line="336" w:lineRule="auto" w:after="180"/>
-        <w:shd w:fill="F1F6F8"/>
-      </w:pPr>
-      <w:r>
-        <w:rPr>
-          <w:b w:val="0"/>
-        </w:rPr>
-        <w:t>Teacher prompt: Predict before checking the worked changed-case result. Name what changed and what the supplied facts allow you to conclude. Ask learners to describe one label or arrow in ordinary words.</w:t>
+      </w:pPr>
+      <w:r>
+        <w:rPr>
+          <w:b w:val="0"/>
+        </w:rPr>
+        <w:t xml:space="preserve">Use the adjacent transcript if the image is difficult to see. Changed-case reasoning: Each new hidden unit adds 2 </w:t>
+      </w:r>
+      <w:r>
+        <w:rPr>
+          <w:b/>
+        </w:rPr>
+        <w:t>input</w:t>
+      </w:r>
+      <w:r>
+        <w:rPr>
+          <w:b w:val="0"/>
+        </w:rPr>
+        <w:t xml:space="preserve"> weights, 1 hidden bias and 1 outgoing weight.</w:t>
       </w:r>
     </w:p>
     <w:p>
       <w:pPr>
-        <w:spacing w:line="336" w:lineRule="auto" w:after="180"/>
-        <w:shd w:fill="F1F6F8"/>
-      </w:pPr>
-      <w:r>
-        <w:rPr>
-          <w:b w:val="0"/>
-        </w:rPr>
-        <w:t xml:space="preserve">Use the adjacent transcript if the image is difficult to see. Changed-case reasoning: Each new hidden unit adds 2 </w:t>
-      </w:r>
-      <w:r>
-        <w:rPr>
-          <w:b/>
-        </w:rPr>
-        <w:t>input</w:t>
-      </w:r>
-      <w:r>
-        <w:rPr>
-          <w:b w:val="0"/>
-        </w:rPr>
-        <w:t xml:space="preserve"> weights, 1 hidden bias and 1 outgoing weight.</w:t>
-      </w:r>
-    </w:p>
-    <w:p>
-      <w:pPr>
-        <w:pStyle w:val="Heading3"/>
+        <w:pStyle w:val="Heading2"/>
       </w:pPr>
       <w:r>
         <w:t>05. Connect the explanation to its limit</w:t>
@@ -6228,7 +6607,7 @@
         <w:drawing>
           <wp:inline xmlns:a="http://schemas.openxmlformats.org/drawingml/2006/main" xmlns:pic="http://schemas.openxmlformats.org/drawingml/2006/picture">
             <wp:extent cx="5486400" cy="2941320"/>
-            <wp:docPr id="7" name="Picture 7" descr="Count one weight for each input-to-unit connection and one bias for each receiving unit. Two inputs connecting to three hidden units make six weights. The three hidden outputs connect to one output unit through three more weights. ReLU applies a fixed function and adds no adjustable parameter here. Architecture determines the connection pattern; learned values occupy those connections. Limit: Parameter count describes capacity and storage structure, not accuracy, intelligence or guaranteed generalisation."/>
+            <wp:docPr id="8" name="Picture 8" descr="Count one weight for each input-to-unit connection and one bias for each receiving unit. Two inputs connecting to three hidden units make six weights. The three hidden outputs connect to one output unit through three more weights. ReLU applies a fixed function and adds no adjustable parameter here. Architecture determines the connection pattern; learned values occupy those connections. Limit: Parameter count describes capacity and storage structure, not accuracy, intelligence or guaranteed generalisation."/>
             <wp:cNvGraphicFramePr>
               <a:graphicFrameLocks noChangeAspect="1"/>
             </wp:cNvGraphicFramePr>
@@ -6373,7 +6752,6 @@
     <w:p>
       <w:pPr>
         <w:spacing w:line="336" w:lineRule="auto" w:after="180"/>
-        <w:shd w:fill="F5F1FB"/>
       </w:pPr>
       <w:r>
         <w:rPr>
@@ -6384,51 +6762,41 @@
     </w:p>
     <w:p>
       <w:pPr>
-        <w:pStyle w:val="Heading3"/>
-      </w:pPr>
-      <w:r>
-        <w:t>Discuss while showing the picture</w:t>
+        <w:spacing w:line="336" w:lineRule="auto" w:after="180"/>
+      </w:pPr>
+      <w:r>
+        <w:rPr>
+          <w:b w:val="0"/>
+        </w:rPr>
+        <w:t>Teacher prompt: Explain the case, then point to a limit on the claim. Ask learners to describe one label or arrow in ordinary words. Use the adjacent transcript if the image is difficult to see.</w:t>
       </w:r>
     </w:p>
     <w:p>
       <w:pPr>
         <w:spacing w:line="336" w:lineRule="auto" w:after="180"/>
-        <w:shd w:fill="F1F6F8"/>
-      </w:pPr>
-      <w:r>
-        <w:rPr>
-          <w:b w:val="0"/>
-        </w:rPr>
-        <w:t>Teacher prompt: Explain the case, then point to a limit on the claim. Ask learners to describe one label or arrow in ordinary words. Use the adjacent transcript if the image is difficult to see.</w:t>
+      </w:pPr>
+      <w:r>
+        <w:rPr>
+          <w:b w:val="0"/>
+        </w:rPr>
+        <w:t xml:space="preserve">Keep the stated scope: </w:t>
+      </w:r>
+      <w:r>
+        <w:rPr>
+          <w:b/>
+        </w:rPr>
+        <w:t>Parameter</w:t>
+      </w:r>
+      <w:r>
+        <w:rPr>
+          <w:b w:val="0"/>
+        </w:rPr>
+        <w:t xml:space="preserve"> count describes capacity and storage structure, not accuracy, intelligence or guaranteed generalisation.</w:t>
       </w:r>
     </w:p>
     <w:p>
       <w:pPr>
-        <w:spacing w:line="336" w:lineRule="auto" w:after="180"/>
-        <w:shd w:fill="F1F6F8"/>
-      </w:pPr>
-      <w:r>
-        <w:rPr>
-          <w:b w:val="0"/>
-        </w:rPr>
-        <w:t xml:space="preserve">Keep the stated scope: </w:t>
-      </w:r>
-      <w:r>
-        <w:rPr>
-          <w:b/>
-        </w:rPr>
-        <w:t>Parameter</w:t>
-      </w:r>
-      <w:r>
-        <w:rPr>
-          <w:b w:val="0"/>
-        </w:rPr>
-        <w:t xml:space="preserve"> count describes capacity and storage structure, not accuracy, intelligence or guaranteed generalisation.</w:t>
-      </w:r>
-    </w:p>
-    <w:p>
-      <w:pPr>
-        <w:pStyle w:val="Heading3"/>
+        <w:pStyle w:val="Heading2"/>
       </w:pPr>
       <w:r>
         <w:t>06. Make the idea visible in your project</w:t>
@@ -6439,7 +6807,7 @@
         <w:drawing>
           <wp:inline xmlns:a="http://schemas.openxmlformats.org/drawingml/2006/main" xmlns:pic="http://schemas.openxmlformats.org/drawingml/2006/picture">
             <wp:extent cx="5486400" cy="3681984"/>
-            <wp:docPr id="8" name="Picture 8" descr="For your Image-pattern Network Investigation, save the input, procedure, observed result and limitation of this check. Label this worked example as practice; use a different, previously unreviewed case when checking independent understanding. Draw your input, deciding step, result and limit. Supported question: How many new parameters did that one hidden unit add? Point to the relevant step in the picture, then write the changed result and the rule or evidence that supports it."/>
+            <wp:docPr id="9" name="Picture 9" descr="For your Image-pattern Network Investigation, save the input, procedure, observed result and limitation of this check. Label this worked example as practice; use a different, previously unreviewed case when checking independent understanding. Draw your input, deciding step, result and limit. Supported question: How many new parameters did that one hidden unit add? Point to the relevant step in the picture, then write the changed result and the rule or evidence that supports it."/>
             <wp:cNvGraphicFramePr>
               <a:graphicFrameLocks noChangeAspect="1"/>
             </wp:cNvGraphicFramePr>
@@ -6554,7 +6922,6 @@
     <w:p>
       <w:pPr>
         <w:spacing w:line="336" w:lineRule="auto" w:after="180"/>
-        <w:shd w:fill="F5F1FB"/>
       </w:pPr>
       <w:r>
         <w:rPr>
@@ -6577,106 +6944,174 @@
     </w:p>
     <w:p>
       <w:pPr>
-        <w:pStyle w:val="Heading3"/>
-      </w:pPr>
-      <w:r>
-        <w:t>Discuss while showing the picture</w:t>
+        <w:spacing w:line="336" w:lineRule="auto" w:after="180"/>
+      </w:pPr>
+      <w:r>
+        <w:rPr>
+          <w:b w:val="0"/>
+        </w:rPr>
+        <w:t xml:space="preserve">Teacher prompt: Draw your project trace and justify the deciding step using </w:t>
+      </w:r>
+      <w:r>
+        <w:rPr>
+          <w:b/>
+        </w:rPr>
+        <w:t>evidence</w:t>
+      </w:r>
+      <w:r>
+        <w:rPr>
+          <w:b w:val="0"/>
+        </w:rPr>
+        <w:t>. Ask learners to describe one label or arrow in ordinary words. Use the adjacent transcript if the image is difficult to see.</w:t>
       </w:r>
     </w:p>
     <w:p>
       <w:pPr>
         <w:spacing w:line="336" w:lineRule="auto" w:after="180"/>
-        <w:shd w:fill="F1F6F8"/>
-      </w:pPr>
-      <w:r>
-        <w:rPr>
-          <w:b w:val="0"/>
-        </w:rPr>
-        <w:t xml:space="preserve">Teacher prompt: Draw your project trace and justify the deciding step using </w:t>
+      </w:pPr>
+      <w:r>
+        <w:rPr>
+          <w:b w:val="0"/>
+        </w:rPr>
+        <w:t xml:space="preserve">Supported practice key: Four. The total changes from 13 to17, while the single </w:t>
       </w:r>
       <w:r>
         <w:rPr>
           <w:b/>
         </w:rPr>
-        <w:t>evidence</w:t>
-      </w:r>
-      <w:r>
-        <w:rPr>
-          <w:b w:val="0"/>
-        </w:rPr>
-        <w:t>. Ask learners to describe one label or arrow in ordinary words. Use the adjacent transcript if the image is difficult to see.</w:t>
+        <w:t>output</w:t>
+      </w:r>
+      <w:r>
+        <w:rPr>
+          <w:b w:val="0"/>
+        </w:rPr>
+        <w:t xml:space="preserve"> bias is not duplicated. Changed-case check: First layer 12 </w:t>
+      </w:r>
+      <w:r>
+        <w:rPr>
+          <w:b/>
+        </w:rPr>
+        <w:t>parameter</w:t>
+      </w:r>
+      <w:r>
+        <w:rPr>
+          <w:b w:val="0"/>
+        </w:rPr>
+        <w:t xml:space="preserve">s; </w:t>
+      </w:r>
+      <w:r>
+        <w:rPr>
+          <w:b/>
+        </w:rPr>
+        <w:t>output</w:t>
+      </w:r>
+      <w:r>
+        <w:rPr>
+          <w:b w:val="0"/>
+        </w:rPr>
+        <w:t xml:space="preserve"> layer 5; total 17.</w:t>
       </w:r>
     </w:p>
     <w:p>
       <w:pPr>
         <w:spacing w:line="336" w:lineRule="auto" w:after="180"/>
-        <w:shd w:fill="F1F6F8"/>
-      </w:pPr>
-      <w:r>
-        <w:rPr>
-          <w:b w:val="0"/>
-        </w:rPr>
-        <w:t xml:space="preserve">Supported practice key: Four. The total changes from 13 to17, while the single </w:t>
+      </w:pPr>
+      <w:r>
+        <w:rPr>
+          <w:b w:val="0"/>
+        </w:rPr>
+        <w:t xml:space="preserve">Each new hidden unit adds 2 </w:t>
       </w:r>
       <w:r>
         <w:rPr>
           <w:b/>
         </w:rPr>
-        <w:t>output</w:t>
-      </w:r>
-      <w:r>
-        <w:rPr>
-          <w:b w:val="0"/>
-        </w:rPr>
-        <w:t xml:space="preserve"> bias is not duplicated. Changed-case check: First layer 12 </w:t>
-      </w:r>
-      <w:r>
-        <w:rPr>
-          <w:b/>
-        </w:rPr>
-        <w:t>parameter</w:t>
-      </w:r>
-      <w:r>
-        <w:rPr>
-          <w:b w:val="0"/>
-        </w:rPr>
-        <w:t xml:space="preserve">s; </w:t>
-      </w:r>
-      <w:r>
-        <w:rPr>
-          <w:b/>
-        </w:rPr>
-        <w:t>output</w:t>
-      </w:r>
-      <w:r>
-        <w:rPr>
-          <w:b w:val="0"/>
-        </w:rPr>
-        <w:t xml:space="preserve"> layer 5; total 17.</w:t>
+        <w:t>input</w:t>
+      </w:r>
+      <w:r>
+        <w:rPr>
+          <w:b w:val="0"/>
+        </w:rPr>
+        <w:t xml:space="preserve"> weights, 1 hidden bias and 1 outgoing weight.</w:t>
       </w:r>
     </w:p>
     <w:p>
       <w:pPr>
+        <w:pStyle w:val="Heading2"/>
+      </w:pPr>
+      <w:r>
+        <w:t>Earlier wording, alternatives and picture transcripts · reference / check after trying</w:t>
+      </w:r>
+    </w:p>
+    <w:p>
+      <w:pPr>
         <w:spacing w:line="336" w:lineRule="auto" w:after="180"/>
-        <w:shd w:fill="F1F6F8"/>
-      </w:pPr>
-      <w:r>
-        <w:rPr>
-          <w:b w:val="0"/>
-        </w:rPr>
-        <w:t xml:space="preserve">Each new hidden unit adds 2 </w:t>
+      </w:pPr>
+      <w:r>
+        <w:rPr>
+          <w:b w:val="0"/>
+        </w:rPr>
+        <w:t xml:space="preserve">Use one picture at a time. Hide a worked result before asking for a </w:t>
       </w:r>
       <w:r>
         <w:rPr>
           <w:b/>
         </w:rPr>
-        <w:t>input</w:t>
-      </w:r>
-      <w:r>
-        <w:rPr>
-          <w:b w:val="0"/>
-        </w:rPr>
-        <w:t xml:space="preserve"> weights, 1 hidden bias and 1 outgoing weight.</w:t>
+        <w:t>prediction</w:t>
+      </w:r>
+      <w:r>
+        <w:rPr>
+          <w:b w:val="0"/>
+        </w:rPr>
+        <w:t>, then reveal it for feedback. These are supported teaching cases; retain the separate independent assessment for a fresh first attempt.</w:t>
+      </w:r>
+    </w:p>
+    <w:p>
+      <w:pPr>
+        <w:pStyle w:val="Heading3"/>
+      </w:pPr>
+      <w:r>
+        <w:t>01. Parameters and architecture: the case</w:t>
+      </w:r>
+    </w:p>
+    <w:p>
+      <w:pPr>
+        <w:pStyle w:val="Heading3"/>
+      </w:pPr>
+      <w:r>
+        <w:t>02. Follow the deciding steps</w:t>
+      </w:r>
+    </w:p>
+    <w:p>
+      <w:pPr>
+        <w:pStyle w:val="Heading3"/>
+      </w:pPr>
+      <w:r>
+        <w:t>03. Trainable parameter count</w:t>
+      </w:r>
+    </w:p>
+    <w:p>
+      <w:pPr>
+        <w:pStyle w:val="Heading3"/>
+      </w:pPr>
+      <w:r>
+        <w:t>04. Change one thing. Trace what follows.</w:t>
+      </w:r>
+    </w:p>
+    <w:p>
+      <w:pPr>
+        <w:pStyle w:val="Heading3"/>
+      </w:pPr>
+      <w:r>
+        <w:t>05. Connect the explanation to its limit</w:t>
+      </w:r>
+    </w:p>
+    <w:p>
+      <w:pPr>
+        <w:pStyle w:val="Heading3"/>
+      </w:pPr>
+      <w:r>
+        <w:t>06. Make the idea visible in your project</w:t>
       </w:r>
     </w:p>
     <w:sectPr>
